--- a/CV_Pradhan_Prashid.docx
+++ b/CV_Pradhan_Prashid.docx
@@ -207,6 +207,48 @@
     <w:p/>
     <w:p>
       <w:pPr>
+        <w:rPr>
+          <w:rFonts w:ascii="Times New Roman" w:hAnsi="Times New Roman" w:cs="Times New Roman"/>
+          <w:sz w:val="20"/>
+          <w:szCs w:val="20"/>
+        </w:rPr>
+      </w:pPr>
+      <w:r>
+        <w:rPr>
+          <w:rFonts w:ascii="Times New Roman" w:hAnsi="Times New Roman" w:cs="Times New Roman"/>
+          <w:sz w:val="20"/>
+          <w:szCs w:val="20"/>
+        </w:rPr>
+        <w:t xml:space="preserve">Data Analyst/Annotator with a background in software, databases, and web applications. Experienced in AI data workflows and analysis, with ongoing hands-on work in SQL, coding, personal web projects, and small UI </w:t>
+      </w:r>
+      <w:r>
+        <w:rPr>
+          <w:rFonts w:ascii="Times New Roman" w:hAnsi="Times New Roman" w:cs="Times New Roman"/>
+          <w:sz w:val="20"/>
+          <w:szCs w:val="20"/>
+        </w:rPr>
+        <w:t>builds. Also</w:t>
+      </w:r>
+      <w:r>
+        <w:rPr>
+          <w:rFonts w:ascii="Times New Roman" w:hAnsi="Times New Roman" w:cs="Times New Roman"/>
+          <w:sz w:val="20"/>
+          <w:szCs w:val="20"/>
+        </w:rPr>
+        <w:t xml:space="preserve"> experienced in basic graphic design, including logos and pamphlets. Highly eager to grow in technical roles and quick adaptability learner.</w:t>
+      </w:r>
+    </w:p>
+    <w:p>
+      <w:pPr>
+        <w:rPr>
+          <w:rFonts w:ascii="Times New Roman" w:hAnsi="Times New Roman" w:cs="Times New Roman"/>
+          <w:sz w:val="20"/>
+          <w:szCs w:val="20"/>
+        </w:rPr>
+      </w:pPr>
+    </w:p>
+    <w:p>
+      <w:pPr>
         <w:pStyle w:val="Quote"/>
         <w:ind w:left="0" w:firstLine="0"/>
         <w:jc w:val="left"/>
@@ -234,72 +276,6 @@
           <w:szCs w:val="28"/>
           <w:u w:val="single"/>
         </w:rPr>
-        <w:t xml:space="preserve">Objective </w:t>
-      </w:r>
-    </w:p>
-    <w:p>
-      <w:pPr>
-        <w:rPr>
-          <w:rFonts w:ascii="Times New Roman" w:hAnsi="Times New Roman" w:cs="Times New Roman"/>
-          <w:color w:val="auto"/>
-          <w:sz w:val="22"/>
-        </w:rPr>
-      </w:pPr>
-      <w:r>
-        <w:rPr>
-          <w:rFonts w:ascii="Times New Roman" w:hAnsi="Times New Roman" w:cs="Times New Roman"/>
-          <w:color w:val="auto"/>
-          <w:sz w:val="22"/>
-        </w:rPr>
-        <w:t>To secure a prominent position within the Information Technology sector, leveraging my skills and enthusiasm to contribute meaningfully and Also Committed to collaborating with dynamic teams to tackle complex challenges and drive business success</w:t>
-      </w:r>
-      <w:r>
-        <w:rPr>
-          <w:rFonts w:ascii="Times New Roman" w:hAnsi="Times New Roman" w:cs="Times New Roman"/>
-          <w:color w:val="auto"/>
-          <w:sz w:val="22"/>
-        </w:rPr>
-        <w:t xml:space="preserve">. </w:t>
-      </w:r>
-    </w:p>
-    <w:p>
-      <w:pPr>
-        <w:rPr>
-          <w:rFonts w:ascii="Times New Roman" w:hAnsi="Times New Roman" w:cs="Times New Roman"/>
-          <w:color w:val="auto"/>
-          <w:sz w:val="22"/>
-        </w:rPr>
-      </w:pPr>
-    </w:p>
-    <w:p>
-      <w:pPr>
-        <w:pStyle w:val="Quote"/>
-        <w:ind w:left="0" w:firstLine="0"/>
-        <w:jc w:val="left"/>
-        <w:rPr>
-          <w:rFonts w:ascii="Times New Roman" w:hAnsi="Times New Roman" w:cs="Times New Roman"/>
-          <w:b/>
-          <w:bCs/>
-          <w:i w:val="0"/>
-          <w:iCs w:val="0"/>
-          <w:color w:val="auto"/>
-          <w:sz w:val="28"/>
-          <w:szCs w:val="28"/>
-          <w:u w:val="single"/>
-        </w:rPr>
-      </w:pPr>
-      <w:r>
-        <w:rPr>
-          <w:rFonts w:ascii="Times New Roman" w:hAnsi="Times New Roman" w:cs="Times New Roman"/>
-          <w:b/>
-          <w:bCs/>
-          <w:i w:val="0"/>
-          <w:iCs w:val="0"/>
-          <w:color w:val="auto"/>
-          <w:sz w:val="28"/>
-          <w:szCs w:val="28"/>
-          <w:u w:val="single"/>
-        </w:rPr>
         <w:t>Education</w:t>
       </w:r>
     </w:p>
@@ -308,7 +284,7 @@
         <w:pStyle w:val="Quote"/>
         <w:numPr>
           <w:ilvl w:val="0"/>
-          <w:numId w:val="35"/>
+          <w:numId w:val="18"/>
         </w:numPr>
         <w:ind w:right="-87"/>
         <w:jc w:val="left"/>
@@ -330,128 +306,7 @@
           <w:sz w:val="24"/>
           <w:szCs w:val="24"/>
         </w:rPr>
-        <w:t>BSc</w:t>
-      </w:r>
-      <w:r>
-        <w:rPr>
-          <w:rFonts w:ascii="Times New Roman" w:hAnsi="Times New Roman" w:cs="Times New Roman"/>
-          <w:i w:val="0"/>
-          <w:iCs w:val="0"/>
-          <w:color w:val="auto"/>
-          <w:sz w:val="24"/>
-          <w:szCs w:val="24"/>
-        </w:rPr>
-        <w:t xml:space="preserve"> (Hons)</w:t>
-      </w:r>
-      <w:r>
-        <w:rPr>
-          <w:rFonts w:ascii="Times New Roman" w:hAnsi="Times New Roman" w:cs="Times New Roman"/>
-          <w:i w:val="0"/>
-          <w:iCs w:val="0"/>
-          <w:color w:val="auto"/>
-          <w:sz w:val="24"/>
-          <w:szCs w:val="24"/>
-        </w:rPr>
-        <w:t xml:space="preserve"> </w:t>
-      </w:r>
-      <w:r>
-        <w:rPr>
-          <w:rFonts w:ascii="Times New Roman" w:hAnsi="Times New Roman" w:cs="Times New Roman"/>
-          <w:i w:val="0"/>
-          <w:iCs w:val="0"/>
-          <w:color w:val="auto"/>
-          <w:sz w:val="24"/>
-          <w:szCs w:val="24"/>
-        </w:rPr>
-        <w:t>Computing | 2013</w:t>
-      </w:r>
-      <w:r>
-        <w:rPr>
-          <w:rFonts w:ascii="Times New Roman" w:hAnsi="Times New Roman" w:cs="Times New Roman"/>
-          <w:i w:val="0"/>
-          <w:iCs w:val="0"/>
-          <w:color w:val="auto"/>
-          <w:sz w:val="24"/>
-          <w:szCs w:val="24"/>
-        </w:rPr>
-        <w:t>-</w:t>
-      </w:r>
-      <w:r>
-        <w:rPr>
-          <w:rFonts w:ascii="Times New Roman" w:hAnsi="Times New Roman" w:cs="Times New Roman"/>
-          <w:i w:val="0"/>
-          <w:iCs w:val="0"/>
-          <w:color w:val="auto"/>
-          <w:sz w:val="24"/>
-          <w:szCs w:val="24"/>
-        </w:rPr>
-        <w:t>2017</w:t>
-      </w:r>
-      <w:r>
-        <w:rPr>
-          <w:rFonts w:ascii="Times New Roman" w:hAnsi="Times New Roman" w:cs="Times New Roman"/>
-          <w:i w:val="0"/>
-          <w:iCs w:val="0"/>
-          <w:color w:val="auto"/>
-          <w:sz w:val="24"/>
-          <w:szCs w:val="24"/>
-        </w:rPr>
-        <w:t xml:space="preserve"> | </w:t>
-      </w:r>
-      <w:r>
-        <w:rPr>
-          <w:rFonts w:ascii="Times New Roman" w:hAnsi="Times New Roman" w:cs="Times New Roman"/>
-          <w:i w:val="0"/>
-          <w:iCs w:val="0"/>
-          <w:color w:val="auto"/>
-          <w:sz w:val="24"/>
-          <w:szCs w:val="24"/>
-        </w:rPr>
-        <w:t xml:space="preserve">Leeds Beckett </w:t>
-      </w:r>
-      <w:r>
-        <w:rPr>
-          <w:rFonts w:ascii="Times New Roman" w:hAnsi="Times New Roman" w:cs="Times New Roman"/>
-          <w:i w:val="0"/>
-          <w:iCs w:val="0"/>
-          <w:color w:val="auto"/>
-          <w:sz w:val="24"/>
-          <w:szCs w:val="24"/>
-        </w:rPr>
-        <w:t>University (</w:t>
-      </w:r>
-      <w:r>
-        <w:rPr>
-          <w:rFonts w:ascii="Times New Roman" w:hAnsi="Times New Roman" w:cs="Times New Roman"/>
-          <w:i w:val="0"/>
-          <w:iCs w:val="0"/>
-          <w:color w:val="auto"/>
-          <w:sz w:val="24"/>
-          <w:szCs w:val="24"/>
-        </w:rPr>
-        <w:t>The British</w:t>
-      </w:r>
-      <w:r>
-        <w:rPr>
-          <w:rFonts w:ascii="Times New Roman" w:hAnsi="Times New Roman" w:cs="Times New Roman"/>
-          <w:i w:val="0"/>
-          <w:iCs w:val="0"/>
-          <w:color w:val="auto"/>
-          <w:sz w:val="24"/>
-          <w:szCs w:val="24"/>
-        </w:rPr>
-        <w:t xml:space="preserve"> </w:t>
-      </w:r>
-      <w:r>
-        <w:rPr>
-          <w:rFonts w:ascii="Times New Roman" w:hAnsi="Times New Roman" w:cs="Times New Roman"/>
-          <w:i w:val="0"/>
-          <w:iCs w:val="0"/>
-          <w:color w:val="auto"/>
-          <w:sz w:val="24"/>
-          <w:szCs w:val="24"/>
-        </w:rPr>
-        <w:t>College)</w:t>
+        <w:t>BSc (Hons) Computing | 2013-2017 | Leeds Beckett University (The British College)</w:t>
       </w:r>
     </w:p>
     <w:p>
@@ -459,7 +314,63 @@
         <w:pStyle w:val="Quote"/>
         <w:numPr>
           <w:ilvl w:val="1"/>
-          <w:numId w:val="35"/>
+          <w:numId w:val="18"/>
+        </w:numPr>
+        <w:ind w:left="1080" w:right="-87" w:hanging="270"/>
+        <w:jc w:val="left"/>
+        <w:rPr>
+          <w:rFonts w:ascii="Times New Roman" w:hAnsi="Times New Roman" w:cs="Times New Roman"/>
+          <w:i w:val="0"/>
+          <w:iCs w:val="0"/>
+          <w:color w:val="auto"/>
+          <w:sz w:val="22"/>
+        </w:rPr>
+      </w:pPr>
+      <w:r>
+        <w:rPr>
+          <w:rFonts w:ascii="Times New Roman" w:hAnsi="Times New Roman" w:cs="Times New Roman"/>
+          <w:i w:val="0"/>
+          <w:iCs w:val="0"/>
+          <w:color w:val="auto"/>
+          <w:sz w:val="22"/>
+        </w:rPr>
+        <w:t>Electives: Advance Database and Advance Software Engineering</w:t>
+      </w:r>
+    </w:p>
+    <w:p>
+      <w:pPr>
+        <w:pStyle w:val="Quote"/>
+        <w:numPr>
+          <w:ilvl w:val="1"/>
+          <w:numId w:val="18"/>
+        </w:numPr>
+        <w:ind w:left="1080" w:right="-87" w:hanging="270"/>
+        <w:jc w:val="left"/>
+        <w:rPr>
+          <w:rFonts w:ascii="Times New Roman" w:hAnsi="Times New Roman" w:cs="Times New Roman"/>
+          <w:i w:val="0"/>
+          <w:iCs w:val="0"/>
+          <w:color w:val="auto"/>
+          <w:sz w:val="22"/>
+        </w:rPr>
+      </w:pPr>
+      <w:r>
+        <w:rPr>
+          <w:rFonts w:ascii="Times New Roman" w:hAnsi="Times New Roman" w:cs="Times New Roman"/>
+          <w:i w:val="0"/>
+          <w:iCs w:val="0"/>
+          <w:color w:val="auto"/>
+          <w:sz w:val="22"/>
+        </w:rPr>
+        <w:t>Upper Second-Class Honors</w:t>
+      </w:r>
+    </w:p>
+    <w:p>
+      <w:pPr>
+        <w:pStyle w:val="Quote"/>
+        <w:numPr>
+          <w:ilvl w:val="0"/>
+          <w:numId w:val="18"/>
         </w:numPr>
         <w:ind w:right="-87"/>
         <w:jc w:val="left"/>
@@ -468,7 +379,8 @@
           <w:i w:val="0"/>
           <w:iCs w:val="0"/>
           <w:color w:val="auto"/>
-          <w:sz w:val="22"/>
+          <w:sz w:val="24"/>
+          <w:szCs w:val="24"/>
         </w:rPr>
       </w:pPr>
       <w:r>
@@ -477,39 +389,10 @@
           <w:i w:val="0"/>
           <w:iCs w:val="0"/>
           <w:color w:val="auto"/>
-          <w:sz w:val="22"/>
-        </w:rPr>
-        <w:t xml:space="preserve">Electives: </w:t>
-      </w:r>
-      <w:r>
-        <w:rPr>
-          <w:rFonts w:ascii="Times New Roman" w:hAnsi="Times New Roman" w:cs="Times New Roman"/>
-          <w:i w:val="0"/>
-          <w:iCs w:val="0"/>
-          <w:color w:val="auto"/>
-          <w:sz w:val="22"/>
-        </w:rPr>
-        <w:t xml:space="preserve">Advance Database </w:t>
-      </w:r>
-      <w:r>
-        <w:rPr>
-          <w:rFonts w:ascii="Times New Roman" w:hAnsi="Times New Roman" w:cs="Times New Roman"/>
-          <w:i w:val="0"/>
-          <w:iCs w:val="0"/>
-          <w:color w:val="auto"/>
-          <w:sz w:val="22"/>
-        </w:rPr>
-        <w:t xml:space="preserve">and </w:t>
-      </w:r>
-      <w:r>
-        <w:rPr>
-          <w:rFonts w:ascii="Times New Roman" w:hAnsi="Times New Roman" w:cs="Times New Roman"/>
-          <w:i w:val="0"/>
-          <w:iCs w:val="0"/>
-          <w:color w:val="auto"/>
-          <w:sz w:val="22"/>
-        </w:rPr>
-        <w:t>Advance Software Engineering</w:t>
+          <w:sz w:val="24"/>
+          <w:szCs w:val="24"/>
+        </w:rPr>
+        <w:t>HIGHER SECONDARY EDUCATION BOARD (HSEB), Management | 2011-2012 | SOS Hermann Gmeiner Kavre</w:t>
       </w:r>
     </w:p>
     <w:p>
@@ -517,7 +400,35 @@
         <w:pStyle w:val="Quote"/>
         <w:numPr>
           <w:ilvl w:val="1"/>
-          <w:numId w:val="35"/>
+          <w:numId w:val="18"/>
+        </w:numPr>
+        <w:ind w:left="1080" w:right="-87" w:hanging="270"/>
+        <w:jc w:val="left"/>
+        <w:rPr>
+          <w:rFonts w:ascii="Times New Roman" w:hAnsi="Times New Roman" w:cs="Times New Roman"/>
+          <w:i w:val="0"/>
+          <w:iCs w:val="0"/>
+          <w:color w:val="auto"/>
+          <w:sz w:val="22"/>
+        </w:rPr>
+      </w:pPr>
+      <w:r>
+        <w:rPr>
+          <w:rFonts w:ascii="Times New Roman" w:hAnsi="Times New Roman" w:cs="Times New Roman"/>
+          <w:i w:val="0"/>
+          <w:iCs w:val="0"/>
+          <w:color w:val="auto"/>
+          <w:sz w:val="22"/>
+        </w:rPr>
+        <w:t xml:space="preserve">Percentage Attained: 50.6% </w:t>
+      </w:r>
+    </w:p>
+    <w:p>
+      <w:pPr>
+        <w:pStyle w:val="Quote"/>
+        <w:numPr>
+          <w:ilvl w:val="0"/>
+          <w:numId w:val="18"/>
         </w:numPr>
         <w:ind w:right="-87"/>
         <w:jc w:val="left"/>
@@ -526,7 +437,8 @@
           <w:i w:val="0"/>
           <w:iCs w:val="0"/>
           <w:color w:val="auto"/>
-          <w:sz w:val="22"/>
+          <w:sz w:val="24"/>
+          <w:szCs w:val="24"/>
         </w:rPr>
       </w:pPr>
       <w:r>
@@ -535,9 +447,10 @@
           <w:i w:val="0"/>
           <w:iCs w:val="0"/>
           <w:color w:val="auto"/>
-          <w:sz w:val="22"/>
-        </w:rPr>
-        <w:t xml:space="preserve">Upper </w:t>
+          <w:sz w:val="24"/>
+          <w:szCs w:val="24"/>
+        </w:rPr>
+        <w:t>SCHOOL LEAVING CERTIFICATE</w:t>
       </w:r>
       <w:r>
         <w:rPr>
@@ -545,9 +458,10 @@
           <w:i w:val="0"/>
           <w:iCs w:val="0"/>
           <w:color w:val="auto"/>
-          <w:sz w:val="22"/>
-        </w:rPr>
-        <w:t>Second-Class</w:t>
+          <w:sz w:val="24"/>
+          <w:szCs w:val="24"/>
+        </w:rPr>
+        <w:t>(SLC)</w:t>
       </w:r>
       <w:r>
         <w:rPr>
@@ -555,9 +469,10 @@
           <w:i w:val="0"/>
           <w:iCs w:val="0"/>
           <w:color w:val="auto"/>
-          <w:sz w:val="22"/>
-        </w:rPr>
-        <w:t xml:space="preserve"> </w:t>
+          <w:sz w:val="24"/>
+          <w:szCs w:val="24"/>
+        </w:rPr>
+        <w:t xml:space="preserve"> | 2010</w:t>
       </w:r>
       <w:r>
         <w:rPr>
@@ -565,20 +480,12 @@
           <w:i w:val="0"/>
           <w:iCs w:val="0"/>
           <w:color w:val="auto"/>
-          <w:sz w:val="22"/>
-        </w:rPr>
-        <w:t>Honors</w:t>
-      </w:r>
-    </w:p>
-    <w:p>
-      <w:pPr>
-        <w:pStyle w:val="Quote"/>
-        <w:numPr>
-          <w:ilvl w:val="0"/>
-          <w:numId w:val="35"/>
-        </w:numPr>
-        <w:ind w:right="-87"/>
-        <w:jc w:val="left"/>
+          <w:sz w:val="24"/>
+          <w:szCs w:val="24"/>
+        </w:rPr>
+        <w:t xml:space="preserve"> </w:t>
+      </w:r>
+      <w:r>
         <w:rPr>
           <w:rFonts w:ascii="Times New Roman" w:hAnsi="Times New Roman" w:cs="Times New Roman"/>
           <w:i w:val="0"/>
@@ -587,61 +494,7 @@
           <w:sz w:val="24"/>
           <w:szCs w:val="24"/>
         </w:rPr>
-      </w:pPr>
-      <w:r>
-        <w:rPr>
-          <w:rFonts w:ascii="Times New Roman" w:hAnsi="Times New Roman" w:cs="Times New Roman"/>
-          <w:i w:val="0"/>
-          <w:iCs w:val="0"/>
-          <w:color w:val="auto"/>
-          <w:sz w:val="24"/>
-          <w:szCs w:val="24"/>
-        </w:rPr>
-        <w:t>HIGHER SECONDARY EDUCAT</w:t>
-      </w:r>
-      <w:r>
-        <w:rPr>
-          <w:rFonts w:ascii="Times New Roman" w:hAnsi="Times New Roman" w:cs="Times New Roman"/>
-          <w:i w:val="0"/>
-          <w:iCs w:val="0"/>
-          <w:color w:val="auto"/>
-          <w:sz w:val="24"/>
-          <w:szCs w:val="24"/>
-        </w:rPr>
-        <w:t>ION BOARD (HSEB), Management</w:t>
-      </w:r>
-      <w:r>
-        <w:rPr>
-          <w:rFonts w:ascii="Times New Roman" w:hAnsi="Times New Roman" w:cs="Times New Roman"/>
-          <w:i w:val="0"/>
-          <w:iCs w:val="0"/>
-          <w:color w:val="auto"/>
-          <w:sz w:val="24"/>
-          <w:szCs w:val="24"/>
-        </w:rPr>
-        <w:t xml:space="preserve"> | 2011-2012</w:t>
-      </w:r>
-      <w:r>
-        <w:rPr>
-          <w:rFonts w:ascii="Times New Roman" w:hAnsi="Times New Roman" w:cs="Times New Roman"/>
-          <w:i w:val="0"/>
-          <w:iCs w:val="0"/>
-          <w:color w:val="auto"/>
-          <w:sz w:val="24"/>
-          <w:szCs w:val="24"/>
-        </w:rPr>
-        <w:t xml:space="preserve"> | </w:t>
-      </w:r>
-      <w:r>
-        <w:rPr>
-          <w:rFonts w:ascii="Times New Roman" w:hAnsi="Times New Roman" w:cs="Times New Roman"/>
-          <w:i w:val="0"/>
-          <w:iCs w:val="0"/>
-          <w:color w:val="auto"/>
-          <w:sz w:val="24"/>
-          <w:szCs w:val="24"/>
-        </w:rPr>
-        <w:t>SOS Hermann Gmeiner Kavre</w:t>
+        <w:t>| Vidhya Sagar School Banepa</w:t>
       </w:r>
     </w:p>
     <w:p>
@@ -649,9 +502,9 @@
         <w:pStyle w:val="Quote"/>
         <w:numPr>
           <w:ilvl w:val="1"/>
-          <w:numId w:val="35"/>
+          <w:numId w:val="18"/>
         </w:numPr>
-        <w:ind w:right="-87"/>
+        <w:ind w:left="1080" w:right="-87" w:hanging="270"/>
         <w:jc w:val="left"/>
         <w:rPr>
           <w:rFonts w:ascii="Times New Roman" w:hAnsi="Times New Roman" w:cs="Times New Roman"/>
@@ -669,233 +522,194 @@
           <w:color w:val="auto"/>
           <w:sz w:val="22"/>
         </w:rPr>
-        <w:t>Percentage Attained:</w:t>
-      </w:r>
-      <w:r>
-        <w:rPr>
-          <w:rFonts w:ascii="Times New Roman" w:hAnsi="Times New Roman" w:cs="Times New Roman"/>
-          <w:i w:val="0"/>
-          <w:iCs w:val="0"/>
-          <w:color w:val="auto"/>
-          <w:sz w:val="22"/>
-        </w:rPr>
-        <w:t xml:space="preserve"> </w:t>
-      </w:r>
-      <w:r>
-        <w:rPr>
-          <w:rFonts w:ascii="Times New Roman" w:hAnsi="Times New Roman" w:cs="Times New Roman"/>
-          <w:i w:val="0"/>
-          <w:iCs w:val="0"/>
-          <w:color w:val="auto"/>
-          <w:sz w:val="22"/>
-        </w:rPr>
-        <w:t>50</w:t>
-      </w:r>
-      <w:r>
-        <w:rPr>
-          <w:rFonts w:ascii="Times New Roman" w:hAnsi="Times New Roman" w:cs="Times New Roman"/>
-          <w:i w:val="0"/>
-          <w:iCs w:val="0"/>
-          <w:color w:val="auto"/>
-          <w:sz w:val="22"/>
-        </w:rPr>
-        <w:t>.6</w:t>
-      </w:r>
-      <w:r>
-        <w:rPr>
-          <w:rFonts w:ascii="Times New Roman" w:hAnsi="Times New Roman" w:cs="Times New Roman"/>
-          <w:i w:val="0"/>
-          <w:iCs w:val="0"/>
-          <w:color w:val="auto"/>
-          <w:sz w:val="22"/>
-        </w:rPr>
-        <w:t xml:space="preserve">% </w:t>
-      </w:r>
-    </w:p>
-    <w:p>
-      <w:pPr>
-        <w:pStyle w:val="Quote"/>
-        <w:numPr>
-          <w:ilvl w:val="0"/>
-          <w:numId w:val="35"/>
-        </w:numPr>
-        <w:ind w:right="-87"/>
-        <w:jc w:val="left"/>
-        <w:rPr>
-          <w:rFonts w:ascii="Times New Roman" w:hAnsi="Times New Roman" w:cs="Times New Roman"/>
-          <w:i w:val="0"/>
-          <w:iCs w:val="0"/>
+        <w:t xml:space="preserve">Percentage Attained: 68.88% </w:t>
+      </w:r>
+    </w:p>
+    <w:p>
+      <w:pPr>
+        <w:ind w:left="0" w:firstLine="0"/>
+        <w:rPr>
+          <w:rFonts w:ascii="Times New Roman" w:hAnsi="Times New Roman" w:cs="Times New Roman"/>
+          <w:sz w:val="20"/>
+          <w:szCs w:val="20"/>
+        </w:rPr>
+      </w:pPr>
+    </w:p>
+    <w:p>
+      <w:pPr>
+        <w:ind w:left="0"/>
+        <w:rPr>
+          <w:rFonts w:ascii="Times New Roman" w:hAnsi="Times New Roman" w:cs="Times New Roman"/>
+        </w:rPr>
+      </w:pPr>
+    </w:p>
+    <w:p>
+      <w:pPr>
+        <w:ind w:left="-15" w:firstLine="0"/>
+        <w:rPr>
+          <w:rFonts w:ascii="Times New Roman" w:hAnsi="Times New Roman" w:cs="Times New Roman"/>
+          <w:b/>
+          <w:bCs/>
           <w:color w:val="auto"/>
           <w:sz w:val="24"/>
           <w:szCs w:val="24"/>
-        </w:rPr>
-      </w:pPr>
-      <w:r>
-        <w:rPr>
-          <w:rFonts w:ascii="Times New Roman" w:hAnsi="Times New Roman" w:cs="Times New Roman"/>
-          <w:i w:val="0"/>
-          <w:iCs w:val="0"/>
+          <w:u w:val="single"/>
+        </w:rPr>
+      </w:pPr>
+      <w:r>
+        <w:rPr>
+          <w:rFonts w:ascii="Times New Roman" w:hAnsi="Times New Roman" w:cs="Times New Roman"/>
+          <w:b/>
+          <w:bCs/>
           <w:color w:val="auto"/>
           <w:sz w:val="24"/>
           <w:szCs w:val="24"/>
-        </w:rPr>
-        <w:t>SCHOOL LEAVING CERTIFICATE</w:t>
-      </w:r>
-      <w:r>
-        <w:rPr>
-          <w:rFonts w:ascii="Times New Roman" w:hAnsi="Times New Roman" w:cs="Times New Roman"/>
-          <w:i w:val="0"/>
-          <w:iCs w:val="0"/>
-          <w:color w:val="auto"/>
-          <w:sz w:val="24"/>
-          <w:szCs w:val="24"/>
-        </w:rPr>
-        <w:t>(SLC)</w:t>
-      </w:r>
-      <w:r>
-        <w:rPr>
-          <w:rFonts w:ascii="Times New Roman" w:hAnsi="Times New Roman" w:cs="Times New Roman"/>
-          <w:i w:val="0"/>
-          <w:iCs w:val="0"/>
-          <w:color w:val="auto"/>
-          <w:sz w:val="24"/>
-          <w:szCs w:val="24"/>
-        </w:rPr>
-        <w:t xml:space="preserve"> | 2010</w:t>
-      </w:r>
-      <w:r>
-        <w:rPr>
-          <w:rFonts w:ascii="Times New Roman" w:hAnsi="Times New Roman" w:cs="Times New Roman"/>
-          <w:i w:val="0"/>
-          <w:iCs w:val="0"/>
-          <w:color w:val="auto"/>
-          <w:sz w:val="24"/>
-          <w:szCs w:val="24"/>
-        </w:rPr>
-        <w:t xml:space="preserve"> </w:t>
-      </w:r>
-      <w:r>
-        <w:rPr>
-          <w:rFonts w:ascii="Times New Roman" w:hAnsi="Times New Roman" w:cs="Times New Roman"/>
-          <w:i w:val="0"/>
-          <w:iCs w:val="0"/>
-          <w:color w:val="auto"/>
-          <w:sz w:val="24"/>
-          <w:szCs w:val="24"/>
-        </w:rPr>
-        <w:t xml:space="preserve">| </w:t>
-      </w:r>
-      <w:r>
-        <w:rPr>
-          <w:rFonts w:ascii="Times New Roman" w:hAnsi="Times New Roman" w:cs="Times New Roman"/>
-          <w:i w:val="0"/>
-          <w:iCs w:val="0"/>
-          <w:color w:val="auto"/>
-          <w:sz w:val="24"/>
-          <w:szCs w:val="24"/>
-        </w:rPr>
-        <w:t>Vidhya Sagar School Banepa</w:t>
-      </w:r>
-    </w:p>
-    <w:p>
-      <w:pPr>
-        <w:pStyle w:val="Quote"/>
-        <w:numPr>
-          <w:ilvl w:val="1"/>
-          <w:numId w:val="35"/>
-        </w:numPr>
-        <w:ind w:right="-87"/>
-        <w:jc w:val="left"/>
-        <w:rPr>
-          <w:rFonts w:ascii="Times New Roman" w:hAnsi="Times New Roman" w:cs="Times New Roman"/>
-          <w:i w:val="0"/>
-          <w:iCs w:val="0"/>
-          <w:color w:val="auto"/>
-          <w:sz w:val="22"/>
-        </w:rPr>
-      </w:pPr>
-      <w:r>
-        <w:rPr>
-          <w:rFonts w:ascii="Times New Roman" w:hAnsi="Times New Roman" w:cs="Times New Roman"/>
-          <w:i w:val="0"/>
-          <w:iCs w:val="0"/>
-          <w:color w:val="auto"/>
-          <w:sz w:val="22"/>
-        </w:rPr>
-        <w:t xml:space="preserve">Percentage Attained: </w:t>
-      </w:r>
-      <w:r>
-        <w:rPr>
-          <w:rFonts w:ascii="Times New Roman" w:hAnsi="Times New Roman" w:cs="Times New Roman"/>
-          <w:i w:val="0"/>
-          <w:iCs w:val="0"/>
-          <w:color w:val="auto"/>
-          <w:sz w:val="22"/>
-        </w:rPr>
-        <w:t>68.88</w:t>
-      </w:r>
-      <w:r>
-        <w:rPr>
-          <w:rFonts w:ascii="Times New Roman" w:hAnsi="Times New Roman" w:cs="Times New Roman"/>
-          <w:i w:val="0"/>
-          <w:iCs w:val="0"/>
-          <w:color w:val="auto"/>
-          <w:sz w:val="22"/>
-        </w:rPr>
-        <w:t xml:space="preserve">% </w:t>
-      </w:r>
-    </w:p>
-    <w:p/>
-    <w:p>
-      <w:pPr>
-        <w:pStyle w:val="Quote"/>
-        <w:ind w:left="0" w:firstLine="0"/>
-        <w:jc w:val="left"/>
+          <w:u w:val="single"/>
+        </w:rPr>
+        <w:t>Technical Qualifications</w:t>
+      </w:r>
+    </w:p>
+    <w:p>
+      <w:pPr>
+        <w:ind w:left="-15" w:firstLine="0"/>
+        <w:rPr>
+          <w:rFonts w:ascii="Times New Roman" w:hAnsi="Times New Roman" w:cs="Times New Roman"/>
+          <w:color w:val="auto"/>
+          <w:sz w:val="20"/>
+          <w:szCs w:val="20"/>
+        </w:rPr>
+      </w:pPr>
+      <w:r>
+        <w:rPr>
+          <w:rFonts w:ascii="Times New Roman" w:hAnsi="Times New Roman" w:cs="Times New Roman"/>
+          <w:color w:val="auto"/>
+          <w:sz w:val="20"/>
+          <w:szCs w:val="20"/>
+        </w:rPr>
+        <w:t xml:space="preserve">· </w:t>
+      </w:r>
+      <w:r>
         <w:rPr>
           <w:rFonts w:ascii="Times New Roman" w:hAnsi="Times New Roman" w:cs="Times New Roman"/>
           <w:b/>
           <w:bCs/>
-          <w:i w:val="0"/>
-          <w:iCs w:val="0"/>
-          <w:color w:val="auto"/>
-          <w:sz w:val="28"/>
-          <w:szCs w:val="28"/>
-          <w:u w:val="single"/>
-        </w:rPr>
-      </w:pPr>
+          <w:color w:val="auto"/>
+          <w:sz w:val="20"/>
+          <w:szCs w:val="20"/>
+        </w:rPr>
+        <w:t>Programming Languages</w:t>
+      </w:r>
+      <w:r>
+        <w:rPr>
+          <w:rFonts w:ascii="Times New Roman" w:hAnsi="Times New Roman" w:cs="Times New Roman"/>
+          <w:color w:val="auto"/>
+          <w:sz w:val="20"/>
+          <w:szCs w:val="20"/>
+        </w:rPr>
+        <w:t xml:space="preserve">: Java, C, </w:t>
+      </w:r>
+      <w:r>
+        <w:rPr>
+          <w:rFonts w:ascii="Times New Roman" w:hAnsi="Times New Roman" w:cs="Times New Roman"/>
+          <w:color w:val="auto"/>
+          <w:sz w:val="20"/>
+          <w:szCs w:val="20"/>
+        </w:rPr>
+        <w:t>C++,</w:t>
+      </w:r>
+      <w:r>
+        <w:rPr>
+          <w:rFonts w:ascii="Times New Roman" w:hAnsi="Times New Roman" w:cs="Times New Roman"/>
+          <w:color w:val="auto"/>
+          <w:sz w:val="20"/>
+          <w:szCs w:val="20"/>
+        </w:rPr>
+        <w:t xml:space="preserve"> </w:t>
+      </w:r>
+      <w:r>
+        <w:rPr>
+          <w:rFonts w:ascii="Times New Roman" w:hAnsi="Times New Roman" w:cs="Times New Roman"/>
+          <w:color w:val="auto"/>
+          <w:sz w:val="20"/>
+          <w:szCs w:val="20"/>
+        </w:rPr>
+        <w:t>C#, Python</w:t>
+      </w:r>
+    </w:p>
+    <w:p>
+      <w:pPr>
+        <w:ind w:left="-15" w:firstLine="0"/>
+        <w:rPr>
+          <w:rFonts w:ascii="Times New Roman" w:hAnsi="Times New Roman" w:cs="Times New Roman"/>
+          <w:color w:val="auto"/>
+          <w:sz w:val="20"/>
+          <w:szCs w:val="20"/>
+        </w:rPr>
+      </w:pPr>
+      <w:r>
+        <w:rPr>
+          <w:rFonts w:ascii="Times New Roman" w:hAnsi="Times New Roman" w:cs="Times New Roman"/>
+          <w:color w:val="auto"/>
+          <w:sz w:val="20"/>
+          <w:szCs w:val="20"/>
+        </w:rPr>
+        <w:t xml:space="preserve">· </w:t>
+      </w:r>
       <w:r>
         <w:rPr>
           <w:rFonts w:ascii="Times New Roman" w:hAnsi="Times New Roman" w:cs="Times New Roman"/>
           <w:b/>
           <w:bCs/>
-          <w:i w:val="0"/>
-          <w:iCs w:val="0"/>
-          <w:color w:val="auto"/>
-          <w:sz w:val="28"/>
-          <w:szCs w:val="28"/>
-          <w:u w:val="single"/>
-        </w:rPr>
-        <w:t xml:space="preserve">Skills &amp; Abilities </w:t>
-      </w:r>
-    </w:p>
-    <w:p>
-      <w:pPr>
-        <w:ind w:left="-15" w:firstLine="0"/>
-        <w:rPr>
-          <w:rFonts w:ascii="Times New Roman" w:hAnsi="Times New Roman" w:cs="Times New Roman"/>
-          <w:color w:val="auto"/>
-          <w:sz w:val="20"/>
-          <w:szCs w:val="20"/>
-        </w:rPr>
-      </w:pPr>
-      <w:r>
-        <w:rPr>
-          <w:rFonts w:ascii="Times New Roman" w:hAnsi="Times New Roman" w:cs="Times New Roman"/>
-          <w:color w:val="auto"/>
-          <w:sz w:val="20"/>
-          <w:szCs w:val="20"/>
-        </w:rPr>
-        <w:t xml:space="preserve">TECHNICAL QUALIFICATION </w:t>
+          <w:color w:val="auto"/>
+          <w:sz w:val="20"/>
+          <w:szCs w:val="20"/>
+        </w:rPr>
+        <w:t>Web Skills</w:t>
+      </w:r>
+      <w:r>
+        <w:rPr>
+          <w:rFonts w:ascii="Times New Roman" w:hAnsi="Times New Roman" w:cs="Times New Roman"/>
+          <w:color w:val="auto"/>
+          <w:sz w:val="20"/>
+          <w:szCs w:val="20"/>
+        </w:rPr>
+        <w:t xml:space="preserve">: HTML, </w:t>
+      </w:r>
+      <w:r>
+        <w:rPr>
+          <w:rFonts w:ascii="Times New Roman" w:hAnsi="Times New Roman" w:cs="Times New Roman"/>
+          <w:color w:val="auto"/>
+          <w:sz w:val="20"/>
+          <w:szCs w:val="20"/>
+        </w:rPr>
+        <w:t xml:space="preserve">CSS, </w:t>
+      </w:r>
+      <w:r>
+        <w:rPr>
+          <w:rFonts w:ascii="Times New Roman" w:hAnsi="Times New Roman" w:cs="Times New Roman"/>
+          <w:color w:val="auto"/>
+          <w:sz w:val="20"/>
+          <w:szCs w:val="20"/>
+        </w:rPr>
+        <w:t>J</w:t>
+      </w:r>
+      <w:r>
+        <w:rPr>
+          <w:rFonts w:ascii="Times New Roman" w:hAnsi="Times New Roman" w:cs="Times New Roman"/>
+          <w:color w:val="auto"/>
+          <w:sz w:val="20"/>
+          <w:szCs w:val="20"/>
+        </w:rPr>
+        <w:t>ava</w:t>
+      </w:r>
+      <w:r>
+        <w:rPr>
+          <w:rFonts w:ascii="Times New Roman" w:hAnsi="Times New Roman" w:cs="Times New Roman"/>
+          <w:color w:val="auto"/>
+          <w:sz w:val="20"/>
+          <w:szCs w:val="20"/>
+        </w:rPr>
+        <w:t>Script</w:t>
       </w:r>
     </w:p>
     <w:p>
@@ -926,43 +740,52 @@
           <w:sz w:val="20"/>
           <w:szCs w:val="20"/>
         </w:rPr>
-        <w:t>Programming Languages</w:t>
-      </w:r>
-      <w:r>
-        <w:rPr>
-          <w:rFonts w:ascii="Times New Roman" w:hAnsi="Times New Roman" w:cs="Times New Roman"/>
-          <w:color w:val="auto"/>
-          <w:sz w:val="20"/>
-          <w:szCs w:val="20"/>
-        </w:rPr>
-        <w:t xml:space="preserve">: Java, C, </w:t>
-      </w:r>
-      <w:r>
-        <w:rPr>
-          <w:rFonts w:ascii="Times New Roman" w:hAnsi="Times New Roman" w:cs="Times New Roman"/>
-          <w:color w:val="auto"/>
-          <w:sz w:val="20"/>
-          <w:szCs w:val="20"/>
-        </w:rPr>
-        <w:t>C++,</w:t>
-      </w:r>
-      <w:r>
-        <w:rPr>
-          <w:rFonts w:ascii="Times New Roman" w:hAnsi="Times New Roman" w:cs="Times New Roman"/>
-          <w:color w:val="auto"/>
-          <w:sz w:val="20"/>
-          <w:szCs w:val="20"/>
-        </w:rPr>
-        <w:t xml:space="preserve"> </w:t>
-      </w:r>
-      <w:r>
-        <w:rPr>
-          <w:rFonts w:ascii="Times New Roman" w:hAnsi="Times New Roman" w:cs="Times New Roman"/>
-          <w:color w:val="auto"/>
-          <w:sz w:val="20"/>
-          <w:szCs w:val="20"/>
-        </w:rPr>
-        <w:t>C#, Python</w:t>
+        <w:t>Scripting Language</w:t>
+      </w:r>
+      <w:r>
+        <w:rPr>
+          <w:rFonts w:ascii="Times New Roman" w:hAnsi="Times New Roman" w:cs="Times New Roman"/>
+          <w:color w:val="auto"/>
+          <w:sz w:val="20"/>
+          <w:szCs w:val="20"/>
+        </w:rPr>
+        <w:t>: PHP</w:t>
+      </w:r>
+      <w:r>
+        <w:rPr>
+          <w:rFonts w:ascii="Times New Roman" w:hAnsi="Times New Roman" w:cs="Times New Roman"/>
+          <w:color w:val="auto"/>
+          <w:sz w:val="20"/>
+          <w:szCs w:val="20"/>
+        </w:rPr>
+        <w:t>, A</w:t>
+      </w:r>
+      <w:r>
+        <w:rPr>
+          <w:rFonts w:ascii="Times New Roman" w:hAnsi="Times New Roman" w:cs="Times New Roman"/>
+          <w:color w:val="auto"/>
+          <w:sz w:val="20"/>
+          <w:szCs w:val="20"/>
+        </w:rPr>
+        <w:t>SP</w:t>
+      </w:r>
+      <w:r>
+        <w:rPr>
+          <w:rFonts w:ascii="Times New Roman" w:hAnsi="Times New Roman" w:cs="Times New Roman"/>
+          <w:color w:val="auto"/>
+          <w:sz w:val="20"/>
+          <w:szCs w:val="20"/>
+        </w:rPr>
+        <w:t>.</w:t>
+      </w:r>
+      <w:r>
+        <w:rPr>
+          <w:rFonts w:ascii="Times New Roman" w:hAnsi="Times New Roman" w:cs="Times New Roman"/>
+          <w:color w:val="auto"/>
+          <w:sz w:val="20"/>
+          <w:szCs w:val="20"/>
+        </w:rPr>
+        <w:t>NET</w:t>
       </w:r>
     </w:p>
     <w:p>
@@ -982,7 +805,7 @@
           <w:sz w:val="20"/>
           <w:szCs w:val="20"/>
         </w:rPr>
-        <w:t xml:space="preserve">· </w:t>
+        <w:t>·</w:t>
       </w:r>
       <w:r>
         <w:rPr>
@@ -993,52 +816,52 @@
           <w:sz w:val="20"/>
           <w:szCs w:val="20"/>
         </w:rPr>
-        <w:t>Web Skills</w:t>
-      </w:r>
-      <w:r>
-        <w:rPr>
-          <w:rFonts w:ascii="Times New Roman" w:hAnsi="Times New Roman" w:cs="Times New Roman"/>
-          <w:color w:val="auto"/>
-          <w:sz w:val="20"/>
-          <w:szCs w:val="20"/>
-        </w:rPr>
-        <w:t xml:space="preserve">: HTML, </w:t>
-      </w:r>
-      <w:r>
-        <w:rPr>
-          <w:rFonts w:ascii="Times New Roman" w:hAnsi="Times New Roman" w:cs="Times New Roman"/>
-          <w:color w:val="auto"/>
-          <w:sz w:val="20"/>
-          <w:szCs w:val="20"/>
-        </w:rPr>
-        <w:t xml:space="preserve">CSS, </w:t>
-      </w:r>
-      <w:r>
-        <w:rPr>
-          <w:rFonts w:ascii="Times New Roman" w:hAnsi="Times New Roman" w:cs="Times New Roman"/>
-          <w:color w:val="auto"/>
-          <w:sz w:val="20"/>
-          <w:szCs w:val="20"/>
-        </w:rPr>
-        <w:t>J</w:t>
-      </w:r>
-      <w:r>
-        <w:rPr>
-          <w:rFonts w:ascii="Times New Roman" w:hAnsi="Times New Roman" w:cs="Times New Roman"/>
-          <w:color w:val="auto"/>
-          <w:sz w:val="20"/>
-          <w:szCs w:val="20"/>
-        </w:rPr>
-        <w:t>ava</w:t>
-      </w:r>
-      <w:r>
-        <w:rPr>
-          <w:rFonts w:ascii="Times New Roman" w:hAnsi="Times New Roman" w:cs="Times New Roman"/>
-          <w:color w:val="auto"/>
-          <w:sz w:val="20"/>
-          <w:szCs w:val="20"/>
-        </w:rPr>
-        <w:t>Script</w:t>
+        <w:t xml:space="preserve"> Database</w:t>
+      </w:r>
+      <w:r>
+        <w:rPr>
+          <w:rFonts w:ascii="Times New Roman" w:hAnsi="Times New Roman" w:cs="Times New Roman"/>
+          <w:color w:val="auto"/>
+          <w:sz w:val="20"/>
+          <w:szCs w:val="20"/>
+        </w:rPr>
+        <w:t xml:space="preserve">: </w:t>
+      </w:r>
+      <w:r>
+        <w:rPr>
+          <w:rFonts w:ascii="Times New Roman" w:hAnsi="Times New Roman" w:cs="Times New Roman"/>
+          <w:color w:val="auto"/>
+          <w:sz w:val="20"/>
+          <w:szCs w:val="20"/>
+        </w:rPr>
+        <w:t xml:space="preserve">Oracle Database, </w:t>
+      </w:r>
+      <w:r>
+        <w:rPr>
+          <w:rFonts w:ascii="Times New Roman" w:hAnsi="Times New Roman" w:cs="Times New Roman"/>
+          <w:color w:val="auto"/>
+          <w:sz w:val="20"/>
+          <w:szCs w:val="20"/>
+        </w:rPr>
+        <w:t>SQL,</w:t>
+      </w:r>
+      <w:r>
+        <w:rPr>
+          <w:rFonts w:ascii="Times New Roman" w:hAnsi="Times New Roman" w:cs="Times New Roman"/>
+          <w:color w:val="auto"/>
+          <w:sz w:val="20"/>
+          <w:szCs w:val="20"/>
+        </w:rPr>
+        <w:t xml:space="preserve"> </w:t>
+      </w:r>
+      <w:r>
+        <w:rPr>
+          <w:rFonts w:ascii="Times New Roman" w:hAnsi="Times New Roman" w:cs="Times New Roman"/>
+          <w:color w:val="auto"/>
+          <w:sz w:val="20"/>
+          <w:szCs w:val="20"/>
+        </w:rPr>
+        <w:t xml:space="preserve">MySQL </w:t>
       </w:r>
     </w:p>
     <w:p>
@@ -1069,52 +892,16 @@
           <w:sz w:val="20"/>
           <w:szCs w:val="20"/>
         </w:rPr>
-        <w:t>Scripting Language</w:t>
-      </w:r>
-      <w:r>
-        <w:rPr>
-          <w:rFonts w:ascii="Times New Roman" w:hAnsi="Times New Roman" w:cs="Times New Roman"/>
-          <w:color w:val="auto"/>
-          <w:sz w:val="20"/>
-          <w:szCs w:val="20"/>
-        </w:rPr>
-        <w:t>: PHP</w:t>
-      </w:r>
-      <w:r>
-        <w:rPr>
-          <w:rFonts w:ascii="Times New Roman" w:hAnsi="Times New Roman" w:cs="Times New Roman"/>
-          <w:color w:val="auto"/>
-          <w:sz w:val="20"/>
-          <w:szCs w:val="20"/>
-        </w:rPr>
-        <w:t>, A</w:t>
-      </w:r>
-      <w:r>
-        <w:rPr>
-          <w:rFonts w:ascii="Times New Roman" w:hAnsi="Times New Roman" w:cs="Times New Roman"/>
-          <w:color w:val="auto"/>
-          <w:sz w:val="20"/>
-          <w:szCs w:val="20"/>
-        </w:rPr>
-        <w:t>SP</w:t>
-      </w:r>
-      <w:r>
-        <w:rPr>
-          <w:rFonts w:ascii="Times New Roman" w:hAnsi="Times New Roman" w:cs="Times New Roman"/>
-          <w:color w:val="auto"/>
-          <w:sz w:val="20"/>
-          <w:szCs w:val="20"/>
-        </w:rPr>
-        <w:t>.</w:t>
-      </w:r>
-      <w:r>
-        <w:rPr>
-          <w:rFonts w:ascii="Times New Roman" w:hAnsi="Times New Roman" w:cs="Times New Roman"/>
-          <w:color w:val="auto"/>
-          <w:sz w:val="20"/>
-          <w:szCs w:val="20"/>
-        </w:rPr>
-        <w:t>NET</w:t>
+        <w:t>Technical</w:t>
+      </w:r>
+      <w:r>
+        <w:rPr>
+          <w:rFonts w:ascii="Times New Roman" w:hAnsi="Times New Roman" w:cs="Times New Roman"/>
+          <w:color w:val="auto"/>
+          <w:sz w:val="20"/>
+          <w:szCs w:val="20"/>
+        </w:rPr>
+        <w:t xml:space="preserve">: Object Oriented Programming, Database System, Algorithm, Web Development </w:t>
       </w:r>
     </w:p>
     <w:p>
@@ -1134,7 +921,7 @@
           <w:sz w:val="20"/>
           <w:szCs w:val="20"/>
         </w:rPr>
-        <w:t>·</w:t>
+        <w:t xml:space="preserve">· </w:t>
       </w:r>
       <w:r>
         <w:rPr>
@@ -1145,7 +932,7 @@
           <w:sz w:val="20"/>
           <w:szCs w:val="20"/>
         </w:rPr>
-        <w:t xml:space="preserve"> Database</w:t>
+        <w:t>Tools</w:t>
       </w:r>
       <w:r>
         <w:rPr>
@@ -1163,16 +950,90 @@
           <w:sz w:val="20"/>
           <w:szCs w:val="20"/>
         </w:rPr>
-        <w:t xml:space="preserve">Oracle Database, </w:t>
-      </w:r>
-      <w:r>
-        <w:rPr>
-          <w:rFonts w:ascii="Times New Roman" w:hAnsi="Times New Roman" w:cs="Times New Roman"/>
-          <w:color w:val="auto"/>
-          <w:sz w:val="20"/>
-          <w:szCs w:val="20"/>
-        </w:rPr>
-        <w:t>SQL,</w:t>
+        <w:t>Oracle Database</w:t>
+      </w:r>
+      <w:r>
+        <w:rPr>
+          <w:rFonts w:ascii="Times New Roman" w:hAnsi="Times New Roman" w:cs="Times New Roman"/>
+          <w:color w:val="auto"/>
+          <w:sz w:val="20"/>
+          <w:szCs w:val="20"/>
+        </w:rPr>
+        <w:t xml:space="preserve">, </w:t>
+      </w:r>
+      <w:r>
+        <w:rPr>
+          <w:rFonts w:ascii="Times New Roman" w:hAnsi="Times New Roman" w:cs="Times New Roman"/>
+          <w:color w:val="auto"/>
+          <w:sz w:val="20"/>
+          <w:szCs w:val="20"/>
+        </w:rPr>
+        <w:t>Ap</w:t>
+      </w:r>
+      <w:r>
+        <w:rPr>
+          <w:rFonts w:ascii="Times New Roman" w:hAnsi="Times New Roman" w:cs="Times New Roman"/>
+          <w:color w:val="auto"/>
+          <w:sz w:val="20"/>
+          <w:szCs w:val="20"/>
+        </w:rPr>
+        <w:t>ache, Eclipse</w:t>
+      </w:r>
+      <w:r>
+        <w:rPr>
+          <w:rFonts w:ascii="Times New Roman" w:hAnsi="Times New Roman" w:cs="Times New Roman"/>
+          <w:color w:val="auto"/>
+          <w:sz w:val="20"/>
+          <w:szCs w:val="20"/>
+        </w:rPr>
+        <w:t xml:space="preserve">, </w:t>
+      </w:r>
+      <w:proofErr w:type="spellStart"/>
+      <w:r>
+        <w:rPr>
+          <w:rFonts w:ascii="Times New Roman" w:hAnsi="Times New Roman" w:cs="Times New Roman"/>
+          <w:color w:val="auto"/>
+          <w:sz w:val="20"/>
+          <w:szCs w:val="20"/>
+        </w:rPr>
+        <w:t>Aptana</w:t>
+      </w:r>
+      <w:proofErr w:type="spellEnd"/>
+      <w:r>
+        <w:rPr>
+          <w:rFonts w:ascii="Times New Roman" w:hAnsi="Times New Roman" w:cs="Times New Roman"/>
+          <w:color w:val="auto"/>
+          <w:sz w:val="20"/>
+          <w:szCs w:val="20"/>
+        </w:rPr>
+        <w:t xml:space="preserve">, </w:t>
+      </w:r>
+      <w:r>
+        <w:rPr>
+          <w:rFonts w:ascii="Times New Roman" w:hAnsi="Times New Roman" w:cs="Times New Roman"/>
+          <w:color w:val="auto"/>
+          <w:sz w:val="20"/>
+          <w:szCs w:val="20"/>
+        </w:rPr>
+        <w:t>XAMPP, WAMPP</w:t>
+      </w:r>
+      <w:r>
+        <w:rPr>
+          <w:rFonts w:ascii="Times New Roman" w:hAnsi="Times New Roman" w:cs="Times New Roman"/>
+          <w:color w:val="auto"/>
+          <w:sz w:val="20"/>
+          <w:szCs w:val="20"/>
+        </w:rPr>
+        <w:t>, Visual Studio</w:t>
+      </w:r>
+      <w:r>
+        <w:rPr>
+          <w:rFonts w:ascii="Times New Roman" w:hAnsi="Times New Roman" w:cs="Times New Roman"/>
+          <w:color w:val="auto"/>
+          <w:sz w:val="20"/>
+          <w:szCs w:val="20"/>
+        </w:rPr>
+        <w:t>, Adobe</w:t>
       </w:r>
       <w:r>
         <w:rPr>
@@ -1190,7 +1051,16 @@
           <w:sz w:val="20"/>
           <w:szCs w:val="20"/>
         </w:rPr>
-        <w:t xml:space="preserve">MySQL </w:t>
+        <w:t xml:space="preserve">XD, </w:t>
+      </w:r>
+      <w:r>
+        <w:rPr>
+          <w:rFonts w:ascii="Times New Roman" w:hAnsi="Times New Roman" w:cs="Times New Roman"/>
+          <w:color w:val="auto"/>
+          <w:sz w:val="20"/>
+          <w:szCs w:val="20"/>
+        </w:rPr>
+        <w:t>Photoshop, Illustrator</w:t>
       </w:r>
     </w:p>
     <w:p>
@@ -1203,194 +1073,6 @@
           <w:szCs w:val="20"/>
         </w:rPr>
       </w:pPr>
-      <w:r>
-        <w:rPr>
-          <w:rFonts w:ascii="Times New Roman" w:hAnsi="Times New Roman" w:cs="Times New Roman"/>
-          <w:color w:val="auto"/>
-          <w:sz w:val="20"/>
-          <w:szCs w:val="20"/>
-        </w:rPr>
-        <w:t xml:space="preserve">· </w:t>
-      </w:r>
-      <w:r>
-        <w:rPr>
-          <w:rFonts w:ascii="Times New Roman" w:hAnsi="Times New Roman" w:cs="Times New Roman"/>
-          <w:b/>
-          <w:bCs/>
-          <w:color w:val="auto"/>
-          <w:sz w:val="20"/>
-          <w:szCs w:val="20"/>
-        </w:rPr>
-        <w:t>Technical</w:t>
-      </w:r>
-      <w:r>
-        <w:rPr>
-          <w:rFonts w:ascii="Times New Roman" w:hAnsi="Times New Roman" w:cs="Times New Roman"/>
-          <w:color w:val="auto"/>
-          <w:sz w:val="20"/>
-          <w:szCs w:val="20"/>
-        </w:rPr>
-        <w:t xml:space="preserve">: Object Oriented Programming, Database System, Algorithm, Web Development </w:t>
-      </w:r>
-    </w:p>
-    <w:p>
-      <w:pPr>
-        <w:ind w:left="-15" w:firstLine="0"/>
-        <w:rPr>
-          <w:rFonts w:ascii="Times New Roman" w:hAnsi="Times New Roman" w:cs="Times New Roman"/>
-          <w:color w:val="auto"/>
-          <w:sz w:val="20"/>
-          <w:szCs w:val="20"/>
-        </w:rPr>
-      </w:pPr>
-      <w:r>
-        <w:rPr>
-          <w:rFonts w:ascii="Times New Roman" w:hAnsi="Times New Roman" w:cs="Times New Roman"/>
-          <w:color w:val="auto"/>
-          <w:sz w:val="20"/>
-          <w:szCs w:val="20"/>
-        </w:rPr>
-        <w:t xml:space="preserve">· </w:t>
-      </w:r>
-      <w:r>
-        <w:rPr>
-          <w:rFonts w:ascii="Times New Roman" w:hAnsi="Times New Roman" w:cs="Times New Roman"/>
-          <w:b/>
-          <w:bCs/>
-          <w:color w:val="auto"/>
-          <w:sz w:val="20"/>
-          <w:szCs w:val="20"/>
-        </w:rPr>
-        <w:t>Tools</w:t>
-      </w:r>
-      <w:r>
-        <w:rPr>
-          <w:rFonts w:ascii="Times New Roman" w:hAnsi="Times New Roman" w:cs="Times New Roman"/>
-          <w:color w:val="auto"/>
-          <w:sz w:val="20"/>
-          <w:szCs w:val="20"/>
-        </w:rPr>
-        <w:t xml:space="preserve">: </w:t>
-      </w:r>
-      <w:r>
-        <w:rPr>
-          <w:rFonts w:ascii="Times New Roman" w:hAnsi="Times New Roman" w:cs="Times New Roman"/>
-          <w:color w:val="auto"/>
-          <w:sz w:val="20"/>
-          <w:szCs w:val="20"/>
-        </w:rPr>
-        <w:t>Oracle Database</w:t>
-      </w:r>
-      <w:r>
-        <w:rPr>
-          <w:rFonts w:ascii="Times New Roman" w:hAnsi="Times New Roman" w:cs="Times New Roman"/>
-          <w:color w:val="auto"/>
-          <w:sz w:val="20"/>
-          <w:szCs w:val="20"/>
-        </w:rPr>
-        <w:t xml:space="preserve">, </w:t>
-      </w:r>
-      <w:r>
-        <w:rPr>
-          <w:rFonts w:ascii="Times New Roman" w:hAnsi="Times New Roman" w:cs="Times New Roman"/>
-          <w:color w:val="auto"/>
-          <w:sz w:val="20"/>
-          <w:szCs w:val="20"/>
-        </w:rPr>
-        <w:t>Ap</w:t>
-      </w:r>
-      <w:r>
-        <w:rPr>
-          <w:rFonts w:ascii="Times New Roman" w:hAnsi="Times New Roman" w:cs="Times New Roman"/>
-          <w:color w:val="auto"/>
-          <w:sz w:val="20"/>
-          <w:szCs w:val="20"/>
-        </w:rPr>
-        <w:t>ache, Eclipse</w:t>
-      </w:r>
-      <w:r>
-        <w:rPr>
-          <w:rFonts w:ascii="Times New Roman" w:hAnsi="Times New Roman" w:cs="Times New Roman"/>
-          <w:color w:val="auto"/>
-          <w:sz w:val="20"/>
-          <w:szCs w:val="20"/>
-        </w:rPr>
-        <w:t xml:space="preserve">, </w:t>
-      </w:r>
-      <w:proofErr w:type="spellStart"/>
-      <w:r>
-        <w:rPr>
-          <w:rFonts w:ascii="Times New Roman" w:hAnsi="Times New Roman" w:cs="Times New Roman"/>
-          <w:color w:val="auto"/>
-          <w:sz w:val="20"/>
-          <w:szCs w:val="20"/>
-        </w:rPr>
-        <w:t>Aptana</w:t>
-      </w:r>
-      <w:proofErr w:type="spellEnd"/>
-      <w:r>
-        <w:rPr>
-          <w:rFonts w:ascii="Times New Roman" w:hAnsi="Times New Roman" w:cs="Times New Roman"/>
-          <w:color w:val="auto"/>
-          <w:sz w:val="20"/>
-          <w:szCs w:val="20"/>
-        </w:rPr>
-        <w:t xml:space="preserve">, </w:t>
-      </w:r>
-      <w:r>
-        <w:rPr>
-          <w:rFonts w:ascii="Times New Roman" w:hAnsi="Times New Roman" w:cs="Times New Roman"/>
-          <w:color w:val="auto"/>
-          <w:sz w:val="20"/>
-          <w:szCs w:val="20"/>
-        </w:rPr>
-        <w:t>XAMPP, WAMPP</w:t>
-      </w:r>
-      <w:r>
-        <w:rPr>
-          <w:rFonts w:ascii="Times New Roman" w:hAnsi="Times New Roman" w:cs="Times New Roman"/>
-          <w:color w:val="auto"/>
-          <w:sz w:val="20"/>
-          <w:szCs w:val="20"/>
-        </w:rPr>
-        <w:t>, Visual Studio</w:t>
-      </w:r>
-      <w:r>
-        <w:rPr>
-          <w:rFonts w:ascii="Times New Roman" w:hAnsi="Times New Roman" w:cs="Times New Roman"/>
-          <w:color w:val="auto"/>
-          <w:sz w:val="20"/>
-          <w:szCs w:val="20"/>
-        </w:rPr>
-        <w:t>, Adobe</w:t>
-      </w:r>
-      <w:r>
-        <w:rPr>
-          <w:rFonts w:ascii="Times New Roman" w:hAnsi="Times New Roman" w:cs="Times New Roman"/>
-          <w:color w:val="auto"/>
-          <w:sz w:val="20"/>
-          <w:szCs w:val="20"/>
-        </w:rPr>
-        <w:t xml:space="preserve"> </w:t>
-      </w:r>
-      <w:r>
-        <w:rPr>
-          <w:rFonts w:ascii="Times New Roman" w:hAnsi="Times New Roman" w:cs="Times New Roman"/>
-          <w:color w:val="auto"/>
-          <w:sz w:val="20"/>
-          <w:szCs w:val="20"/>
-        </w:rPr>
-        <w:t xml:space="preserve">XD, </w:t>
-      </w:r>
-      <w:r>
-        <w:rPr>
-          <w:rFonts w:ascii="Times New Roman" w:hAnsi="Times New Roman" w:cs="Times New Roman"/>
-          <w:color w:val="auto"/>
-          <w:sz w:val="20"/>
-          <w:szCs w:val="20"/>
-        </w:rPr>
-        <w:t>Photoshop, Illustrator</w:t>
-      </w:r>
     </w:p>
     <w:p>
       <w:pPr>
@@ -1442,17 +1124,7 @@
           <w:iCs w:val="0"/>
           <w:color w:val="auto"/>
         </w:rPr>
-        <w:t>Skilled</w:t>
-      </w:r>
-      <w:r>
-        <w:rPr>
-          <w:rStyle w:val="SubtleEmphasis"/>
-          <w:rFonts w:ascii="Times New Roman" w:hAnsi="Times New Roman" w:cs="Times New Roman"/>
-          <w:i w:val="0"/>
-          <w:iCs w:val="0"/>
-          <w:color w:val="auto"/>
-        </w:rPr>
-        <w:t xml:space="preserve"> at interacting with clients and users from all socioeconomic backgrounds  </w:t>
+        <w:t xml:space="preserve">Skilled at interacting with clients and users from all socioeconomic backgrounds  </w:t>
       </w:r>
     </w:p>
     <w:p>
@@ -1533,23 +1205,24 @@
           <w:iCs w:val="0"/>
           <w:color w:val="auto"/>
         </w:rPr>
-        <w:t>Good communication skill with people of different group gained through my experience during daily routine</w:t>
-      </w:r>
-      <w:r>
-        <w:rPr>
-          <w:rStyle w:val="SubtleEmphasis"/>
-          <w:rFonts w:ascii="Times New Roman" w:hAnsi="Times New Roman" w:cs="Times New Roman"/>
-          <w:i w:val="0"/>
-          <w:iCs w:val="0"/>
-          <w:color w:val="auto"/>
-        </w:rPr>
-        <w:t>.</w:t>
-      </w:r>
+        <w:t>Good communication skill with people of different group gained through my experience during daily routine.</w:t>
+      </w:r>
+    </w:p>
+    <w:p>
+      <w:pPr>
+        <w:ind w:left="-15" w:firstLine="0"/>
+        <w:rPr>
+          <w:rFonts w:ascii="Times New Roman" w:hAnsi="Times New Roman" w:cs="Times New Roman"/>
+          <w:color w:val="auto"/>
+          <w:sz w:val="20"/>
+          <w:szCs w:val="20"/>
+        </w:rPr>
+      </w:pPr>
     </w:p>
     <w:p>
       <w:pPr>
         <w:pStyle w:val="Quote"/>
-        <w:ind w:left="0" w:firstLine="720"/>
+        <w:ind w:left="0" w:firstLine="0"/>
         <w:jc w:val="left"/>
         <w:rPr>
           <w:rFonts w:ascii="Times New Roman" w:hAnsi="Times New Roman" w:cs="Times New Roman"/>
@@ -1558,8 +1231,8 @@
           <w:i w:val="0"/>
           <w:iCs w:val="0"/>
           <w:color w:val="auto"/>
-          <w:sz w:val="40"/>
-          <w:szCs w:val="40"/>
+          <w:sz w:val="36"/>
+          <w:szCs w:val="36"/>
           <w:u w:val="single"/>
         </w:rPr>
       </w:pPr>
@@ -1567,7 +1240,7 @@
     <w:p>
       <w:pPr>
         <w:pStyle w:val="Quote"/>
-        <w:ind w:left="0" w:firstLine="720"/>
+        <w:ind w:left="0" w:firstLine="0"/>
         <w:jc w:val="left"/>
         <w:rPr>
           <w:rFonts w:ascii="Times New Roman" w:hAnsi="Times New Roman" w:cs="Times New Roman"/>
@@ -1594,6 +1267,608 @@
           <w:u w:val="single"/>
         </w:rPr>
         <w:lastRenderedPageBreak/>
+        <w:t>Work Experience</w:t>
+      </w:r>
+    </w:p>
+    <w:p/>
+    <w:p>
+      <w:pPr>
+        <w:ind w:left="0"/>
+        <w:rPr>
+          <w:rStyle w:val="SubtleReference"/>
+          <w:rFonts w:ascii="Times New Roman" w:hAnsi="Times New Roman" w:cs="Times New Roman"/>
+          <w:b/>
+          <w:bCs/>
+          <w:color w:val="auto"/>
+          <w:sz w:val="23"/>
+          <w:szCs w:val="23"/>
+        </w:rPr>
+      </w:pPr>
+      <w:r>
+        <w:rPr>
+          <w:rStyle w:val="SubtleReference"/>
+          <w:rFonts w:ascii="Times New Roman" w:hAnsi="Times New Roman" w:cs="Times New Roman"/>
+          <w:b/>
+          <w:bCs/>
+          <w:color w:val="auto"/>
+          <w:sz w:val="23"/>
+          <w:szCs w:val="23"/>
+        </w:rPr>
+        <w:t>6-month Internship on ASP.NET AT Professional Computer System (</w:t>
+      </w:r>
+      <w:proofErr w:type="gramStart"/>
+      <w:r>
+        <w:rPr>
+          <w:rStyle w:val="SubtleReference"/>
+          <w:rFonts w:ascii="Times New Roman" w:hAnsi="Times New Roman" w:cs="Times New Roman"/>
+          <w:b/>
+          <w:bCs/>
+          <w:color w:val="auto"/>
+          <w:sz w:val="23"/>
+          <w:szCs w:val="23"/>
+        </w:rPr>
+        <w:t>PCS)  (</w:t>
+      </w:r>
+      <w:proofErr w:type="gramEnd"/>
+      <w:r>
+        <w:rPr>
+          <w:rStyle w:val="SubtleReference"/>
+          <w:rFonts w:ascii="Times New Roman" w:hAnsi="Times New Roman" w:cs="Times New Roman"/>
+          <w:b/>
+          <w:bCs/>
+          <w:color w:val="auto"/>
+          <w:sz w:val="23"/>
+          <w:szCs w:val="23"/>
+        </w:rPr>
+        <w:t>2017-2018)</w:t>
+      </w:r>
+    </w:p>
+    <w:p>
+      <w:pPr>
+        <w:pStyle w:val="ListParagraph"/>
+        <w:numPr>
+          <w:ilvl w:val="0"/>
+          <w:numId w:val="36"/>
+        </w:numPr>
+        <w:rPr>
+          <w:rFonts w:ascii="Times New Roman" w:hAnsi="Times New Roman" w:cs="Times New Roman"/>
+        </w:rPr>
+      </w:pPr>
+      <w:r>
+        <w:rPr>
+          <w:rFonts w:ascii="Times New Roman" w:hAnsi="Times New Roman" w:cs="Times New Roman"/>
+        </w:rPr>
+        <w:t>MVC Webapp</w:t>
+      </w:r>
+    </w:p>
+    <w:p>
+      <w:pPr>
+        <w:pStyle w:val="ListParagraph"/>
+        <w:numPr>
+          <w:ilvl w:val="0"/>
+          <w:numId w:val="36"/>
+        </w:numPr>
+        <w:rPr>
+          <w:rFonts w:ascii="Times New Roman" w:hAnsi="Times New Roman" w:cs="Times New Roman"/>
+        </w:rPr>
+      </w:pPr>
+      <w:r>
+        <w:rPr>
+          <w:rFonts w:ascii="Times New Roman" w:hAnsi="Times New Roman" w:cs="Times New Roman"/>
+        </w:rPr>
+        <w:t>Web Forms</w:t>
+      </w:r>
+    </w:p>
+    <w:p>
+      <w:pPr>
+        <w:pStyle w:val="ListParagraph"/>
+        <w:numPr>
+          <w:ilvl w:val="0"/>
+          <w:numId w:val="36"/>
+        </w:numPr>
+        <w:rPr>
+          <w:rFonts w:ascii="Times New Roman" w:hAnsi="Times New Roman" w:cs="Times New Roman"/>
+        </w:rPr>
+      </w:pPr>
+      <w:r>
+        <w:rPr>
+          <w:rFonts w:ascii="Times New Roman" w:hAnsi="Times New Roman" w:cs="Times New Roman"/>
+        </w:rPr>
+        <w:t>SQL Databases</w:t>
+      </w:r>
+    </w:p>
+    <w:p>
+      <w:pPr>
+        <w:pStyle w:val="ListParagraph"/>
+        <w:numPr>
+          <w:ilvl w:val="0"/>
+          <w:numId w:val="36"/>
+        </w:numPr>
+        <w:rPr>
+          <w:rFonts w:ascii="Times New Roman" w:hAnsi="Times New Roman" w:cs="Times New Roman"/>
+        </w:rPr>
+      </w:pPr>
+      <w:r>
+        <w:rPr>
+          <w:rFonts w:ascii="Times New Roman" w:hAnsi="Times New Roman" w:cs="Times New Roman"/>
+        </w:rPr>
+        <w:t>Experience with Senior Developers</w:t>
+      </w:r>
+    </w:p>
+    <w:p>
+      <w:pPr>
+        <w:pStyle w:val="ListParagraph"/>
+        <w:ind w:left="335"/>
+        <w:rPr>
+          <w:rStyle w:val="SubtleReference"/>
+          <w:rFonts w:ascii="Times New Roman" w:hAnsi="Times New Roman" w:cs="Times New Roman"/>
+          <w:color w:val="auto"/>
+        </w:rPr>
+      </w:pPr>
+    </w:p>
+    <w:p>
+      <w:pPr>
+        <w:pStyle w:val="ListParagraph"/>
+        <w:ind w:left="0"/>
+        <w:rPr>
+          <w:rStyle w:val="SubtleReference"/>
+          <w:rFonts w:ascii="Times New Roman" w:hAnsi="Times New Roman" w:cs="Times New Roman"/>
+          <w:b/>
+          <w:bCs/>
+          <w:color w:val="auto"/>
+          <w:sz w:val="23"/>
+          <w:szCs w:val="23"/>
+        </w:rPr>
+      </w:pPr>
+      <w:r>
+        <w:rPr>
+          <w:rStyle w:val="SubtleReference"/>
+          <w:rFonts w:ascii="Times New Roman" w:hAnsi="Times New Roman" w:cs="Times New Roman"/>
+          <w:b/>
+          <w:bCs/>
+          <w:color w:val="auto"/>
+          <w:sz w:val="23"/>
+          <w:szCs w:val="23"/>
+        </w:rPr>
+        <w:t>Designer at Gaule-Tech (Photoshop/</w:t>
+      </w:r>
+      <w:proofErr w:type="gramStart"/>
+      <w:r>
+        <w:rPr>
+          <w:rStyle w:val="SubtleReference"/>
+          <w:rFonts w:ascii="Times New Roman" w:hAnsi="Times New Roman" w:cs="Times New Roman"/>
+          <w:b/>
+          <w:bCs/>
+          <w:color w:val="auto"/>
+          <w:sz w:val="23"/>
+          <w:szCs w:val="23"/>
+        </w:rPr>
+        <w:t>Illustrator)  (</w:t>
+      </w:r>
+      <w:proofErr w:type="gramEnd"/>
+      <w:r>
+        <w:rPr>
+          <w:rStyle w:val="SubtleReference"/>
+          <w:rFonts w:ascii="Times New Roman" w:hAnsi="Times New Roman" w:cs="Times New Roman"/>
+          <w:b/>
+          <w:bCs/>
+          <w:color w:val="auto"/>
+          <w:sz w:val="23"/>
+          <w:szCs w:val="23"/>
+        </w:rPr>
+        <w:t>2022-2024[Freelance])</w:t>
+      </w:r>
+    </w:p>
+    <w:p>
+      <w:pPr>
+        <w:pStyle w:val="ListParagraph"/>
+        <w:numPr>
+          <w:ilvl w:val="0"/>
+          <w:numId w:val="36"/>
+        </w:numPr>
+        <w:rPr>
+          <w:smallCaps/>
+        </w:rPr>
+      </w:pPr>
+      <w:r>
+        <w:rPr>
+          <w:smallCaps/>
+        </w:rPr>
+        <w:t>Logo design</w:t>
+      </w:r>
+    </w:p>
+    <w:p>
+      <w:pPr>
+        <w:pStyle w:val="ListParagraph"/>
+        <w:numPr>
+          <w:ilvl w:val="0"/>
+          <w:numId w:val="36"/>
+        </w:numPr>
+        <w:rPr>
+          <w:smallCaps/>
+        </w:rPr>
+      </w:pPr>
+      <w:r>
+        <w:rPr>
+          <w:smallCaps/>
+        </w:rPr>
+        <w:t>Pamphlet Design</w:t>
+      </w:r>
+    </w:p>
+    <w:p>
+      <w:pPr>
+        <w:pStyle w:val="ListParagraph"/>
+        <w:numPr>
+          <w:ilvl w:val="0"/>
+          <w:numId w:val="36"/>
+        </w:numPr>
+        <w:rPr>
+          <w:smallCaps/>
+        </w:rPr>
+      </w:pPr>
+      <w:r>
+        <w:rPr>
+          <w:smallCaps/>
+        </w:rPr>
+        <w:t xml:space="preserve">Leaflet </w:t>
+      </w:r>
+    </w:p>
+    <w:p>
+      <w:pPr>
+        <w:pStyle w:val="ListParagraph"/>
+        <w:numPr>
+          <w:ilvl w:val="0"/>
+          <w:numId w:val="36"/>
+        </w:numPr>
+        <w:rPr>
+          <w:smallCaps/>
+        </w:rPr>
+      </w:pPr>
+      <w:r>
+        <w:rPr>
+          <w:smallCaps/>
+        </w:rPr>
+        <w:t>Basic Graphic Design</w:t>
+      </w:r>
+    </w:p>
+    <w:p>
+      <w:pPr>
+        <w:pStyle w:val="ListParagraph"/>
+        <w:ind w:left="695"/>
+        <w:jc w:val="both"/>
+        <w:rPr>
+          <w:rStyle w:val="SubtleReference"/>
+          <w:rFonts w:ascii="Times New Roman" w:hAnsi="Times New Roman" w:cs="Times New Roman"/>
+          <w:color w:val="auto"/>
+        </w:rPr>
+      </w:pPr>
+    </w:p>
+    <w:p>
+      <w:pPr>
+        <w:pStyle w:val="ListParagraph"/>
+        <w:ind w:left="0"/>
+        <w:rPr>
+          <w:rStyle w:val="SubtleReference"/>
+          <w:rFonts w:ascii="Times New Roman" w:hAnsi="Times New Roman" w:cs="Times New Roman"/>
+          <w:b/>
+          <w:bCs/>
+          <w:color w:val="auto"/>
+          <w:sz w:val="23"/>
+          <w:szCs w:val="23"/>
+        </w:rPr>
+      </w:pPr>
+      <w:r>
+        <w:rPr>
+          <w:rStyle w:val="SubtleReference"/>
+          <w:rFonts w:ascii="Times New Roman" w:hAnsi="Times New Roman" w:cs="Times New Roman"/>
+          <w:b/>
+          <w:bCs/>
+          <w:color w:val="auto"/>
+          <w:sz w:val="23"/>
+          <w:szCs w:val="23"/>
+        </w:rPr>
+        <w:t>Cloud Worker at Cloud factory (2019-Present)</w:t>
+      </w:r>
+    </w:p>
+    <w:p>
+      <w:pPr>
+        <w:pStyle w:val="ListParagraph"/>
+        <w:numPr>
+          <w:ilvl w:val="0"/>
+          <w:numId w:val="36"/>
+        </w:numPr>
+      </w:pPr>
+      <w:r>
+        <w:t>Pathr.ai</w:t>
+      </w:r>
+    </w:p>
+    <w:p>
+      <w:pPr>
+        <w:pStyle w:val="ListParagraph"/>
+        <w:numPr>
+          <w:ilvl w:val="0"/>
+          <w:numId w:val="36"/>
+        </w:numPr>
+      </w:pPr>
+      <w:r>
+        <w:t>Enigma</w:t>
+      </w:r>
+    </w:p>
+    <w:p>
+      <w:pPr>
+        <w:pStyle w:val="ListParagraph"/>
+        <w:numPr>
+          <w:ilvl w:val="0"/>
+          <w:numId w:val="36"/>
+        </w:numPr>
+      </w:pPr>
+      <w:r>
+        <w:t>Data Training</w:t>
+      </w:r>
+    </w:p>
+    <w:p>
+      <w:pPr>
+        <w:pStyle w:val="ListParagraph"/>
+        <w:numPr>
+          <w:ilvl w:val="0"/>
+          <w:numId w:val="36"/>
+        </w:numPr>
+      </w:pPr>
+      <w:r>
+        <w:t>AI Trainer</w:t>
+      </w:r>
+    </w:p>
+    <w:p>
+      <w:pPr>
+        <w:pStyle w:val="ListParagraph"/>
+        <w:numPr>
+          <w:ilvl w:val="0"/>
+          <w:numId w:val="36"/>
+        </w:numPr>
+      </w:pPr>
+      <w:r>
+        <w:t>Data Analysis</w:t>
+      </w:r>
+    </w:p>
+    <w:p>
+      <w:pPr>
+        <w:ind w:left="-15" w:firstLine="0"/>
+        <w:rPr>
+          <w:rFonts w:ascii="Times New Roman" w:hAnsi="Times New Roman" w:cs="Times New Roman"/>
+          <w:color w:val="auto"/>
+          <w:sz w:val="20"/>
+          <w:szCs w:val="20"/>
+        </w:rPr>
+      </w:pPr>
+    </w:p>
+    <w:p>
+      <w:pPr>
+        <w:pStyle w:val="Quote"/>
+        <w:ind w:left="0" w:firstLine="720"/>
+        <w:jc w:val="left"/>
+        <w:rPr>
+          <w:rFonts w:ascii="Times New Roman" w:hAnsi="Times New Roman" w:cs="Times New Roman"/>
+          <w:b/>
+          <w:bCs/>
+          <w:i w:val="0"/>
+          <w:iCs w:val="0"/>
+          <w:color w:val="auto"/>
+          <w:sz w:val="36"/>
+          <w:szCs w:val="36"/>
+          <w:u w:val="single"/>
+        </w:rPr>
+      </w:pPr>
+    </w:p>
+    <w:p>
+      <w:pPr>
+        <w:pStyle w:val="Quote"/>
+        <w:ind w:left="0" w:firstLine="720"/>
+        <w:jc w:val="left"/>
+        <w:rPr>
+          <w:rFonts w:ascii="Times New Roman" w:hAnsi="Times New Roman" w:cs="Times New Roman"/>
+          <w:b/>
+          <w:bCs/>
+          <w:i w:val="0"/>
+          <w:iCs w:val="0"/>
+          <w:color w:val="auto"/>
+          <w:sz w:val="36"/>
+          <w:szCs w:val="36"/>
+          <w:u w:val="single"/>
+        </w:rPr>
+      </w:pPr>
+    </w:p>
+    <w:p>
+      <w:pPr>
+        <w:pStyle w:val="Quote"/>
+        <w:ind w:left="0" w:firstLine="720"/>
+        <w:jc w:val="left"/>
+        <w:rPr>
+          <w:rFonts w:ascii="Times New Roman" w:hAnsi="Times New Roman" w:cs="Times New Roman"/>
+          <w:b/>
+          <w:bCs/>
+          <w:i w:val="0"/>
+          <w:iCs w:val="0"/>
+          <w:color w:val="auto"/>
+          <w:sz w:val="36"/>
+          <w:szCs w:val="36"/>
+          <w:u w:val="single"/>
+        </w:rPr>
+      </w:pPr>
+    </w:p>
+    <w:p>
+      <w:pPr>
+        <w:pStyle w:val="Quote"/>
+        <w:ind w:left="0" w:firstLine="720"/>
+        <w:jc w:val="left"/>
+        <w:rPr>
+          <w:rFonts w:ascii="Times New Roman" w:hAnsi="Times New Roman" w:cs="Times New Roman"/>
+          <w:b/>
+          <w:bCs/>
+          <w:i w:val="0"/>
+          <w:iCs w:val="0"/>
+          <w:color w:val="auto"/>
+          <w:sz w:val="36"/>
+          <w:szCs w:val="36"/>
+          <w:u w:val="single"/>
+        </w:rPr>
+      </w:pPr>
+    </w:p>
+    <w:p>
+      <w:pPr>
+        <w:pStyle w:val="Quote"/>
+        <w:ind w:left="0" w:firstLine="720"/>
+        <w:jc w:val="left"/>
+        <w:rPr>
+          <w:rFonts w:ascii="Times New Roman" w:hAnsi="Times New Roman" w:cs="Times New Roman"/>
+          <w:b/>
+          <w:bCs/>
+          <w:i w:val="0"/>
+          <w:iCs w:val="0"/>
+          <w:color w:val="auto"/>
+          <w:sz w:val="36"/>
+          <w:szCs w:val="36"/>
+          <w:u w:val="single"/>
+        </w:rPr>
+      </w:pPr>
+    </w:p>
+    <w:p>
+      <w:pPr>
+        <w:pStyle w:val="Quote"/>
+        <w:ind w:left="0" w:firstLine="720"/>
+        <w:jc w:val="left"/>
+        <w:rPr>
+          <w:rFonts w:ascii="Times New Roman" w:hAnsi="Times New Roman" w:cs="Times New Roman"/>
+          <w:b/>
+          <w:bCs/>
+          <w:i w:val="0"/>
+          <w:iCs w:val="0"/>
+          <w:color w:val="auto"/>
+          <w:sz w:val="36"/>
+          <w:szCs w:val="36"/>
+          <w:u w:val="single"/>
+        </w:rPr>
+      </w:pPr>
+    </w:p>
+    <w:p>
+      <w:pPr>
+        <w:pStyle w:val="Quote"/>
+        <w:ind w:left="0" w:firstLine="720"/>
+        <w:jc w:val="left"/>
+        <w:rPr>
+          <w:rFonts w:ascii="Times New Roman" w:hAnsi="Times New Roman" w:cs="Times New Roman"/>
+          <w:b/>
+          <w:bCs/>
+          <w:i w:val="0"/>
+          <w:iCs w:val="0"/>
+          <w:color w:val="auto"/>
+          <w:sz w:val="36"/>
+          <w:szCs w:val="36"/>
+          <w:u w:val="single"/>
+        </w:rPr>
+      </w:pPr>
+    </w:p>
+    <w:p>
+      <w:pPr>
+        <w:pStyle w:val="Quote"/>
+        <w:ind w:left="0" w:firstLine="720"/>
+        <w:jc w:val="left"/>
+        <w:rPr>
+          <w:rFonts w:ascii="Times New Roman" w:hAnsi="Times New Roman" w:cs="Times New Roman"/>
+          <w:b/>
+          <w:bCs/>
+          <w:i w:val="0"/>
+          <w:iCs w:val="0"/>
+          <w:color w:val="auto"/>
+          <w:sz w:val="36"/>
+          <w:szCs w:val="36"/>
+          <w:u w:val="single"/>
+        </w:rPr>
+      </w:pPr>
+    </w:p>
+    <w:p>
+      <w:pPr>
+        <w:pStyle w:val="Quote"/>
+        <w:ind w:left="0" w:firstLine="720"/>
+        <w:jc w:val="left"/>
+        <w:rPr>
+          <w:rFonts w:ascii="Times New Roman" w:hAnsi="Times New Roman" w:cs="Times New Roman"/>
+          <w:b/>
+          <w:bCs/>
+          <w:i w:val="0"/>
+          <w:iCs w:val="0"/>
+          <w:color w:val="auto"/>
+          <w:sz w:val="36"/>
+          <w:szCs w:val="36"/>
+          <w:u w:val="single"/>
+        </w:rPr>
+      </w:pPr>
+    </w:p>
+    <w:p>
+      <w:pPr>
+        <w:pStyle w:val="Quote"/>
+        <w:ind w:left="0" w:firstLine="720"/>
+        <w:jc w:val="left"/>
+        <w:rPr>
+          <w:rFonts w:ascii="Times New Roman" w:hAnsi="Times New Roman" w:cs="Times New Roman"/>
+          <w:b/>
+          <w:bCs/>
+          <w:i w:val="0"/>
+          <w:iCs w:val="0"/>
+          <w:color w:val="auto"/>
+          <w:sz w:val="36"/>
+          <w:szCs w:val="36"/>
+          <w:u w:val="single"/>
+        </w:rPr>
+      </w:pPr>
+    </w:p>
+    <w:p>
+      <w:pPr>
+        <w:pStyle w:val="Quote"/>
+        <w:ind w:left="0" w:firstLine="720"/>
+        <w:jc w:val="left"/>
+        <w:rPr>
+          <w:rFonts w:ascii="Times New Roman" w:hAnsi="Times New Roman" w:cs="Times New Roman"/>
+          <w:b/>
+          <w:bCs/>
+          <w:i w:val="0"/>
+          <w:iCs w:val="0"/>
+          <w:color w:val="auto"/>
+          <w:sz w:val="36"/>
+          <w:szCs w:val="36"/>
+          <w:u w:val="single"/>
+        </w:rPr>
+      </w:pPr>
+    </w:p>
+    <w:p>
+      <w:pPr>
+        <w:pStyle w:val="Quote"/>
+        <w:ind w:left="0" w:firstLine="720"/>
+        <w:jc w:val="left"/>
+        <w:rPr>
+          <w:rFonts w:ascii="Times New Roman" w:hAnsi="Times New Roman" w:cs="Times New Roman"/>
+          <w:b/>
+          <w:bCs/>
+          <w:i w:val="0"/>
+          <w:iCs w:val="0"/>
+          <w:color w:val="auto"/>
+          <w:sz w:val="36"/>
+          <w:szCs w:val="36"/>
+          <w:u w:val="single"/>
+        </w:rPr>
+      </w:pPr>
+      <w:r>
+        <w:rPr>
+          <w:rFonts w:ascii="Times New Roman" w:hAnsi="Times New Roman" w:cs="Times New Roman"/>
+          <w:b/>
+          <w:bCs/>
+          <w:i w:val="0"/>
+          <w:iCs w:val="0"/>
+          <w:color w:val="auto"/>
+          <w:sz w:val="36"/>
+          <w:szCs w:val="36"/>
+          <w:u w:val="single"/>
+        </w:rPr>
+        <w:lastRenderedPageBreak/>
         <w:t xml:space="preserve">Academic Projects </w:t>
       </w:r>
     </w:p>
@@ -1607,6 +1882,8 @@
           <w:rStyle w:val="BookTitle"/>
           <w:rFonts w:ascii="Times New Roman" w:hAnsi="Times New Roman" w:cs="Times New Roman"/>
           <w:color w:val="auto"/>
+          <w:sz w:val="20"/>
+          <w:szCs w:val="20"/>
         </w:rPr>
       </w:pPr>
       <w:r>
@@ -1614,6 +1891,8 @@
           <w:rStyle w:val="BookTitle"/>
           <w:rFonts w:ascii="Times New Roman" w:hAnsi="Times New Roman" w:cs="Times New Roman"/>
           <w:color w:val="auto"/>
+          <w:sz w:val="20"/>
+          <w:szCs w:val="20"/>
         </w:rPr>
         <w:t xml:space="preserve">E-commerce website </w:t>
       </w:r>
@@ -1622,6 +1901,8 @@
           <w:rStyle w:val="BookTitle"/>
           <w:rFonts w:ascii="Times New Roman" w:hAnsi="Times New Roman" w:cs="Times New Roman"/>
           <w:color w:val="auto"/>
+          <w:sz w:val="20"/>
+          <w:szCs w:val="20"/>
         </w:rPr>
         <w:t xml:space="preserve">| </w:t>
       </w:r>
@@ -1630,6 +1911,8 @@
           <w:rStyle w:val="BookTitle"/>
           <w:rFonts w:ascii="Times New Roman" w:hAnsi="Times New Roman" w:cs="Times New Roman"/>
           <w:color w:val="auto"/>
+          <w:sz w:val="20"/>
+          <w:szCs w:val="20"/>
         </w:rPr>
         <w:t>PHP</w:t>
       </w:r>
@@ -1638,6 +1921,8 @@
           <w:rStyle w:val="BookTitle"/>
           <w:rFonts w:ascii="Times New Roman" w:hAnsi="Times New Roman" w:cs="Times New Roman"/>
           <w:color w:val="auto"/>
+          <w:sz w:val="20"/>
+          <w:szCs w:val="20"/>
         </w:rPr>
         <w:t xml:space="preserve"> </w:t>
       </w:r>
@@ -1646,6 +1931,8 @@
           <w:rStyle w:val="BookTitle"/>
           <w:rFonts w:ascii="Times New Roman" w:hAnsi="Times New Roman" w:cs="Times New Roman"/>
           <w:color w:val="auto"/>
+          <w:sz w:val="20"/>
+          <w:szCs w:val="20"/>
         </w:rPr>
         <w:t>| 3</w:t>
       </w:r>
@@ -1654,6 +1941,8 @@
           <w:rStyle w:val="BookTitle"/>
           <w:rFonts w:ascii="Times New Roman" w:hAnsi="Times New Roman" w:cs="Times New Roman"/>
           <w:color w:val="auto"/>
+          <w:sz w:val="20"/>
+          <w:szCs w:val="20"/>
         </w:rPr>
         <w:t>rd YEAR</w:t>
       </w:r>
@@ -1662,6 +1951,8 @@
           <w:rStyle w:val="BookTitle"/>
           <w:rFonts w:ascii="Times New Roman" w:hAnsi="Times New Roman" w:cs="Times New Roman"/>
           <w:color w:val="auto"/>
+          <w:sz w:val="20"/>
+          <w:szCs w:val="20"/>
         </w:rPr>
         <w:t xml:space="preserve"> </w:t>
       </w:r>
@@ -1670,6 +1961,8 @@
           <w:rStyle w:val="BookTitle"/>
           <w:rFonts w:ascii="Times New Roman" w:hAnsi="Times New Roman" w:cs="Times New Roman"/>
           <w:color w:val="auto"/>
+          <w:sz w:val="20"/>
+          <w:szCs w:val="20"/>
         </w:rPr>
         <w:t>2</w:t>
       </w:r>
@@ -1678,6 +1971,8 @@
           <w:rStyle w:val="BookTitle"/>
           <w:rFonts w:ascii="Times New Roman" w:hAnsi="Times New Roman" w:cs="Times New Roman"/>
           <w:color w:val="auto"/>
+          <w:sz w:val="20"/>
+          <w:szCs w:val="20"/>
         </w:rPr>
         <w:t>ND SEMESTER PROJECT</w:t>
       </w:r>
@@ -1697,6 +1992,8 @@
           <w:b w:val="0"/>
           <w:bCs w:val="0"/>
           <w:color w:val="auto"/>
+          <w:sz w:val="20"/>
+          <w:szCs w:val="20"/>
         </w:rPr>
       </w:pPr>
       <w:r>
@@ -1706,6 +2003,8 @@
           <w:b w:val="0"/>
           <w:bCs w:val="0"/>
           <w:color w:val="auto"/>
+          <w:sz w:val="20"/>
+          <w:szCs w:val="20"/>
         </w:rPr>
         <w:t>PayPal integration</w:t>
       </w:r>
@@ -1725,6 +2024,8 @@
           <w:b w:val="0"/>
           <w:bCs w:val="0"/>
           <w:color w:val="auto"/>
+          <w:sz w:val="20"/>
+          <w:szCs w:val="20"/>
         </w:rPr>
       </w:pPr>
       <w:r>
@@ -1734,6 +2035,8 @@
           <w:b w:val="0"/>
           <w:bCs w:val="0"/>
           <w:color w:val="auto"/>
+          <w:sz w:val="20"/>
+          <w:szCs w:val="20"/>
         </w:rPr>
         <w:t>E-Mail verification for user</w:t>
       </w:r>
@@ -1753,6 +2056,8 @@
           <w:b w:val="0"/>
           <w:bCs w:val="0"/>
           <w:color w:val="auto"/>
+          <w:sz w:val="20"/>
+          <w:szCs w:val="20"/>
         </w:rPr>
       </w:pPr>
       <w:r>
@@ -1762,6 +2067,8 @@
           <w:b w:val="0"/>
           <w:bCs w:val="0"/>
           <w:color w:val="auto"/>
+          <w:sz w:val="20"/>
+          <w:szCs w:val="20"/>
         </w:rPr>
         <w:t>Use of OCI database</w:t>
       </w:r>
@@ -1775,6 +2082,8 @@
           <w:rStyle w:val="BookTitle"/>
           <w:rFonts w:ascii="Times New Roman" w:hAnsi="Times New Roman" w:cs="Times New Roman"/>
           <w:color w:val="auto"/>
+          <w:sz w:val="20"/>
+          <w:szCs w:val="20"/>
         </w:rPr>
       </w:pPr>
     </w:p>
@@ -1787,6 +2096,8 @@
           <w:rStyle w:val="BookTitle"/>
           <w:rFonts w:ascii="Times New Roman" w:hAnsi="Times New Roman" w:cs="Times New Roman"/>
           <w:color w:val="auto"/>
+          <w:sz w:val="20"/>
+          <w:szCs w:val="20"/>
         </w:rPr>
       </w:pPr>
       <w:r>
@@ -1794,6 +2105,8 @@
           <w:rStyle w:val="BookTitle"/>
           <w:rFonts w:ascii="Times New Roman" w:hAnsi="Times New Roman" w:cs="Times New Roman"/>
           <w:color w:val="auto"/>
+          <w:sz w:val="20"/>
+          <w:szCs w:val="20"/>
         </w:rPr>
         <w:t>Data Warehouse Design | Apex Oracle | 4TH YEAR 1</w:t>
       </w:r>
@@ -1802,6 +2115,8 @@
           <w:rStyle w:val="BookTitle"/>
           <w:rFonts w:ascii="Times New Roman" w:hAnsi="Times New Roman" w:cs="Times New Roman"/>
           <w:color w:val="auto"/>
+          <w:sz w:val="20"/>
+          <w:szCs w:val="20"/>
         </w:rPr>
         <w:t>st</w:t>
       </w:r>
@@ -1810,6 +2125,8 @@
           <w:rStyle w:val="BookTitle"/>
           <w:rFonts w:ascii="Times New Roman" w:hAnsi="Times New Roman" w:cs="Times New Roman"/>
           <w:color w:val="auto"/>
+          <w:sz w:val="20"/>
+          <w:szCs w:val="20"/>
         </w:rPr>
         <w:t xml:space="preserve"> SEMESTER PROJECT </w:t>
       </w:r>
@@ -1829,6 +2146,8 @@
           <w:b w:val="0"/>
           <w:bCs w:val="0"/>
           <w:color w:val="auto"/>
+          <w:sz w:val="20"/>
+          <w:szCs w:val="20"/>
         </w:rPr>
       </w:pPr>
       <w:r>
@@ -1838,6 +2157,8 @@
           <w:b w:val="0"/>
           <w:bCs w:val="0"/>
           <w:color w:val="auto"/>
+          <w:sz w:val="20"/>
+          <w:szCs w:val="20"/>
         </w:rPr>
         <w:t>E</w:t>
       </w:r>
@@ -1848,6 +2169,8 @@
           <w:b w:val="0"/>
           <w:bCs w:val="0"/>
           <w:color w:val="auto"/>
+          <w:sz w:val="20"/>
+          <w:szCs w:val="20"/>
         </w:rPr>
         <w:t xml:space="preserve">xtract </w:t>
       </w:r>
@@ -1858,6 +2181,8 @@
           <w:b w:val="0"/>
           <w:bCs w:val="0"/>
           <w:color w:val="auto"/>
+          <w:sz w:val="20"/>
+          <w:szCs w:val="20"/>
         </w:rPr>
         <w:t>L</w:t>
       </w:r>
@@ -1868,6 +2193,8 @@
           <w:b w:val="0"/>
           <w:bCs w:val="0"/>
           <w:color w:val="auto"/>
+          <w:sz w:val="20"/>
+          <w:szCs w:val="20"/>
         </w:rPr>
         <w:t xml:space="preserve">oad </w:t>
       </w:r>
@@ -1878,6 +2205,8 @@
           <w:b w:val="0"/>
           <w:bCs w:val="0"/>
           <w:color w:val="auto"/>
+          <w:sz w:val="20"/>
+          <w:szCs w:val="20"/>
         </w:rPr>
         <w:t>Transform Process</w:t>
       </w:r>
@@ -1888,6 +2217,8 @@
           <w:b w:val="0"/>
           <w:bCs w:val="0"/>
           <w:color w:val="auto"/>
+          <w:sz w:val="20"/>
+          <w:szCs w:val="20"/>
         </w:rPr>
         <w:t xml:space="preserve"> </w:t>
       </w:r>
@@ -1907,6 +2238,8 @@
           <w:b w:val="0"/>
           <w:bCs w:val="0"/>
           <w:color w:val="auto"/>
+          <w:sz w:val="20"/>
+          <w:szCs w:val="20"/>
         </w:rPr>
       </w:pPr>
       <w:r>
@@ -1916,6 +2249,8 @@
           <w:b w:val="0"/>
           <w:bCs w:val="0"/>
           <w:color w:val="auto"/>
+          <w:sz w:val="20"/>
+          <w:szCs w:val="20"/>
         </w:rPr>
         <w:t xml:space="preserve">Package, </w:t>
       </w:r>
@@ -1926,6 +2261,8 @@
           <w:b w:val="0"/>
           <w:bCs w:val="0"/>
           <w:color w:val="auto"/>
+          <w:sz w:val="20"/>
+          <w:szCs w:val="20"/>
         </w:rPr>
         <w:t>Procedure, Function</w:t>
       </w:r>
@@ -1936,6 +2273,8 @@
           <w:b w:val="0"/>
           <w:bCs w:val="0"/>
           <w:color w:val="auto"/>
+          <w:sz w:val="20"/>
+          <w:szCs w:val="20"/>
         </w:rPr>
         <w:t xml:space="preserve"> creation </w:t>
       </w:r>
@@ -1955,6 +2294,8 @@
           <w:b w:val="0"/>
           <w:bCs w:val="0"/>
           <w:color w:val="auto"/>
+          <w:sz w:val="20"/>
+          <w:szCs w:val="20"/>
         </w:rPr>
       </w:pPr>
       <w:r>
@@ -1964,6 +2305,8 @@
           <w:b w:val="0"/>
           <w:bCs w:val="0"/>
           <w:color w:val="auto"/>
+          <w:sz w:val="20"/>
+          <w:szCs w:val="20"/>
         </w:rPr>
         <w:t>Report Generation</w:t>
       </w:r>
@@ -1974,6 +2317,8 @@
           <w:b w:val="0"/>
           <w:bCs w:val="0"/>
           <w:color w:val="auto"/>
+          <w:sz w:val="20"/>
+          <w:szCs w:val="20"/>
         </w:rPr>
         <w:t xml:space="preserve"> in Oracle Application</w:t>
       </w:r>
@@ -1993,6 +2338,8 @@
           <w:b w:val="0"/>
           <w:bCs w:val="0"/>
           <w:color w:val="auto"/>
+          <w:sz w:val="20"/>
+          <w:szCs w:val="20"/>
         </w:rPr>
       </w:pPr>
       <w:r>
@@ -2002,6 +2349,8 @@
           <w:b w:val="0"/>
           <w:bCs w:val="0"/>
           <w:color w:val="auto"/>
+          <w:sz w:val="20"/>
+          <w:szCs w:val="20"/>
         </w:rPr>
         <w:t>Performance Tuning</w:t>
       </w:r>
@@ -2014,6 +2363,8 @@
           <w:rStyle w:val="BookTitle"/>
           <w:rFonts w:ascii="Times New Roman" w:hAnsi="Times New Roman" w:cs="Times New Roman"/>
           <w:color w:val="auto"/>
+          <w:sz w:val="20"/>
+          <w:szCs w:val="20"/>
         </w:rPr>
       </w:pPr>
     </w:p>
@@ -2026,6 +2377,8 @@
           <w:rStyle w:val="BookTitle"/>
           <w:rFonts w:ascii="Times New Roman" w:hAnsi="Times New Roman" w:cs="Times New Roman"/>
           <w:color w:val="auto"/>
+          <w:sz w:val="20"/>
+          <w:szCs w:val="20"/>
         </w:rPr>
       </w:pPr>
       <w:r>
@@ -2033,6 +2386,8 @@
           <w:rStyle w:val="BookTitle"/>
           <w:rFonts w:ascii="Times New Roman" w:hAnsi="Times New Roman" w:cs="Times New Roman"/>
           <w:color w:val="auto"/>
+          <w:sz w:val="20"/>
+          <w:szCs w:val="20"/>
         </w:rPr>
         <w:t>Bug Tracking App</w:t>
       </w:r>
@@ -2041,6 +2396,8 @@
           <w:rStyle w:val="BookTitle"/>
           <w:rFonts w:ascii="Times New Roman" w:hAnsi="Times New Roman" w:cs="Times New Roman"/>
           <w:color w:val="auto"/>
+          <w:sz w:val="20"/>
+          <w:szCs w:val="20"/>
         </w:rPr>
         <w:t xml:space="preserve"> | </w:t>
       </w:r>
@@ -2049,6 +2406,8 @@
           <w:rStyle w:val="BookTitle"/>
           <w:rFonts w:ascii="Times New Roman" w:hAnsi="Times New Roman" w:cs="Times New Roman"/>
           <w:color w:val="auto"/>
+          <w:sz w:val="20"/>
+          <w:szCs w:val="20"/>
         </w:rPr>
         <w:t>Windows Form APPLICATION | 4TH YEAR 1</w:t>
       </w:r>
@@ -2057,6 +2416,8 @@
           <w:rStyle w:val="BookTitle"/>
           <w:rFonts w:ascii="Times New Roman" w:hAnsi="Times New Roman" w:cs="Times New Roman"/>
           <w:color w:val="auto"/>
+          <w:sz w:val="20"/>
+          <w:szCs w:val="20"/>
         </w:rPr>
         <w:t>st</w:t>
       </w:r>
@@ -2065,6 +2426,8 @@
           <w:rStyle w:val="BookTitle"/>
           <w:rFonts w:ascii="Times New Roman" w:hAnsi="Times New Roman" w:cs="Times New Roman"/>
           <w:color w:val="auto"/>
+          <w:sz w:val="20"/>
+          <w:szCs w:val="20"/>
         </w:rPr>
         <w:t xml:space="preserve"> SEMESTER PROJECT </w:t>
       </w:r>
@@ -2084,6 +2447,8 @@
           <w:b w:val="0"/>
           <w:bCs w:val="0"/>
           <w:color w:val="auto"/>
+          <w:sz w:val="20"/>
+          <w:szCs w:val="20"/>
         </w:rPr>
       </w:pPr>
       <w:r>
@@ -2093,6 +2458,8 @@
           <w:b w:val="0"/>
           <w:bCs w:val="0"/>
           <w:color w:val="auto"/>
+          <w:sz w:val="20"/>
+          <w:szCs w:val="20"/>
         </w:rPr>
         <w:t>Windows Form A</w:t>
       </w:r>
@@ -2103,6 +2470,8 @@
           <w:b w:val="0"/>
           <w:bCs w:val="0"/>
           <w:color w:val="auto"/>
+          <w:sz w:val="20"/>
+          <w:szCs w:val="20"/>
         </w:rPr>
         <w:t>pplication which</w:t>
       </w:r>
@@ -2113,6 +2482,8 @@
           <w:b w:val="0"/>
           <w:bCs w:val="0"/>
           <w:color w:val="auto"/>
+          <w:sz w:val="20"/>
+          <w:szCs w:val="20"/>
         </w:rPr>
         <w:t xml:space="preserve"> </w:t>
       </w:r>
@@ -2124,6 +2495,8 @@
           <w:b w:val="0"/>
           <w:bCs w:val="0"/>
           <w:color w:val="auto"/>
+          <w:sz w:val="20"/>
+          <w:szCs w:val="20"/>
         </w:rPr>
         <w:t>track</w:t>
       </w:r>
@@ -2135,6 +2508,8 @@
           <w:b w:val="0"/>
           <w:bCs w:val="0"/>
           <w:color w:val="auto"/>
+          <w:sz w:val="20"/>
+          <w:szCs w:val="20"/>
         </w:rPr>
         <w:t xml:space="preserve"> bugs and provides detail information about the bugs.</w:t>
       </w:r>
@@ -2154,6 +2529,8 @@
           <w:b w:val="0"/>
           <w:bCs w:val="0"/>
           <w:color w:val="auto"/>
+          <w:sz w:val="20"/>
+          <w:szCs w:val="20"/>
         </w:rPr>
       </w:pPr>
       <w:r>
@@ -2163,6 +2540,8 @@
           <w:b w:val="0"/>
           <w:bCs w:val="0"/>
           <w:color w:val="auto"/>
+          <w:sz w:val="20"/>
+          <w:szCs w:val="20"/>
         </w:rPr>
         <w:t>Conducted thorough testing to ensure reliability.</w:t>
       </w:r>
@@ -2182,6 +2561,8 @@
           <w:b w:val="0"/>
           <w:bCs w:val="0"/>
           <w:color w:val="auto"/>
+          <w:sz w:val="20"/>
+          <w:szCs w:val="20"/>
         </w:rPr>
       </w:pPr>
       <w:r>
@@ -2191,6 +2572,8 @@
           <w:b w:val="0"/>
           <w:bCs w:val="0"/>
           <w:color w:val="auto"/>
+          <w:sz w:val="20"/>
+          <w:szCs w:val="20"/>
         </w:rPr>
         <w:t>Documented project details and delivered compelling presentation.</w:t>
       </w:r>
@@ -2204,6 +2587,8 @@
           <w:rStyle w:val="BookTitle"/>
           <w:rFonts w:ascii="Times New Roman" w:hAnsi="Times New Roman" w:cs="Times New Roman"/>
           <w:color w:val="auto"/>
+          <w:sz w:val="20"/>
+          <w:szCs w:val="20"/>
         </w:rPr>
       </w:pPr>
     </w:p>
@@ -2216,6 +2601,8 @@
           <w:rStyle w:val="BookTitle"/>
           <w:rFonts w:ascii="Times New Roman" w:hAnsi="Times New Roman" w:cs="Times New Roman"/>
           <w:color w:val="auto"/>
+          <w:sz w:val="20"/>
+          <w:szCs w:val="20"/>
         </w:rPr>
       </w:pPr>
       <w:r>
@@ -2223,6 +2610,8 @@
           <w:rStyle w:val="BookTitle"/>
           <w:rFonts w:ascii="Times New Roman" w:hAnsi="Times New Roman" w:cs="Times New Roman"/>
           <w:color w:val="auto"/>
+          <w:sz w:val="20"/>
+          <w:szCs w:val="20"/>
         </w:rPr>
         <w:t>Blood Bank Web Application | ASP.NET</w:t>
       </w:r>
@@ -2231,6 +2620,8 @@
           <w:rStyle w:val="BookTitle"/>
           <w:rFonts w:ascii="Times New Roman" w:hAnsi="Times New Roman" w:cs="Times New Roman"/>
           <w:color w:val="auto"/>
+          <w:sz w:val="20"/>
+          <w:szCs w:val="20"/>
         </w:rPr>
         <w:t xml:space="preserve"> MVC</w:t>
       </w:r>
@@ -2239,6 +2630,8 @@
           <w:rStyle w:val="BookTitle"/>
           <w:rFonts w:ascii="Times New Roman" w:hAnsi="Times New Roman" w:cs="Times New Roman"/>
           <w:color w:val="auto"/>
+          <w:sz w:val="20"/>
+          <w:szCs w:val="20"/>
         </w:rPr>
         <w:t xml:space="preserve">| 4TH YEAR 2ND SEMESTER PROJECT </w:t>
       </w:r>
@@ -2255,14 +2648,16 @@
         <w:rPr>
           <w:rFonts w:ascii="Times New Roman" w:hAnsi="Times New Roman" w:cs="Times New Roman"/>
           <w:color w:val="auto"/>
-          <w:szCs w:val="18"/>
-        </w:rPr>
-      </w:pPr>
-      <w:r>
-        <w:rPr>
-          <w:rFonts w:ascii="Times New Roman" w:hAnsi="Times New Roman" w:cs="Times New Roman"/>
-          <w:color w:val="auto"/>
-          <w:szCs w:val="18"/>
+          <w:sz w:val="20"/>
+          <w:szCs w:val="20"/>
+        </w:rPr>
+      </w:pPr>
+      <w:r>
+        <w:rPr>
+          <w:rFonts w:ascii="Times New Roman" w:hAnsi="Times New Roman" w:cs="Times New Roman"/>
+          <w:color w:val="auto"/>
+          <w:sz w:val="20"/>
+          <w:szCs w:val="20"/>
         </w:rPr>
         <w:t>Planned to implementation stages</w:t>
       </w:r>
@@ -2282,7 +2677,8 @@
           <w:b w:val="0"/>
           <w:bCs w:val="0"/>
           <w:color w:val="auto"/>
-          <w:szCs w:val="18"/>
+          <w:sz w:val="20"/>
+          <w:szCs w:val="20"/>
         </w:rPr>
       </w:pPr>
       <w:r>
@@ -2292,7 +2688,8 @@
           <w:b w:val="0"/>
           <w:bCs w:val="0"/>
           <w:color w:val="auto"/>
-          <w:szCs w:val="18"/>
+          <w:sz w:val="20"/>
+          <w:szCs w:val="20"/>
         </w:rPr>
         <w:t>Designed Easy User Interface (UI) and implemented necessary features</w:t>
       </w:r>
@@ -2309,14 +2706,16 @@
         <w:rPr>
           <w:rFonts w:ascii="Times New Roman" w:hAnsi="Times New Roman" w:cs="Times New Roman"/>
           <w:color w:val="auto"/>
-          <w:szCs w:val="18"/>
-        </w:rPr>
-      </w:pPr>
-      <w:r>
-        <w:rPr>
-          <w:rFonts w:ascii="Times New Roman" w:hAnsi="Times New Roman" w:cs="Times New Roman"/>
-          <w:color w:val="auto"/>
-          <w:szCs w:val="18"/>
+          <w:sz w:val="20"/>
+          <w:szCs w:val="20"/>
+        </w:rPr>
+      </w:pPr>
+      <w:r>
+        <w:rPr>
+          <w:rFonts w:ascii="Times New Roman" w:hAnsi="Times New Roman" w:cs="Times New Roman"/>
+          <w:color w:val="auto"/>
+          <w:sz w:val="20"/>
+          <w:szCs w:val="20"/>
         </w:rPr>
         <w:t>Features include donor registration and request processing</w:t>
       </w:r>
@@ -2336,7 +2735,8 @@
           <w:b w:val="0"/>
           <w:bCs w:val="0"/>
           <w:color w:val="auto"/>
-          <w:szCs w:val="18"/>
+          <w:sz w:val="20"/>
+          <w:szCs w:val="20"/>
         </w:rPr>
       </w:pPr>
       <w:r>
@@ -2346,7 +2746,8 @@
           <w:b w:val="0"/>
           <w:bCs w:val="0"/>
           <w:color w:val="auto"/>
-          <w:szCs w:val="18"/>
+          <w:sz w:val="20"/>
+          <w:szCs w:val="20"/>
         </w:rPr>
         <w:t>Sorting Donor list by Location and provide contact details</w:t>
       </w:r>
@@ -2363,14 +2764,16 @@
         <w:rPr>
           <w:rFonts w:ascii="Times New Roman" w:hAnsi="Times New Roman" w:cs="Times New Roman"/>
           <w:color w:val="auto"/>
-          <w:szCs w:val="18"/>
-        </w:rPr>
-      </w:pPr>
-      <w:r>
-        <w:rPr>
-          <w:rFonts w:ascii="Times New Roman" w:hAnsi="Times New Roman" w:cs="Times New Roman"/>
-          <w:color w:val="auto"/>
-          <w:szCs w:val="18"/>
+          <w:sz w:val="20"/>
+          <w:szCs w:val="20"/>
+        </w:rPr>
+      </w:pPr>
+      <w:r>
+        <w:rPr>
+          <w:rFonts w:ascii="Times New Roman" w:hAnsi="Times New Roman" w:cs="Times New Roman"/>
+          <w:color w:val="auto"/>
+          <w:sz w:val="20"/>
+          <w:szCs w:val="20"/>
         </w:rPr>
         <w:t>Conducted rigorous testing to ensure user ease and implemented security registration through email code.</w:t>
       </w:r>
@@ -2393,7 +2796,8 @@
           <w:iCs/>
           <w:color w:val="auto"/>
           <w:spacing w:val="0"/>
-          <w:szCs w:val="18"/>
+          <w:sz w:val="20"/>
+          <w:szCs w:val="20"/>
         </w:rPr>
       </w:pPr>
       <w:r>
@@ -2403,7 +2807,8 @@
           <w:b w:val="0"/>
           <w:bCs w:val="0"/>
           <w:color w:val="auto"/>
-          <w:szCs w:val="18"/>
+          <w:sz w:val="20"/>
+          <w:szCs w:val="20"/>
         </w:rPr>
         <w:t>Documented project details and delivered compelling presentation.</w:t>
       </w:r>
@@ -2421,6 +2826,8 @@
           <w:iCs w:val="0"/>
           <w:color w:val="auto"/>
           <w:spacing w:val="5"/>
+          <w:sz w:val="20"/>
+          <w:szCs w:val="20"/>
         </w:rPr>
       </w:pPr>
       <w:r>
@@ -2429,7 +2836,8 @@
           <w:b/>
           <w:bCs/>
           <w:color w:val="auto"/>
-          <w:szCs w:val="18"/>
+          <w:sz w:val="20"/>
+          <w:szCs w:val="20"/>
         </w:rPr>
         <w:tab/>
       </w:r>
@@ -2448,73 +2856,6 @@
         <w:rPr>
           <w:rFonts w:ascii="Times New Roman" w:hAnsi="Times New Roman" w:cs="Times New Roman"/>
           <w:color w:val="auto"/>
-        </w:rPr>
-      </w:pPr>
-    </w:p>
-    <w:p>
-      <w:pPr>
-        <w:rPr>
-          <w:rFonts w:ascii="Times New Roman" w:hAnsi="Times New Roman" w:cs="Times New Roman"/>
-          <w:color w:val="auto"/>
-        </w:rPr>
-      </w:pPr>
-    </w:p>
-    <w:p>
-      <w:pPr>
-        <w:rPr>
-          <w:rFonts w:ascii="Times New Roman" w:hAnsi="Times New Roman" w:cs="Times New Roman"/>
-          <w:color w:val="auto"/>
-        </w:rPr>
-      </w:pPr>
-    </w:p>
-    <w:p>
-      <w:pPr>
-        <w:rPr>
-          <w:rFonts w:ascii="Times New Roman" w:hAnsi="Times New Roman" w:cs="Times New Roman"/>
-          <w:color w:val="auto"/>
-        </w:rPr>
-      </w:pPr>
-    </w:p>
-    <w:p>
-      <w:pPr>
-        <w:rPr>
-          <w:rFonts w:ascii="Times New Roman" w:hAnsi="Times New Roman" w:cs="Times New Roman"/>
-          <w:color w:val="auto"/>
-        </w:rPr>
-      </w:pPr>
-    </w:p>
-    <w:p>
-      <w:pPr>
-        <w:rPr>
-          <w:rFonts w:ascii="Times New Roman" w:hAnsi="Times New Roman" w:cs="Times New Roman"/>
-          <w:color w:val="auto"/>
-        </w:rPr>
-      </w:pPr>
-    </w:p>
-    <w:p>
-      <w:pPr>
-        <w:rPr>
-          <w:rFonts w:ascii="Times New Roman" w:hAnsi="Times New Roman" w:cs="Times New Roman"/>
-          <w:color w:val="auto"/>
-        </w:rPr>
-      </w:pPr>
-    </w:p>
-    <w:p>
-      <w:pPr>
-        <w:ind w:left="0" w:firstLine="0"/>
-        <w:rPr>
-          <w:rFonts w:ascii="Times New Roman" w:hAnsi="Times New Roman" w:cs="Times New Roman"/>
-          <w:color w:val="auto"/>
-        </w:rPr>
-      </w:pPr>
-    </w:p>
-    <w:p>
-      <w:pPr>
-        <w:ind w:left="0"/>
-        <w:rPr>
-          <w:rFonts w:ascii="Times New Roman" w:hAnsi="Times New Roman" w:cs="Times New Roman"/>
-          <w:color w:val="auto"/>
-          <w:szCs w:val="18"/>
         </w:rPr>
       </w:pPr>
     </w:p>
@@ -2535,7 +2876,12 @@
           <w:u w:val="single"/>
         </w:rPr>
       </w:pPr>
-      <w:r>
+    </w:p>
+    <w:p>
+      <w:pPr>
+        <w:pStyle w:val="Quote"/>
+        <w:ind w:left="0" w:firstLine="720"/>
+        <w:jc w:val="left"/>
         <w:rPr>
           <w:rFonts w:ascii="Times New Roman" w:hAnsi="Times New Roman" w:cs="Times New Roman"/>
           <w:b/>
@@ -2547,580 +2893,6 @@
           <w:szCs w:val="36"/>
           <w:u w:val="single"/>
         </w:rPr>
-        <w:lastRenderedPageBreak/>
-        <w:t>Work Experience</w:t>
-      </w:r>
-    </w:p>
-    <w:p>
-      <w:pPr>
-        <w:ind w:left="0"/>
-        <w:rPr>
-          <w:rStyle w:val="SubtleReference"/>
-          <w:rFonts w:ascii="Times New Roman" w:hAnsi="Times New Roman" w:cs="Times New Roman"/>
-          <w:b/>
-          <w:bCs/>
-          <w:color w:val="auto"/>
-          <w:sz w:val="20"/>
-          <w:szCs w:val="20"/>
-        </w:rPr>
-      </w:pPr>
-      <w:r>
-        <w:rPr>
-          <w:rStyle w:val="SubtleReference"/>
-          <w:rFonts w:ascii="Times New Roman" w:hAnsi="Times New Roman" w:cs="Times New Roman"/>
-          <w:b/>
-          <w:bCs/>
-          <w:color w:val="auto"/>
-          <w:sz w:val="20"/>
-          <w:szCs w:val="20"/>
-        </w:rPr>
-        <w:t>6-month</w:t>
-      </w:r>
-      <w:r>
-        <w:rPr>
-          <w:rStyle w:val="SubtleReference"/>
-          <w:rFonts w:ascii="Times New Roman" w:hAnsi="Times New Roman" w:cs="Times New Roman"/>
-          <w:b/>
-          <w:bCs/>
-          <w:color w:val="auto"/>
-          <w:sz w:val="20"/>
-          <w:szCs w:val="20"/>
-        </w:rPr>
-        <w:t xml:space="preserve"> Internship on </w:t>
-      </w:r>
-      <w:proofErr w:type="gramStart"/>
-      <w:r>
-        <w:rPr>
-          <w:rStyle w:val="SubtleReference"/>
-          <w:rFonts w:ascii="Times New Roman" w:hAnsi="Times New Roman" w:cs="Times New Roman"/>
-          <w:b/>
-          <w:bCs/>
-          <w:color w:val="auto"/>
-          <w:sz w:val="20"/>
-          <w:szCs w:val="20"/>
-        </w:rPr>
-        <w:t>ASP.NET</w:t>
-      </w:r>
-      <w:r>
-        <w:rPr>
-          <w:rStyle w:val="SubtleReference"/>
-          <w:rFonts w:ascii="Times New Roman" w:hAnsi="Times New Roman" w:cs="Times New Roman"/>
-          <w:b/>
-          <w:bCs/>
-          <w:color w:val="auto"/>
-          <w:sz w:val="20"/>
-          <w:szCs w:val="20"/>
-        </w:rPr>
-        <w:t xml:space="preserve"> </w:t>
-      </w:r>
-      <w:r>
-        <w:rPr>
-          <w:rStyle w:val="SubtleReference"/>
-          <w:rFonts w:ascii="Times New Roman" w:hAnsi="Times New Roman" w:cs="Times New Roman"/>
-          <w:b/>
-          <w:bCs/>
-          <w:color w:val="auto"/>
-          <w:sz w:val="20"/>
-          <w:szCs w:val="20"/>
-        </w:rPr>
-        <w:t xml:space="preserve"> at</w:t>
-      </w:r>
-      <w:proofErr w:type="gramEnd"/>
-      <w:r>
-        <w:rPr>
-          <w:rStyle w:val="SubtleReference"/>
-          <w:rFonts w:ascii="Times New Roman" w:hAnsi="Times New Roman" w:cs="Times New Roman"/>
-          <w:b/>
-          <w:bCs/>
-          <w:color w:val="auto"/>
-          <w:sz w:val="20"/>
-          <w:szCs w:val="20"/>
-        </w:rPr>
-        <w:t xml:space="preserve"> Professional Computer System (</w:t>
-      </w:r>
-      <w:proofErr w:type="gramStart"/>
-      <w:r>
-        <w:rPr>
-          <w:rStyle w:val="SubtleReference"/>
-          <w:rFonts w:ascii="Times New Roman" w:hAnsi="Times New Roman" w:cs="Times New Roman"/>
-          <w:b/>
-          <w:bCs/>
-          <w:color w:val="auto"/>
-          <w:sz w:val="20"/>
-          <w:szCs w:val="20"/>
-        </w:rPr>
-        <w:t>PCS)</w:t>
-      </w:r>
-      <w:r>
-        <w:rPr>
-          <w:rStyle w:val="SubtleReference"/>
-          <w:rFonts w:ascii="Times New Roman" w:hAnsi="Times New Roman" w:cs="Times New Roman"/>
-          <w:b/>
-          <w:bCs/>
-          <w:color w:val="auto"/>
-          <w:sz w:val="20"/>
-          <w:szCs w:val="20"/>
-        </w:rPr>
-        <w:t xml:space="preserve">  (</w:t>
-      </w:r>
-      <w:proofErr w:type="gramEnd"/>
-      <w:r>
-        <w:rPr>
-          <w:rStyle w:val="SubtleReference"/>
-          <w:rFonts w:ascii="Times New Roman" w:hAnsi="Times New Roman" w:cs="Times New Roman"/>
-          <w:b/>
-          <w:bCs/>
-          <w:color w:val="auto"/>
-          <w:sz w:val="20"/>
-          <w:szCs w:val="20"/>
-        </w:rPr>
-        <w:t>2017-2018)</w:t>
-      </w:r>
-    </w:p>
-    <w:p>
-      <w:pPr>
-        <w:pStyle w:val="ListParagraph"/>
-        <w:numPr>
-          <w:ilvl w:val="0"/>
-          <w:numId w:val="36"/>
-        </w:numPr>
-        <w:rPr>
-          <w:rFonts w:ascii="Times New Roman" w:hAnsi="Times New Roman" w:cs="Times New Roman"/>
-        </w:rPr>
-      </w:pPr>
-      <w:r>
-        <w:rPr>
-          <w:rFonts w:ascii="Times New Roman" w:hAnsi="Times New Roman" w:cs="Times New Roman"/>
-        </w:rPr>
-        <w:t>MVC Webapp</w:t>
-      </w:r>
-    </w:p>
-    <w:p>
-      <w:pPr>
-        <w:pStyle w:val="ListParagraph"/>
-        <w:numPr>
-          <w:ilvl w:val="0"/>
-          <w:numId w:val="36"/>
-        </w:numPr>
-        <w:rPr>
-          <w:rFonts w:ascii="Times New Roman" w:hAnsi="Times New Roman" w:cs="Times New Roman"/>
-        </w:rPr>
-      </w:pPr>
-      <w:r>
-        <w:rPr>
-          <w:rFonts w:ascii="Times New Roman" w:hAnsi="Times New Roman" w:cs="Times New Roman"/>
-        </w:rPr>
-        <w:t>Web Forms</w:t>
-      </w:r>
-    </w:p>
-    <w:p>
-      <w:pPr>
-        <w:pStyle w:val="ListParagraph"/>
-        <w:numPr>
-          <w:ilvl w:val="0"/>
-          <w:numId w:val="36"/>
-        </w:numPr>
-        <w:rPr>
-          <w:rFonts w:ascii="Times New Roman" w:hAnsi="Times New Roman" w:cs="Times New Roman"/>
-        </w:rPr>
-      </w:pPr>
-      <w:r>
-        <w:rPr>
-          <w:rFonts w:ascii="Times New Roman" w:hAnsi="Times New Roman" w:cs="Times New Roman"/>
-        </w:rPr>
-        <w:t>SQL Databases</w:t>
-      </w:r>
-    </w:p>
-    <w:p>
-      <w:pPr>
-        <w:pStyle w:val="ListParagraph"/>
-        <w:numPr>
-          <w:ilvl w:val="0"/>
-          <w:numId w:val="36"/>
-        </w:numPr>
-        <w:rPr>
-          <w:rFonts w:ascii="Times New Roman" w:hAnsi="Times New Roman" w:cs="Times New Roman"/>
-        </w:rPr>
-      </w:pPr>
-      <w:r>
-        <w:rPr>
-          <w:rFonts w:ascii="Times New Roman" w:hAnsi="Times New Roman" w:cs="Times New Roman"/>
-        </w:rPr>
-        <w:t>Experience with Senior Developers</w:t>
-      </w:r>
-    </w:p>
-    <w:p>
-      <w:pPr>
-        <w:pStyle w:val="ListParagraph"/>
-        <w:ind w:left="335"/>
-        <w:rPr>
-          <w:rStyle w:val="SubtleReference"/>
-          <w:rFonts w:ascii="Times New Roman" w:hAnsi="Times New Roman" w:cs="Times New Roman"/>
-          <w:color w:val="auto"/>
-        </w:rPr>
-      </w:pPr>
-    </w:p>
-    <w:p>
-      <w:pPr>
-        <w:pStyle w:val="ListParagraph"/>
-        <w:ind w:left="0"/>
-        <w:rPr>
-          <w:rStyle w:val="SubtleReference"/>
-          <w:rFonts w:ascii="Times New Roman" w:hAnsi="Times New Roman" w:cs="Times New Roman"/>
-          <w:b/>
-          <w:bCs/>
-          <w:color w:val="auto"/>
-          <w:sz w:val="20"/>
-          <w:szCs w:val="20"/>
-        </w:rPr>
-      </w:pPr>
-      <w:r>
-        <w:rPr>
-          <w:rStyle w:val="SubtleReference"/>
-          <w:rFonts w:ascii="Times New Roman" w:hAnsi="Times New Roman" w:cs="Times New Roman"/>
-          <w:b/>
-          <w:bCs/>
-          <w:color w:val="auto"/>
-          <w:sz w:val="20"/>
-          <w:szCs w:val="20"/>
-        </w:rPr>
-        <w:t>Designer at Gaule</w:t>
-      </w:r>
-      <w:r>
-        <w:rPr>
-          <w:rStyle w:val="SubtleReference"/>
-          <w:rFonts w:ascii="Times New Roman" w:hAnsi="Times New Roman" w:cs="Times New Roman"/>
-          <w:b/>
-          <w:bCs/>
-          <w:color w:val="auto"/>
-          <w:sz w:val="20"/>
-          <w:szCs w:val="20"/>
-        </w:rPr>
-        <w:t>-</w:t>
-      </w:r>
-      <w:r>
-        <w:rPr>
-          <w:rStyle w:val="SubtleReference"/>
-          <w:rFonts w:ascii="Times New Roman" w:hAnsi="Times New Roman" w:cs="Times New Roman"/>
-          <w:b/>
-          <w:bCs/>
-          <w:color w:val="auto"/>
-          <w:sz w:val="20"/>
-          <w:szCs w:val="20"/>
-        </w:rPr>
-        <w:t>Tech (Photoshop/</w:t>
-      </w:r>
-      <w:proofErr w:type="gramStart"/>
-      <w:r>
-        <w:rPr>
-          <w:rStyle w:val="SubtleReference"/>
-          <w:rFonts w:ascii="Times New Roman" w:hAnsi="Times New Roman" w:cs="Times New Roman"/>
-          <w:b/>
-          <w:bCs/>
-          <w:color w:val="auto"/>
-          <w:sz w:val="20"/>
-          <w:szCs w:val="20"/>
-        </w:rPr>
-        <w:t xml:space="preserve">Illustrator) </w:t>
-      </w:r>
-      <w:r>
-        <w:rPr>
-          <w:rStyle w:val="SubtleReference"/>
-          <w:rFonts w:ascii="Times New Roman" w:hAnsi="Times New Roman" w:cs="Times New Roman"/>
-          <w:b/>
-          <w:bCs/>
-          <w:color w:val="auto"/>
-          <w:sz w:val="20"/>
-          <w:szCs w:val="20"/>
-        </w:rPr>
-        <w:t xml:space="preserve"> (</w:t>
-      </w:r>
-      <w:proofErr w:type="gramEnd"/>
-      <w:r>
-        <w:rPr>
-          <w:rStyle w:val="SubtleReference"/>
-          <w:rFonts w:ascii="Times New Roman" w:hAnsi="Times New Roman" w:cs="Times New Roman"/>
-          <w:b/>
-          <w:bCs/>
-          <w:color w:val="auto"/>
-          <w:sz w:val="20"/>
-          <w:szCs w:val="20"/>
-        </w:rPr>
-        <w:t>2022-Present[Freelance])</w:t>
-      </w:r>
-    </w:p>
-    <w:p>
-      <w:pPr>
-        <w:pStyle w:val="ListParagraph"/>
-        <w:numPr>
-          <w:ilvl w:val="0"/>
-          <w:numId w:val="36"/>
-        </w:numPr>
-        <w:rPr>
-          <w:smallCaps/>
-        </w:rPr>
-      </w:pPr>
-      <w:r>
-        <w:rPr>
-          <w:smallCaps/>
-        </w:rPr>
-        <w:t>Logo design</w:t>
-      </w:r>
-    </w:p>
-    <w:p>
-      <w:pPr>
-        <w:pStyle w:val="ListParagraph"/>
-        <w:numPr>
-          <w:ilvl w:val="0"/>
-          <w:numId w:val="36"/>
-        </w:numPr>
-        <w:rPr>
-          <w:smallCaps/>
-        </w:rPr>
-      </w:pPr>
-      <w:r>
-        <w:rPr>
-          <w:smallCaps/>
-        </w:rPr>
-        <w:t>Pamphlet Design</w:t>
-      </w:r>
-    </w:p>
-    <w:p>
-      <w:pPr>
-        <w:pStyle w:val="ListParagraph"/>
-        <w:numPr>
-          <w:ilvl w:val="0"/>
-          <w:numId w:val="36"/>
-        </w:numPr>
-        <w:rPr>
-          <w:smallCaps/>
-        </w:rPr>
-      </w:pPr>
-      <w:r>
-        <w:rPr>
-          <w:smallCaps/>
-        </w:rPr>
-        <w:t xml:space="preserve">Leaflet </w:t>
-      </w:r>
-    </w:p>
-    <w:p>
-      <w:pPr>
-        <w:pStyle w:val="ListParagraph"/>
-        <w:numPr>
-          <w:ilvl w:val="0"/>
-          <w:numId w:val="36"/>
-        </w:numPr>
-        <w:rPr>
-          <w:smallCaps/>
-        </w:rPr>
-      </w:pPr>
-      <w:r>
-        <w:rPr>
-          <w:smallCaps/>
-        </w:rPr>
-        <w:t>Basic Graphic Design</w:t>
-      </w:r>
-    </w:p>
-    <w:p>
-      <w:pPr>
-        <w:pStyle w:val="ListParagraph"/>
-        <w:ind w:left="695"/>
-        <w:jc w:val="both"/>
-        <w:rPr>
-          <w:rStyle w:val="SubtleReference"/>
-          <w:rFonts w:ascii="Times New Roman" w:hAnsi="Times New Roman" w:cs="Times New Roman"/>
-          <w:color w:val="auto"/>
-        </w:rPr>
-      </w:pPr>
-    </w:p>
-    <w:p>
-      <w:pPr>
-        <w:pStyle w:val="ListParagraph"/>
-        <w:ind w:left="0"/>
-        <w:rPr>
-          <w:rStyle w:val="SubtleReference"/>
-          <w:rFonts w:ascii="Times New Roman" w:hAnsi="Times New Roman" w:cs="Times New Roman"/>
-          <w:b/>
-          <w:bCs/>
-          <w:color w:val="auto"/>
-          <w:sz w:val="20"/>
-          <w:szCs w:val="20"/>
-        </w:rPr>
-      </w:pPr>
-      <w:r>
-        <w:rPr>
-          <w:rStyle w:val="SubtleReference"/>
-          <w:rFonts w:ascii="Times New Roman" w:hAnsi="Times New Roman" w:cs="Times New Roman"/>
-          <w:b/>
-          <w:bCs/>
-          <w:color w:val="auto"/>
-          <w:sz w:val="20"/>
-          <w:szCs w:val="20"/>
-        </w:rPr>
-        <w:t xml:space="preserve">Cloud Worker at </w:t>
-      </w:r>
-      <w:r>
-        <w:rPr>
-          <w:rStyle w:val="SubtleReference"/>
-          <w:rFonts w:ascii="Times New Roman" w:hAnsi="Times New Roman" w:cs="Times New Roman"/>
-          <w:b/>
-          <w:bCs/>
-          <w:color w:val="auto"/>
-          <w:sz w:val="20"/>
-          <w:szCs w:val="20"/>
-        </w:rPr>
-        <w:t>Cloud factory</w:t>
-      </w:r>
-      <w:r>
-        <w:rPr>
-          <w:rStyle w:val="SubtleReference"/>
-          <w:rFonts w:ascii="Times New Roman" w:hAnsi="Times New Roman" w:cs="Times New Roman"/>
-          <w:b/>
-          <w:bCs/>
-          <w:color w:val="auto"/>
-          <w:sz w:val="20"/>
-          <w:szCs w:val="20"/>
-        </w:rPr>
-        <w:t xml:space="preserve"> (</w:t>
-      </w:r>
-      <w:r>
-        <w:rPr>
-          <w:rStyle w:val="SubtleReference"/>
-          <w:rFonts w:ascii="Times New Roman" w:hAnsi="Times New Roman" w:cs="Times New Roman"/>
-          <w:b/>
-          <w:bCs/>
-          <w:color w:val="auto"/>
-          <w:sz w:val="20"/>
-          <w:szCs w:val="20"/>
-        </w:rPr>
-        <w:t>2019-</w:t>
-      </w:r>
-      <w:r>
-        <w:rPr>
-          <w:rStyle w:val="SubtleReference"/>
-          <w:rFonts w:ascii="Times New Roman" w:hAnsi="Times New Roman" w:cs="Times New Roman"/>
-          <w:b/>
-          <w:bCs/>
-          <w:color w:val="auto"/>
-          <w:sz w:val="20"/>
-          <w:szCs w:val="20"/>
-        </w:rPr>
-        <w:t>Present</w:t>
-      </w:r>
-      <w:r>
-        <w:rPr>
-          <w:rStyle w:val="SubtleReference"/>
-          <w:rFonts w:ascii="Times New Roman" w:hAnsi="Times New Roman" w:cs="Times New Roman"/>
-          <w:b/>
-          <w:bCs/>
-          <w:color w:val="auto"/>
-          <w:sz w:val="20"/>
-          <w:szCs w:val="20"/>
-        </w:rPr>
-        <w:t>)</w:t>
-      </w:r>
-    </w:p>
-    <w:p>
-      <w:pPr>
-        <w:pStyle w:val="ListParagraph"/>
-        <w:numPr>
-          <w:ilvl w:val="0"/>
-          <w:numId w:val="36"/>
-        </w:numPr>
-      </w:pPr>
-      <w:r>
-        <w:t>Pathr.</w:t>
-      </w:r>
-      <w:r>
-        <w:t>ai</w:t>
-      </w:r>
-    </w:p>
-    <w:p>
-      <w:pPr>
-        <w:pStyle w:val="ListParagraph"/>
-        <w:numPr>
-          <w:ilvl w:val="0"/>
-          <w:numId w:val="36"/>
-        </w:numPr>
-      </w:pPr>
-      <w:r>
-        <w:t>Enigma</w:t>
-      </w:r>
-    </w:p>
-    <w:p>
-      <w:pPr>
-        <w:pStyle w:val="ListParagraph"/>
-        <w:numPr>
-          <w:ilvl w:val="0"/>
-          <w:numId w:val="36"/>
-        </w:numPr>
-      </w:pPr>
-      <w:r>
-        <w:t>Data Training</w:t>
-      </w:r>
-    </w:p>
-    <w:p>
-      <w:pPr>
-        <w:pStyle w:val="ListParagraph"/>
-        <w:numPr>
-          <w:ilvl w:val="0"/>
-          <w:numId w:val="36"/>
-        </w:numPr>
-      </w:pPr>
-      <w:r>
-        <w:t>AI Trainer</w:t>
-      </w:r>
-    </w:p>
-    <w:p>
-      <w:pPr>
-        <w:pStyle w:val="ListParagraph"/>
-        <w:numPr>
-          <w:ilvl w:val="0"/>
-          <w:numId w:val="36"/>
-        </w:numPr>
-      </w:pPr>
-      <w:r>
-        <w:t>Data</w:t>
-      </w:r>
-      <w:r>
-        <w:t xml:space="preserve"> Analysis</w:t>
-      </w:r>
-    </w:p>
-    <w:p>
-      <w:pPr>
-        <w:ind w:left="0" w:firstLine="0"/>
-        <w:rPr>
-          <w:rStyle w:val="SubtleReference"/>
-          <w:rFonts w:ascii="Times New Roman" w:hAnsi="Times New Roman" w:cs="Times New Roman"/>
-        </w:rPr>
-      </w:pPr>
-    </w:p>
-    <w:p>
-      <w:pPr>
-        <w:ind w:left="0" w:firstLine="0"/>
-        <w:rPr>
-          <w:rStyle w:val="SubtleReference"/>
-          <w:rFonts w:ascii="Times New Roman" w:hAnsi="Times New Roman" w:cs="Times New Roman"/>
-        </w:rPr>
-      </w:pPr>
-    </w:p>
-    <w:p>
-      <w:pPr>
-        <w:ind w:left="0" w:firstLine="0"/>
-        <w:rPr>
-          <w:rStyle w:val="SubtleReference"/>
-          <w:rFonts w:ascii="Times New Roman" w:hAnsi="Times New Roman" w:cs="Times New Roman"/>
-        </w:rPr>
-      </w:pPr>
-    </w:p>
-    <w:p>
-      <w:pPr>
-        <w:pStyle w:val="Heading1"/>
-        <w:ind w:left="0" w:firstLine="0"/>
-        <w:rPr>
-          <w:rFonts w:ascii="Times New Roman" w:hAnsi="Times New Roman" w:cs="Times New Roman"/>
-          <w:color w:val="3B3838" w:themeColor="background2" w:themeShade="40"/>
-        </w:rPr>
       </w:pPr>
     </w:p>
     <w:p>
@@ -3141,6 +2913,7 @@
           <w:sz w:val="32"/>
           <w:szCs w:val="32"/>
         </w:rPr>
+        <w:lastRenderedPageBreak/>
         <w:t xml:space="preserve">References </w:t>
       </w:r>
     </w:p>
@@ -4096,7 +3869,7 @@
         <w:rFonts w:ascii="Cambria" w:eastAsia="Cambria" w:hAnsi="Cambria" w:cs="Cambria" w:hint="default"/>
       </w:rPr>
     </w:lvl>
-    <w:lvl w:ilvl="1" w:tplc="04090003" w:tentative="1">
+    <w:lvl w:ilvl="1" w:tplc="04090003">
       <w:start w:val="1"/>
       <w:numFmt w:val="bullet"/>
       <w:lvlText w:val="o"/>
@@ -7837,7 +7610,6 @@
   <w:style w:type="character" w:default="1" w:styleId="DefaultParagraphFont">
     <w:name w:val="Default Paragraph Font"/>
     <w:uiPriority w:val="1"/>
-    <w:semiHidden/>
     <w:unhideWhenUsed/>
   </w:style>
   <w:style w:type="table" w:default="1" w:styleId="TableNormal">

--- a/CV_Pradhan_Prashid.docx
+++ b/CV_Pradhan_Prashid.docx
@@ -5,40 +5,30 @@
     <w:p>
       <w:pPr>
         <w:pStyle w:val="Title"/>
+        <w:spacing w:line="276" w:lineRule="auto"/>
         <w:ind w:left="0" w:firstLine="0"/>
         <w:rPr>
-          <w:rFonts w:ascii="Times New Roman" w:hAnsi="Times New Roman" w:cs="Times New Roman"/>
-        </w:rPr>
-      </w:pPr>
-      <w:r>
-        <w:rPr>
-          <w:rFonts w:ascii="Times New Roman" w:hAnsi="Times New Roman" w:cs="Times New Roman"/>
+          <w:rFonts w:asciiTheme="minorHAnsi" w:hAnsiTheme="minorHAnsi" w:cstheme="minorHAnsi"/>
+        </w:rPr>
+      </w:pPr>
+      <w:r>
+        <w:rPr>
+          <w:rFonts w:asciiTheme="minorHAnsi" w:hAnsiTheme="minorHAnsi" w:cstheme="minorHAnsi"/>
         </w:rPr>
         <w:t>Prashid Pradhan</w:t>
       </w:r>
-    </w:p>
-    <w:p>
-      <w:pPr>
-        <w:spacing w:after="136" w:line="240" w:lineRule="auto"/>
-        <w:ind w:left="0" w:right="0" w:firstLine="0"/>
-        <w:rPr>
-          <w:rFonts w:ascii="Times New Roman" w:hAnsi="Times New Roman" w:cs="Times New Roman"/>
-          <w:color w:val="auto"/>
-        </w:rPr>
-      </w:pPr>
       <w:r>
         <w:rPr>
           <w:rFonts w:ascii="Times New Roman" w:eastAsia="Calibri" w:hAnsi="Times New Roman" w:cs="Times New Roman"/>
           <w:noProof/>
-          <w:color w:val="auto"/>
           <w:sz w:val="22"/>
         </w:rPr>
         <mc:AlternateContent>
           <mc:Choice Requires="wpg">
             <w:drawing>
-              <wp:inline distT="0" distB="0" distL="0" distR="0" wp14:anchorId="49279105" wp14:editId="7A16D6F8">
-                <wp:extent cx="5981065" cy="18288"/>
-                <wp:effectExtent l="0" t="0" r="19685" b="20320"/>
+              <wp:inline distT="0" distB="0" distL="0" distR="0" wp14:anchorId="25F14B08" wp14:editId="35E4B677">
+                <wp:extent cx="5945505" cy="17674"/>
+                <wp:effectExtent l="0" t="0" r="17145" b="20955"/>
                 <wp:docPr id="1800" name="Group 1800"/>
                 <wp:cNvGraphicFramePr/>
                 <a:graphic xmlns:a="http://schemas.openxmlformats.org/drawingml/2006/main">
@@ -48,7 +38,7 @@
                       <wpg:grpSpPr>
                         <a:xfrm>
                           <a:off x="0" y="0"/>
-                          <a:ext cx="5981065" cy="18288"/>
+                          <a:ext cx="5945505" cy="17674"/>
                           <a:chOff x="0" y="0"/>
                           <a:chExt cx="5981065" cy="18288"/>
                         </a:xfrm>
@@ -90,14 +80,14 @@
                           <a:ln/>
                         </wps:spPr>
                         <wps:style>
-                          <a:lnRef idx="1">
-                            <a:schemeClr val="accent1"/>
+                          <a:lnRef idx="2">
+                            <a:schemeClr val="accent5"/>
                           </a:lnRef>
                           <a:fillRef idx="0">
-                            <a:schemeClr val="accent1"/>
+                            <a:schemeClr val="accent5"/>
                           </a:fillRef>
-                          <a:effectRef idx="0">
-                            <a:schemeClr val="accent1"/>
+                          <a:effectRef idx="1">
+                            <a:schemeClr val="accent5"/>
                           </a:effectRef>
                           <a:fontRef idx="minor">
                             <a:schemeClr val="tx1"/>
@@ -113,8 +103,8 @@
           </mc:Choice>
           <mc:Fallback>
             <w:pict>
-              <v:group w14:anchorId="7E8C8050" id="Group 1800" o:spid="_x0000_s1026" style="width:470.95pt;height:1.45pt;mso-position-horizontal-relative:char;mso-position-vertical-relative:line" coordsize="59810,182" o:gfxdata="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">
-                <v:shape id="Shape 2140" o:spid="_x0000_s1027" style="position:absolute;width:59810;height:182;visibility:visible;mso-wrap-style:square;v-text-anchor:top" coordsize="5981065,18288" o:gfxdata="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" path="m,l5981065,r,18288l,18288,,e" filled="f" strokecolor="#5b9bd5 [3204]" strokeweight=".5pt">
+              <v:group w14:anchorId="2AF30C17" id="Group 1800" o:spid="_x0000_s1026" style="width:468.15pt;height:1.4pt;mso-position-horizontal-relative:char;mso-position-vertical-relative:line" coordsize="59810,182" o:gfxdata="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">
+                <v:shape id="Shape 2140" o:spid="_x0000_s1027" style="position:absolute;width:59810;height:182;visibility:visible;mso-wrap-style:square;v-text-anchor:top" coordsize="5981065,18288" o:gfxdata="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" path="m,l5981065,r,18288l,18288,,e" filled="f" strokecolor="#4472c4 [3208]" strokeweight="1pt">
                   <v:stroke joinstyle="miter"/>
                   <v:path arrowok="t" textboxrect="0,0,5981065,18288"/>
                 </v:shape>
@@ -127,21 +117,47 @@
     </w:p>
     <w:p>
       <w:pPr>
+        <w:spacing w:after="136" w:line="276" w:lineRule="auto"/>
+        <w:ind w:left="0" w:right="0" w:firstLine="0"/>
+        <w:rPr>
+          <w:rFonts w:ascii="Times New Roman" w:hAnsi="Times New Roman" w:cs="Times New Roman"/>
+          <w:color w:val="auto"/>
+        </w:rPr>
+      </w:pPr>
+    </w:p>
+    <w:p>
+      <w:pPr>
         <w:pStyle w:val="Subtitle"/>
-      </w:pPr>
-      <w:r>
+        <w:spacing w:line="276" w:lineRule="auto"/>
+      </w:pPr>
+      <w:r>
+        <w:rPr>
+          <w:rFonts w:cstheme="minorHAnsi"/>
+        </w:rPr>
         <w:t>| Banepa</w:t>
       </w:r>
       <w:r>
+        <w:rPr>
+          <w:rFonts w:cstheme="minorHAnsi"/>
+        </w:rPr>
         <w:t>,</w:t>
       </w:r>
       <w:r>
+        <w:rPr>
+          <w:rFonts w:cstheme="minorHAnsi"/>
+        </w:rPr>
         <w:t xml:space="preserve"> Kavre</w:t>
       </w:r>
       <w:r>
+        <w:rPr>
+          <w:rFonts w:cstheme="minorHAnsi"/>
+        </w:rPr>
         <w:t xml:space="preserve">, </w:t>
       </w:r>
       <w:r>
+        <w:rPr>
+          <w:rFonts w:cstheme="minorHAnsi"/>
+        </w:rPr>
         <w:t>Nepal | 9860316108 |</w:t>
       </w:r>
       <w:r>
@@ -204,52 +220,580 @@
         </w:r>
       </w:hyperlink>
     </w:p>
-    <w:p/>
     <w:p>
       <w:pPr>
-        <w:rPr>
-          <w:rFonts w:ascii="Times New Roman" w:hAnsi="Times New Roman" w:cs="Times New Roman"/>
-          <w:sz w:val="20"/>
-          <w:szCs w:val="20"/>
-        </w:rPr>
-      </w:pPr>
-      <w:r>
-        <w:rPr>
-          <w:rFonts w:ascii="Times New Roman" w:hAnsi="Times New Roman" w:cs="Times New Roman"/>
-          <w:sz w:val="20"/>
-          <w:szCs w:val="20"/>
-        </w:rPr>
-        <w:t xml:space="preserve">Data Analyst/Annotator with a background in software, databases, and web applications. Experienced in AI data workflows and analysis, with ongoing hands-on work in SQL, coding, personal web projects, and small UI </w:t>
-      </w:r>
-      <w:r>
-        <w:rPr>
-          <w:rFonts w:ascii="Times New Roman" w:hAnsi="Times New Roman" w:cs="Times New Roman"/>
-          <w:sz w:val="20"/>
-          <w:szCs w:val="20"/>
-        </w:rPr>
-        <w:t>builds. Also</w:t>
-      </w:r>
-      <w:r>
-        <w:rPr>
-          <w:rFonts w:ascii="Times New Roman" w:hAnsi="Times New Roman" w:cs="Times New Roman"/>
-          <w:sz w:val="20"/>
-          <w:szCs w:val="20"/>
-        </w:rPr>
-        <w:t xml:space="preserve"> experienced in basic graphic design, including logos and pamphlets. Highly eager to grow in technical roles and quick adaptability learner.</w:t>
-      </w:r>
+        <w:spacing w:line="276" w:lineRule="auto"/>
+        <w:ind w:left="0" w:firstLine="0"/>
+      </w:pPr>
     </w:p>
     <w:p>
       <w:pPr>
-        <w:rPr>
-          <w:rFonts w:ascii="Times New Roman" w:hAnsi="Times New Roman" w:cs="Times New Roman"/>
-          <w:sz w:val="20"/>
-          <w:szCs w:val="20"/>
-        </w:rPr>
-      </w:pPr>
+        <w:spacing w:line="276" w:lineRule="auto"/>
+        <w:ind w:left="0" w:firstLine="0"/>
+        <w:rPr>
+          <w:rFonts w:asciiTheme="minorHAnsi" w:hAnsiTheme="minorHAnsi" w:cstheme="minorHAnsi"/>
+          <w:sz w:val="21"/>
+          <w:szCs w:val="21"/>
+        </w:rPr>
+      </w:pPr>
+      <w:r>
+        <w:rPr>
+          <w:rFonts w:asciiTheme="minorHAnsi" w:hAnsiTheme="minorHAnsi" w:cstheme="minorHAnsi"/>
+          <w:sz w:val="21"/>
+          <w:szCs w:val="21"/>
+        </w:rPr>
+        <w:t>Data Analyst/Annotator with a background in software, databases, and web applications. Experienced in AI data workflows and analysis, with ongoing hands-on work in SQL, coding, personal web projects, and small UI builds. Also experienced in basic graphic design, including logos and pamphlets. Highly eager to grow in technical roles and quick adaptability learner.</w:t>
+      </w:r>
     </w:p>
     <w:p>
       <w:pPr>
+        <w:spacing w:line="276" w:lineRule="auto"/>
+        <w:ind w:left="0"/>
+        <w:rPr>
+          <w:rFonts w:ascii="Times New Roman" w:hAnsi="Times New Roman" w:cs="Times New Roman"/>
+        </w:rPr>
+      </w:pPr>
+    </w:p>
+    <w:p>
+      <w:pPr>
+        <w:spacing w:line="276" w:lineRule="auto"/>
+        <w:ind w:left="-15" w:firstLine="0"/>
+        <w:rPr>
+          <w:rFonts w:asciiTheme="minorHAnsi" w:hAnsiTheme="minorHAnsi" w:cstheme="minorHAnsi"/>
+          <w:b/>
+          <w:bCs/>
+          <w:color w:val="auto"/>
+          <w:sz w:val="24"/>
+          <w:szCs w:val="24"/>
+          <w:u w:val="single"/>
+        </w:rPr>
+      </w:pPr>
+      <w:r>
+        <w:rPr>
+          <w:rFonts w:asciiTheme="minorHAnsi" w:hAnsiTheme="minorHAnsi" w:cstheme="minorHAnsi"/>
+          <w:b/>
+          <w:bCs/>
+          <w:color w:val="auto"/>
+          <w:sz w:val="24"/>
+          <w:szCs w:val="24"/>
+          <w:u w:val="single"/>
+        </w:rPr>
+        <w:t>Technical Qualifications</w:t>
+      </w:r>
+    </w:p>
+    <w:p>
+      <w:pPr>
+        <w:spacing w:line="276" w:lineRule="auto"/>
+        <w:ind w:left="-15" w:firstLine="0"/>
+        <w:rPr>
+          <w:rFonts w:ascii="Segoe UI" w:hAnsi="Segoe UI" w:cs="Segoe UI"/>
+          <w:color w:val="auto"/>
+          <w:sz w:val="20"/>
+          <w:szCs w:val="20"/>
+        </w:rPr>
+      </w:pPr>
+      <w:r>
+        <w:rPr>
+          <w:rFonts w:ascii="Segoe UI" w:hAnsi="Segoe UI" w:cs="Segoe UI"/>
+          <w:color w:val="auto"/>
+          <w:sz w:val="20"/>
+          <w:szCs w:val="20"/>
+        </w:rPr>
+        <w:t xml:space="preserve">· </w:t>
+      </w:r>
+      <w:r>
+        <w:rPr>
+          <w:rFonts w:ascii="Segoe UI" w:hAnsi="Segoe UI" w:cs="Segoe UI"/>
+          <w:b/>
+          <w:bCs/>
+          <w:color w:val="auto"/>
+          <w:sz w:val="20"/>
+          <w:szCs w:val="20"/>
+        </w:rPr>
+        <w:t>Programming Languages</w:t>
+      </w:r>
+      <w:r>
+        <w:rPr>
+          <w:rFonts w:ascii="Segoe UI" w:hAnsi="Segoe UI" w:cs="Segoe UI"/>
+          <w:color w:val="auto"/>
+          <w:sz w:val="20"/>
+          <w:szCs w:val="20"/>
+        </w:rPr>
+        <w:t xml:space="preserve">: Java, C, </w:t>
+      </w:r>
+      <w:r>
+        <w:rPr>
+          <w:rFonts w:ascii="Segoe UI" w:hAnsi="Segoe UI" w:cs="Segoe UI"/>
+          <w:color w:val="auto"/>
+          <w:sz w:val="20"/>
+          <w:szCs w:val="20"/>
+        </w:rPr>
+        <w:t>C++,</w:t>
+      </w:r>
+      <w:r>
+        <w:rPr>
+          <w:rFonts w:ascii="Segoe UI" w:hAnsi="Segoe UI" w:cs="Segoe UI"/>
+          <w:color w:val="auto"/>
+          <w:sz w:val="20"/>
+          <w:szCs w:val="20"/>
+        </w:rPr>
+        <w:t xml:space="preserve"> </w:t>
+      </w:r>
+      <w:r>
+        <w:rPr>
+          <w:rFonts w:ascii="Segoe UI" w:hAnsi="Segoe UI" w:cs="Segoe UI"/>
+          <w:color w:val="auto"/>
+          <w:sz w:val="20"/>
+          <w:szCs w:val="20"/>
+        </w:rPr>
+        <w:t>C#, Python</w:t>
+      </w:r>
+    </w:p>
+    <w:p>
+      <w:pPr>
+        <w:spacing w:line="276" w:lineRule="auto"/>
+        <w:ind w:left="-15" w:firstLine="0"/>
+        <w:rPr>
+          <w:rFonts w:ascii="Segoe UI" w:hAnsi="Segoe UI" w:cs="Segoe UI"/>
+          <w:color w:val="auto"/>
+          <w:sz w:val="20"/>
+          <w:szCs w:val="20"/>
+        </w:rPr>
+      </w:pPr>
+      <w:r>
+        <w:rPr>
+          <w:rFonts w:ascii="Segoe UI" w:hAnsi="Segoe UI" w:cs="Segoe UI"/>
+          <w:color w:val="auto"/>
+          <w:sz w:val="20"/>
+          <w:szCs w:val="20"/>
+        </w:rPr>
+        <w:t xml:space="preserve">· </w:t>
+      </w:r>
+      <w:r>
+        <w:rPr>
+          <w:rFonts w:ascii="Segoe UI" w:hAnsi="Segoe UI" w:cs="Segoe UI"/>
+          <w:b/>
+          <w:bCs/>
+          <w:color w:val="auto"/>
+          <w:sz w:val="20"/>
+          <w:szCs w:val="20"/>
+        </w:rPr>
+        <w:t>Web</w:t>
+      </w:r>
+      <w:r>
+        <w:rPr>
+          <w:rFonts w:ascii="Segoe UI" w:hAnsi="Segoe UI" w:cs="Segoe UI"/>
+          <w:color w:val="auto"/>
+          <w:sz w:val="20"/>
+          <w:szCs w:val="20"/>
+        </w:rPr>
+        <w:t xml:space="preserve">: HTML, </w:t>
+      </w:r>
+      <w:r>
+        <w:rPr>
+          <w:rFonts w:ascii="Segoe UI" w:hAnsi="Segoe UI" w:cs="Segoe UI"/>
+          <w:color w:val="auto"/>
+          <w:sz w:val="20"/>
+          <w:szCs w:val="20"/>
+        </w:rPr>
+        <w:t xml:space="preserve">CSS, </w:t>
+      </w:r>
+      <w:proofErr w:type="gramStart"/>
+      <w:r>
+        <w:rPr>
+          <w:rFonts w:ascii="Segoe UI" w:hAnsi="Segoe UI" w:cs="Segoe UI"/>
+          <w:color w:val="auto"/>
+          <w:sz w:val="20"/>
+          <w:szCs w:val="20"/>
+        </w:rPr>
+        <w:t>JavaScript</w:t>
+      </w:r>
+      <w:r>
+        <w:rPr>
+          <w:rFonts w:ascii="Segoe UI" w:hAnsi="Segoe UI" w:cs="Segoe UI"/>
+          <w:color w:val="auto"/>
+          <w:sz w:val="20"/>
+          <w:szCs w:val="20"/>
+        </w:rPr>
+        <w:t xml:space="preserve"> ,</w:t>
+      </w:r>
+      <w:r>
+        <w:rPr>
+          <w:rFonts w:ascii="Segoe UI" w:hAnsi="Segoe UI" w:cs="Segoe UI"/>
+          <w:color w:val="auto"/>
+          <w:sz w:val="20"/>
+          <w:szCs w:val="20"/>
+        </w:rPr>
+        <w:t>PHP</w:t>
+      </w:r>
+      <w:proofErr w:type="gramEnd"/>
+      <w:r>
+        <w:rPr>
+          <w:rFonts w:ascii="Segoe UI" w:hAnsi="Segoe UI" w:cs="Segoe UI"/>
+          <w:color w:val="auto"/>
+          <w:sz w:val="20"/>
+          <w:szCs w:val="20"/>
+        </w:rPr>
+        <w:t>, A</w:t>
+      </w:r>
+      <w:r>
+        <w:rPr>
+          <w:rFonts w:ascii="Segoe UI" w:hAnsi="Segoe UI" w:cs="Segoe UI"/>
+          <w:color w:val="auto"/>
+          <w:sz w:val="20"/>
+          <w:szCs w:val="20"/>
+        </w:rPr>
+        <w:t>SP</w:t>
+      </w:r>
+      <w:r>
+        <w:rPr>
+          <w:rFonts w:ascii="Segoe UI" w:hAnsi="Segoe UI" w:cs="Segoe UI"/>
+          <w:color w:val="auto"/>
+          <w:sz w:val="20"/>
+          <w:szCs w:val="20"/>
+        </w:rPr>
+        <w:t>.</w:t>
+      </w:r>
+      <w:r>
+        <w:rPr>
+          <w:rFonts w:ascii="Segoe UI" w:hAnsi="Segoe UI" w:cs="Segoe UI"/>
+          <w:color w:val="auto"/>
+          <w:sz w:val="20"/>
+          <w:szCs w:val="20"/>
+        </w:rPr>
+        <w:t>NET</w:t>
+      </w:r>
+    </w:p>
+    <w:p>
+      <w:pPr>
+        <w:spacing w:line="276" w:lineRule="auto"/>
+        <w:ind w:left="-15" w:firstLine="0"/>
+        <w:rPr>
+          <w:rFonts w:ascii="Segoe UI" w:hAnsi="Segoe UI" w:cs="Segoe UI"/>
+          <w:color w:val="auto"/>
+          <w:sz w:val="20"/>
+          <w:szCs w:val="20"/>
+        </w:rPr>
+      </w:pPr>
+      <w:r>
+        <w:rPr>
+          <w:rFonts w:ascii="Segoe UI" w:hAnsi="Segoe UI" w:cs="Segoe UI"/>
+          <w:color w:val="auto"/>
+          <w:sz w:val="20"/>
+          <w:szCs w:val="20"/>
+        </w:rPr>
+        <w:t>·</w:t>
+      </w:r>
+      <w:r>
+        <w:rPr>
+          <w:rFonts w:ascii="Segoe UI" w:hAnsi="Segoe UI" w:cs="Segoe UI"/>
+          <w:b/>
+          <w:bCs/>
+          <w:color w:val="auto"/>
+          <w:sz w:val="20"/>
+          <w:szCs w:val="20"/>
+        </w:rPr>
+        <w:t xml:space="preserve"> Database</w:t>
+      </w:r>
+      <w:r>
+        <w:rPr>
+          <w:rFonts w:ascii="Segoe UI" w:hAnsi="Segoe UI" w:cs="Segoe UI"/>
+          <w:color w:val="auto"/>
+          <w:sz w:val="20"/>
+          <w:szCs w:val="20"/>
+        </w:rPr>
+        <w:t xml:space="preserve">: </w:t>
+      </w:r>
+      <w:r>
+        <w:rPr>
+          <w:rFonts w:ascii="Segoe UI" w:hAnsi="Segoe UI" w:cs="Segoe UI"/>
+          <w:color w:val="auto"/>
+          <w:sz w:val="20"/>
+          <w:szCs w:val="20"/>
+        </w:rPr>
+        <w:t xml:space="preserve">Oracle Database, </w:t>
+      </w:r>
+      <w:r>
+        <w:rPr>
+          <w:rFonts w:ascii="Segoe UI" w:hAnsi="Segoe UI" w:cs="Segoe UI"/>
+          <w:color w:val="auto"/>
+          <w:sz w:val="20"/>
+          <w:szCs w:val="20"/>
+        </w:rPr>
+        <w:t>SQL,</w:t>
+      </w:r>
+      <w:r>
+        <w:rPr>
+          <w:rFonts w:ascii="Segoe UI" w:hAnsi="Segoe UI" w:cs="Segoe UI"/>
+          <w:color w:val="auto"/>
+          <w:sz w:val="20"/>
+          <w:szCs w:val="20"/>
+        </w:rPr>
+        <w:t xml:space="preserve"> </w:t>
+      </w:r>
+      <w:r>
+        <w:rPr>
+          <w:rFonts w:ascii="Segoe UI" w:hAnsi="Segoe UI" w:cs="Segoe UI"/>
+          <w:color w:val="auto"/>
+          <w:sz w:val="20"/>
+          <w:szCs w:val="20"/>
+        </w:rPr>
+        <w:t>MySQL</w:t>
+      </w:r>
+    </w:p>
+    <w:p>
+      <w:pPr>
+        <w:spacing w:line="276" w:lineRule="auto"/>
+        <w:ind w:left="-15" w:firstLine="0"/>
+        <w:rPr>
+          <w:rFonts w:ascii="Segoe UI" w:hAnsi="Segoe UI" w:cs="Segoe UI"/>
+          <w:color w:val="auto"/>
+          <w:sz w:val="20"/>
+          <w:szCs w:val="20"/>
+        </w:rPr>
+      </w:pPr>
+      <w:r>
+        <w:rPr>
+          <w:rFonts w:ascii="Segoe UI" w:hAnsi="Segoe UI" w:cs="Segoe UI"/>
+          <w:color w:val="auto"/>
+          <w:sz w:val="20"/>
+          <w:szCs w:val="20"/>
+        </w:rPr>
+        <w:t xml:space="preserve">· </w:t>
+      </w:r>
+      <w:r>
+        <w:rPr>
+          <w:rFonts w:ascii="Segoe UI" w:hAnsi="Segoe UI" w:cs="Segoe UI"/>
+          <w:b/>
+          <w:bCs/>
+          <w:color w:val="auto"/>
+          <w:sz w:val="20"/>
+          <w:szCs w:val="20"/>
+        </w:rPr>
+        <w:t>Concepts</w:t>
+      </w:r>
+      <w:r>
+        <w:rPr>
+          <w:rFonts w:ascii="Segoe UI" w:hAnsi="Segoe UI" w:cs="Segoe UI"/>
+          <w:color w:val="auto"/>
+          <w:sz w:val="20"/>
+          <w:szCs w:val="20"/>
+        </w:rPr>
+        <w:t xml:space="preserve">: </w:t>
+      </w:r>
+      <w:r>
+        <w:rPr>
+          <w:rFonts w:ascii="Segoe UI" w:hAnsi="Segoe UI" w:cs="Segoe UI"/>
+          <w:color w:val="auto"/>
+          <w:sz w:val="20"/>
+          <w:szCs w:val="20"/>
+        </w:rPr>
+        <w:t>OOP</w:t>
+      </w:r>
+      <w:r>
+        <w:rPr>
+          <w:rFonts w:ascii="Segoe UI" w:hAnsi="Segoe UI" w:cs="Segoe UI"/>
+          <w:color w:val="auto"/>
+          <w:sz w:val="20"/>
+          <w:szCs w:val="20"/>
+        </w:rPr>
+        <w:t xml:space="preserve">, Database System, Algorithm, Web Development </w:t>
+      </w:r>
+    </w:p>
+    <w:p>
+      <w:pPr>
+        <w:spacing w:line="276" w:lineRule="auto"/>
+        <w:ind w:left="-15" w:firstLine="0"/>
+        <w:rPr>
+          <w:rFonts w:ascii="Segoe UI" w:hAnsi="Segoe UI" w:cs="Segoe UI"/>
+          <w:color w:val="auto"/>
+          <w:sz w:val="20"/>
+          <w:szCs w:val="20"/>
+        </w:rPr>
+      </w:pPr>
+      <w:r>
+        <w:rPr>
+          <w:rFonts w:ascii="Segoe UI" w:hAnsi="Segoe UI" w:cs="Segoe UI"/>
+          <w:color w:val="auto"/>
+          <w:sz w:val="20"/>
+          <w:szCs w:val="20"/>
+        </w:rPr>
+        <w:t xml:space="preserve">· </w:t>
+      </w:r>
+      <w:r>
+        <w:rPr>
+          <w:rFonts w:ascii="Segoe UI" w:hAnsi="Segoe UI" w:cs="Segoe UI"/>
+          <w:b/>
+          <w:bCs/>
+          <w:color w:val="auto"/>
+          <w:sz w:val="20"/>
+          <w:szCs w:val="20"/>
+        </w:rPr>
+        <w:t>Tools</w:t>
+      </w:r>
+      <w:r>
+        <w:rPr>
+          <w:rFonts w:ascii="Segoe UI" w:hAnsi="Segoe UI" w:cs="Segoe UI"/>
+          <w:color w:val="auto"/>
+          <w:sz w:val="20"/>
+          <w:szCs w:val="20"/>
+        </w:rPr>
+        <w:t xml:space="preserve">: </w:t>
+      </w:r>
+      <w:r>
+        <w:rPr>
+          <w:rFonts w:ascii="Segoe UI" w:hAnsi="Segoe UI" w:cs="Segoe UI"/>
+          <w:color w:val="auto"/>
+          <w:sz w:val="20"/>
+          <w:szCs w:val="20"/>
+        </w:rPr>
+        <w:t>Oracle Database</w:t>
+      </w:r>
+      <w:r>
+        <w:rPr>
+          <w:rFonts w:ascii="Segoe UI" w:hAnsi="Segoe UI" w:cs="Segoe UI"/>
+          <w:color w:val="auto"/>
+          <w:sz w:val="20"/>
+          <w:szCs w:val="20"/>
+        </w:rPr>
+        <w:t xml:space="preserve">, </w:t>
+      </w:r>
+      <w:r>
+        <w:rPr>
+          <w:rFonts w:ascii="Segoe UI" w:hAnsi="Segoe UI" w:cs="Segoe UI"/>
+          <w:color w:val="auto"/>
+          <w:sz w:val="20"/>
+          <w:szCs w:val="20"/>
+        </w:rPr>
+        <w:t>Ap</w:t>
+      </w:r>
+      <w:r>
+        <w:rPr>
+          <w:rFonts w:ascii="Segoe UI" w:hAnsi="Segoe UI" w:cs="Segoe UI"/>
+          <w:color w:val="auto"/>
+          <w:sz w:val="20"/>
+          <w:szCs w:val="20"/>
+        </w:rPr>
+        <w:t>ache, Eclipse</w:t>
+      </w:r>
+      <w:r>
+        <w:rPr>
+          <w:rFonts w:ascii="Segoe UI" w:hAnsi="Segoe UI" w:cs="Segoe UI"/>
+          <w:color w:val="auto"/>
+          <w:sz w:val="20"/>
+          <w:szCs w:val="20"/>
+        </w:rPr>
+        <w:t xml:space="preserve">, </w:t>
+      </w:r>
+      <w:proofErr w:type="spellStart"/>
+      <w:r>
+        <w:rPr>
+          <w:rFonts w:ascii="Segoe UI" w:hAnsi="Segoe UI" w:cs="Segoe UI"/>
+          <w:color w:val="auto"/>
+          <w:sz w:val="20"/>
+          <w:szCs w:val="20"/>
+        </w:rPr>
+        <w:t>Aptana</w:t>
+      </w:r>
+      <w:proofErr w:type="spellEnd"/>
+      <w:r>
+        <w:rPr>
+          <w:rFonts w:ascii="Segoe UI" w:hAnsi="Segoe UI" w:cs="Segoe UI"/>
+          <w:color w:val="auto"/>
+          <w:sz w:val="20"/>
+          <w:szCs w:val="20"/>
+        </w:rPr>
+        <w:t xml:space="preserve">, </w:t>
+      </w:r>
+      <w:r>
+        <w:rPr>
+          <w:rFonts w:ascii="Segoe UI" w:hAnsi="Segoe UI" w:cs="Segoe UI"/>
+          <w:color w:val="auto"/>
+          <w:sz w:val="20"/>
+          <w:szCs w:val="20"/>
+        </w:rPr>
+        <w:t>XAMPP</w:t>
+      </w:r>
+      <w:r>
+        <w:rPr>
+          <w:rFonts w:ascii="Segoe UI" w:hAnsi="Segoe UI" w:cs="Segoe UI"/>
+          <w:color w:val="auto"/>
+          <w:sz w:val="20"/>
+          <w:szCs w:val="20"/>
+        </w:rPr>
+        <w:t>/</w:t>
+      </w:r>
+      <w:r>
+        <w:rPr>
+          <w:rFonts w:ascii="Segoe UI" w:hAnsi="Segoe UI" w:cs="Segoe UI"/>
+          <w:color w:val="auto"/>
+          <w:sz w:val="20"/>
+          <w:szCs w:val="20"/>
+        </w:rPr>
+        <w:t xml:space="preserve"> WAMPP</w:t>
+      </w:r>
+      <w:r>
+        <w:rPr>
+          <w:rFonts w:ascii="Segoe UI" w:hAnsi="Segoe UI" w:cs="Segoe UI"/>
+          <w:color w:val="auto"/>
+          <w:sz w:val="20"/>
+          <w:szCs w:val="20"/>
+        </w:rPr>
+        <w:t>, Visual Studio</w:t>
+      </w:r>
+      <w:r>
+        <w:rPr>
+          <w:rFonts w:ascii="Segoe UI" w:hAnsi="Segoe UI" w:cs="Segoe UI"/>
+          <w:color w:val="auto"/>
+          <w:sz w:val="20"/>
+          <w:szCs w:val="20"/>
+        </w:rPr>
+        <w:t>, Adobe</w:t>
+      </w:r>
+      <w:r>
+        <w:rPr>
+          <w:rFonts w:ascii="Segoe UI" w:hAnsi="Segoe UI" w:cs="Segoe UI"/>
+          <w:color w:val="auto"/>
+          <w:sz w:val="20"/>
+          <w:szCs w:val="20"/>
+        </w:rPr>
+        <w:t xml:space="preserve"> </w:t>
+      </w:r>
+      <w:r>
+        <w:rPr>
+          <w:rFonts w:ascii="Segoe UI" w:hAnsi="Segoe UI" w:cs="Segoe UI"/>
+          <w:color w:val="auto"/>
+          <w:sz w:val="20"/>
+          <w:szCs w:val="20"/>
+        </w:rPr>
+        <w:t xml:space="preserve">XD, </w:t>
+      </w:r>
+      <w:r>
+        <w:rPr>
+          <w:rFonts w:ascii="Segoe UI" w:hAnsi="Segoe UI" w:cs="Segoe UI"/>
+          <w:color w:val="auto"/>
+          <w:sz w:val="20"/>
+          <w:szCs w:val="20"/>
+        </w:rPr>
+        <w:t>Photoshop, Illustrator</w:t>
+      </w:r>
+    </w:p>
+    <w:p>
+      <w:pPr>
+        <w:spacing w:line="276" w:lineRule="auto"/>
+        <w:ind w:left="-15" w:firstLine="0"/>
+        <w:rPr>
+          <w:rFonts w:ascii="Segoe UI" w:hAnsi="Segoe UI" w:cs="Segoe UI"/>
+          <w:color w:val="auto"/>
+          <w:sz w:val="20"/>
+          <w:szCs w:val="20"/>
+        </w:rPr>
+      </w:pPr>
+    </w:p>
+    <w:p>
+      <w:pPr>
         <w:pStyle w:val="Quote"/>
+        <w:spacing w:line="276" w:lineRule="auto"/>
         <w:ind w:left="0" w:firstLine="0"/>
         <w:jc w:val="left"/>
         <w:rPr>
@@ -259,8 +803,8 @@
           <w:i w:val="0"/>
           <w:iCs w:val="0"/>
           <w:color w:val="auto"/>
-          <w:sz w:val="28"/>
-          <w:szCs w:val="28"/>
+          <w:sz w:val="36"/>
+          <w:szCs w:val="36"/>
           <w:u w:val="single"/>
         </w:rPr>
       </w:pPr>
@@ -272,10 +816,530 @@
           <w:i w:val="0"/>
           <w:iCs w:val="0"/>
           <w:color w:val="auto"/>
+          <w:sz w:val="36"/>
+          <w:szCs w:val="36"/>
+          <w:u w:val="single"/>
+        </w:rPr>
+        <w:t>Work Experience</w:t>
+      </w:r>
+    </w:p>
+    <w:p>
+      <w:pPr>
+        <w:spacing w:line="276" w:lineRule="auto"/>
+        <w:ind w:left="0"/>
+        <w:rPr>
+          <w:rStyle w:val="SubtleReference"/>
+          <w:rFonts w:asciiTheme="minorHAnsi" w:hAnsiTheme="minorHAnsi" w:cstheme="minorHAnsi"/>
+          <w:color w:val="auto"/>
           <w:sz w:val="28"/>
           <w:szCs w:val="28"/>
           <w:u w:val="single"/>
         </w:rPr>
+      </w:pPr>
+      <w:r>
+        <w:rPr>
+          <w:rStyle w:val="SubtleReference"/>
+          <w:rFonts w:asciiTheme="minorHAnsi" w:hAnsiTheme="minorHAnsi" w:cstheme="minorHAnsi"/>
+          <w:color w:val="auto"/>
+          <w:sz w:val="28"/>
+          <w:szCs w:val="28"/>
+          <w:u w:val="single"/>
+        </w:rPr>
+        <w:t>6-month Internship on ASP.NET AT Professional Computer System (</w:t>
+      </w:r>
+      <w:r>
+        <w:rPr>
+          <w:rStyle w:val="SubtleReference"/>
+          <w:rFonts w:asciiTheme="minorHAnsi" w:hAnsiTheme="minorHAnsi" w:cstheme="minorHAnsi"/>
+          <w:color w:val="auto"/>
+          <w:sz w:val="28"/>
+          <w:szCs w:val="28"/>
+          <w:u w:val="single"/>
+        </w:rPr>
+        <w:t>PCS) (</w:t>
+      </w:r>
+      <w:r>
+        <w:rPr>
+          <w:rStyle w:val="SubtleReference"/>
+          <w:rFonts w:asciiTheme="minorHAnsi" w:hAnsiTheme="minorHAnsi" w:cstheme="minorHAnsi"/>
+          <w:color w:val="auto"/>
+          <w:sz w:val="28"/>
+          <w:szCs w:val="28"/>
+          <w:u w:val="single"/>
+        </w:rPr>
+        <w:t>2017-2018)</w:t>
+      </w:r>
+    </w:p>
+    <w:p>
+      <w:pPr>
+        <w:pStyle w:val="ListParagraph"/>
+        <w:numPr>
+          <w:ilvl w:val="0"/>
+          <w:numId w:val="37"/>
+        </w:numPr>
+        <w:rPr>
+          <w:rFonts w:ascii="Segoe UI" w:hAnsi="Segoe UI" w:cs="Segoe UI"/>
+          <w:sz w:val="20"/>
+          <w:szCs w:val="20"/>
+        </w:rPr>
+      </w:pPr>
+      <w:r>
+        <w:rPr>
+          <w:rFonts w:ascii="Segoe UI" w:hAnsi="Segoe UI" w:cs="Segoe UI"/>
+          <w:sz w:val="20"/>
+          <w:szCs w:val="20"/>
+        </w:rPr>
+        <w:t>Developed MVC web applications and Web Forms using ASP.NET</w:t>
+      </w:r>
+    </w:p>
+    <w:p>
+      <w:pPr>
+        <w:pStyle w:val="ListParagraph"/>
+        <w:numPr>
+          <w:ilvl w:val="0"/>
+          <w:numId w:val="37"/>
+        </w:numPr>
+        <w:rPr>
+          <w:rFonts w:ascii="Segoe UI" w:hAnsi="Segoe UI" w:cs="Segoe UI"/>
+          <w:sz w:val="20"/>
+          <w:szCs w:val="20"/>
+        </w:rPr>
+      </w:pPr>
+      <w:r>
+        <w:rPr>
+          <w:rFonts w:ascii="Segoe UI" w:hAnsi="Segoe UI" w:cs="Segoe UI"/>
+          <w:sz w:val="20"/>
+          <w:szCs w:val="20"/>
+        </w:rPr>
+        <w:t>Worked with SQL databases for backend integration</w:t>
+      </w:r>
+    </w:p>
+    <w:p>
+      <w:pPr>
+        <w:pStyle w:val="ListParagraph"/>
+        <w:numPr>
+          <w:ilvl w:val="0"/>
+          <w:numId w:val="37"/>
+        </w:numPr>
+        <w:rPr>
+          <w:rFonts w:ascii="Segoe UI" w:hAnsi="Segoe UI" w:cs="Segoe UI"/>
+          <w:sz w:val="20"/>
+          <w:szCs w:val="20"/>
+        </w:rPr>
+      </w:pPr>
+      <w:r>
+        <w:rPr>
+          <w:rFonts w:ascii="Segoe UI" w:hAnsi="Segoe UI" w:cs="Segoe UI"/>
+          <w:sz w:val="20"/>
+          <w:szCs w:val="20"/>
+        </w:rPr>
+        <w:t>Collaborated with senior developers on real-world projects</w:t>
+      </w:r>
+    </w:p>
+    <w:p>
+      <w:pPr>
+        <w:pStyle w:val="ListParagraph"/>
+        <w:ind w:left="705"/>
+      </w:pPr>
+    </w:p>
+    <w:p>
+      <w:pPr>
+        <w:spacing w:line="276" w:lineRule="auto"/>
+        <w:ind w:left="0"/>
+        <w:rPr>
+          <w:rStyle w:val="SubtleReference"/>
+          <w:rFonts w:asciiTheme="minorHAnsi" w:hAnsiTheme="minorHAnsi" w:cstheme="minorHAnsi"/>
+          <w:color w:val="auto"/>
+          <w:sz w:val="28"/>
+          <w:szCs w:val="28"/>
+          <w:u w:val="single"/>
+        </w:rPr>
+      </w:pPr>
+      <w:r>
+        <w:rPr>
+          <w:rStyle w:val="SubtleReference"/>
+          <w:rFonts w:asciiTheme="minorHAnsi" w:hAnsiTheme="minorHAnsi" w:cstheme="minorHAnsi"/>
+          <w:color w:val="auto"/>
+          <w:sz w:val="28"/>
+          <w:szCs w:val="28"/>
+          <w:u w:val="single"/>
+        </w:rPr>
+        <w:t xml:space="preserve">Designer at Gaule-Tech </w:t>
+      </w:r>
+      <w:r>
+        <w:rPr>
+          <w:rStyle w:val="SubtleReference"/>
+          <w:rFonts w:asciiTheme="minorHAnsi" w:hAnsiTheme="minorHAnsi" w:cstheme="minorHAnsi"/>
+          <w:color w:val="auto"/>
+          <w:sz w:val="28"/>
+          <w:szCs w:val="28"/>
+          <w:u w:val="single"/>
+        </w:rPr>
+        <w:t>[Freelance</w:t>
+      </w:r>
+      <w:r>
+        <w:rPr>
+          <w:rStyle w:val="SubtleReference"/>
+          <w:rFonts w:asciiTheme="minorHAnsi" w:hAnsiTheme="minorHAnsi" w:cstheme="minorHAnsi"/>
+          <w:color w:val="auto"/>
+          <w:sz w:val="28"/>
+          <w:szCs w:val="28"/>
+          <w:u w:val="single"/>
+        </w:rPr>
+        <w:t>]</w:t>
+      </w:r>
+      <w:r>
+        <w:rPr>
+          <w:rStyle w:val="SubtleReference"/>
+          <w:rFonts w:asciiTheme="minorHAnsi" w:hAnsiTheme="minorHAnsi" w:cstheme="minorHAnsi"/>
+          <w:color w:val="auto"/>
+          <w:sz w:val="28"/>
+          <w:szCs w:val="28"/>
+          <w:u w:val="single"/>
+        </w:rPr>
+        <w:t xml:space="preserve"> (2022-2024)</w:t>
+      </w:r>
+    </w:p>
+    <w:p>
+      <w:pPr>
+        <w:pStyle w:val="ListParagraph"/>
+        <w:numPr>
+          <w:ilvl w:val="0"/>
+          <w:numId w:val="37"/>
+        </w:numPr>
+        <w:rPr>
+          <w:rFonts w:ascii="Segoe UI" w:hAnsi="Segoe UI" w:cs="Segoe UI"/>
+          <w:sz w:val="20"/>
+          <w:szCs w:val="20"/>
+        </w:rPr>
+      </w:pPr>
+      <w:r>
+        <w:rPr>
+          <w:rFonts w:ascii="Segoe UI" w:hAnsi="Segoe UI" w:cs="Segoe UI"/>
+          <w:sz w:val="20"/>
+          <w:szCs w:val="20"/>
+        </w:rPr>
+        <w:t>Designed logos, pamphlets, and leaflets using Adobe Photoshop and Illustrator</w:t>
+      </w:r>
+    </w:p>
+    <w:p>
+      <w:pPr>
+        <w:pStyle w:val="ListParagraph"/>
+        <w:numPr>
+          <w:ilvl w:val="0"/>
+          <w:numId w:val="37"/>
+        </w:numPr>
+        <w:rPr>
+          <w:rFonts w:ascii="Segoe UI" w:hAnsi="Segoe UI" w:cs="Segoe UI"/>
+          <w:sz w:val="20"/>
+          <w:szCs w:val="20"/>
+        </w:rPr>
+      </w:pPr>
+      <w:r>
+        <w:rPr>
+          <w:rFonts w:ascii="Segoe UI" w:hAnsi="Segoe UI" w:cs="Segoe UI"/>
+          <w:sz w:val="20"/>
+          <w:szCs w:val="20"/>
+        </w:rPr>
+        <w:t xml:space="preserve"> Delivered client-focused design solutions and handled multiple freelance projects</w:t>
+      </w:r>
+    </w:p>
+    <w:p>
+      <w:pPr>
+        <w:spacing w:line="276" w:lineRule="auto"/>
+        <w:ind w:left="0"/>
+        <w:rPr>
+          <w:rStyle w:val="SubtleReference"/>
+          <w:rFonts w:ascii="Segoe UI" w:hAnsi="Segoe UI" w:cs="Segoe UI"/>
+          <w:color w:val="auto"/>
+          <w:sz w:val="28"/>
+          <w:szCs w:val="28"/>
+          <w:u w:val="single"/>
+        </w:rPr>
+      </w:pPr>
+      <w:r>
+        <w:rPr>
+          <w:rStyle w:val="SubtleReference"/>
+          <w:rFonts w:asciiTheme="minorHAnsi" w:hAnsiTheme="minorHAnsi" w:cstheme="minorHAnsi"/>
+          <w:color w:val="auto"/>
+          <w:sz w:val="28"/>
+          <w:szCs w:val="28"/>
+          <w:u w:val="single"/>
+        </w:rPr>
+        <w:t xml:space="preserve">Cloud </w:t>
+      </w:r>
+      <w:r>
+        <w:rPr>
+          <w:rStyle w:val="SubtleReference"/>
+          <w:rFonts w:ascii="Segoe UI" w:hAnsi="Segoe UI" w:cs="Segoe UI"/>
+          <w:color w:val="auto"/>
+          <w:sz w:val="28"/>
+          <w:szCs w:val="28"/>
+          <w:u w:val="single"/>
+        </w:rPr>
+        <w:t>Worker at Cloud factory (2019-Present)</w:t>
+      </w:r>
+    </w:p>
+    <w:p>
+      <w:pPr>
+        <w:pStyle w:val="ListParagraph"/>
+        <w:numPr>
+          <w:ilvl w:val="0"/>
+          <w:numId w:val="37"/>
+        </w:numPr>
+        <w:rPr>
+          <w:rFonts w:ascii="Segoe UI" w:hAnsi="Segoe UI" w:cs="Segoe UI"/>
+          <w:sz w:val="20"/>
+          <w:szCs w:val="20"/>
+        </w:rPr>
+      </w:pPr>
+      <w:r>
+        <w:rPr>
+          <w:rFonts w:ascii="Segoe UI" w:hAnsi="Segoe UI" w:cs="Segoe UI"/>
+          <w:sz w:val="20"/>
+          <w:szCs w:val="20"/>
+        </w:rPr>
+        <w:t>Worked on Pathr.ai and Enigma projects performing data annotation and AI model training</w:t>
+      </w:r>
+    </w:p>
+    <w:p>
+      <w:pPr>
+        <w:pStyle w:val="ListParagraph"/>
+        <w:numPr>
+          <w:ilvl w:val="0"/>
+          <w:numId w:val="37"/>
+        </w:numPr>
+        <w:rPr>
+          <w:rFonts w:ascii="Segoe UI" w:hAnsi="Segoe UI" w:cs="Segoe UI"/>
+          <w:sz w:val="20"/>
+          <w:szCs w:val="20"/>
+        </w:rPr>
+      </w:pPr>
+      <w:r>
+        <w:rPr>
+          <w:rFonts w:ascii="Segoe UI" w:hAnsi="Segoe UI" w:cs="Segoe UI"/>
+          <w:sz w:val="20"/>
+          <w:szCs w:val="20"/>
+        </w:rPr>
+        <w:t xml:space="preserve">Utilized Tools like </w:t>
+      </w:r>
+      <w:proofErr w:type="spellStart"/>
+      <w:r>
+        <w:rPr>
+          <w:rFonts w:ascii="Segoe UI" w:hAnsi="Segoe UI" w:cs="Segoe UI"/>
+          <w:sz w:val="20"/>
+          <w:szCs w:val="20"/>
+        </w:rPr>
+        <w:t>Dataloop</w:t>
+      </w:r>
+      <w:proofErr w:type="spellEnd"/>
+      <w:r>
+        <w:rPr>
+          <w:rFonts w:ascii="Segoe UI" w:hAnsi="Segoe UI" w:cs="Segoe UI"/>
+          <w:sz w:val="20"/>
+          <w:szCs w:val="20"/>
+        </w:rPr>
+        <w:t xml:space="preserve">, Calibration tool and Excel/Google sheets </w:t>
+      </w:r>
+      <w:r>
+        <w:rPr>
+          <w:rFonts w:ascii="Segoe UI" w:hAnsi="Segoe UI" w:cs="Segoe UI"/>
+          <w:sz w:val="20"/>
+          <w:szCs w:val="20"/>
+        </w:rPr>
+        <w:t>for</w:t>
+      </w:r>
+      <w:r>
+        <w:rPr>
+          <w:rFonts w:ascii="Segoe UI" w:hAnsi="Segoe UI" w:cs="Segoe UI"/>
+          <w:sz w:val="20"/>
+          <w:szCs w:val="20"/>
+        </w:rPr>
+        <w:t xml:space="preserve"> data validation, processing and quality control</w:t>
+      </w:r>
+    </w:p>
+    <w:p>
+      <w:pPr>
+        <w:pStyle w:val="ListParagraph"/>
+        <w:numPr>
+          <w:ilvl w:val="0"/>
+          <w:numId w:val="37"/>
+        </w:numPr>
+        <w:rPr>
+          <w:rFonts w:ascii="Segoe UI" w:hAnsi="Segoe UI" w:cs="Segoe UI"/>
+          <w:sz w:val="20"/>
+          <w:szCs w:val="20"/>
+        </w:rPr>
+      </w:pPr>
+      <w:r>
+        <w:rPr>
+          <w:rFonts w:ascii="Segoe UI" w:hAnsi="Segoe UI" w:cs="Segoe UI"/>
+          <w:sz w:val="20"/>
+          <w:szCs w:val="20"/>
+        </w:rPr>
+        <w:t>Web Researched data</w:t>
+      </w:r>
+      <w:r>
+        <w:rPr>
+          <w:rFonts w:ascii="Segoe UI" w:hAnsi="Segoe UI" w:cs="Segoe UI"/>
+          <w:sz w:val="20"/>
+          <w:szCs w:val="20"/>
+        </w:rPr>
+        <w:t xml:space="preserve"> </w:t>
+      </w:r>
+      <w:r>
+        <w:rPr>
+          <w:rFonts w:ascii="Segoe UI" w:hAnsi="Segoe UI" w:cs="Segoe UI"/>
+          <w:sz w:val="20"/>
+          <w:szCs w:val="20"/>
+        </w:rPr>
+        <w:t xml:space="preserve">for </w:t>
+      </w:r>
+      <w:r>
+        <w:rPr>
+          <w:rFonts w:ascii="Segoe UI" w:hAnsi="Segoe UI" w:cs="Segoe UI"/>
+          <w:sz w:val="20"/>
+          <w:szCs w:val="20"/>
+        </w:rPr>
+        <w:t>verification</w:t>
+      </w:r>
+      <w:r>
+        <w:rPr>
+          <w:rFonts w:ascii="Segoe UI" w:hAnsi="Segoe UI" w:cs="Segoe UI"/>
+          <w:sz w:val="20"/>
+          <w:szCs w:val="20"/>
+        </w:rPr>
+        <w:t xml:space="preserve"> and</w:t>
+      </w:r>
+      <w:r>
+        <w:rPr>
+          <w:rFonts w:ascii="Segoe UI" w:hAnsi="Segoe UI" w:cs="Segoe UI"/>
+          <w:sz w:val="20"/>
+          <w:szCs w:val="20"/>
+        </w:rPr>
+        <w:t xml:space="preserve"> validation with data management</w:t>
+      </w:r>
+      <w:r>
+        <w:rPr>
+          <w:rFonts w:ascii="Segoe UI" w:hAnsi="Segoe UI" w:cs="Segoe UI"/>
+          <w:sz w:val="20"/>
+          <w:szCs w:val="20"/>
+        </w:rPr>
+        <w:t xml:space="preserve"> on Google sheets (En</w:t>
+      </w:r>
+      <w:r>
+        <w:rPr>
+          <w:rFonts w:ascii="Segoe UI" w:hAnsi="Segoe UI" w:cs="Segoe UI"/>
+          <w:sz w:val="20"/>
+          <w:szCs w:val="20"/>
+        </w:rPr>
+        <w:t>ig</w:t>
+      </w:r>
+      <w:r>
+        <w:rPr>
+          <w:rFonts w:ascii="Segoe UI" w:hAnsi="Segoe UI" w:cs="Segoe UI"/>
+          <w:sz w:val="20"/>
+          <w:szCs w:val="20"/>
+        </w:rPr>
+        <w:t>ma Project)</w:t>
+      </w:r>
+    </w:p>
+    <w:p>
+      <w:pPr>
+        <w:pStyle w:val="ListParagraph"/>
+        <w:numPr>
+          <w:ilvl w:val="0"/>
+          <w:numId w:val="37"/>
+        </w:numPr>
+        <w:rPr>
+          <w:rFonts w:ascii="Segoe UI" w:hAnsi="Segoe UI" w:cs="Segoe UI"/>
+          <w:sz w:val="20"/>
+          <w:szCs w:val="20"/>
+        </w:rPr>
+      </w:pPr>
+      <w:r>
+        <w:rPr>
+          <w:rFonts w:ascii="Segoe UI" w:hAnsi="Segoe UI" w:cs="Segoe UI"/>
+          <w:sz w:val="20"/>
+          <w:szCs w:val="20"/>
+        </w:rPr>
+        <w:t>Performed data analysis and supported training datasets</w:t>
+      </w:r>
+    </w:p>
+    <w:p>
+      <w:pPr>
+        <w:pStyle w:val="ListParagraph"/>
+        <w:numPr>
+          <w:ilvl w:val="0"/>
+          <w:numId w:val="37"/>
+        </w:numPr>
+        <w:rPr>
+          <w:rFonts w:ascii="Segoe UI" w:hAnsi="Segoe UI" w:cs="Segoe UI"/>
+          <w:sz w:val="20"/>
+          <w:szCs w:val="20"/>
+        </w:rPr>
+      </w:pPr>
+      <w:r>
+        <w:rPr>
+          <w:rFonts w:ascii="Segoe UI" w:hAnsi="Segoe UI" w:cs="Segoe UI"/>
+          <w:sz w:val="20"/>
+          <w:szCs w:val="20"/>
+        </w:rPr>
+        <w:t>Ensured high data accuracy and contributed to efficient AI workflows</w:t>
+      </w:r>
+    </w:p>
+    <w:p>
+      <w:pPr>
+        <w:pStyle w:val="ListParagraph"/>
+        <w:ind w:left="705"/>
+        <w:rPr>
+          <w:rFonts w:ascii="Segoe UI" w:hAnsi="Segoe UI" w:cs="Segoe UI"/>
+          <w:sz w:val="20"/>
+          <w:szCs w:val="20"/>
+        </w:rPr>
+      </w:pPr>
+    </w:p>
+    <w:p>
+      <w:pPr>
+        <w:pStyle w:val="ListParagraph"/>
+        <w:ind w:left="705"/>
+        <w:rPr>
+          <w:rFonts w:ascii="Segoe UI" w:hAnsi="Segoe UI" w:cs="Segoe UI"/>
+          <w:sz w:val="20"/>
+          <w:szCs w:val="20"/>
+        </w:rPr>
+      </w:pPr>
+    </w:p>
+    <w:p>
+      <w:pPr>
+        <w:pStyle w:val="Quote"/>
+        <w:spacing w:line="276" w:lineRule="auto"/>
+        <w:ind w:left="0" w:firstLine="0"/>
+        <w:jc w:val="left"/>
+        <w:rPr>
+          <w:rFonts w:asciiTheme="minorHAnsi" w:hAnsiTheme="minorHAnsi" w:cstheme="minorHAnsi"/>
+          <w:b/>
+          <w:bCs/>
+          <w:i w:val="0"/>
+          <w:iCs w:val="0"/>
+          <w:color w:val="auto"/>
+          <w:sz w:val="28"/>
+          <w:szCs w:val="28"/>
+          <w:u w:val="single"/>
+        </w:rPr>
+      </w:pPr>
+      <w:r>
+        <w:rPr>
+          <w:rFonts w:asciiTheme="minorHAnsi" w:hAnsiTheme="minorHAnsi" w:cstheme="minorHAnsi"/>
+          <w:b/>
+          <w:bCs/>
+          <w:i w:val="0"/>
+          <w:iCs w:val="0"/>
+          <w:color w:val="auto"/>
+          <w:sz w:val="28"/>
+          <w:szCs w:val="28"/>
+          <w:u w:val="single"/>
+        </w:rPr>
         <w:t>Education</w:t>
       </w:r>
     </w:p>
@@ -284,27 +1348,30 @@
         <w:pStyle w:val="Quote"/>
         <w:numPr>
           <w:ilvl w:val="0"/>
-          <w:numId w:val="18"/>
+          <w:numId w:val="41"/>
         </w:numPr>
-        <w:ind w:right="-87"/>
+        <w:spacing w:line="240" w:lineRule="auto"/>
+        <w:ind w:left="360" w:right="-87" w:hanging="450"/>
         <w:jc w:val="left"/>
         <w:rPr>
-          <w:rFonts w:ascii="Times New Roman" w:hAnsi="Times New Roman" w:cs="Times New Roman"/>
+          <w:rFonts w:ascii="Segoe UI" w:hAnsi="Segoe UI" w:cs="Segoe UI"/>
+          <w:b/>
+          <w:bCs/>
           <w:i w:val="0"/>
           <w:iCs w:val="0"/>
           <w:color w:val="auto"/>
-          <w:sz w:val="24"/>
-          <w:szCs w:val="24"/>
-        </w:rPr>
-      </w:pPr>
-      <w:r>
-        <w:rPr>
-          <w:rFonts w:ascii="Times New Roman" w:hAnsi="Times New Roman" w:cs="Times New Roman"/>
+          <w:sz w:val="22"/>
+        </w:rPr>
+      </w:pPr>
+      <w:r>
+        <w:rPr>
+          <w:rFonts w:ascii="Segoe UI" w:hAnsi="Segoe UI" w:cs="Segoe UI"/>
+          <w:b/>
+          <w:bCs/>
           <w:i w:val="0"/>
           <w:iCs w:val="0"/>
           <w:color w:val="auto"/>
-          <w:sz w:val="24"/>
-          <w:szCs w:val="24"/>
+          <w:sz w:val="22"/>
         </w:rPr>
         <w:t>BSc (Hons) Computing | 2013-2017 | Leeds Beckett University (The British College)</w:t>
       </w:r>
@@ -314,25 +1381,28 @@
         <w:pStyle w:val="Quote"/>
         <w:numPr>
           <w:ilvl w:val="1"/>
-          <w:numId w:val="18"/>
+          <w:numId w:val="41"/>
         </w:numPr>
-        <w:ind w:left="1080" w:right="-87" w:hanging="270"/>
+        <w:spacing w:line="240" w:lineRule="auto"/>
+        <w:ind w:left="630" w:right="-87" w:hanging="270"/>
         <w:jc w:val="left"/>
         <w:rPr>
-          <w:rFonts w:ascii="Times New Roman" w:hAnsi="Times New Roman" w:cs="Times New Roman"/>
+          <w:rFonts w:ascii="Segoe UI" w:hAnsi="Segoe UI" w:cs="Segoe UI"/>
           <w:i w:val="0"/>
           <w:iCs w:val="0"/>
           <w:color w:val="auto"/>
-          <w:sz w:val="22"/>
-        </w:rPr>
-      </w:pPr>
-      <w:r>
-        <w:rPr>
-          <w:rFonts w:ascii="Times New Roman" w:hAnsi="Times New Roman" w:cs="Times New Roman"/>
+          <w:sz w:val="20"/>
+          <w:szCs w:val="20"/>
+        </w:rPr>
+      </w:pPr>
+      <w:r>
+        <w:rPr>
+          <w:rFonts w:ascii="Segoe UI" w:hAnsi="Segoe UI" w:cs="Segoe UI"/>
           <w:i w:val="0"/>
           <w:iCs w:val="0"/>
           <w:color w:val="auto"/>
-          <w:sz w:val="22"/>
+          <w:sz w:val="20"/>
+          <w:szCs w:val="20"/>
         </w:rPr>
         <w:t>Electives: Advance Database and Advance Software Engineering</w:t>
       </w:r>
@@ -342,25 +1412,28 @@
         <w:pStyle w:val="Quote"/>
         <w:numPr>
           <w:ilvl w:val="1"/>
-          <w:numId w:val="18"/>
+          <w:numId w:val="41"/>
         </w:numPr>
-        <w:ind w:left="1080" w:right="-87" w:hanging="270"/>
+        <w:spacing w:line="240" w:lineRule="auto"/>
+        <w:ind w:left="630" w:right="-87" w:hanging="270"/>
         <w:jc w:val="left"/>
         <w:rPr>
-          <w:rFonts w:ascii="Times New Roman" w:hAnsi="Times New Roman" w:cs="Times New Roman"/>
+          <w:rFonts w:ascii="Segoe UI" w:hAnsi="Segoe UI" w:cs="Segoe UI"/>
           <w:i w:val="0"/>
           <w:iCs w:val="0"/>
           <w:color w:val="auto"/>
-          <w:sz w:val="22"/>
-        </w:rPr>
-      </w:pPr>
-      <w:r>
-        <w:rPr>
-          <w:rFonts w:ascii="Times New Roman" w:hAnsi="Times New Roman" w:cs="Times New Roman"/>
+          <w:sz w:val="20"/>
+          <w:szCs w:val="20"/>
+        </w:rPr>
+      </w:pPr>
+      <w:r>
+        <w:rPr>
+          <w:rFonts w:ascii="Segoe UI" w:hAnsi="Segoe UI" w:cs="Segoe UI"/>
           <w:i w:val="0"/>
           <w:iCs w:val="0"/>
           <w:color w:val="auto"/>
-          <w:sz w:val="22"/>
+          <w:sz w:val="20"/>
+          <w:szCs w:val="20"/>
         </w:rPr>
         <w:t>Upper Second-Class Honors</w:t>
       </w:r>
@@ -370,27 +1443,30 @@
         <w:pStyle w:val="Quote"/>
         <w:numPr>
           <w:ilvl w:val="0"/>
-          <w:numId w:val="18"/>
+          <w:numId w:val="41"/>
         </w:numPr>
-        <w:ind w:right="-87"/>
+        <w:spacing w:line="240" w:lineRule="auto"/>
+        <w:ind w:left="360" w:right="-87" w:hanging="450"/>
         <w:jc w:val="left"/>
         <w:rPr>
-          <w:rFonts w:ascii="Times New Roman" w:hAnsi="Times New Roman" w:cs="Times New Roman"/>
+          <w:rFonts w:ascii="Segoe UI" w:hAnsi="Segoe UI" w:cs="Segoe UI"/>
+          <w:b/>
+          <w:bCs/>
           <w:i w:val="0"/>
           <w:iCs w:val="0"/>
           <w:color w:val="auto"/>
-          <w:sz w:val="24"/>
-          <w:szCs w:val="24"/>
-        </w:rPr>
-      </w:pPr>
-      <w:r>
-        <w:rPr>
-          <w:rFonts w:ascii="Times New Roman" w:hAnsi="Times New Roman" w:cs="Times New Roman"/>
+          <w:sz w:val="22"/>
+        </w:rPr>
+      </w:pPr>
+      <w:r>
+        <w:rPr>
+          <w:rFonts w:ascii="Segoe UI" w:hAnsi="Segoe UI" w:cs="Segoe UI"/>
+          <w:b/>
+          <w:bCs/>
           <w:i w:val="0"/>
           <w:iCs w:val="0"/>
           <w:color w:val="auto"/>
-          <w:sz w:val="24"/>
-          <w:szCs w:val="24"/>
+          <w:sz w:val="22"/>
         </w:rPr>
         <w:t>HIGHER SECONDARY EDUCATION BOARD (HSEB), Management | 2011-2012 | SOS Hermann Gmeiner Kavre</w:t>
       </w:r>
@@ -400,25 +1476,28 @@
         <w:pStyle w:val="Quote"/>
         <w:numPr>
           <w:ilvl w:val="1"/>
-          <w:numId w:val="18"/>
+          <w:numId w:val="41"/>
         </w:numPr>
-        <w:ind w:left="1080" w:right="-87" w:hanging="270"/>
+        <w:spacing w:line="240" w:lineRule="auto"/>
+        <w:ind w:left="630" w:right="-87" w:hanging="270"/>
         <w:jc w:val="left"/>
         <w:rPr>
-          <w:rFonts w:ascii="Times New Roman" w:hAnsi="Times New Roman" w:cs="Times New Roman"/>
+          <w:rFonts w:ascii="Segoe UI" w:hAnsi="Segoe UI" w:cs="Segoe UI"/>
           <w:i w:val="0"/>
           <w:iCs w:val="0"/>
           <w:color w:val="auto"/>
-          <w:sz w:val="22"/>
-        </w:rPr>
-      </w:pPr>
-      <w:r>
-        <w:rPr>
-          <w:rFonts w:ascii="Times New Roman" w:hAnsi="Times New Roman" w:cs="Times New Roman"/>
+          <w:sz w:val="20"/>
+          <w:szCs w:val="20"/>
+        </w:rPr>
+      </w:pPr>
+      <w:r>
+        <w:rPr>
+          <w:rFonts w:ascii="Segoe UI" w:hAnsi="Segoe UI" w:cs="Segoe UI"/>
           <w:i w:val="0"/>
           <w:iCs w:val="0"/>
           <w:color w:val="auto"/>
-          <w:sz w:val="22"/>
+          <w:sz w:val="20"/>
+          <w:szCs w:val="20"/>
         </w:rPr>
         <w:t xml:space="preserve">Percentage Attained: 50.6% </w:t>
       </w:r>
@@ -428,73 +1507,32 @@
         <w:pStyle w:val="Quote"/>
         <w:numPr>
           <w:ilvl w:val="0"/>
-          <w:numId w:val="18"/>
+          <w:numId w:val="41"/>
         </w:numPr>
-        <w:ind w:right="-87"/>
+        <w:spacing w:line="240" w:lineRule="auto"/>
+        <w:ind w:left="360" w:right="-87" w:hanging="450"/>
         <w:jc w:val="left"/>
         <w:rPr>
-          <w:rFonts w:ascii="Times New Roman" w:hAnsi="Times New Roman" w:cs="Times New Roman"/>
+          <w:rFonts w:ascii="Segoe UI" w:hAnsi="Segoe UI" w:cs="Segoe UI"/>
+          <w:b/>
+          <w:bCs/>
           <w:i w:val="0"/>
           <w:iCs w:val="0"/>
           <w:color w:val="auto"/>
-          <w:sz w:val="24"/>
-          <w:szCs w:val="24"/>
-        </w:rPr>
-      </w:pPr>
-      <w:r>
-        <w:rPr>
-          <w:rFonts w:ascii="Times New Roman" w:hAnsi="Times New Roman" w:cs="Times New Roman"/>
+          <w:sz w:val="22"/>
+        </w:rPr>
+      </w:pPr>
+      <w:r>
+        <w:rPr>
+          <w:rFonts w:ascii="Segoe UI" w:hAnsi="Segoe UI" w:cs="Segoe UI"/>
+          <w:b/>
+          <w:bCs/>
           <w:i w:val="0"/>
           <w:iCs w:val="0"/>
           <w:color w:val="auto"/>
-          <w:sz w:val="24"/>
-          <w:szCs w:val="24"/>
-        </w:rPr>
-        <w:t>SCHOOL LEAVING CERTIFICATE</w:t>
-      </w:r>
-      <w:r>
-        <w:rPr>
-          <w:rFonts w:ascii="Times New Roman" w:hAnsi="Times New Roman" w:cs="Times New Roman"/>
-          <w:i w:val="0"/>
-          <w:iCs w:val="0"/>
-          <w:color w:val="auto"/>
-          <w:sz w:val="24"/>
-          <w:szCs w:val="24"/>
-        </w:rPr>
-        <w:t>(SLC)</w:t>
-      </w:r>
-      <w:r>
-        <w:rPr>
-          <w:rFonts w:ascii="Times New Roman" w:hAnsi="Times New Roman" w:cs="Times New Roman"/>
-          <w:i w:val="0"/>
-          <w:iCs w:val="0"/>
-          <w:color w:val="auto"/>
-          <w:sz w:val="24"/>
-          <w:szCs w:val="24"/>
-        </w:rPr>
-        <w:t xml:space="preserve"> | 2010</w:t>
-      </w:r>
-      <w:r>
-        <w:rPr>
-          <w:rFonts w:ascii="Times New Roman" w:hAnsi="Times New Roman" w:cs="Times New Roman"/>
-          <w:i w:val="0"/>
-          <w:iCs w:val="0"/>
-          <w:color w:val="auto"/>
-          <w:sz w:val="24"/>
-          <w:szCs w:val="24"/>
-        </w:rPr>
-        <w:t xml:space="preserve"> </w:t>
-      </w:r>
-      <w:r>
-        <w:rPr>
-          <w:rFonts w:ascii="Times New Roman" w:hAnsi="Times New Roman" w:cs="Times New Roman"/>
-          <w:i w:val="0"/>
-          <w:iCs w:val="0"/>
-          <w:color w:val="auto"/>
-          <w:sz w:val="24"/>
-          <w:szCs w:val="24"/>
-        </w:rPr>
-        <w:t>| Vidhya Sagar School Banepa</w:t>
+          <w:sz w:val="22"/>
+        </w:rPr>
+        <w:t>SCHOOL LEAVING CERTIFICATE(SLC) | 2010 | Vidhya Sagar School Banepa</w:t>
       </w:r>
     </w:p>
     <w:p>
@@ -502,599 +1540,211 @@
         <w:pStyle w:val="Quote"/>
         <w:numPr>
           <w:ilvl w:val="1"/>
-          <w:numId w:val="18"/>
+          <w:numId w:val="41"/>
         </w:numPr>
-        <w:ind w:left="1080" w:right="-87" w:hanging="270"/>
+        <w:spacing w:line="240" w:lineRule="auto"/>
+        <w:ind w:left="630" w:right="-87" w:hanging="270"/>
         <w:jc w:val="left"/>
         <w:rPr>
-          <w:rFonts w:ascii="Times New Roman" w:hAnsi="Times New Roman" w:cs="Times New Roman"/>
+          <w:rFonts w:ascii="Segoe UI" w:hAnsi="Segoe UI" w:cs="Segoe UI"/>
           <w:i w:val="0"/>
           <w:iCs w:val="0"/>
           <w:color w:val="auto"/>
-          <w:sz w:val="22"/>
-        </w:rPr>
-      </w:pPr>
-      <w:r>
-        <w:rPr>
-          <w:rFonts w:ascii="Times New Roman" w:hAnsi="Times New Roman" w:cs="Times New Roman"/>
+          <w:sz w:val="20"/>
+          <w:szCs w:val="20"/>
+        </w:rPr>
+      </w:pPr>
+      <w:r>
+        <w:rPr>
+          <w:rFonts w:ascii="Segoe UI" w:hAnsi="Segoe UI" w:cs="Segoe UI"/>
           <w:i w:val="0"/>
           <w:iCs w:val="0"/>
           <w:color w:val="auto"/>
-          <w:sz w:val="22"/>
+          <w:sz w:val="20"/>
+          <w:szCs w:val="20"/>
         </w:rPr>
         <w:t xml:space="preserve">Percentage Attained: 68.88% </w:t>
       </w:r>
     </w:p>
     <w:p>
       <w:pPr>
-        <w:ind w:left="0" w:firstLine="0"/>
-        <w:rPr>
-          <w:rFonts w:ascii="Times New Roman" w:hAnsi="Times New Roman" w:cs="Times New Roman"/>
-          <w:sz w:val="20"/>
-          <w:szCs w:val="20"/>
+        <w:pStyle w:val="Heading2"/>
+        <w:rPr>
+          <w:rStyle w:val="SubtleEmphasis"/>
+          <w:rFonts w:asciiTheme="minorHAnsi" w:hAnsiTheme="minorHAnsi" w:cstheme="minorHAnsi"/>
+          <w:i w:val="0"/>
+          <w:iCs w:val="0"/>
+          <w:color w:val="auto"/>
+          <w:sz w:val="28"/>
+          <w:szCs w:val="28"/>
+          <w:u w:val="single"/>
         </w:rPr>
       </w:pPr>
     </w:p>
     <w:p>
       <w:pPr>
-        <w:ind w:left="0"/>
-        <w:rPr>
-          <w:rFonts w:ascii="Times New Roman" w:hAnsi="Times New Roman" w:cs="Times New Roman"/>
-        </w:rPr>
-      </w:pPr>
+        <w:pStyle w:val="Heading2"/>
+        <w:spacing w:line="276" w:lineRule="auto"/>
+        <w:rPr>
+          <w:rStyle w:val="SubtleEmphasis"/>
+          <w:rFonts w:asciiTheme="minorHAnsi" w:hAnsiTheme="minorHAnsi" w:cstheme="minorHAnsi"/>
+          <w:i w:val="0"/>
+          <w:iCs w:val="0"/>
+          <w:color w:val="auto"/>
+          <w:sz w:val="28"/>
+          <w:szCs w:val="28"/>
+          <w:u w:val="single"/>
+        </w:rPr>
+      </w:pPr>
+      <w:r>
+        <w:rPr>
+          <w:rStyle w:val="SubtleEmphasis"/>
+          <w:rFonts w:asciiTheme="minorHAnsi" w:hAnsiTheme="minorHAnsi" w:cstheme="minorHAnsi"/>
+          <w:i w:val="0"/>
+          <w:iCs w:val="0"/>
+          <w:color w:val="auto"/>
+          <w:sz w:val="28"/>
+          <w:szCs w:val="28"/>
+          <w:u w:val="single"/>
+        </w:rPr>
+        <w:t>CERTIFICATIONS / TRAINING</w:t>
+      </w:r>
     </w:p>
     <w:p>
       <w:pPr>
-        <w:ind w:left="-15" w:firstLine="0"/>
-        <w:rPr>
-          <w:rFonts w:ascii="Times New Roman" w:hAnsi="Times New Roman" w:cs="Times New Roman"/>
-          <w:b/>
-          <w:bCs/>
-          <w:color w:val="auto"/>
-          <w:sz w:val="24"/>
-          <w:szCs w:val="24"/>
-          <w:u w:val="single"/>
-        </w:rPr>
-      </w:pPr>
-      <w:r>
-        <w:rPr>
-          <w:rFonts w:ascii="Times New Roman" w:hAnsi="Times New Roman" w:cs="Times New Roman"/>
-          <w:b/>
-          <w:bCs/>
-          <w:color w:val="auto"/>
-          <w:sz w:val="24"/>
-          <w:szCs w:val="24"/>
-          <w:u w:val="single"/>
-        </w:rPr>
-        <w:t>Technical Qualifications</w:t>
+        <w:pStyle w:val="ListParagraph"/>
+        <w:numPr>
+          <w:ilvl w:val="0"/>
+          <w:numId w:val="39"/>
+        </w:numPr>
+        <w:rPr>
+          <w:rStyle w:val="SubtleEmphasis"/>
+          <w:rFonts w:ascii="Segoe UI" w:hAnsi="Segoe UI" w:cs="Segoe UI"/>
+          <w:i w:val="0"/>
+          <w:iCs w:val="0"/>
+          <w:color w:val="auto"/>
+          <w:sz w:val="20"/>
+          <w:szCs w:val="20"/>
+        </w:rPr>
+      </w:pPr>
+      <w:r>
+        <w:rPr>
+          <w:rStyle w:val="SubtleEmphasis"/>
+          <w:rFonts w:ascii="Segoe UI" w:hAnsi="Segoe UI" w:cs="Segoe UI"/>
+          <w:i w:val="0"/>
+          <w:iCs w:val="0"/>
+          <w:color w:val="auto"/>
+          <w:sz w:val="20"/>
+          <w:szCs w:val="20"/>
+        </w:rPr>
+        <w:t xml:space="preserve">Python </w:t>
+      </w:r>
+      <w:r>
+        <w:rPr>
+          <w:rStyle w:val="SubtleEmphasis"/>
+          <w:rFonts w:ascii="Segoe UI" w:hAnsi="Segoe UI" w:cs="Segoe UI"/>
+          <w:i w:val="0"/>
+          <w:iCs w:val="0"/>
+          <w:color w:val="auto"/>
+          <w:sz w:val="20"/>
+          <w:szCs w:val="20"/>
+        </w:rPr>
+        <w:t>Programming (30 Hours) –</w:t>
+      </w:r>
+      <w:r>
+        <w:rPr>
+          <w:rStyle w:val="SubtleEmphasis"/>
+          <w:rFonts w:ascii="Segoe UI" w:hAnsi="Segoe UI" w:cs="Segoe UI"/>
+          <w:i w:val="0"/>
+          <w:iCs w:val="0"/>
+          <w:color w:val="auto"/>
+          <w:sz w:val="20"/>
+          <w:szCs w:val="20"/>
+        </w:rPr>
+        <w:t xml:space="preserve"> Broadway Infosys </w:t>
       </w:r>
     </w:p>
     <w:p>
       <w:pPr>
-        <w:ind w:left="-15" w:firstLine="0"/>
-        <w:rPr>
-          <w:rFonts w:ascii="Times New Roman" w:hAnsi="Times New Roman" w:cs="Times New Roman"/>
-          <w:color w:val="auto"/>
-          <w:sz w:val="20"/>
-          <w:szCs w:val="20"/>
-        </w:rPr>
-      </w:pPr>
-      <w:r>
-        <w:rPr>
-          <w:rFonts w:ascii="Times New Roman" w:hAnsi="Times New Roman" w:cs="Times New Roman"/>
-          <w:color w:val="auto"/>
-          <w:sz w:val="20"/>
-          <w:szCs w:val="20"/>
-        </w:rPr>
-        <w:t xml:space="preserve">· </w:t>
-      </w:r>
-      <w:r>
-        <w:rPr>
-          <w:rFonts w:ascii="Times New Roman" w:hAnsi="Times New Roman" w:cs="Times New Roman"/>
-          <w:b/>
-          <w:bCs/>
-          <w:color w:val="auto"/>
-          <w:sz w:val="20"/>
-          <w:szCs w:val="20"/>
-        </w:rPr>
-        <w:t>Programming Languages</w:t>
-      </w:r>
-      <w:r>
-        <w:rPr>
-          <w:rFonts w:ascii="Times New Roman" w:hAnsi="Times New Roman" w:cs="Times New Roman"/>
-          <w:color w:val="auto"/>
-          <w:sz w:val="20"/>
-          <w:szCs w:val="20"/>
-        </w:rPr>
-        <w:t xml:space="preserve">: Java, C, </w:t>
-      </w:r>
-      <w:r>
-        <w:rPr>
-          <w:rFonts w:ascii="Times New Roman" w:hAnsi="Times New Roman" w:cs="Times New Roman"/>
-          <w:color w:val="auto"/>
-          <w:sz w:val="20"/>
-          <w:szCs w:val="20"/>
-        </w:rPr>
-        <w:t>C++,</w:t>
-      </w:r>
-      <w:r>
-        <w:rPr>
-          <w:rFonts w:ascii="Times New Roman" w:hAnsi="Times New Roman" w:cs="Times New Roman"/>
-          <w:color w:val="auto"/>
-          <w:sz w:val="20"/>
-          <w:szCs w:val="20"/>
-        </w:rPr>
-        <w:t xml:space="preserve"> </w:t>
-      </w:r>
-      <w:r>
-        <w:rPr>
-          <w:rFonts w:ascii="Times New Roman" w:hAnsi="Times New Roman" w:cs="Times New Roman"/>
-          <w:color w:val="auto"/>
-          <w:sz w:val="20"/>
-          <w:szCs w:val="20"/>
-        </w:rPr>
-        <w:t>C#, Python</w:t>
-      </w:r>
-    </w:p>
-    <w:p>
-      <w:pPr>
-        <w:ind w:left="-15" w:firstLine="0"/>
-        <w:rPr>
-          <w:rFonts w:ascii="Times New Roman" w:hAnsi="Times New Roman" w:cs="Times New Roman"/>
-          <w:color w:val="auto"/>
-          <w:sz w:val="20"/>
-          <w:szCs w:val="20"/>
-        </w:rPr>
-      </w:pPr>
-      <w:r>
-        <w:rPr>
-          <w:rFonts w:ascii="Times New Roman" w:hAnsi="Times New Roman" w:cs="Times New Roman"/>
-          <w:color w:val="auto"/>
-          <w:sz w:val="20"/>
-          <w:szCs w:val="20"/>
-        </w:rPr>
-        <w:t xml:space="preserve">· </w:t>
-      </w:r>
-      <w:r>
-        <w:rPr>
-          <w:rFonts w:ascii="Times New Roman" w:hAnsi="Times New Roman" w:cs="Times New Roman"/>
-          <w:b/>
-          <w:bCs/>
-          <w:color w:val="auto"/>
-          <w:sz w:val="20"/>
-          <w:szCs w:val="20"/>
-        </w:rPr>
-        <w:t>Web Skills</w:t>
-      </w:r>
-      <w:r>
-        <w:rPr>
-          <w:rFonts w:ascii="Times New Roman" w:hAnsi="Times New Roman" w:cs="Times New Roman"/>
-          <w:color w:val="auto"/>
-          <w:sz w:val="20"/>
-          <w:szCs w:val="20"/>
-        </w:rPr>
-        <w:t xml:space="preserve">: HTML, </w:t>
-      </w:r>
-      <w:r>
-        <w:rPr>
-          <w:rFonts w:ascii="Times New Roman" w:hAnsi="Times New Roman" w:cs="Times New Roman"/>
-          <w:color w:val="auto"/>
-          <w:sz w:val="20"/>
-          <w:szCs w:val="20"/>
-        </w:rPr>
-        <w:t xml:space="preserve">CSS, </w:t>
-      </w:r>
-      <w:r>
-        <w:rPr>
-          <w:rFonts w:ascii="Times New Roman" w:hAnsi="Times New Roman" w:cs="Times New Roman"/>
-          <w:color w:val="auto"/>
-          <w:sz w:val="20"/>
-          <w:szCs w:val="20"/>
-        </w:rPr>
-        <w:t>J</w:t>
-      </w:r>
-      <w:r>
-        <w:rPr>
-          <w:rFonts w:ascii="Times New Roman" w:hAnsi="Times New Roman" w:cs="Times New Roman"/>
-          <w:color w:val="auto"/>
-          <w:sz w:val="20"/>
-          <w:szCs w:val="20"/>
-        </w:rPr>
-        <w:t>ava</w:t>
-      </w:r>
-      <w:r>
-        <w:rPr>
-          <w:rFonts w:ascii="Times New Roman" w:hAnsi="Times New Roman" w:cs="Times New Roman"/>
-          <w:color w:val="auto"/>
-          <w:sz w:val="20"/>
-          <w:szCs w:val="20"/>
-        </w:rPr>
-        <w:t>Script</w:t>
-      </w:r>
-    </w:p>
-    <w:p>
-      <w:pPr>
-        <w:ind w:left="-15" w:firstLine="0"/>
-        <w:rPr>
-          <w:rFonts w:ascii="Times New Roman" w:hAnsi="Times New Roman" w:cs="Times New Roman"/>
-          <w:color w:val="auto"/>
-          <w:sz w:val="20"/>
-          <w:szCs w:val="20"/>
-        </w:rPr>
-      </w:pPr>
-      <w:r>
-        <w:rPr>
-          <w:rFonts w:ascii="Times New Roman" w:hAnsi="Times New Roman" w:cs="Times New Roman"/>
-          <w:color w:val="auto"/>
-          <w:sz w:val="20"/>
-          <w:szCs w:val="20"/>
-        </w:rPr>
-        <w:t xml:space="preserve">· </w:t>
-      </w:r>
-      <w:r>
-        <w:rPr>
-          <w:rFonts w:ascii="Times New Roman" w:hAnsi="Times New Roman" w:cs="Times New Roman"/>
-          <w:b/>
-          <w:bCs/>
-          <w:color w:val="auto"/>
-          <w:sz w:val="20"/>
-          <w:szCs w:val="20"/>
-        </w:rPr>
-        <w:t>Scripting Language</w:t>
-      </w:r>
-      <w:r>
-        <w:rPr>
-          <w:rFonts w:ascii="Times New Roman" w:hAnsi="Times New Roman" w:cs="Times New Roman"/>
-          <w:color w:val="auto"/>
-          <w:sz w:val="20"/>
-          <w:szCs w:val="20"/>
-        </w:rPr>
-        <w:t>: PHP</w:t>
-      </w:r>
-      <w:r>
-        <w:rPr>
-          <w:rFonts w:ascii="Times New Roman" w:hAnsi="Times New Roman" w:cs="Times New Roman"/>
-          <w:color w:val="auto"/>
-          <w:sz w:val="20"/>
-          <w:szCs w:val="20"/>
-        </w:rPr>
-        <w:t>, A</w:t>
-      </w:r>
-      <w:r>
-        <w:rPr>
-          <w:rFonts w:ascii="Times New Roman" w:hAnsi="Times New Roman" w:cs="Times New Roman"/>
-          <w:color w:val="auto"/>
-          <w:sz w:val="20"/>
-          <w:szCs w:val="20"/>
-        </w:rPr>
-        <w:t>SP</w:t>
-      </w:r>
-      <w:r>
-        <w:rPr>
-          <w:rFonts w:ascii="Times New Roman" w:hAnsi="Times New Roman" w:cs="Times New Roman"/>
-          <w:color w:val="auto"/>
-          <w:sz w:val="20"/>
-          <w:szCs w:val="20"/>
-        </w:rPr>
-        <w:t>.</w:t>
-      </w:r>
-      <w:r>
-        <w:rPr>
-          <w:rFonts w:ascii="Times New Roman" w:hAnsi="Times New Roman" w:cs="Times New Roman"/>
-          <w:color w:val="auto"/>
-          <w:sz w:val="20"/>
-          <w:szCs w:val="20"/>
-        </w:rPr>
-        <w:t>NET</w:t>
-      </w:r>
-    </w:p>
-    <w:p>
-      <w:pPr>
-        <w:ind w:left="-15" w:firstLine="0"/>
-        <w:rPr>
-          <w:rFonts w:ascii="Times New Roman" w:hAnsi="Times New Roman" w:cs="Times New Roman"/>
-          <w:color w:val="auto"/>
-          <w:sz w:val="20"/>
-          <w:szCs w:val="20"/>
-        </w:rPr>
-      </w:pPr>
-      <w:r>
-        <w:rPr>
-          <w:rFonts w:ascii="Times New Roman" w:hAnsi="Times New Roman" w:cs="Times New Roman"/>
-          <w:color w:val="auto"/>
-          <w:sz w:val="20"/>
-          <w:szCs w:val="20"/>
-        </w:rPr>
-        <w:t>·</w:t>
-      </w:r>
-      <w:r>
-        <w:rPr>
-          <w:rFonts w:ascii="Times New Roman" w:hAnsi="Times New Roman" w:cs="Times New Roman"/>
-          <w:b/>
-          <w:bCs/>
-          <w:color w:val="auto"/>
-          <w:sz w:val="20"/>
-          <w:szCs w:val="20"/>
-        </w:rPr>
-        <w:t xml:space="preserve"> Database</w:t>
-      </w:r>
-      <w:r>
-        <w:rPr>
-          <w:rFonts w:ascii="Times New Roman" w:hAnsi="Times New Roman" w:cs="Times New Roman"/>
-          <w:color w:val="auto"/>
-          <w:sz w:val="20"/>
-          <w:szCs w:val="20"/>
-        </w:rPr>
-        <w:t xml:space="preserve">: </w:t>
-      </w:r>
-      <w:r>
-        <w:rPr>
-          <w:rFonts w:ascii="Times New Roman" w:hAnsi="Times New Roman" w:cs="Times New Roman"/>
-          <w:color w:val="auto"/>
-          <w:sz w:val="20"/>
-          <w:szCs w:val="20"/>
-        </w:rPr>
-        <w:t xml:space="preserve">Oracle Database, </w:t>
-      </w:r>
-      <w:r>
-        <w:rPr>
-          <w:rFonts w:ascii="Times New Roman" w:hAnsi="Times New Roman" w:cs="Times New Roman"/>
-          <w:color w:val="auto"/>
-          <w:sz w:val="20"/>
-          <w:szCs w:val="20"/>
-        </w:rPr>
-        <w:t>SQL,</w:t>
-      </w:r>
-      <w:r>
-        <w:rPr>
-          <w:rFonts w:ascii="Times New Roman" w:hAnsi="Times New Roman" w:cs="Times New Roman"/>
-          <w:color w:val="auto"/>
-          <w:sz w:val="20"/>
-          <w:szCs w:val="20"/>
-        </w:rPr>
-        <w:t xml:space="preserve"> </w:t>
-      </w:r>
-      <w:r>
-        <w:rPr>
-          <w:rFonts w:ascii="Times New Roman" w:hAnsi="Times New Roman" w:cs="Times New Roman"/>
-          <w:color w:val="auto"/>
-          <w:sz w:val="20"/>
-          <w:szCs w:val="20"/>
-        </w:rPr>
-        <w:t xml:space="preserve">MySQL </w:t>
-      </w:r>
-    </w:p>
-    <w:p>
-      <w:pPr>
-        <w:ind w:left="-15" w:firstLine="0"/>
-        <w:rPr>
-          <w:rFonts w:ascii="Times New Roman" w:hAnsi="Times New Roman" w:cs="Times New Roman"/>
-          <w:color w:val="auto"/>
-          <w:sz w:val="20"/>
-          <w:szCs w:val="20"/>
-        </w:rPr>
-      </w:pPr>
-      <w:r>
-        <w:rPr>
-          <w:rFonts w:ascii="Times New Roman" w:hAnsi="Times New Roman" w:cs="Times New Roman"/>
-          <w:color w:val="auto"/>
-          <w:sz w:val="20"/>
-          <w:szCs w:val="20"/>
-        </w:rPr>
-        <w:t xml:space="preserve">· </w:t>
-      </w:r>
-      <w:r>
-        <w:rPr>
-          <w:rFonts w:ascii="Times New Roman" w:hAnsi="Times New Roman" w:cs="Times New Roman"/>
-          <w:b/>
-          <w:bCs/>
-          <w:color w:val="auto"/>
-          <w:sz w:val="20"/>
-          <w:szCs w:val="20"/>
-        </w:rPr>
-        <w:t>Technical</w:t>
-      </w:r>
-      <w:r>
-        <w:rPr>
-          <w:rFonts w:ascii="Times New Roman" w:hAnsi="Times New Roman" w:cs="Times New Roman"/>
-          <w:color w:val="auto"/>
-          <w:sz w:val="20"/>
-          <w:szCs w:val="20"/>
-        </w:rPr>
-        <w:t xml:space="preserve">: Object Oriented Programming, Database System, Algorithm, Web Development </w:t>
-      </w:r>
-    </w:p>
-    <w:p>
-      <w:pPr>
-        <w:ind w:left="-15" w:firstLine="0"/>
-        <w:rPr>
-          <w:rFonts w:ascii="Times New Roman" w:hAnsi="Times New Roman" w:cs="Times New Roman"/>
-          <w:color w:val="auto"/>
-          <w:sz w:val="20"/>
-          <w:szCs w:val="20"/>
-        </w:rPr>
-      </w:pPr>
-      <w:r>
-        <w:rPr>
-          <w:rFonts w:ascii="Times New Roman" w:hAnsi="Times New Roman" w:cs="Times New Roman"/>
-          <w:color w:val="auto"/>
-          <w:sz w:val="20"/>
-          <w:szCs w:val="20"/>
-        </w:rPr>
-        <w:t xml:space="preserve">· </w:t>
-      </w:r>
-      <w:r>
-        <w:rPr>
-          <w:rFonts w:ascii="Times New Roman" w:hAnsi="Times New Roman" w:cs="Times New Roman"/>
-          <w:b/>
-          <w:bCs/>
-          <w:color w:val="auto"/>
-          <w:sz w:val="20"/>
-          <w:szCs w:val="20"/>
-        </w:rPr>
-        <w:t>Tools</w:t>
-      </w:r>
-      <w:r>
-        <w:rPr>
-          <w:rFonts w:ascii="Times New Roman" w:hAnsi="Times New Roman" w:cs="Times New Roman"/>
-          <w:color w:val="auto"/>
-          <w:sz w:val="20"/>
-          <w:szCs w:val="20"/>
-        </w:rPr>
-        <w:t xml:space="preserve">: </w:t>
-      </w:r>
-      <w:r>
-        <w:rPr>
-          <w:rFonts w:ascii="Times New Roman" w:hAnsi="Times New Roman" w:cs="Times New Roman"/>
-          <w:color w:val="auto"/>
-          <w:sz w:val="20"/>
-          <w:szCs w:val="20"/>
-        </w:rPr>
-        <w:t>Oracle Database</w:t>
-      </w:r>
-      <w:r>
-        <w:rPr>
-          <w:rFonts w:ascii="Times New Roman" w:hAnsi="Times New Roman" w:cs="Times New Roman"/>
-          <w:color w:val="auto"/>
-          <w:sz w:val="20"/>
-          <w:szCs w:val="20"/>
-        </w:rPr>
-        <w:t xml:space="preserve">, </w:t>
-      </w:r>
-      <w:r>
-        <w:rPr>
-          <w:rFonts w:ascii="Times New Roman" w:hAnsi="Times New Roman" w:cs="Times New Roman"/>
-          <w:color w:val="auto"/>
-          <w:sz w:val="20"/>
-          <w:szCs w:val="20"/>
-        </w:rPr>
-        <w:t>Ap</w:t>
-      </w:r>
-      <w:r>
-        <w:rPr>
-          <w:rFonts w:ascii="Times New Roman" w:hAnsi="Times New Roman" w:cs="Times New Roman"/>
-          <w:color w:val="auto"/>
-          <w:sz w:val="20"/>
-          <w:szCs w:val="20"/>
-        </w:rPr>
-        <w:t>ache, Eclipse</w:t>
-      </w:r>
-      <w:r>
-        <w:rPr>
-          <w:rFonts w:ascii="Times New Roman" w:hAnsi="Times New Roman" w:cs="Times New Roman"/>
-          <w:color w:val="auto"/>
-          <w:sz w:val="20"/>
-          <w:szCs w:val="20"/>
-        </w:rPr>
-        <w:t xml:space="preserve">, </w:t>
-      </w:r>
-      <w:proofErr w:type="spellStart"/>
-      <w:r>
-        <w:rPr>
-          <w:rFonts w:ascii="Times New Roman" w:hAnsi="Times New Roman" w:cs="Times New Roman"/>
-          <w:color w:val="auto"/>
-          <w:sz w:val="20"/>
-          <w:szCs w:val="20"/>
-        </w:rPr>
-        <w:t>Aptana</w:t>
-      </w:r>
-      <w:proofErr w:type="spellEnd"/>
-      <w:r>
-        <w:rPr>
-          <w:rFonts w:ascii="Times New Roman" w:hAnsi="Times New Roman" w:cs="Times New Roman"/>
-          <w:color w:val="auto"/>
-          <w:sz w:val="20"/>
-          <w:szCs w:val="20"/>
-        </w:rPr>
-        <w:t xml:space="preserve">, </w:t>
-      </w:r>
-      <w:r>
-        <w:rPr>
-          <w:rFonts w:ascii="Times New Roman" w:hAnsi="Times New Roman" w:cs="Times New Roman"/>
-          <w:color w:val="auto"/>
-          <w:sz w:val="20"/>
-          <w:szCs w:val="20"/>
-        </w:rPr>
-        <w:t>XAMPP, WAMPP</w:t>
-      </w:r>
-      <w:r>
-        <w:rPr>
-          <w:rFonts w:ascii="Times New Roman" w:hAnsi="Times New Roman" w:cs="Times New Roman"/>
-          <w:color w:val="auto"/>
-          <w:sz w:val="20"/>
-          <w:szCs w:val="20"/>
-        </w:rPr>
-        <w:t>, Visual Studio</w:t>
-      </w:r>
-      <w:r>
-        <w:rPr>
-          <w:rFonts w:ascii="Times New Roman" w:hAnsi="Times New Roman" w:cs="Times New Roman"/>
-          <w:color w:val="auto"/>
-          <w:sz w:val="20"/>
-          <w:szCs w:val="20"/>
-        </w:rPr>
-        <w:t>, Adobe</w:t>
-      </w:r>
-      <w:r>
-        <w:rPr>
-          <w:rFonts w:ascii="Times New Roman" w:hAnsi="Times New Roman" w:cs="Times New Roman"/>
-          <w:color w:val="auto"/>
-          <w:sz w:val="20"/>
-          <w:szCs w:val="20"/>
-        </w:rPr>
-        <w:t xml:space="preserve"> </w:t>
-      </w:r>
-      <w:r>
-        <w:rPr>
-          <w:rFonts w:ascii="Times New Roman" w:hAnsi="Times New Roman" w:cs="Times New Roman"/>
-          <w:color w:val="auto"/>
-          <w:sz w:val="20"/>
-          <w:szCs w:val="20"/>
-        </w:rPr>
-        <w:t xml:space="preserve">XD, </w:t>
-      </w:r>
-      <w:r>
-        <w:rPr>
-          <w:rFonts w:ascii="Times New Roman" w:hAnsi="Times New Roman" w:cs="Times New Roman"/>
-          <w:color w:val="auto"/>
-          <w:sz w:val="20"/>
-          <w:szCs w:val="20"/>
-        </w:rPr>
-        <w:t>Photoshop, Illustrator</w:t>
-      </w:r>
-    </w:p>
-    <w:p>
-      <w:pPr>
-        <w:ind w:left="-15" w:firstLine="0"/>
-        <w:rPr>
-          <w:rFonts w:ascii="Times New Roman" w:hAnsi="Times New Roman" w:cs="Times New Roman"/>
-          <w:color w:val="auto"/>
-          <w:sz w:val="20"/>
-          <w:szCs w:val="20"/>
-        </w:rPr>
-      </w:pPr>
-    </w:p>
-    <w:p>
-      <w:pPr>
-        <w:pStyle w:val="Heading2"/>
+        <w:pStyle w:val="ListParagraph"/>
+        <w:numPr>
+          <w:ilvl w:val="0"/>
+          <w:numId w:val="39"/>
+        </w:numPr>
         <w:rPr>
           <w:rStyle w:val="SubtleEmphasis"/>
-          <w:rFonts w:ascii="Times New Roman" w:hAnsi="Times New Roman" w:cs="Times New Roman"/>
+          <w:rFonts w:ascii="Segoe UI" w:hAnsi="Segoe UI" w:cs="Segoe UI"/>
           <w:i w:val="0"/>
           <w:iCs w:val="0"/>
           <w:color w:val="auto"/>
-          <w:sz w:val="22"/>
-          <w:u w:val="single"/>
+          <w:sz w:val="20"/>
+          <w:szCs w:val="20"/>
         </w:rPr>
       </w:pPr>
       <w:r>
         <w:rPr>
           <w:rStyle w:val="SubtleEmphasis"/>
-          <w:rFonts w:ascii="Times New Roman" w:hAnsi="Times New Roman" w:cs="Times New Roman"/>
+          <w:rFonts w:ascii="Segoe UI" w:hAnsi="Segoe UI" w:cs="Segoe UI"/>
           <w:i w:val="0"/>
           <w:iCs w:val="0"/>
           <w:color w:val="auto"/>
-          <w:sz w:val="22"/>
+          <w:sz w:val="20"/>
+          <w:szCs w:val="20"/>
+        </w:rPr>
+        <w:t xml:space="preserve">Adobe Illustrator Training </w:t>
+      </w:r>
+      <w:r>
+        <w:rPr>
+          <w:rStyle w:val="SubtleEmphasis"/>
+          <w:rFonts w:ascii="Segoe UI" w:hAnsi="Segoe UI" w:cs="Segoe UI"/>
+          <w:i w:val="0"/>
+          <w:iCs w:val="0"/>
+          <w:color w:val="auto"/>
+          <w:sz w:val="20"/>
+          <w:szCs w:val="20"/>
+        </w:rPr>
+        <w:t>(25 Hours)</w:t>
+      </w:r>
+      <w:r>
+        <w:rPr>
+          <w:rStyle w:val="SubtleEmphasis"/>
+          <w:rFonts w:ascii="Segoe UI" w:hAnsi="Segoe UI" w:cs="Segoe UI"/>
+          <w:i w:val="0"/>
+          <w:iCs w:val="0"/>
+          <w:color w:val="auto"/>
+          <w:sz w:val="20"/>
+          <w:szCs w:val="20"/>
+        </w:rPr>
+        <w:t>– Broadway Infosys</w:t>
+      </w:r>
+    </w:p>
+    <w:p/>
+    <w:p/>
+    <w:p/>
+    <w:p>
+      <w:pPr>
+        <w:pStyle w:val="Heading2"/>
+        <w:spacing w:line="276" w:lineRule="auto"/>
+        <w:rPr>
+          <w:rStyle w:val="SubtleEmphasis"/>
+          <w:rFonts w:asciiTheme="minorHAnsi" w:hAnsiTheme="minorHAnsi" w:cstheme="minorHAnsi"/>
+          <w:i w:val="0"/>
+          <w:iCs w:val="0"/>
+          <w:color w:val="auto"/>
+          <w:sz w:val="28"/>
+          <w:szCs w:val="28"/>
+          <w:u w:val="single"/>
+        </w:rPr>
+      </w:pPr>
+      <w:r>
+        <w:rPr>
+          <w:rStyle w:val="SubtleEmphasis"/>
+          <w:rFonts w:asciiTheme="minorHAnsi" w:hAnsiTheme="minorHAnsi" w:cstheme="minorHAnsi"/>
+          <w:i w:val="0"/>
+          <w:iCs w:val="0"/>
+          <w:color w:val="auto"/>
+          <w:sz w:val="28"/>
+          <w:szCs w:val="28"/>
           <w:u w:val="single"/>
         </w:rPr>
         <w:t xml:space="preserve">SKILLS </w:t>
@@ -1107,22 +1757,27 @@
           <w:ilvl w:val="0"/>
           <w:numId w:val="18"/>
         </w:numPr>
+        <w:spacing w:line="360" w:lineRule="auto"/>
         <w:ind w:left="90" w:hanging="120"/>
         <w:rPr>
           <w:rStyle w:val="SubtleEmphasis"/>
-          <w:rFonts w:ascii="Times New Roman" w:hAnsi="Times New Roman" w:cs="Times New Roman"/>
+          <w:rFonts w:ascii="Segoe UI" w:hAnsi="Segoe UI" w:cs="Segoe UI"/>
           <w:i w:val="0"/>
           <w:iCs w:val="0"/>
           <w:color w:val="auto"/>
+          <w:sz w:val="20"/>
+          <w:szCs w:val="20"/>
         </w:rPr>
       </w:pPr>
       <w:r>
         <w:rPr>
           <w:rStyle w:val="SubtleEmphasis"/>
-          <w:rFonts w:ascii="Times New Roman" w:hAnsi="Times New Roman" w:cs="Times New Roman"/>
+          <w:rFonts w:ascii="Segoe UI" w:hAnsi="Segoe UI" w:cs="Segoe UI"/>
           <w:i w:val="0"/>
           <w:iCs w:val="0"/>
           <w:color w:val="auto"/>
+          <w:sz w:val="20"/>
+          <w:szCs w:val="20"/>
         </w:rPr>
         <w:t xml:space="preserve">Skilled at interacting with clients and users from all socioeconomic backgrounds  </w:t>
       </w:r>
@@ -1134,22 +1789,27 @@
           <w:ilvl w:val="0"/>
           <w:numId w:val="18"/>
         </w:numPr>
+        <w:spacing w:line="360" w:lineRule="auto"/>
         <w:ind w:left="90" w:hanging="120"/>
         <w:rPr>
           <w:rStyle w:val="SubtleEmphasis"/>
-          <w:rFonts w:ascii="Times New Roman" w:hAnsi="Times New Roman" w:cs="Times New Roman"/>
+          <w:rFonts w:ascii="Segoe UI" w:hAnsi="Segoe UI" w:cs="Segoe UI"/>
           <w:i w:val="0"/>
           <w:iCs w:val="0"/>
           <w:color w:val="auto"/>
+          <w:sz w:val="20"/>
+          <w:szCs w:val="20"/>
         </w:rPr>
       </w:pPr>
       <w:r>
         <w:rPr>
           <w:rStyle w:val="SubtleEmphasis"/>
-          <w:rFonts w:ascii="Times New Roman" w:hAnsi="Times New Roman" w:cs="Times New Roman"/>
+          <w:rFonts w:ascii="Segoe UI" w:hAnsi="Segoe UI" w:cs="Segoe UI"/>
           <w:i w:val="0"/>
           <w:iCs w:val="0"/>
           <w:color w:val="auto"/>
+          <w:sz w:val="20"/>
+          <w:szCs w:val="20"/>
         </w:rPr>
         <w:t xml:space="preserve">Ability to adapt with new programming language and working environment </w:t>
       </w:r>
@@ -1161,22 +1821,27 @@
           <w:ilvl w:val="0"/>
           <w:numId w:val="18"/>
         </w:numPr>
+        <w:spacing w:line="360" w:lineRule="auto"/>
         <w:ind w:left="90" w:hanging="120"/>
         <w:rPr>
           <w:rStyle w:val="SubtleEmphasis"/>
-          <w:rFonts w:ascii="Times New Roman" w:hAnsi="Times New Roman" w:cs="Times New Roman"/>
+          <w:rFonts w:ascii="Segoe UI" w:hAnsi="Segoe UI" w:cs="Segoe UI"/>
           <w:i w:val="0"/>
           <w:iCs w:val="0"/>
           <w:color w:val="auto"/>
+          <w:sz w:val="20"/>
+          <w:szCs w:val="20"/>
         </w:rPr>
       </w:pPr>
       <w:r>
         <w:rPr>
           <w:rStyle w:val="SubtleEmphasis"/>
-          <w:rFonts w:ascii="Times New Roman" w:hAnsi="Times New Roman" w:cs="Times New Roman"/>
+          <w:rFonts w:ascii="Segoe UI" w:hAnsi="Segoe UI" w:cs="Segoe UI"/>
           <w:i w:val="0"/>
           <w:iCs w:val="0"/>
           <w:color w:val="auto"/>
+          <w:sz w:val="20"/>
+          <w:szCs w:val="20"/>
         </w:rPr>
         <w:t>Report, Proposal &amp; Presentation slides making ability gained through my experience while making project proposal, reports and presentation slides during my undergraduate projects.</w:t>
       </w:r>
@@ -1188,41 +1853,52 @@
           <w:ilvl w:val="0"/>
           <w:numId w:val="18"/>
         </w:numPr>
+        <w:spacing w:line="360" w:lineRule="auto"/>
         <w:ind w:left="90" w:hanging="120"/>
         <w:rPr>
           <w:rStyle w:val="SubtleEmphasis"/>
-          <w:rFonts w:ascii="Times New Roman" w:hAnsi="Times New Roman" w:cs="Times New Roman"/>
+          <w:rFonts w:ascii="Segoe UI" w:hAnsi="Segoe UI" w:cs="Segoe UI"/>
           <w:i w:val="0"/>
           <w:iCs w:val="0"/>
           <w:color w:val="auto"/>
+          <w:sz w:val="20"/>
+          <w:szCs w:val="20"/>
         </w:rPr>
       </w:pPr>
       <w:r>
         <w:rPr>
           <w:rStyle w:val="SubtleEmphasis"/>
-          <w:rFonts w:ascii="Times New Roman" w:hAnsi="Times New Roman" w:cs="Times New Roman"/>
+          <w:rFonts w:ascii="Segoe UI" w:hAnsi="Segoe UI" w:cs="Segoe UI"/>
           <w:i w:val="0"/>
           <w:iCs w:val="0"/>
           <w:color w:val="auto"/>
+          <w:sz w:val="20"/>
+          <w:szCs w:val="20"/>
         </w:rPr>
         <w:t>Good communication skill with people of different group gained through my experience during daily routine.</w:t>
       </w:r>
     </w:p>
     <w:p>
       <w:pPr>
-        <w:ind w:left="-15" w:firstLine="0"/>
-        <w:rPr>
-          <w:rFonts w:ascii="Times New Roman" w:hAnsi="Times New Roman" w:cs="Times New Roman"/>
-          <w:color w:val="auto"/>
-          <w:sz w:val="20"/>
-          <w:szCs w:val="20"/>
-        </w:rPr>
+        <w:spacing w:line="276" w:lineRule="auto"/>
       </w:pPr>
     </w:p>
     <w:p>
       <w:pPr>
+        <w:spacing w:line="276" w:lineRule="auto"/>
+        <w:ind w:left="0" w:firstLine="0"/>
+        <w:rPr>
+          <w:rFonts w:ascii="Times New Roman" w:hAnsi="Times New Roman" w:cs="Times New Roman"/>
+          <w:sz w:val="20"/>
+          <w:szCs w:val="20"/>
+        </w:rPr>
+      </w:pPr>
+    </w:p>
+    <w:p>
+      <w:pPr>
         <w:pStyle w:val="Quote"/>
-        <w:ind w:left="0" w:firstLine="0"/>
+        <w:spacing w:line="276" w:lineRule="auto"/>
+        <w:ind w:left="0" w:firstLine="720"/>
         <w:jc w:val="left"/>
         <w:rPr>
           <w:rFonts w:ascii="Times New Roman" w:hAnsi="Times New Roman" w:cs="Times New Roman"/>
@@ -1240,7 +1916,8 @@
     <w:p>
       <w:pPr>
         <w:pStyle w:val="Quote"/>
-        <w:ind w:left="0" w:firstLine="0"/>
+        <w:spacing w:line="276" w:lineRule="auto"/>
+        <w:ind w:left="0" w:firstLine="720"/>
         <w:jc w:val="left"/>
         <w:rPr>
           <w:rFonts w:ascii="Times New Roman" w:hAnsi="Times New Roman" w:cs="Times New Roman"/>
@@ -1254,7 +1931,13 @@
           <w:u w:val="single"/>
         </w:rPr>
       </w:pPr>
-      <w:r>
+    </w:p>
+    <w:p>
+      <w:pPr>
+        <w:pStyle w:val="Quote"/>
+        <w:spacing w:line="276" w:lineRule="auto"/>
+        <w:ind w:left="0" w:firstLine="720"/>
+        <w:jc w:val="left"/>
         <w:rPr>
           <w:rFonts w:ascii="Times New Roman" w:hAnsi="Times New Roman" w:cs="Times New Roman"/>
           <w:b/>
@@ -1266,385 +1949,13 @@
           <w:szCs w:val="36"/>
           <w:u w:val="single"/>
         </w:rPr>
-        <w:lastRenderedPageBreak/>
-        <w:t>Work Experience</w:t>
-      </w:r>
-    </w:p>
-    <w:p/>
-    <w:p>
-      <w:pPr>
-        <w:ind w:left="0"/>
-        <w:rPr>
-          <w:rStyle w:val="SubtleReference"/>
-          <w:rFonts w:ascii="Times New Roman" w:hAnsi="Times New Roman" w:cs="Times New Roman"/>
-          <w:b/>
-          <w:bCs/>
-          <w:color w:val="auto"/>
-          <w:sz w:val="23"/>
-          <w:szCs w:val="23"/>
-        </w:rPr>
-      </w:pPr>
-      <w:r>
-        <w:rPr>
-          <w:rStyle w:val="SubtleReference"/>
-          <w:rFonts w:ascii="Times New Roman" w:hAnsi="Times New Roman" w:cs="Times New Roman"/>
-          <w:b/>
-          <w:bCs/>
-          <w:color w:val="auto"/>
-          <w:sz w:val="23"/>
-          <w:szCs w:val="23"/>
-        </w:rPr>
-        <w:t>6-month Internship on ASP.NET AT Professional Computer System (</w:t>
-      </w:r>
-      <w:proofErr w:type="gramStart"/>
-      <w:r>
-        <w:rPr>
-          <w:rStyle w:val="SubtleReference"/>
-          <w:rFonts w:ascii="Times New Roman" w:hAnsi="Times New Roman" w:cs="Times New Roman"/>
-          <w:b/>
-          <w:bCs/>
-          <w:color w:val="auto"/>
-          <w:sz w:val="23"/>
-          <w:szCs w:val="23"/>
-        </w:rPr>
-        <w:t>PCS)  (</w:t>
-      </w:r>
-      <w:proofErr w:type="gramEnd"/>
-      <w:r>
-        <w:rPr>
-          <w:rStyle w:val="SubtleReference"/>
-          <w:rFonts w:ascii="Times New Roman" w:hAnsi="Times New Roman" w:cs="Times New Roman"/>
-          <w:b/>
-          <w:bCs/>
-          <w:color w:val="auto"/>
-          <w:sz w:val="23"/>
-          <w:szCs w:val="23"/>
-        </w:rPr>
-        <w:t>2017-2018)</w:t>
-      </w:r>
+      </w:pPr>
     </w:p>
     <w:p>
       <w:pPr>
-        <w:pStyle w:val="ListParagraph"/>
-        <w:numPr>
-          <w:ilvl w:val="0"/>
-          <w:numId w:val="36"/>
-        </w:numPr>
-        <w:rPr>
-          <w:rFonts w:ascii="Times New Roman" w:hAnsi="Times New Roman" w:cs="Times New Roman"/>
-        </w:rPr>
-      </w:pPr>
-      <w:r>
-        <w:rPr>
-          <w:rFonts w:ascii="Times New Roman" w:hAnsi="Times New Roman" w:cs="Times New Roman"/>
-        </w:rPr>
-        <w:t>MVC Webapp</w:t>
-      </w:r>
-    </w:p>
-    <w:p>
-      <w:pPr>
-        <w:pStyle w:val="ListParagraph"/>
-        <w:numPr>
-          <w:ilvl w:val="0"/>
-          <w:numId w:val="36"/>
-        </w:numPr>
-        <w:rPr>
-          <w:rFonts w:ascii="Times New Roman" w:hAnsi="Times New Roman" w:cs="Times New Roman"/>
-        </w:rPr>
-      </w:pPr>
-      <w:r>
-        <w:rPr>
-          <w:rFonts w:ascii="Times New Roman" w:hAnsi="Times New Roman" w:cs="Times New Roman"/>
-        </w:rPr>
-        <w:t>Web Forms</w:t>
-      </w:r>
-    </w:p>
-    <w:p>
-      <w:pPr>
-        <w:pStyle w:val="ListParagraph"/>
-        <w:numPr>
-          <w:ilvl w:val="0"/>
-          <w:numId w:val="36"/>
-        </w:numPr>
-        <w:rPr>
-          <w:rFonts w:ascii="Times New Roman" w:hAnsi="Times New Roman" w:cs="Times New Roman"/>
-        </w:rPr>
-      </w:pPr>
-      <w:r>
-        <w:rPr>
-          <w:rFonts w:ascii="Times New Roman" w:hAnsi="Times New Roman" w:cs="Times New Roman"/>
-        </w:rPr>
-        <w:t>SQL Databases</w:t>
-      </w:r>
-    </w:p>
-    <w:p>
-      <w:pPr>
-        <w:pStyle w:val="ListParagraph"/>
-        <w:numPr>
-          <w:ilvl w:val="0"/>
-          <w:numId w:val="36"/>
-        </w:numPr>
-        <w:rPr>
-          <w:rFonts w:ascii="Times New Roman" w:hAnsi="Times New Roman" w:cs="Times New Roman"/>
-        </w:rPr>
-      </w:pPr>
-      <w:r>
-        <w:rPr>
-          <w:rFonts w:ascii="Times New Roman" w:hAnsi="Times New Roman" w:cs="Times New Roman"/>
-        </w:rPr>
-        <w:t>Experience with Senior Developers</w:t>
-      </w:r>
-    </w:p>
-    <w:p>
-      <w:pPr>
-        <w:pStyle w:val="ListParagraph"/>
-        <w:ind w:left="335"/>
-        <w:rPr>
-          <w:rStyle w:val="SubtleReference"/>
-          <w:rFonts w:ascii="Times New Roman" w:hAnsi="Times New Roman" w:cs="Times New Roman"/>
-          <w:color w:val="auto"/>
-        </w:rPr>
-      </w:pPr>
-    </w:p>
-    <w:p>
-      <w:pPr>
-        <w:pStyle w:val="ListParagraph"/>
-        <w:ind w:left="0"/>
-        <w:rPr>
-          <w:rStyle w:val="SubtleReference"/>
-          <w:rFonts w:ascii="Times New Roman" w:hAnsi="Times New Roman" w:cs="Times New Roman"/>
-          <w:b/>
-          <w:bCs/>
-          <w:color w:val="auto"/>
-          <w:sz w:val="23"/>
-          <w:szCs w:val="23"/>
-        </w:rPr>
-      </w:pPr>
-      <w:r>
-        <w:rPr>
-          <w:rStyle w:val="SubtleReference"/>
-          <w:rFonts w:ascii="Times New Roman" w:hAnsi="Times New Roman" w:cs="Times New Roman"/>
-          <w:b/>
-          <w:bCs/>
-          <w:color w:val="auto"/>
-          <w:sz w:val="23"/>
-          <w:szCs w:val="23"/>
-        </w:rPr>
-        <w:t>Designer at Gaule-Tech (Photoshop/</w:t>
-      </w:r>
-      <w:proofErr w:type="gramStart"/>
-      <w:r>
-        <w:rPr>
-          <w:rStyle w:val="SubtleReference"/>
-          <w:rFonts w:ascii="Times New Roman" w:hAnsi="Times New Roman" w:cs="Times New Roman"/>
-          <w:b/>
-          <w:bCs/>
-          <w:color w:val="auto"/>
-          <w:sz w:val="23"/>
-          <w:szCs w:val="23"/>
-        </w:rPr>
-        <w:t>Illustrator)  (</w:t>
-      </w:r>
-      <w:proofErr w:type="gramEnd"/>
-      <w:r>
-        <w:rPr>
-          <w:rStyle w:val="SubtleReference"/>
-          <w:rFonts w:ascii="Times New Roman" w:hAnsi="Times New Roman" w:cs="Times New Roman"/>
-          <w:b/>
-          <w:bCs/>
-          <w:color w:val="auto"/>
-          <w:sz w:val="23"/>
-          <w:szCs w:val="23"/>
-        </w:rPr>
-        <w:t>2022-2024[Freelance])</w:t>
-      </w:r>
-    </w:p>
-    <w:p>
-      <w:pPr>
-        <w:pStyle w:val="ListParagraph"/>
-        <w:numPr>
-          <w:ilvl w:val="0"/>
-          <w:numId w:val="36"/>
-        </w:numPr>
-        <w:rPr>
-          <w:smallCaps/>
-        </w:rPr>
-      </w:pPr>
-      <w:r>
-        <w:rPr>
-          <w:smallCaps/>
-        </w:rPr>
-        <w:t>Logo design</w:t>
-      </w:r>
-    </w:p>
-    <w:p>
-      <w:pPr>
-        <w:pStyle w:val="ListParagraph"/>
-        <w:numPr>
-          <w:ilvl w:val="0"/>
-          <w:numId w:val="36"/>
-        </w:numPr>
-        <w:rPr>
-          <w:smallCaps/>
-        </w:rPr>
-      </w:pPr>
-      <w:r>
-        <w:rPr>
-          <w:smallCaps/>
-        </w:rPr>
-        <w:t>Pamphlet Design</w:t>
-      </w:r>
-    </w:p>
-    <w:p>
-      <w:pPr>
-        <w:pStyle w:val="ListParagraph"/>
-        <w:numPr>
-          <w:ilvl w:val="0"/>
-          <w:numId w:val="36"/>
-        </w:numPr>
-        <w:rPr>
-          <w:smallCaps/>
-        </w:rPr>
-      </w:pPr>
-      <w:r>
-        <w:rPr>
-          <w:smallCaps/>
-        </w:rPr>
-        <w:t xml:space="preserve">Leaflet </w:t>
-      </w:r>
-    </w:p>
-    <w:p>
-      <w:pPr>
-        <w:pStyle w:val="ListParagraph"/>
-        <w:numPr>
-          <w:ilvl w:val="0"/>
-          <w:numId w:val="36"/>
-        </w:numPr>
-        <w:rPr>
-          <w:smallCaps/>
-        </w:rPr>
-      </w:pPr>
-      <w:r>
-        <w:rPr>
-          <w:smallCaps/>
-        </w:rPr>
-        <w:t>Basic Graphic Design</w:t>
-      </w:r>
-    </w:p>
-    <w:p>
-      <w:pPr>
-        <w:pStyle w:val="ListParagraph"/>
-        <w:ind w:left="695"/>
-        <w:jc w:val="both"/>
-        <w:rPr>
-          <w:rStyle w:val="SubtleReference"/>
-          <w:rFonts w:ascii="Times New Roman" w:hAnsi="Times New Roman" w:cs="Times New Roman"/>
-          <w:color w:val="auto"/>
-        </w:rPr>
-      </w:pPr>
-    </w:p>
-    <w:p>
-      <w:pPr>
-        <w:pStyle w:val="ListParagraph"/>
-        <w:ind w:left="0"/>
-        <w:rPr>
-          <w:rStyle w:val="SubtleReference"/>
-          <w:rFonts w:ascii="Times New Roman" w:hAnsi="Times New Roman" w:cs="Times New Roman"/>
-          <w:b/>
-          <w:bCs/>
-          <w:color w:val="auto"/>
-          <w:sz w:val="23"/>
-          <w:szCs w:val="23"/>
-        </w:rPr>
-      </w:pPr>
-      <w:r>
-        <w:rPr>
-          <w:rStyle w:val="SubtleReference"/>
-          <w:rFonts w:ascii="Times New Roman" w:hAnsi="Times New Roman" w:cs="Times New Roman"/>
-          <w:b/>
-          <w:bCs/>
-          <w:color w:val="auto"/>
-          <w:sz w:val="23"/>
-          <w:szCs w:val="23"/>
-        </w:rPr>
-        <w:t>Cloud Worker at Cloud factory (2019-Present)</w:t>
-      </w:r>
-    </w:p>
-    <w:p>
-      <w:pPr>
-        <w:pStyle w:val="ListParagraph"/>
-        <w:numPr>
-          <w:ilvl w:val="0"/>
-          <w:numId w:val="36"/>
-        </w:numPr>
-      </w:pPr>
-      <w:r>
-        <w:t>Pathr.ai</w:t>
-      </w:r>
-    </w:p>
-    <w:p>
-      <w:pPr>
-        <w:pStyle w:val="ListParagraph"/>
-        <w:numPr>
-          <w:ilvl w:val="0"/>
-          <w:numId w:val="36"/>
-        </w:numPr>
-      </w:pPr>
-      <w:r>
-        <w:t>Enigma</w:t>
-      </w:r>
-    </w:p>
-    <w:p>
-      <w:pPr>
-        <w:pStyle w:val="ListParagraph"/>
-        <w:numPr>
-          <w:ilvl w:val="0"/>
-          <w:numId w:val="36"/>
-        </w:numPr>
-      </w:pPr>
-      <w:r>
-        <w:t>Data Training</w:t>
-      </w:r>
-    </w:p>
-    <w:p>
-      <w:pPr>
-        <w:pStyle w:val="ListParagraph"/>
-        <w:numPr>
-          <w:ilvl w:val="0"/>
-          <w:numId w:val="36"/>
-        </w:numPr>
-      </w:pPr>
-      <w:r>
-        <w:t>AI Trainer</w:t>
-      </w:r>
-    </w:p>
-    <w:p>
-      <w:pPr>
-        <w:pStyle w:val="ListParagraph"/>
-        <w:numPr>
-          <w:ilvl w:val="0"/>
-          <w:numId w:val="36"/>
-        </w:numPr>
-      </w:pPr>
-      <w:r>
-        <w:t>Data Analysis</w:t>
-      </w:r>
-    </w:p>
-    <w:p>
-      <w:pPr>
-        <w:ind w:left="-15" w:firstLine="0"/>
-        <w:rPr>
-          <w:rFonts w:ascii="Times New Roman" w:hAnsi="Times New Roman" w:cs="Times New Roman"/>
-          <w:color w:val="auto"/>
-          <w:sz w:val="20"/>
-          <w:szCs w:val="20"/>
-        </w:rPr>
-      </w:pPr>
-    </w:p>
-    <w:p>
-      <w:pPr>
         <w:pStyle w:val="Quote"/>
-        <w:ind w:left="0" w:firstLine="720"/>
+        <w:spacing w:line="276" w:lineRule="auto"/>
+        <w:ind w:left="0" w:firstLine="0"/>
         <w:jc w:val="left"/>
         <w:rPr>
           <w:rFonts w:ascii="Times New Roman" w:hAnsi="Times New Roman" w:cs="Times New Roman"/>
@@ -1662,8 +1973,9 @@
     <w:p>
       <w:pPr>
         <w:pStyle w:val="Quote"/>
-        <w:ind w:left="0" w:firstLine="720"/>
-        <w:jc w:val="left"/>
+        <w:spacing w:line="276" w:lineRule="auto"/>
+        <w:ind w:left="0" w:firstLine="0"/>
+        <w:jc w:val="both"/>
         <w:rPr>
           <w:rFonts w:ascii="Times New Roman" w:hAnsi="Times New Roman" w:cs="Times New Roman"/>
           <w:b/>
@@ -1676,12 +1988,7 @@
           <w:u w:val="single"/>
         </w:rPr>
       </w:pPr>
-    </w:p>
-    <w:p>
-      <w:pPr>
-        <w:pStyle w:val="Quote"/>
-        <w:ind w:left="0" w:firstLine="720"/>
-        <w:jc w:val="left"/>
+      <w:r>
         <w:rPr>
           <w:rFonts w:ascii="Times New Roman" w:hAnsi="Times New Roman" w:cs="Times New Roman"/>
           <w:b/>
@@ -1693,1248 +2000,898 @@
           <w:szCs w:val="36"/>
           <w:u w:val="single"/>
         </w:rPr>
-      </w:pPr>
+        <w:lastRenderedPageBreak/>
+        <w:t>Academic Projects</w:t>
+      </w:r>
+    </w:p>
+    <w:p/>
+    <w:p>
+      <w:pPr>
+        <w:pStyle w:val="Quote"/>
+        <w:spacing w:line="276" w:lineRule="auto"/>
+        <w:ind w:left="180" w:firstLine="270"/>
+        <w:jc w:val="left"/>
+        <w:rPr>
+          <w:rStyle w:val="BookTitle"/>
+          <w:rFonts w:asciiTheme="minorHAnsi" w:hAnsiTheme="minorHAnsi" w:cstheme="minorHAnsi"/>
+          <w:color w:val="auto"/>
+          <w:sz w:val="21"/>
+          <w:szCs w:val="21"/>
+        </w:rPr>
+      </w:pPr>
+      <w:r>
+        <w:rPr>
+          <w:rStyle w:val="BookTitle"/>
+          <w:rFonts w:asciiTheme="minorHAnsi" w:hAnsiTheme="minorHAnsi" w:cstheme="minorHAnsi"/>
+          <w:color w:val="auto"/>
+          <w:sz w:val="21"/>
+          <w:szCs w:val="21"/>
+        </w:rPr>
+        <w:t xml:space="preserve">E-commerce website </w:t>
+      </w:r>
+      <w:r>
+        <w:rPr>
+          <w:rStyle w:val="BookTitle"/>
+          <w:rFonts w:asciiTheme="minorHAnsi" w:hAnsiTheme="minorHAnsi" w:cstheme="minorHAnsi"/>
+          <w:color w:val="auto"/>
+          <w:sz w:val="21"/>
+          <w:szCs w:val="21"/>
+        </w:rPr>
+        <w:t xml:space="preserve">| </w:t>
+      </w:r>
+      <w:r>
+        <w:rPr>
+          <w:rStyle w:val="BookTitle"/>
+          <w:rFonts w:asciiTheme="minorHAnsi" w:hAnsiTheme="minorHAnsi" w:cstheme="minorHAnsi"/>
+          <w:color w:val="auto"/>
+          <w:sz w:val="21"/>
+          <w:szCs w:val="21"/>
+        </w:rPr>
+        <w:t>PHP</w:t>
+      </w:r>
+      <w:r>
+        <w:rPr>
+          <w:rStyle w:val="BookTitle"/>
+          <w:rFonts w:asciiTheme="minorHAnsi" w:hAnsiTheme="minorHAnsi" w:cstheme="minorHAnsi"/>
+          <w:color w:val="auto"/>
+          <w:sz w:val="21"/>
+          <w:szCs w:val="21"/>
+        </w:rPr>
+        <w:t xml:space="preserve"> </w:t>
+      </w:r>
+      <w:r>
+        <w:rPr>
+          <w:rStyle w:val="BookTitle"/>
+          <w:rFonts w:asciiTheme="minorHAnsi" w:hAnsiTheme="minorHAnsi" w:cstheme="minorHAnsi"/>
+          <w:color w:val="auto"/>
+          <w:sz w:val="21"/>
+          <w:szCs w:val="21"/>
+        </w:rPr>
+        <w:t>| 3</w:t>
+      </w:r>
+      <w:r>
+        <w:rPr>
+          <w:rStyle w:val="BookTitle"/>
+          <w:rFonts w:asciiTheme="minorHAnsi" w:hAnsiTheme="minorHAnsi" w:cstheme="minorHAnsi"/>
+          <w:color w:val="auto"/>
+          <w:sz w:val="21"/>
+          <w:szCs w:val="21"/>
+        </w:rPr>
+        <w:t>rd YEAR</w:t>
+      </w:r>
+      <w:r>
+        <w:rPr>
+          <w:rStyle w:val="BookTitle"/>
+          <w:rFonts w:asciiTheme="minorHAnsi" w:hAnsiTheme="minorHAnsi" w:cstheme="minorHAnsi"/>
+          <w:color w:val="auto"/>
+          <w:sz w:val="21"/>
+          <w:szCs w:val="21"/>
+        </w:rPr>
+        <w:t xml:space="preserve"> </w:t>
+      </w:r>
+      <w:r>
+        <w:rPr>
+          <w:rStyle w:val="BookTitle"/>
+          <w:rFonts w:asciiTheme="minorHAnsi" w:hAnsiTheme="minorHAnsi" w:cstheme="minorHAnsi"/>
+          <w:color w:val="auto"/>
+          <w:sz w:val="21"/>
+          <w:szCs w:val="21"/>
+        </w:rPr>
+        <w:t>2</w:t>
+      </w:r>
+      <w:r>
+        <w:rPr>
+          <w:rStyle w:val="BookTitle"/>
+          <w:rFonts w:asciiTheme="minorHAnsi" w:hAnsiTheme="minorHAnsi" w:cstheme="minorHAnsi"/>
+          <w:color w:val="auto"/>
+          <w:sz w:val="21"/>
+          <w:szCs w:val="21"/>
+        </w:rPr>
+        <w:t>ND SEMESTER PROJECT</w:t>
+      </w:r>
     </w:p>
     <w:p>
       <w:pPr>
         <w:pStyle w:val="Quote"/>
-        <w:ind w:left="0" w:firstLine="720"/>
+        <w:numPr>
+          <w:ilvl w:val="0"/>
+          <w:numId w:val="43"/>
+        </w:numPr>
+        <w:spacing w:line="240" w:lineRule="auto"/>
         <w:jc w:val="left"/>
+        <w:rPr>
+          <w:rStyle w:val="BookTitle"/>
+        </w:rPr>
+      </w:pPr>
+      <w:r>
+        <w:rPr>
+          <w:rStyle w:val="BookTitle"/>
+          <w:rFonts w:ascii="Segoe UI" w:hAnsi="Segoe UI" w:cs="Segoe UI"/>
+          <w:b w:val="0"/>
+          <w:bCs w:val="0"/>
+        </w:rPr>
+        <w:t>Implemented registration, search, and filtering feature</w:t>
+      </w:r>
+      <w:r>
+        <w:rPr>
+          <w:rStyle w:val="BookTitle"/>
+          <w:rFonts w:ascii="Segoe UI" w:hAnsi="Segoe UI" w:cs="Segoe UI"/>
+          <w:b w:val="0"/>
+          <w:bCs w:val="0"/>
+        </w:rPr>
+        <w:t>s with User-friendly UI</w:t>
+      </w:r>
+    </w:p>
+    <w:p>
+      <w:pPr>
+        <w:pStyle w:val="Quote"/>
+        <w:numPr>
+          <w:ilvl w:val="0"/>
+          <w:numId w:val="43"/>
+        </w:numPr>
+        <w:spacing w:line="240" w:lineRule="auto"/>
+        <w:jc w:val="left"/>
+        <w:rPr>
+          <w:rStyle w:val="BookTitle"/>
+          <w:rFonts w:ascii="Segoe UI" w:hAnsi="Segoe UI" w:cs="Segoe UI"/>
+          <w:b w:val="0"/>
+          <w:bCs w:val="0"/>
+        </w:rPr>
+      </w:pPr>
+      <w:r>
+        <w:rPr>
+          <w:rStyle w:val="BookTitle"/>
+          <w:rFonts w:ascii="Segoe UI" w:hAnsi="Segoe UI" w:cs="Segoe UI"/>
+          <w:b w:val="0"/>
+          <w:bCs w:val="0"/>
+        </w:rPr>
+        <w:t>PayPal integration</w:t>
+      </w:r>
+    </w:p>
+    <w:p>
+      <w:pPr>
+        <w:pStyle w:val="Quote"/>
+        <w:numPr>
+          <w:ilvl w:val="0"/>
+          <w:numId w:val="43"/>
+        </w:numPr>
+        <w:spacing w:line="240" w:lineRule="auto"/>
+        <w:jc w:val="left"/>
+        <w:rPr>
+          <w:rStyle w:val="BookTitle"/>
+          <w:rFonts w:ascii="Segoe UI" w:hAnsi="Segoe UI" w:cs="Segoe UI"/>
+          <w:b w:val="0"/>
+          <w:bCs w:val="0"/>
+        </w:rPr>
+      </w:pPr>
+      <w:r>
+        <w:rPr>
+          <w:rStyle w:val="BookTitle"/>
+          <w:rFonts w:ascii="Segoe UI" w:hAnsi="Segoe UI" w:cs="Segoe UI"/>
+          <w:b w:val="0"/>
+          <w:bCs w:val="0"/>
+        </w:rPr>
+        <w:t>Learned to work with a team dividing the task on each individual</w:t>
+      </w:r>
+    </w:p>
+    <w:p>
+      <w:pPr>
+        <w:pStyle w:val="Quote"/>
+        <w:numPr>
+          <w:ilvl w:val="0"/>
+          <w:numId w:val="43"/>
+        </w:numPr>
+        <w:spacing w:line="240" w:lineRule="auto"/>
+        <w:jc w:val="left"/>
+        <w:rPr>
+          <w:rStyle w:val="BookTitle"/>
+          <w:rFonts w:ascii="Segoe UI" w:hAnsi="Segoe UI" w:cs="Segoe UI"/>
+          <w:b w:val="0"/>
+          <w:bCs w:val="0"/>
+          <w:szCs w:val="18"/>
+        </w:rPr>
+      </w:pPr>
+      <w:r>
+        <w:rPr>
+          <w:rStyle w:val="BookTitle"/>
+          <w:rFonts w:ascii="Segoe UI" w:hAnsi="Segoe UI" w:cs="Segoe UI"/>
+          <w:b w:val="0"/>
+          <w:bCs w:val="0"/>
+        </w:rPr>
+        <w:t>Implemented email verification system for users</w:t>
+      </w:r>
+    </w:p>
+    <w:p>
+      <w:pPr>
+        <w:pStyle w:val="Quote"/>
+        <w:numPr>
+          <w:ilvl w:val="0"/>
+          <w:numId w:val="43"/>
+        </w:numPr>
+        <w:spacing w:line="240" w:lineRule="auto"/>
+        <w:jc w:val="left"/>
+        <w:rPr>
+          <w:rStyle w:val="BookTitle"/>
+          <w:rFonts w:ascii="Segoe UI" w:hAnsi="Segoe UI" w:cs="Segoe UI"/>
+          <w:b w:val="0"/>
+          <w:bCs w:val="0"/>
+        </w:rPr>
+      </w:pPr>
+      <w:r>
+        <w:rPr>
+          <w:rStyle w:val="BookTitle"/>
+          <w:rFonts w:ascii="Segoe UI" w:hAnsi="Segoe UI" w:cs="Segoe UI"/>
+          <w:b w:val="0"/>
+          <w:bCs w:val="0"/>
+        </w:rPr>
+        <w:t xml:space="preserve">Used Oracle OCI database </w:t>
+      </w:r>
+    </w:p>
+    <w:p/>
+    <w:p>
+      <w:pPr>
+        <w:pStyle w:val="Quote"/>
+        <w:spacing w:line="276" w:lineRule="auto"/>
+        <w:ind w:left="180" w:firstLine="270"/>
+        <w:jc w:val="left"/>
+        <w:rPr>
+          <w:rStyle w:val="BookTitle"/>
+          <w:rFonts w:asciiTheme="minorHAnsi" w:hAnsiTheme="minorHAnsi" w:cstheme="minorHAnsi"/>
+          <w:color w:val="auto"/>
+          <w:sz w:val="21"/>
+          <w:szCs w:val="21"/>
+        </w:rPr>
+      </w:pPr>
+      <w:r>
+        <w:rPr>
+          <w:rStyle w:val="BookTitle"/>
+          <w:rFonts w:asciiTheme="minorHAnsi" w:hAnsiTheme="minorHAnsi" w:cstheme="minorHAnsi"/>
+          <w:color w:val="auto"/>
+          <w:sz w:val="21"/>
+          <w:szCs w:val="21"/>
+        </w:rPr>
+        <w:t>Data Warehouse Design | Apex Oracle | 4TH YEAR 1</w:t>
+      </w:r>
+      <w:r>
+        <w:rPr>
+          <w:rStyle w:val="BookTitle"/>
+          <w:rFonts w:asciiTheme="minorHAnsi" w:hAnsiTheme="minorHAnsi" w:cstheme="minorHAnsi"/>
+          <w:color w:val="auto"/>
+          <w:sz w:val="21"/>
+          <w:szCs w:val="21"/>
+        </w:rPr>
+        <w:t>st</w:t>
+      </w:r>
+      <w:r>
+        <w:rPr>
+          <w:rStyle w:val="BookTitle"/>
+          <w:rFonts w:asciiTheme="minorHAnsi" w:hAnsiTheme="minorHAnsi" w:cstheme="minorHAnsi"/>
+          <w:color w:val="auto"/>
+          <w:sz w:val="21"/>
+          <w:szCs w:val="21"/>
+        </w:rPr>
+        <w:t xml:space="preserve"> SEMESTER PROJECT </w:t>
+      </w:r>
+    </w:p>
+    <w:p>
+      <w:pPr>
+        <w:pStyle w:val="Quote"/>
+        <w:numPr>
+          <w:ilvl w:val="0"/>
+          <w:numId w:val="42"/>
+        </w:numPr>
+        <w:spacing w:line="240" w:lineRule="auto"/>
+        <w:jc w:val="left"/>
+        <w:rPr>
+          <w:rStyle w:val="BookTitle"/>
+          <w:rFonts w:ascii="Segoe UI" w:hAnsi="Segoe UI" w:cs="Segoe UI"/>
+          <w:b w:val="0"/>
+          <w:bCs w:val="0"/>
+          <w:color w:val="auto"/>
+          <w:szCs w:val="18"/>
+        </w:rPr>
+      </w:pPr>
+      <w:r>
+        <w:rPr>
+          <w:rStyle w:val="BookTitle"/>
+          <w:rFonts w:ascii="Segoe UI" w:hAnsi="Segoe UI" w:cs="Segoe UI"/>
+          <w:b w:val="0"/>
+          <w:bCs w:val="0"/>
+          <w:color w:val="auto"/>
+          <w:szCs w:val="18"/>
+        </w:rPr>
+        <w:t>Implemented ETL (Extract, Transform, Load) processes</w:t>
+      </w:r>
+    </w:p>
+    <w:p>
+      <w:pPr>
+        <w:pStyle w:val="Quote"/>
+        <w:numPr>
+          <w:ilvl w:val="0"/>
+          <w:numId w:val="42"/>
+        </w:numPr>
+        <w:spacing w:line="240" w:lineRule="auto"/>
+        <w:jc w:val="left"/>
+        <w:rPr>
+          <w:rStyle w:val="BookTitle"/>
+          <w:rFonts w:ascii="Segoe UI" w:hAnsi="Segoe UI" w:cs="Segoe UI"/>
+          <w:b w:val="0"/>
+          <w:bCs w:val="0"/>
+          <w:color w:val="auto"/>
+          <w:szCs w:val="18"/>
+        </w:rPr>
+      </w:pPr>
+      <w:r>
+        <w:rPr>
+          <w:rStyle w:val="BookTitle"/>
+          <w:rFonts w:ascii="Segoe UI" w:hAnsi="Segoe UI" w:cs="Segoe UI"/>
+          <w:b w:val="0"/>
+          <w:bCs w:val="0"/>
+          <w:color w:val="auto"/>
+          <w:szCs w:val="18"/>
+        </w:rPr>
+        <w:t xml:space="preserve"> Created procedures, functions, and package</w:t>
+      </w:r>
+    </w:p>
+    <w:p>
+      <w:pPr>
+        <w:pStyle w:val="Quote"/>
+        <w:numPr>
+          <w:ilvl w:val="0"/>
+          <w:numId w:val="42"/>
+        </w:numPr>
+        <w:spacing w:line="240" w:lineRule="auto"/>
+        <w:jc w:val="left"/>
+        <w:rPr>
+          <w:rStyle w:val="BookTitle"/>
+          <w:rFonts w:ascii="Segoe UI" w:hAnsi="Segoe UI" w:cs="Segoe UI"/>
+          <w:b w:val="0"/>
+          <w:bCs w:val="0"/>
+          <w:color w:val="auto"/>
+          <w:szCs w:val="18"/>
+        </w:rPr>
+      </w:pPr>
+      <w:r>
+        <w:rPr>
+          <w:rStyle w:val="BookTitle"/>
+          <w:rFonts w:ascii="Segoe UI" w:hAnsi="Segoe UI" w:cs="Segoe UI"/>
+          <w:b w:val="0"/>
+          <w:bCs w:val="0"/>
+          <w:color w:val="auto"/>
+          <w:szCs w:val="18"/>
+        </w:rPr>
+        <w:t xml:space="preserve"> Generated reports and performed performance </w:t>
+      </w:r>
+      <w:r>
+        <w:rPr>
+          <w:rStyle w:val="BookTitle"/>
+          <w:rFonts w:ascii="Segoe UI" w:hAnsi="Segoe UI" w:cs="Segoe UI"/>
+          <w:b w:val="0"/>
+          <w:bCs w:val="0"/>
+          <w:color w:val="auto"/>
+          <w:szCs w:val="18"/>
+        </w:rPr>
+        <w:t>tuning</w:t>
+      </w:r>
+      <w:r>
+        <w:rPr>
+          <w:rStyle w:val="BookTitle"/>
+          <w:rFonts w:ascii="Segoe UI" w:hAnsi="Segoe UI" w:cs="Segoe UI"/>
+          <w:b w:val="0"/>
+          <w:bCs w:val="0"/>
+          <w:color w:val="auto"/>
+          <w:szCs w:val="18"/>
+        </w:rPr>
+        <w:t xml:space="preserve"> (Oracle)</w:t>
+      </w:r>
+    </w:p>
+    <w:p/>
+    <w:p>
+      <w:pPr>
+        <w:pStyle w:val="Quote"/>
+        <w:spacing w:line="276" w:lineRule="auto"/>
+        <w:ind w:left="180" w:firstLine="270"/>
+        <w:jc w:val="left"/>
+        <w:rPr>
+          <w:rStyle w:val="BookTitle"/>
+          <w:rFonts w:asciiTheme="minorHAnsi" w:hAnsiTheme="minorHAnsi" w:cstheme="minorHAnsi"/>
+          <w:color w:val="auto"/>
+          <w:sz w:val="21"/>
+          <w:szCs w:val="21"/>
+        </w:rPr>
+      </w:pPr>
+      <w:r>
+        <w:rPr>
+          <w:rStyle w:val="BookTitle"/>
+          <w:rFonts w:asciiTheme="minorHAnsi" w:hAnsiTheme="minorHAnsi" w:cstheme="minorHAnsi"/>
+          <w:color w:val="auto"/>
+          <w:sz w:val="21"/>
+          <w:szCs w:val="21"/>
+        </w:rPr>
+        <w:t>Bug Tracking App</w:t>
+      </w:r>
+      <w:r>
+        <w:rPr>
+          <w:rStyle w:val="BookTitle"/>
+          <w:rFonts w:asciiTheme="minorHAnsi" w:hAnsiTheme="minorHAnsi" w:cstheme="minorHAnsi"/>
+          <w:color w:val="auto"/>
+          <w:sz w:val="21"/>
+          <w:szCs w:val="21"/>
+        </w:rPr>
+        <w:t xml:space="preserve"> | </w:t>
+      </w:r>
+      <w:r>
+        <w:rPr>
+          <w:rStyle w:val="BookTitle"/>
+          <w:rFonts w:asciiTheme="minorHAnsi" w:hAnsiTheme="minorHAnsi" w:cstheme="minorHAnsi"/>
+          <w:color w:val="auto"/>
+          <w:sz w:val="21"/>
+          <w:szCs w:val="21"/>
+        </w:rPr>
+        <w:t>Windows Form APPLICATION | 4TH YEAR 1</w:t>
+      </w:r>
+      <w:r>
+        <w:rPr>
+          <w:rStyle w:val="BookTitle"/>
+          <w:rFonts w:asciiTheme="minorHAnsi" w:hAnsiTheme="minorHAnsi" w:cstheme="minorHAnsi"/>
+          <w:color w:val="auto"/>
+          <w:sz w:val="21"/>
+          <w:szCs w:val="21"/>
+        </w:rPr>
+        <w:t>st</w:t>
+      </w:r>
+      <w:r>
+        <w:rPr>
+          <w:rStyle w:val="BookTitle"/>
+          <w:rFonts w:asciiTheme="minorHAnsi" w:hAnsiTheme="minorHAnsi" w:cstheme="minorHAnsi"/>
+          <w:color w:val="auto"/>
+          <w:sz w:val="21"/>
+          <w:szCs w:val="21"/>
+        </w:rPr>
+        <w:t xml:space="preserve"> SEMESTER PROJECT </w:t>
+      </w:r>
+    </w:p>
+    <w:p>
+      <w:pPr>
+        <w:pStyle w:val="Quote"/>
+        <w:numPr>
+          <w:ilvl w:val="0"/>
+          <w:numId w:val="42"/>
+        </w:numPr>
+        <w:spacing w:line="276" w:lineRule="auto"/>
+        <w:jc w:val="left"/>
+        <w:rPr>
+          <w:rStyle w:val="BookTitle"/>
+          <w:rFonts w:ascii="Segoe UI" w:hAnsi="Segoe UI" w:cs="Segoe UI"/>
+          <w:b w:val="0"/>
+          <w:bCs w:val="0"/>
+          <w:color w:val="auto"/>
+          <w:szCs w:val="18"/>
+        </w:rPr>
+      </w:pPr>
+      <w:r>
+        <w:rPr>
+          <w:rStyle w:val="BookTitle"/>
+          <w:rFonts w:ascii="Segoe UI" w:hAnsi="Segoe UI" w:cs="Segoe UI"/>
+          <w:b w:val="0"/>
+          <w:bCs w:val="0"/>
+          <w:color w:val="auto"/>
+          <w:szCs w:val="18"/>
+        </w:rPr>
+        <w:t>Windows Form A</w:t>
+      </w:r>
+      <w:r>
+        <w:rPr>
+          <w:rStyle w:val="BookTitle"/>
+          <w:rFonts w:ascii="Segoe UI" w:hAnsi="Segoe UI" w:cs="Segoe UI"/>
+          <w:b w:val="0"/>
+          <w:bCs w:val="0"/>
+          <w:color w:val="auto"/>
+          <w:szCs w:val="18"/>
+        </w:rPr>
+        <w:t>pplication which</w:t>
+      </w:r>
+      <w:r>
+        <w:rPr>
+          <w:rStyle w:val="BookTitle"/>
+          <w:rFonts w:ascii="Segoe UI" w:hAnsi="Segoe UI" w:cs="Segoe UI"/>
+          <w:b w:val="0"/>
+          <w:bCs w:val="0"/>
+          <w:color w:val="auto"/>
+          <w:szCs w:val="18"/>
+        </w:rPr>
+        <w:t xml:space="preserve"> </w:t>
+      </w:r>
+      <w:proofErr w:type="gramStart"/>
+      <w:r>
+        <w:rPr>
+          <w:rStyle w:val="BookTitle"/>
+          <w:rFonts w:ascii="Segoe UI" w:hAnsi="Segoe UI" w:cs="Segoe UI"/>
+          <w:b w:val="0"/>
+          <w:bCs w:val="0"/>
+          <w:color w:val="auto"/>
+          <w:szCs w:val="18"/>
+        </w:rPr>
+        <w:t>track</w:t>
+      </w:r>
+      <w:proofErr w:type="gramEnd"/>
+      <w:r>
+        <w:rPr>
+          <w:rStyle w:val="BookTitle"/>
+          <w:rFonts w:ascii="Segoe UI" w:hAnsi="Segoe UI" w:cs="Segoe UI"/>
+          <w:b w:val="0"/>
+          <w:bCs w:val="0"/>
+          <w:color w:val="auto"/>
+          <w:szCs w:val="18"/>
+        </w:rPr>
+        <w:t xml:space="preserve"> bugs and provides detail information about the bugs.</w:t>
+      </w:r>
+    </w:p>
+    <w:p>
+      <w:pPr>
+        <w:pStyle w:val="Quote"/>
+        <w:numPr>
+          <w:ilvl w:val="0"/>
+          <w:numId w:val="42"/>
+        </w:numPr>
+        <w:spacing w:line="276" w:lineRule="auto"/>
+        <w:jc w:val="left"/>
+        <w:rPr>
+          <w:rStyle w:val="BookTitle"/>
+          <w:rFonts w:ascii="Segoe UI" w:hAnsi="Segoe UI" w:cs="Segoe UI"/>
+          <w:b w:val="0"/>
+          <w:bCs w:val="0"/>
+          <w:color w:val="auto"/>
+          <w:szCs w:val="18"/>
+        </w:rPr>
+      </w:pPr>
+      <w:r>
+        <w:rPr>
+          <w:rStyle w:val="BookTitle"/>
+          <w:rFonts w:ascii="Segoe UI" w:hAnsi="Segoe UI" w:cs="Segoe UI"/>
+          <w:b w:val="0"/>
+          <w:bCs w:val="0"/>
+          <w:color w:val="auto"/>
+          <w:szCs w:val="18"/>
+        </w:rPr>
+        <w:t>Conducted thorough testing to ensure reliability.</w:t>
+      </w:r>
+    </w:p>
+    <w:p>
+      <w:pPr>
+        <w:pStyle w:val="Quote"/>
+        <w:numPr>
+          <w:ilvl w:val="0"/>
+          <w:numId w:val="42"/>
+        </w:numPr>
+        <w:spacing w:line="276" w:lineRule="auto"/>
+        <w:jc w:val="left"/>
+        <w:rPr>
+          <w:rStyle w:val="BookTitle"/>
+          <w:rFonts w:ascii="Segoe UI" w:hAnsi="Segoe UI" w:cs="Segoe UI"/>
+          <w:b w:val="0"/>
+          <w:bCs w:val="0"/>
+          <w:color w:val="auto"/>
+          <w:szCs w:val="18"/>
+        </w:rPr>
+      </w:pPr>
+      <w:r>
+        <w:rPr>
+          <w:rStyle w:val="BookTitle"/>
+          <w:rFonts w:ascii="Segoe UI" w:hAnsi="Segoe UI" w:cs="Segoe UI"/>
+          <w:b w:val="0"/>
+          <w:bCs w:val="0"/>
+          <w:color w:val="auto"/>
+          <w:szCs w:val="18"/>
+        </w:rPr>
+        <w:t>Documented project details and delivered compelling presentation.</w:t>
+      </w:r>
+    </w:p>
+    <w:p>
+      <w:pPr>
+        <w:pStyle w:val="Quote"/>
+        <w:spacing w:line="276" w:lineRule="auto"/>
+        <w:ind w:firstLine="180"/>
+        <w:jc w:val="left"/>
+        <w:rPr>
+          <w:rStyle w:val="BookTitle"/>
+          <w:rFonts w:asciiTheme="minorHAnsi" w:hAnsiTheme="minorHAnsi" w:cstheme="minorHAnsi"/>
+          <w:color w:val="auto"/>
+          <w:sz w:val="21"/>
+          <w:szCs w:val="21"/>
+        </w:rPr>
+      </w:pPr>
+    </w:p>
+    <w:p>
+      <w:pPr>
+        <w:pStyle w:val="Quote"/>
+        <w:spacing w:line="276" w:lineRule="auto"/>
+        <w:ind w:left="180" w:firstLine="270"/>
+        <w:jc w:val="left"/>
+        <w:rPr>
+          <w:rStyle w:val="BookTitle"/>
+          <w:rFonts w:asciiTheme="minorHAnsi" w:hAnsiTheme="minorHAnsi" w:cstheme="minorHAnsi"/>
+          <w:color w:val="auto"/>
+          <w:sz w:val="21"/>
+          <w:szCs w:val="21"/>
+        </w:rPr>
+      </w:pPr>
+      <w:r>
+        <w:rPr>
+          <w:rStyle w:val="BookTitle"/>
+          <w:rFonts w:asciiTheme="minorHAnsi" w:hAnsiTheme="minorHAnsi" w:cstheme="minorHAnsi"/>
+          <w:color w:val="auto"/>
+          <w:sz w:val="21"/>
+          <w:szCs w:val="21"/>
+        </w:rPr>
+        <w:t>Blood Bank Web Application | ASP.NET</w:t>
+      </w:r>
+      <w:r>
+        <w:rPr>
+          <w:rStyle w:val="BookTitle"/>
+          <w:rFonts w:asciiTheme="minorHAnsi" w:hAnsiTheme="minorHAnsi" w:cstheme="minorHAnsi"/>
+          <w:color w:val="auto"/>
+          <w:sz w:val="21"/>
+          <w:szCs w:val="21"/>
+        </w:rPr>
+        <w:t xml:space="preserve"> MVC</w:t>
+      </w:r>
+      <w:r>
+        <w:rPr>
+          <w:rStyle w:val="BookTitle"/>
+          <w:rFonts w:asciiTheme="minorHAnsi" w:hAnsiTheme="minorHAnsi" w:cstheme="minorHAnsi"/>
+          <w:color w:val="auto"/>
+          <w:sz w:val="21"/>
+          <w:szCs w:val="21"/>
+        </w:rPr>
+        <w:t xml:space="preserve">| 4TH YEAR 2ND SEMESTER PROJECT </w:t>
+      </w:r>
+    </w:p>
+    <w:p>
+      <w:pPr>
+        <w:pStyle w:val="Quote"/>
+        <w:numPr>
+          <w:ilvl w:val="0"/>
+          <w:numId w:val="42"/>
+        </w:numPr>
+        <w:spacing w:line="276" w:lineRule="auto"/>
+        <w:jc w:val="left"/>
+        <w:rPr>
+          <w:rStyle w:val="BookTitle"/>
+          <w:rFonts w:ascii="Segoe UI" w:hAnsi="Segoe UI" w:cs="Segoe UI"/>
+          <w:b w:val="0"/>
+          <w:bCs w:val="0"/>
+        </w:rPr>
+      </w:pPr>
+      <w:r>
+        <w:rPr>
+          <w:rStyle w:val="BookTitle"/>
+          <w:rFonts w:ascii="Segoe UI" w:hAnsi="Segoe UI" w:cs="Segoe UI"/>
+          <w:b w:val="0"/>
+          <w:bCs w:val="0"/>
+        </w:rPr>
+        <w:t>Planned to implementation stages</w:t>
+      </w:r>
+    </w:p>
+    <w:p>
+      <w:pPr>
+        <w:pStyle w:val="Quote"/>
+        <w:numPr>
+          <w:ilvl w:val="0"/>
+          <w:numId w:val="42"/>
+        </w:numPr>
+        <w:spacing w:line="276" w:lineRule="auto"/>
+        <w:jc w:val="left"/>
+        <w:rPr>
+          <w:rStyle w:val="BookTitle"/>
+          <w:rFonts w:ascii="Segoe UI" w:hAnsi="Segoe UI" w:cs="Segoe UI"/>
+          <w:b w:val="0"/>
+          <w:bCs w:val="0"/>
+          <w:color w:val="auto"/>
+          <w:szCs w:val="18"/>
+        </w:rPr>
+      </w:pPr>
+      <w:r>
+        <w:rPr>
+          <w:rFonts w:ascii="Segoe UI" w:hAnsi="Segoe UI" w:cs="Segoe UI"/>
+          <w:i w:val="0"/>
+          <w:iCs w:val="0"/>
+          <w:color w:val="auto"/>
+          <w:spacing w:val="5"/>
+          <w:szCs w:val="18"/>
+        </w:rPr>
+        <w:t>Developed donor management system with user-friendly UI</w:t>
+      </w:r>
+    </w:p>
+    <w:p>
+      <w:pPr>
+        <w:pStyle w:val="Quote"/>
+        <w:numPr>
+          <w:ilvl w:val="0"/>
+          <w:numId w:val="42"/>
+        </w:numPr>
+        <w:spacing w:line="276" w:lineRule="auto"/>
+        <w:jc w:val="left"/>
+        <w:rPr>
+          <w:rStyle w:val="BookTitle"/>
+          <w:rFonts w:ascii="Segoe UI" w:hAnsi="Segoe UI" w:cs="Segoe UI"/>
+          <w:b w:val="0"/>
+          <w:bCs w:val="0"/>
+          <w:color w:val="auto"/>
+          <w:szCs w:val="18"/>
+        </w:rPr>
+      </w:pPr>
+      <w:r>
+        <w:rPr>
+          <w:rStyle w:val="BookTitle"/>
+          <w:rFonts w:ascii="Segoe UI" w:hAnsi="Segoe UI" w:cs="Segoe UI"/>
+          <w:b w:val="0"/>
+          <w:bCs w:val="0"/>
+          <w:color w:val="auto"/>
+          <w:szCs w:val="18"/>
+        </w:rPr>
+        <w:t>Sorting Donor list by Location and provide contact details</w:t>
+      </w:r>
+    </w:p>
+    <w:p>
+      <w:pPr>
+        <w:pStyle w:val="Quote"/>
+        <w:numPr>
+          <w:ilvl w:val="0"/>
+          <w:numId w:val="42"/>
+        </w:numPr>
+        <w:spacing w:line="276" w:lineRule="auto"/>
+        <w:jc w:val="left"/>
+        <w:rPr>
+          <w:rStyle w:val="BookTitle"/>
+          <w:rFonts w:ascii="Segoe UI" w:hAnsi="Segoe UI" w:cs="Segoe UI"/>
+          <w:b w:val="0"/>
+          <w:bCs w:val="0"/>
+        </w:rPr>
+      </w:pPr>
+      <w:r>
+        <w:rPr>
+          <w:rStyle w:val="BookTitle"/>
+          <w:rFonts w:ascii="Segoe UI" w:hAnsi="Segoe UI" w:cs="Segoe UI"/>
+          <w:b w:val="0"/>
+          <w:bCs w:val="0"/>
+        </w:rPr>
+        <w:t xml:space="preserve">Conducted rigorous testing to ensure user ease and implemented security registration through email </w:t>
+      </w:r>
+      <w:r>
+        <w:rPr>
+          <w:rStyle w:val="BookTitle"/>
+          <w:rFonts w:ascii="Segoe UI" w:hAnsi="Segoe UI" w:cs="Segoe UI"/>
+          <w:b w:val="0"/>
+          <w:bCs w:val="0"/>
+        </w:rPr>
+        <w:t>verification</w:t>
+      </w:r>
+      <w:r>
+        <w:rPr>
+          <w:rStyle w:val="BookTitle"/>
+          <w:rFonts w:ascii="Segoe UI" w:hAnsi="Segoe UI" w:cs="Segoe UI"/>
+          <w:b w:val="0"/>
+          <w:bCs w:val="0"/>
+        </w:rPr>
+        <w:t>.</w:t>
+      </w:r>
+    </w:p>
+    <w:p>
+      <w:pPr>
+        <w:pStyle w:val="Quote"/>
+        <w:numPr>
+          <w:ilvl w:val="0"/>
+          <w:numId w:val="42"/>
+        </w:numPr>
+        <w:spacing w:line="276" w:lineRule="auto"/>
+        <w:jc w:val="left"/>
+        <w:rPr>
+          <w:rStyle w:val="BookTitle"/>
+          <w:rFonts w:ascii="Segoe UI" w:hAnsi="Segoe UI" w:cs="Segoe UI"/>
+          <w:b w:val="0"/>
+          <w:bCs w:val="0"/>
+          <w:color w:val="auto"/>
+          <w:szCs w:val="18"/>
+        </w:rPr>
+      </w:pPr>
+      <w:r>
+        <w:rPr>
+          <w:rStyle w:val="BookTitle"/>
+          <w:rFonts w:ascii="Segoe UI" w:hAnsi="Segoe UI" w:cs="Segoe UI"/>
+          <w:b w:val="0"/>
+          <w:bCs w:val="0"/>
+          <w:color w:val="auto"/>
+          <w:szCs w:val="18"/>
+        </w:rPr>
+        <w:t>Documented project details and delivered compelling presentation.</w:t>
+      </w:r>
+    </w:p>
+    <w:p>
+      <w:pPr>
+        <w:pStyle w:val="Quote"/>
+        <w:spacing w:line="276" w:lineRule="auto"/>
+        <w:ind w:left="180" w:firstLine="270"/>
+        <w:jc w:val="left"/>
+        <w:rPr>
+          <w:rFonts w:asciiTheme="minorHAnsi" w:hAnsiTheme="minorHAnsi" w:cstheme="minorHAnsi"/>
+          <w:i w:val="0"/>
+          <w:iCs w:val="0"/>
+          <w:color w:val="auto"/>
+          <w:spacing w:val="5"/>
+          <w:sz w:val="20"/>
+          <w:szCs w:val="20"/>
+        </w:rPr>
+      </w:pPr>
+      <w:r>
         <w:rPr>
           <w:rFonts w:ascii="Times New Roman" w:hAnsi="Times New Roman" w:cs="Times New Roman"/>
           <w:b/>
           <w:bCs/>
-          <w:i w:val="0"/>
-          <w:iCs w:val="0"/>
-          <w:color w:val="auto"/>
-          <w:sz w:val="36"/>
-          <w:szCs w:val="36"/>
-          <w:u w:val="single"/>
-        </w:rPr>
-      </w:pPr>
+          <w:color w:val="auto"/>
+          <w:sz w:val="20"/>
+          <w:szCs w:val="20"/>
+        </w:rPr>
+        <w:tab/>
+      </w:r>
     </w:p>
     <w:p>
       <w:pPr>
-        <w:pStyle w:val="Quote"/>
-        <w:ind w:left="0" w:firstLine="720"/>
-        <w:jc w:val="left"/>
+        <w:spacing w:line="276" w:lineRule="auto"/>
+        <w:ind w:left="-15" w:firstLine="0"/>
         <w:rPr>
           <w:rFonts w:ascii="Times New Roman" w:hAnsi="Times New Roman" w:cs="Times New Roman"/>
-          <w:b/>
-          <w:bCs/>
-          <w:i w:val="0"/>
-          <w:iCs w:val="0"/>
-          <w:color w:val="auto"/>
-          <w:sz w:val="36"/>
-          <w:szCs w:val="36"/>
-          <w:u w:val="single"/>
+          <w:color w:val="auto"/>
         </w:rPr>
       </w:pPr>
     </w:p>
     <w:p>
       <w:pPr>
-        <w:pStyle w:val="Quote"/>
-        <w:ind w:left="0" w:firstLine="720"/>
-        <w:jc w:val="left"/>
+        <w:spacing w:line="276" w:lineRule="auto"/>
         <w:rPr>
           <w:rFonts w:ascii="Times New Roman" w:hAnsi="Times New Roman" w:cs="Times New Roman"/>
-          <w:b/>
-          <w:bCs/>
-          <w:i w:val="0"/>
-          <w:iCs w:val="0"/>
-          <w:color w:val="auto"/>
-          <w:sz w:val="36"/>
-          <w:szCs w:val="36"/>
-          <w:u w:val="single"/>
+          <w:color w:val="auto"/>
         </w:rPr>
       </w:pPr>
     </w:p>
     <w:p>
       <w:pPr>
-        <w:pStyle w:val="Quote"/>
-        <w:ind w:left="0" w:firstLine="720"/>
-        <w:jc w:val="left"/>
-        <w:rPr>
-          <w:rFonts w:ascii="Times New Roman" w:hAnsi="Times New Roman" w:cs="Times New Roman"/>
-          <w:b/>
-          <w:bCs/>
-          <w:i w:val="0"/>
-          <w:iCs w:val="0"/>
-          <w:color w:val="auto"/>
-          <w:sz w:val="36"/>
-          <w:szCs w:val="36"/>
-          <w:u w:val="single"/>
-        </w:rPr>
-      </w:pPr>
-    </w:p>
-    <w:p>
-      <w:pPr>
-        <w:pStyle w:val="Quote"/>
-        <w:ind w:left="0" w:firstLine="720"/>
-        <w:jc w:val="left"/>
-        <w:rPr>
-          <w:rFonts w:ascii="Times New Roman" w:hAnsi="Times New Roman" w:cs="Times New Roman"/>
-          <w:b/>
-          <w:bCs/>
-          <w:i w:val="0"/>
-          <w:iCs w:val="0"/>
-          <w:color w:val="auto"/>
-          <w:sz w:val="36"/>
-          <w:szCs w:val="36"/>
-          <w:u w:val="single"/>
-        </w:rPr>
-      </w:pPr>
-    </w:p>
-    <w:p>
-      <w:pPr>
-        <w:pStyle w:val="Quote"/>
-        <w:ind w:left="0" w:firstLine="720"/>
-        <w:jc w:val="left"/>
-        <w:rPr>
-          <w:rFonts w:ascii="Times New Roman" w:hAnsi="Times New Roman" w:cs="Times New Roman"/>
-          <w:b/>
-          <w:bCs/>
-          <w:i w:val="0"/>
-          <w:iCs w:val="0"/>
-          <w:color w:val="auto"/>
-          <w:sz w:val="36"/>
-          <w:szCs w:val="36"/>
-          <w:u w:val="single"/>
-        </w:rPr>
-      </w:pPr>
-    </w:p>
-    <w:p>
-      <w:pPr>
-        <w:pStyle w:val="Quote"/>
-        <w:ind w:left="0" w:firstLine="720"/>
-        <w:jc w:val="left"/>
-        <w:rPr>
-          <w:rFonts w:ascii="Times New Roman" w:hAnsi="Times New Roman" w:cs="Times New Roman"/>
-          <w:b/>
-          <w:bCs/>
-          <w:i w:val="0"/>
-          <w:iCs w:val="0"/>
-          <w:color w:val="auto"/>
-          <w:sz w:val="36"/>
-          <w:szCs w:val="36"/>
-          <w:u w:val="single"/>
-        </w:rPr>
-      </w:pPr>
-    </w:p>
-    <w:p>
-      <w:pPr>
-        <w:pStyle w:val="Quote"/>
-        <w:ind w:left="0" w:firstLine="720"/>
-        <w:jc w:val="left"/>
-        <w:rPr>
-          <w:rFonts w:ascii="Times New Roman" w:hAnsi="Times New Roman" w:cs="Times New Roman"/>
-          <w:b/>
-          <w:bCs/>
-          <w:i w:val="0"/>
-          <w:iCs w:val="0"/>
-          <w:color w:val="auto"/>
-          <w:sz w:val="36"/>
-          <w:szCs w:val="36"/>
-          <w:u w:val="single"/>
-        </w:rPr>
-      </w:pPr>
-    </w:p>
-    <w:p>
-      <w:pPr>
-        <w:pStyle w:val="Quote"/>
-        <w:ind w:left="0" w:firstLine="720"/>
-        <w:jc w:val="left"/>
-        <w:rPr>
-          <w:rFonts w:ascii="Times New Roman" w:hAnsi="Times New Roman" w:cs="Times New Roman"/>
-          <w:b/>
-          <w:bCs/>
-          <w:i w:val="0"/>
-          <w:iCs w:val="0"/>
-          <w:color w:val="auto"/>
-          <w:sz w:val="36"/>
-          <w:szCs w:val="36"/>
-          <w:u w:val="single"/>
-        </w:rPr>
-      </w:pPr>
-      <w:r>
-        <w:rPr>
-          <w:rFonts w:ascii="Times New Roman" w:hAnsi="Times New Roman" w:cs="Times New Roman"/>
-          <w:b/>
-          <w:bCs/>
-          <w:i w:val="0"/>
-          <w:iCs w:val="0"/>
-          <w:color w:val="auto"/>
-          <w:sz w:val="36"/>
-          <w:szCs w:val="36"/>
-          <w:u w:val="single"/>
-        </w:rPr>
-        <w:lastRenderedPageBreak/>
-        <w:t xml:space="preserve">Academic Projects </w:t>
-      </w:r>
-    </w:p>
-    <w:p/>
-    <w:p>
-      <w:pPr>
-        <w:pStyle w:val="Quote"/>
-        <w:ind w:left="180" w:firstLine="270"/>
-        <w:jc w:val="left"/>
-        <w:rPr>
-          <w:rStyle w:val="BookTitle"/>
-          <w:rFonts w:ascii="Times New Roman" w:hAnsi="Times New Roman" w:cs="Times New Roman"/>
-          <w:color w:val="auto"/>
-          <w:sz w:val="20"/>
-          <w:szCs w:val="20"/>
-        </w:rPr>
-      </w:pPr>
-      <w:r>
-        <w:rPr>
-          <w:rStyle w:val="BookTitle"/>
-          <w:rFonts w:ascii="Times New Roman" w:hAnsi="Times New Roman" w:cs="Times New Roman"/>
-          <w:color w:val="auto"/>
-          <w:sz w:val="20"/>
-          <w:szCs w:val="20"/>
-        </w:rPr>
-        <w:t xml:space="preserve">E-commerce website </w:t>
-      </w:r>
-      <w:r>
-        <w:rPr>
-          <w:rStyle w:val="BookTitle"/>
-          <w:rFonts w:ascii="Times New Roman" w:hAnsi="Times New Roman" w:cs="Times New Roman"/>
-          <w:color w:val="auto"/>
-          <w:sz w:val="20"/>
-          <w:szCs w:val="20"/>
-        </w:rPr>
-        <w:t xml:space="preserve">| </w:t>
-      </w:r>
-      <w:r>
-        <w:rPr>
-          <w:rStyle w:val="BookTitle"/>
-          <w:rFonts w:ascii="Times New Roman" w:hAnsi="Times New Roman" w:cs="Times New Roman"/>
-          <w:color w:val="auto"/>
-          <w:sz w:val="20"/>
-          <w:szCs w:val="20"/>
-        </w:rPr>
-        <w:t>PHP</w:t>
-      </w:r>
-      <w:r>
-        <w:rPr>
-          <w:rStyle w:val="BookTitle"/>
-          <w:rFonts w:ascii="Times New Roman" w:hAnsi="Times New Roman" w:cs="Times New Roman"/>
-          <w:color w:val="auto"/>
-          <w:sz w:val="20"/>
-          <w:szCs w:val="20"/>
-        </w:rPr>
-        <w:t xml:space="preserve"> </w:t>
-      </w:r>
-      <w:r>
-        <w:rPr>
-          <w:rStyle w:val="BookTitle"/>
-          <w:rFonts w:ascii="Times New Roman" w:hAnsi="Times New Roman" w:cs="Times New Roman"/>
-          <w:color w:val="auto"/>
-          <w:sz w:val="20"/>
-          <w:szCs w:val="20"/>
-        </w:rPr>
-        <w:t>| 3</w:t>
-      </w:r>
-      <w:r>
-        <w:rPr>
-          <w:rStyle w:val="BookTitle"/>
-          <w:rFonts w:ascii="Times New Roman" w:hAnsi="Times New Roman" w:cs="Times New Roman"/>
-          <w:color w:val="auto"/>
-          <w:sz w:val="20"/>
-          <w:szCs w:val="20"/>
-        </w:rPr>
-        <w:t>rd YEAR</w:t>
-      </w:r>
-      <w:r>
-        <w:rPr>
-          <w:rStyle w:val="BookTitle"/>
-          <w:rFonts w:ascii="Times New Roman" w:hAnsi="Times New Roman" w:cs="Times New Roman"/>
-          <w:color w:val="auto"/>
-          <w:sz w:val="20"/>
-          <w:szCs w:val="20"/>
-        </w:rPr>
-        <w:t xml:space="preserve"> </w:t>
-      </w:r>
-      <w:r>
-        <w:rPr>
-          <w:rStyle w:val="BookTitle"/>
-          <w:rFonts w:ascii="Times New Roman" w:hAnsi="Times New Roman" w:cs="Times New Roman"/>
-          <w:color w:val="auto"/>
-          <w:sz w:val="20"/>
-          <w:szCs w:val="20"/>
-        </w:rPr>
-        <w:t>2</w:t>
-      </w:r>
-      <w:r>
-        <w:rPr>
-          <w:rStyle w:val="BookTitle"/>
-          <w:rFonts w:ascii="Times New Roman" w:hAnsi="Times New Roman" w:cs="Times New Roman"/>
-          <w:color w:val="auto"/>
-          <w:sz w:val="20"/>
-          <w:szCs w:val="20"/>
-        </w:rPr>
-        <w:t>ND SEMESTER PROJECT</w:t>
-      </w:r>
-    </w:p>
-    <w:p>
-      <w:pPr>
-        <w:pStyle w:val="Quote"/>
-        <w:numPr>
-          <w:ilvl w:val="0"/>
-          <w:numId w:val="27"/>
-        </w:numPr>
-        <w:ind w:left="810"/>
-        <w:jc w:val="left"/>
-        <w:rPr>
-          <w:rStyle w:val="BookTitle"/>
-          <w:rFonts w:ascii="Times New Roman" w:hAnsi="Times New Roman" w:cs="Times New Roman"/>
-          <w:b w:val="0"/>
-          <w:bCs w:val="0"/>
-          <w:color w:val="auto"/>
-          <w:sz w:val="20"/>
-          <w:szCs w:val="20"/>
-        </w:rPr>
-      </w:pPr>
-      <w:r>
-        <w:rPr>
-          <w:rStyle w:val="BookTitle"/>
-          <w:rFonts w:ascii="Times New Roman" w:hAnsi="Times New Roman" w:cs="Times New Roman"/>
-          <w:b w:val="0"/>
-          <w:bCs w:val="0"/>
-          <w:color w:val="auto"/>
-          <w:sz w:val="20"/>
-          <w:szCs w:val="20"/>
-        </w:rPr>
-        <w:t>PayPal integration</w:t>
-      </w:r>
-    </w:p>
-    <w:p>
-      <w:pPr>
-        <w:pStyle w:val="Quote"/>
-        <w:numPr>
-          <w:ilvl w:val="0"/>
-          <w:numId w:val="27"/>
-        </w:numPr>
-        <w:ind w:left="810"/>
-        <w:jc w:val="left"/>
-        <w:rPr>
-          <w:rStyle w:val="BookTitle"/>
-          <w:rFonts w:ascii="Times New Roman" w:hAnsi="Times New Roman" w:cs="Times New Roman"/>
-          <w:b w:val="0"/>
-          <w:bCs w:val="0"/>
-          <w:color w:val="auto"/>
-          <w:sz w:val="20"/>
-          <w:szCs w:val="20"/>
-        </w:rPr>
-      </w:pPr>
-      <w:r>
-        <w:rPr>
-          <w:rStyle w:val="BookTitle"/>
-          <w:rFonts w:ascii="Times New Roman" w:hAnsi="Times New Roman" w:cs="Times New Roman"/>
-          <w:b w:val="0"/>
-          <w:bCs w:val="0"/>
-          <w:color w:val="auto"/>
-          <w:sz w:val="20"/>
-          <w:szCs w:val="20"/>
-        </w:rPr>
-        <w:t>E-Mail verification for user</w:t>
-      </w:r>
-    </w:p>
-    <w:p>
-      <w:pPr>
-        <w:pStyle w:val="Quote"/>
-        <w:numPr>
-          <w:ilvl w:val="0"/>
-          <w:numId w:val="27"/>
-        </w:numPr>
-        <w:ind w:left="810"/>
-        <w:jc w:val="left"/>
-        <w:rPr>
-          <w:rStyle w:val="BookTitle"/>
-          <w:rFonts w:ascii="Times New Roman" w:hAnsi="Times New Roman" w:cs="Times New Roman"/>
-          <w:b w:val="0"/>
-          <w:bCs w:val="0"/>
-          <w:color w:val="auto"/>
-          <w:sz w:val="20"/>
-          <w:szCs w:val="20"/>
-        </w:rPr>
-      </w:pPr>
-      <w:r>
-        <w:rPr>
-          <w:rStyle w:val="BookTitle"/>
-          <w:rFonts w:ascii="Times New Roman" w:hAnsi="Times New Roman" w:cs="Times New Roman"/>
-          <w:b w:val="0"/>
-          <w:bCs w:val="0"/>
-          <w:color w:val="auto"/>
-          <w:sz w:val="20"/>
-          <w:szCs w:val="20"/>
-        </w:rPr>
-        <w:t>Use of OCI database</w:t>
-      </w:r>
-    </w:p>
-    <w:p>
-      <w:pPr>
-        <w:pStyle w:val="Quote"/>
-        <w:ind w:left="810"/>
-        <w:jc w:val="left"/>
-        <w:rPr>
-          <w:rStyle w:val="BookTitle"/>
-          <w:rFonts w:ascii="Times New Roman" w:hAnsi="Times New Roman" w:cs="Times New Roman"/>
-          <w:color w:val="auto"/>
-          <w:sz w:val="20"/>
-          <w:szCs w:val="20"/>
-        </w:rPr>
-      </w:pPr>
-    </w:p>
-    <w:p>
-      <w:pPr>
-        <w:pStyle w:val="Quote"/>
-        <w:ind w:left="180" w:firstLine="270"/>
-        <w:jc w:val="left"/>
-        <w:rPr>
-          <w:rStyle w:val="BookTitle"/>
-          <w:rFonts w:ascii="Times New Roman" w:hAnsi="Times New Roman" w:cs="Times New Roman"/>
-          <w:color w:val="auto"/>
-          <w:sz w:val="20"/>
-          <w:szCs w:val="20"/>
-        </w:rPr>
-      </w:pPr>
-      <w:r>
-        <w:rPr>
-          <w:rStyle w:val="BookTitle"/>
-          <w:rFonts w:ascii="Times New Roman" w:hAnsi="Times New Roman" w:cs="Times New Roman"/>
-          <w:color w:val="auto"/>
-          <w:sz w:val="20"/>
-          <w:szCs w:val="20"/>
-        </w:rPr>
-        <w:t>Data Warehouse Design | Apex Oracle | 4TH YEAR 1</w:t>
-      </w:r>
-      <w:r>
-        <w:rPr>
-          <w:rStyle w:val="BookTitle"/>
-          <w:rFonts w:ascii="Times New Roman" w:hAnsi="Times New Roman" w:cs="Times New Roman"/>
-          <w:color w:val="auto"/>
-          <w:sz w:val="20"/>
-          <w:szCs w:val="20"/>
-        </w:rPr>
-        <w:t>st</w:t>
-      </w:r>
-      <w:r>
-        <w:rPr>
-          <w:rStyle w:val="BookTitle"/>
-          <w:rFonts w:ascii="Times New Roman" w:hAnsi="Times New Roman" w:cs="Times New Roman"/>
-          <w:color w:val="auto"/>
-          <w:sz w:val="20"/>
-          <w:szCs w:val="20"/>
-        </w:rPr>
-        <w:t xml:space="preserve"> SEMESTER PROJECT </w:t>
-      </w:r>
-    </w:p>
-    <w:p>
-      <w:pPr>
-        <w:pStyle w:val="Quote"/>
-        <w:numPr>
-          <w:ilvl w:val="0"/>
-          <w:numId w:val="18"/>
-        </w:numPr>
-        <w:ind w:left="810"/>
-        <w:jc w:val="left"/>
-        <w:rPr>
-          <w:rStyle w:val="BookTitle"/>
-          <w:rFonts w:ascii="Times New Roman" w:hAnsi="Times New Roman" w:cs="Times New Roman"/>
-          <w:b w:val="0"/>
-          <w:bCs w:val="0"/>
-          <w:color w:val="auto"/>
-          <w:sz w:val="20"/>
-          <w:szCs w:val="20"/>
-        </w:rPr>
-      </w:pPr>
-      <w:r>
-        <w:rPr>
-          <w:rStyle w:val="BookTitle"/>
-          <w:rFonts w:ascii="Times New Roman" w:hAnsi="Times New Roman" w:cs="Times New Roman"/>
-          <w:b w:val="0"/>
-          <w:bCs w:val="0"/>
-          <w:color w:val="auto"/>
-          <w:sz w:val="20"/>
-          <w:szCs w:val="20"/>
-        </w:rPr>
-        <w:t>E</w:t>
-      </w:r>
-      <w:r>
-        <w:rPr>
-          <w:rStyle w:val="BookTitle"/>
-          <w:rFonts w:ascii="Times New Roman" w:hAnsi="Times New Roman" w:cs="Times New Roman"/>
-          <w:b w:val="0"/>
-          <w:bCs w:val="0"/>
-          <w:color w:val="auto"/>
-          <w:sz w:val="20"/>
-          <w:szCs w:val="20"/>
-        </w:rPr>
-        <w:t xml:space="preserve">xtract </w:t>
-      </w:r>
-      <w:r>
-        <w:rPr>
-          <w:rStyle w:val="BookTitle"/>
-          <w:rFonts w:ascii="Times New Roman" w:hAnsi="Times New Roman" w:cs="Times New Roman"/>
-          <w:b w:val="0"/>
-          <w:bCs w:val="0"/>
-          <w:color w:val="auto"/>
-          <w:sz w:val="20"/>
-          <w:szCs w:val="20"/>
-        </w:rPr>
-        <w:t>L</w:t>
-      </w:r>
-      <w:r>
-        <w:rPr>
-          <w:rStyle w:val="BookTitle"/>
-          <w:rFonts w:ascii="Times New Roman" w:hAnsi="Times New Roman" w:cs="Times New Roman"/>
-          <w:b w:val="0"/>
-          <w:bCs w:val="0"/>
-          <w:color w:val="auto"/>
-          <w:sz w:val="20"/>
-          <w:szCs w:val="20"/>
-        </w:rPr>
-        <w:t xml:space="preserve">oad </w:t>
-      </w:r>
-      <w:r>
-        <w:rPr>
-          <w:rStyle w:val="BookTitle"/>
-          <w:rFonts w:ascii="Times New Roman" w:hAnsi="Times New Roman" w:cs="Times New Roman"/>
-          <w:b w:val="0"/>
-          <w:bCs w:val="0"/>
-          <w:color w:val="auto"/>
-          <w:sz w:val="20"/>
-          <w:szCs w:val="20"/>
-        </w:rPr>
-        <w:t>Transform Process</w:t>
-      </w:r>
-      <w:r>
-        <w:rPr>
-          <w:rStyle w:val="BookTitle"/>
-          <w:rFonts w:ascii="Times New Roman" w:hAnsi="Times New Roman" w:cs="Times New Roman"/>
-          <w:b w:val="0"/>
-          <w:bCs w:val="0"/>
-          <w:color w:val="auto"/>
-          <w:sz w:val="20"/>
-          <w:szCs w:val="20"/>
-        </w:rPr>
-        <w:t xml:space="preserve"> </w:t>
-      </w:r>
-    </w:p>
-    <w:p>
-      <w:pPr>
-        <w:pStyle w:val="Quote"/>
-        <w:numPr>
-          <w:ilvl w:val="0"/>
-          <w:numId w:val="18"/>
-        </w:numPr>
-        <w:ind w:left="810"/>
-        <w:jc w:val="left"/>
-        <w:rPr>
-          <w:rStyle w:val="BookTitle"/>
-          <w:rFonts w:ascii="Times New Roman" w:hAnsi="Times New Roman" w:cs="Times New Roman"/>
-          <w:b w:val="0"/>
-          <w:bCs w:val="0"/>
-          <w:color w:val="auto"/>
-          <w:sz w:val="20"/>
-          <w:szCs w:val="20"/>
-        </w:rPr>
-      </w:pPr>
-      <w:r>
-        <w:rPr>
-          <w:rStyle w:val="BookTitle"/>
-          <w:rFonts w:ascii="Times New Roman" w:hAnsi="Times New Roman" w:cs="Times New Roman"/>
-          <w:b w:val="0"/>
-          <w:bCs w:val="0"/>
-          <w:color w:val="auto"/>
-          <w:sz w:val="20"/>
-          <w:szCs w:val="20"/>
-        </w:rPr>
-        <w:t xml:space="preserve">Package, </w:t>
-      </w:r>
-      <w:r>
-        <w:rPr>
-          <w:rStyle w:val="BookTitle"/>
-          <w:rFonts w:ascii="Times New Roman" w:hAnsi="Times New Roman" w:cs="Times New Roman"/>
-          <w:b w:val="0"/>
-          <w:bCs w:val="0"/>
-          <w:color w:val="auto"/>
-          <w:sz w:val="20"/>
-          <w:szCs w:val="20"/>
-        </w:rPr>
-        <w:t>Procedure, Function</w:t>
-      </w:r>
-      <w:r>
-        <w:rPr>
-          <w:rStyle w:val="BookTitle"/>
-          <w:rFonts w:ascii="Times New Roman" w:hAnsi="Times New Roman" w:cs="Times New Roman"/>
-          <w:b w:val="0"/>
-          <w:bCs w:val="0"/>
-          <w:color w:val="auto"/>
-          <w:sz w:val="20"/>
-          <w:szCs w:val="20"/>
-        </w:rPr>
-        <w:t xml:space="preserve"> creation </w:t>
-      </w:r>
-    </w:p>
-    <w:p>
-      <w:pPr>
-        <w:pStyle w:val="Quote"/>
-        <w:numPr>
-          <w:ilvl w:val="0"/>
-          <w:numId w:val="18"/>
-        </w:numPr>
-        <w:ind w:left="810"/>
-        <w:jc w:val="left"/>
-        <w:rPr>
-          <w:rStyle w:val="BookTitle"/>
-          <w:rFonts w:ascii="Times New Roman" w:hAnsi="Times New Roman" w:cs="Times New Roman"/>
-          <w:b w:val="0"/>
-          <w:bCs w:val="0"/>
-          <w:color w:val="auto"/>
-          <w:sz w:val="20"/>
-          <w:szCs w:val="20"/>
-        </w:rPr>
-      </w:pPr>
-      <w:r>
-        <w:rPr>
-          <w:rStyle w:val="BookTitle"/>
-          <w:rFonts w:ascii="Times New Roman" w:hAnsi="Times New Roman" w:cs="Times New Roman"/>
-          <w:b w:val="0"/>
-          <w:bCs w:val="0"/>
-          <w:color w:val="auto"/>
-          <w:sz w:val="20"/>
-          <w:szCs w:val="20"/>
-        </w:rPr>
-        <w:t>Report Generation</w:t>
-      </w:r>
-      <w:r>
-        <w:rPr>
-          <w:rStyle w:val="BookTitle"/>
-          <w:rFonts w:ascii="Times New Roman" w:hAnsi="Times New Roman" w:cs="Times New Roman"/>
-          <w:b w:val="0"/>
-          <w:bCs w:val="0"/>
-          <w:color w:val="auto"/>
-          <w:sz w:val="20"/>
-          <w:szCs w:val="20"/>
-        </w:rPr>
-        <w:t xml:space="preserve"> in Oracle Application</w:t>
-      </w:r>
-    </w:p>
-    <w:p>
-      <w:pPr>
-        <w:pStyle w:val="Quote"/>
-        <w:numPr>
-          <w:ilvl w:val="0"/>
-          <w:numId w:val="18"/>
-        </w:numPr>
-        <w:ind w:left="810"/>
-        <w:jc w:val="left"/>
-        <w:rPr>
-          <w:rStyle w:val="BookTitle"/>
-          <w:rFonts w:ascii="Times New Roman" w:hAnsi="Times New Roman" w:cs="Times New Roman"/>
-          <w:b w:val="0"/>
-          <w:bCs w:val="0"/>
-          <w:color w:val="auto"/>
-          <w:sz w:val="20"/>
-          <w:szCs w:val="20"/>
-        </w:rPr>
-      </w:pPr>
-      <w:r>
-        <w:rPr>
-          <w:rStyle w:val="BookTitle"/>
-          <w:rFonts w:ascii="Times New Roman" w:hAnsi="Times New Roman" w:cs="Times New Roman"/>
-          <w:b w:val="0"/>
-          <w:bCs w:val="0"/>
-          <w:color w:val="auto"/>
-          <w:sz w:val="20"/>
-          <w:szCs w:val="20"/>
-        </w:rPr>
-        <w:t>Performance Tuning</w:t>
-      </w:r>
-    </w:p>
-    <w:p>
-      <w:pPr>
-        <w:pStyle w:val="Quote"/>
-        <w:jc w:val="left"/>
-        <w:rPr>
-          <w:rStyle w:val="BookTitle"/>
-          <w:rFonts w:ascii="Times New Roman" w:hAnsi="Times New Roman" w:cs="Times New Roman"/>
-          <w:color w:val="auto"/>
-          <w:sz w:val="20"/>
-          <w:szCs w:val="20"/>
-        </w:rPr>
-      </w:pPr>
-    </w:p>
-    <w:p>
-      <w:pPr>
-        <w:pStyle w:val="Quote"/>
-        <w:ind w:left="180" w:firstLine="270"/>
-        <w:jc w:val="left"/>
-        <w:rPr>
-          <w:rStyle w:val="BookTitle"/>
-          <w:rFonts w:ascii="Times New Roman" w:hAnsi="Times New Roman" w:cs="Times New Roman"/>
-          <w:color w:val="auto"/>
-          <w:sz w:val="20"/>
-          <w:szCs w:val="20"/>
-        </w:rPr>
-      </w:pPr>
-      <w:r>
-        <w:rPr>
-          <w:rStyle w:val="BookTitle"/>
-          <w:rFonts w:ascii="Times New Roman" w:hAnsi="Times New Roman" w:cs="Times New Roman"/>
-          <w:color w:val="auto"/>
-          <w:sz w:val="20"/>
-          <w:szCs w:val="20"/>
-        </w:rPr>
-        <w:t>Bug Tracking App</w:t>
-      </w:r>
-      <w:r>
-        <w:rPr>
-          <w:rStyle w:val="BookTitle"/>
-          <w:rFonts w:ascii="Times New Roman" w:hAnsi="Times New Roman" w:cs="Times New Roman"/>
-          <w:color w:val="auto"/>
-          <w:sz w:val="20"/>
-          <w:szCs w:val="20"/>
-        </w:rPr>
-        <w:t xml:space="preserve"> | </w:t>
-      </w:r>
-      <w:r>
-        <w:rPr>
-          <w:rStyle w:val="BookTitle"/>
-          <w:rFonts w:ascii="Times New Roman" w:hAnsi="Times New Roman" w:cs="Times New Roman"/>
-          <w:color w:val="auto"/>
-          <w:sz w:val="20"/>
-          <w:szCs w:val="20"/>
-        </w:rPr>
-        <w:t>Windows Form APPLICATION | 4TH YEAR 1</w:t>
-      </w:r>
-      <w:r>
-        <w:rPr>
-          <w:rStyle w:val="BookTitle"/>
-          <w:rFonts w:ascii="Times New Roman" w:hAnsi="Times New Roman" w:cs="Times New Roman"/>
-          <w:color w:val="auto"/>
-          <w:sz w:val="20"/>
-          <w:szCs w:val="20"/>
-        </w:rPr>
-        <w:t>st</w:t>
-      </w:r>
-      <w:r>
-        <w:rPr>
-          <w:rStyle w:val="BookTitle"/>
-          <w:rFonts w:ascii="Times New Roman" w:hAnsi="Times New Roman" w:cs="Times New Roman"/>
-          <w:color w:val="auto"/>
-          <w:sz w:val="20"/>
-          <w:szCs w:val="20"/>
-        </w:rPr>
-        <w:t xml:space="preserve"> SEMESTER PROJECT </w:t>
-      </w:r>
-    </w:p>
-    <w:p>
-      <w:pPr>
-        <w:pStyle w:val="Quote"/>
-        <w:numPr>
-          <w:ilvl w:val="0"/>
-          <w:numId w:val="29"/>
-        </w:numPr>
-        <w:ind w:left="810" w:hanging="300"/>
-        <w:jc w:val="left"/>
-        <w:rPr>
-          <w:rStyle w:val="BookTitle"/>
-          <w:rFonts w:ascii="Times New Roman" w:hAnsi="Times New Roman" w:cs="Times New Roman"/>
-          <w:b w:val="0"/>
-          <w:bCs w:val="0"/>
-          <w:color w:val="auto"/>
-          <w:sz w:val="20"/>
-          <w:szCs w:val="20"/>
-        </w:rPr>
-      </w:pPr>
-      <w:r>
-        <w:rPr>
-          <w:rStyle w:val="BookTitle"/>
-          <w:rFonts w:ascii="Times New Roman" w:hAnsi="Times New Roman" w:cs="Times New Roman"/>
-          <w:b w:val="0"/>
-          <w:bCs w:val="0"/>
-          <w:color w:val="auto"/>
-          <w:sz w:val="20"/>
-          <w:szCs w:val="20"/>
-        </w:rPr>
-        <w:t>Windows Form A</w:t>
-      </w:r>
-      <w:r>
-        <w:rPr>
-          <w:rStyle w:val="BookTitle"/>
-          <w:rFonts w:ascii="Times New Roman" w:hAnsi="Times New Roman" w:cs="Times New Roman"/>
-          <w:b w:val="0"/>
-          <w:bCs w:val="0"/>
-          <w:color w:val="auto"/>
-          <w:sz w:val="20"/>
-          <w:szCs w:val="20"/>
-        </w:rPr>
-        <w:t>pplication which</w:t>
-      </w:r>
-      <w:r>
-        <w:rPr>
-          <w:rStyle w:val="BookTitle"/>
-          <w:rFonts w:ascii="Times New Roman" w:hAnsi="Times New Roman" w:cs="Times New Roman"/>
-          <w:b w:val="0"/>
-          <w:bCs w:val="0"/>
-          <w:color w:val="auto"/>
-          <w:sz w:val="20"/>
-          <w:szCs w:val="20"/>
-        </w:rPr>
-        <w:t xml:space="preserve"> </w:t>
-      </w:r>
-      <w:proofErr w:type="gramStart"/>
-      <w:r>
-        <w:rPr>
-          <w:rStyle w:val="BookTitle"/>
-          <w:rFonts w:ascii="Times New Roman" w:hAnsi="Times New Roman" w:cs="Times New Roman"/>
-          <w:b w:val="0"/>
-          <w:bCs w:val="0"/>
-          <w:color w:val="auto"/>
-          <w:sz w:val="20"/>
-          <w:szCs w:val="20"/>
-        </w:rPr>
-        <w:t>track</w:t>
-      </w:r>
-      <w:proofErr w:type="gramEnd"/>
-      <w:r>
-        <w:rPr>
-          <w:rStyle w:val="BookTitle"/>
-          <w:rFonts w:ascii="Times New Roman" w:hAnsi="Times New Roman" w:cs="Times New Roman"/>
-          <w:b w:val="0"/>
-          <w:bCs w:val="0"/>
-          <w:color w:val="auto"/>
-          <w:sz w:val="20"/>
-          <w:szCs w:val="20"/>
-        </w:rPr>
-        <w:t xml:space="preserve"> bugs and provides detail information about the bugs.</w:t>
-      </w:r>
-    </w:p>
-    <w:p>
-      <w:pPr>
-        <w:pStyle w:val="Quote"/>
-        <w:numPr>
-          <w:ilvl w:val="0"/>
-          <w:numId w:val="29"/>
-        </w:numPr>
-        <w:ind w:left="810" w:hanging="330"/>
-        <w:jc w:val="left"/>
-        <w:rPr>
-          <w:rStyle w:val="BookTitle"/>
-          <w:rFonts w:ascii="Times New Roman" w:hAnsi="Times New Roman" w:cs="Times New Roman"/>
-          <w:b w:val="0"/>
-          <w:bCs w:val="0"/>
-          <w:color w:val="auto"/>
-          <w:sz w:val="20"/>
-          <w:szCs w:val="20"/>
-        </w:rPr>
-      </w:pPr>
-      <w:r>
-        <w:rPr>
-          <w:rStyle w:val="BookTitle"/>
-          <w:rFonts w:ascii="Times New Roman" w:hAnsi="Times New Roman" w:cs="Times New Roman"/>
-          <w:b w:val="0"/>
-          <w:bCs w:val="0"/>
-          <w:color w:val="auto"/>
-          <w:sz w:val="20"/>
-          <w:szCs w:val="20"/>
-        </w:rPr>
-        <w:t>Conducted thorough testing to ensure reliability.</w:t>
-      </w:r>
-    </w:p>
-    <w:p>
-      <w:pPr>
-        <w:pStyle w:val="Quote"/>
-        <w:numPr>
-          <w:ilvl w:val="0"/>
-          <w:numId w:val="29"/>
-        </w:numPr>
-        <w:ind w:left="810" w:hanging="330"/>
-        <w:jc w:val="left"/>
-        <w:rPr>
-          <w:rStyle w:val="BookTitle"/>
-          <w:rFonts w:ascii="Times New Roman" w:hAnsi="Times New Roman" w:cs="Times New Roman"/>
-          <w:b w:val="0"/>
-          <w:bCs w:val="0"/>
-          <w:color w:val="auto"/>
-          <w:sz w:val="20"/>
-          <w:szCs w:val="20"/>
-        </w:rPr>
-      </w:pPr>
-      <w:r>
-        <w:rPr>
-          <w:rStyle w:val="BookTitle"/>
-          <w:rFonts w:ascii="Times New Roman" w:hAnsi="Times New Roman" w:cs="Times New Roman"/>
-          <w:b w:val="0"/>
-          <w:bCs w:val="0"/>
-          <w:color w:val="auto"/>
-          <w:sz w:val="20"/>
-          <w:szCs w:val="20"/>
-        </w:rPr>
-        <w:t>Documented project details and delivered compelling presentation.</w:t>
-      </w:r>
-    </w:p>
-    <w:p>
-      <w:pPr>
-        <w:pStyle w:val="Quote"/>
-        <w:ind w:firstLine="180"/>
-        <w:jc w:val="left"/>
-        <w:rPr>
-          <w:rStyle w:val="BookTitle"/>
-          <w:rFonts w:ascii="Times New Roman" w:hAnsi="Times New Roman" w:cs="Times New Roman"/>
-          <w:color w:val="auto"/>
-          <w:sz w:val="20"/>
-          <w:szCs w:val="20"/>
-        </w:rPr>
-      </w:pPr>
-    </w:p>
-    <w:p>
-      <w:pPr>
-        <w:pStyle w:val="Quote"/>
-        <w:ind w:left="180" w:firstLine="270"/>
-        <w:jc w:val="left"/>
-        <w:rPr>
-          <w:rStyle w:val="BookTitle"/>
-          <w:rFonts w:ascii="Times New Roman" w:hAnsi="Times New Roman" w:cs="Times New Roman"/>
-          <w:color w:val="auto"/>
-          <w:sz w:val="20"/>
-          <w:szCs w:val="20"/>
-        </w:rPr>
-      </w:pPr>
-      <w:r>
-        <w:rPr>
-          <w:rStyle w:val="BookTitle"/>
-          <w:rFonts w:ascii="Times New Roman" w:hAnsi="Times New Roman" w:cs="Times New Roman"/>
-          <w:color w:val="auto"/>
-          <w:sz w:val="20"/>
-          <w:szCs w:val="20"/>
-        </w:rPr>
-        <w:t>Blood Bank Web Application | ASP.NET</w:t>
-      </w:r>
-      <w:r>
-        <w:rPr>
-          <w:rStyle w:val="BookTitle"/>
-          <w:rFonts w:ascii="Times New Roman" w:hAnsi="Times New Roman" w:cs="Times New Roman"/>
-          <w:color w:val="auto"/>
-          <w:sz w:val="20"/>
-          <w:szCs w:val="20"/>
-        </w:rPr>
-        <w:t xml:space="preserve"> MVC</w:t>
-      </w:r>
-      <w:r>
-        <w:rPr>
-          <w:rStyle w:val="BookTitle"/>
-          <w:rFonts w:ascii="Times New Roman" w:hAnsi="Times New Roman" w:cs="Times New Roman"/>
-          <w:color w:val="auto"/>
-          <w:sz w:val="20"/>
-          <w:szCs w:val="20"/>
-        </w:rPr>
-        <w:t xml:space="preserve">| 4TH YEAR 2ND SEMESTER PROJECT </w:t>
-      </w:r>
-    </w:p>
-    <w:p>
-      <w:pPr>
-        <w:pStyle w:val="Quote"/>
-        <w:numPr>
-          <w:ilvl w:val="0"/>
-          <w:numId w:val="34"/>
-        </w:numPr>
-        <w:ind w:left="810"/>
-        <w:jc w:val="left"/>
-        <w:rPr>
-          <w:rFonts w:ascii="Times New Roman" w:hAnsi="Times New Roman" w:cs="Times New Roman"/>
-          <w:color w:val="auto"/>
-          <w:sz w:val="20"/>
-          <w:szCs w:val="20"/>
-        </w:rPr>
-      </w:pPr>
-      <w:r>
-        <w:rPr>
-          <w:rFonts w:ascii="Times New Roman" w:hAnsi="Times New Roman" w:cs="Times New Roman"/>
-          <w:color w:val="auto"/>
-          <w:sz w:val="20"/>
-          <w:szCs w:val="20"/>
-        </w:rPr>
-        <w:t>Planned to implementation stages</w:t>
-      </w:r>
-    </w:p>
-    <w:p>
-      <w:pPr>
-        <w:pStyle w:val="Quote"/>
-        <w:numPr>
-          <w:ilvl w:val="0"/>
-          <w:numId w:val="34"/>
-        </w:numPr>
-        <w:ind w:left="810"/>
-        <w:jc w:val="left"/>
-        <w:rPr>
-          <w:rStyle w:val="BookTitle"/>
-          <w:rFonts w:ascii="Times New Roman" w:hAnsi="Times New Roman" w:cs="Times New Roman"/>
-          <w:b w:val="0"/>
-          <w:bCs w:val="0"/>
-          <w:color w:val="auto"/>
-          <w:sz w:val="20"/>
-          <w:szCs w:val="20"/>
-        </w:rPr>
-      </w:pPr>
-      <w:r>
-        <w:rPr>
-          <w:rStyle w:val="BookTitle"/>
-          <w:rFonts w:ascii="Times New Roman" w:hAnsi="Times New Roman" w:cs="Times New Roman"/>
-          <w:b w:val="0"/>
-          <w:bCs w:val="0"/>
-          <w:color w:val="auto"/>
-          <w:sz w:val="20"/>
-          <w:szCs w:val="20"/>
-        </w:rPr>
-        <w:t>Designed Easy User Interface (UI) and implemented necessary features</w:t>
-      </w:r>
-    </w:p>
-    <w:p>
-      <w:pPr>
-        <w:pStyle w:val="Quote"/>
-        <w:numPr>
-          <w:ilvl w:val="0"/>
-          <w:numId w:val="34"/>
-        </w:numPr>
-        <w:ind w:left="810"/>
-        <w:jc w:val="left"/>
-        <w:rPr>
-          <w:rFonts w:ascii="Times New Roman" w:hAnsi="Times New Roman" w:cs="Times New Roman"/>
-          <w:color w:val="auto"/>
-          <w:sz w:val="20"/>
-          <w:szCs w:val="20"/>
-        </w:rPr>
-      </w:pPr>
-      <w:r>
-        <w:rPr>
-          <w:rFonts w:ascii="Times New Roman" w:hAnsi="Times New Roman" w:cs="Times New Roman"/>
-          <w:color w:val="auto"/>
-          <w:sz w:val="20"/>
-          <w:szCs w:val="20"/>
-        </w:rPr>
-        <w:t>Features include donor registration and request processing</w:t>
-      </w:r>
-    </w:p>
-    <w:p>
-      <w:pPr>
-        <w:pStyle w:val="Quote"/>
-        <w:numPr>
-          <w:ilvl w:val="0"/>
-          <w:numId w:val="34"/>
-        </w:numPr>
-        <w:ind w:left="810"/>
-        <w:jc w:val="left"/>
-        <w:rPr>
-          <w:rStyle w:val="BookTitle"/>
-          <w:rFonts w:ascii="Times New Roman" w:hAnsi="Times New Roman" w:cs="Times New Roman"/>
-          <w:b w:val="0"/>
-          <w:bCs w:val="0"/>
-          <w:color w:val="auto"/>
-          <w:sz w:val="20"/>
-          <w:szCs w:val="20"/>
-        </w:rPr>
-      </w:pPr>
-      <w:r>
-        <w:rPr>
-          <w:rStyle w:val="BookTitle"/>
-          <w:rFonts w:ascii="Times New Roman" w:hAnsi="Times New Roman" w:cs="Times New Roman"/>
-          <w:b w:val="0"/>
-          <w:bCs w:val="0"/>
-          <w:color w:val="auto"/>
-          <w:sz w:val="20"/>
-          <w:szCs w:val="20"/>
-        </w:rPr>
-        <w:t>Sorting Donor list by Location and provide contact details</w:t>
-      </w:r>
-    </w:p>
-    <w:p>
-      <w:pPr>
-        <w:pStyle w:val="Quote"/>
-        <w:numPr>
-          <w:ilvl w:val="0"/>
-          <w:numId w:val="34"/>
-        </w:numPr>
-        <w:ind w:left="810"/>
-        <w:jc w:val="left"/>
-        <w:rPr>
-          <w:rFonts w:ascii="Times New Roman" w:hAnsi="Times New Roman" w:cs="Times New Roman"/>
-          <w:color w:val="auto"/>
-          <w:sz w:val="20"/>
-          <w:szCs w:val="20"/>
-        </w:rPr>
-      </w:pPr>
-      <w:r>
-        <w:rPr>
-          <w:rFonts w:ascii="Times New Roman" w:hAnsi="Times New Roman" w:cs="Times New Roman"/>
-          <w:color w:val="auto"/>
-          <w:sz w:val="20"/>
-          <w:szCs w:val="20"/>
-        </w:rPr>
-        <w:t>Conducted rigorous testing to ensure user ease and implemented security registration through email code.</w:t>
-      </w:r>
-    </w:p>
-    <w:p>
-      <w:pPr>
-        <w:pStyle w:val="Quote"/>
-        <w:numPr>
-          <w:ilvl w:val="0"/>
-          <w:numId w:val="34"/>
-        </w:numPr>
-        <w:ind w:left="810"/>
-        <w:jc w:val="left"/>
-        <w:rPr>
-          <w:rStyle w:val="BookTitle"/>
-          <w:rFonts w:ascii="Times New Roman" w:hAnsi="Times New Roman" w:cs="Times New Roman"/>
-          <w:b w:val="0"/>
-          <w:bCs w:val="0"/>
-          <w:i/>
-          <w:iCs/>
-          <w:color w:val="auto"/>
-          <w:spacing w:val="0"/>
-          <w:sz w:val="20"/>
-          <w:szCs w:val="20"/>
-        </w:rPr>
-      </w:pPr>
-      <w:r>
-        <w:rPr>
-          <w:rStyle w:val="BookTitle"/>
-          <w:rFonts w:ascii="Times New Roman" w:hAnsi="Times New Roman" w:cs="Times New Roman"/>
-          <w:b w:val="0"/>
-          <w:bCs w:val="0"/>
-          <w:color w:val="auto"/>
-          <w:sz w:val="20"/>
-          <w:szCs w:val="20"/>
-        </w:rPr>
-        <w:t>Documented project details and delivered compelling presentation.</w:t>
-      </w:r>
-    </w:p>
-    <w:p>
-      <w:pPr>
-        <w:pStyle w:val="Quote"/>
-        <w:ind w:left="180" w:firstLine="270"/>
-        <w:jc w:val="left"/>
-        <w:rPr>
-          <w:rFonts w:ascii="Times New Roman" w:hAnsi="Times New Roman" w:cs="Times New Roman"/>
-          <w:b/>
-          <w:bCs/>
-          <w:i w:val="0"/>
-          <w:iCs w:val="0"/>
-          <w:color w:val="auto"/>
-          <w:spacing w:val="5"/>
-          <w:sz w:val="20"/>
-          <w:szCs w:val="20"/>
-        </w:rPr>
-      </w:pPr>
-      <w:r>
-        <w:rPr>
-          <w:rFonts w:ascii="Times New Roman" w:hAnsi="Times New Roman" w:cs="Times New Roman"/>
-          <w:b/>
-          <w:bCs/>
-          <w:color w:val="auto"/>
-          <w:sz w:val="20"/>
-          <w:szCs w:val="20"/>
-        </w:rPr>
-        <w:tab/>
-      </w:r>
-    </w:p>
-    <w:p>
-      <w:pPr>
-        <w:ind w:left="-15" w:firstLine="0"/>
-        <w:rPr>
-          <w:rFonts w:ascii="Times New Roman" w:hAnsi="Times New Roman" w:cs="Times New Roman"/>
-          <w:color w:val="auto"/>
-        </w:rPr>
-      </w:pPr>
-    </w:p>
-    <w:p>
-      <w:pPr>
-        <w:rPr>
-          <w:rFonts w:ascii="Times New Roman" w:hAnsi="Times New Roman" w:cs="Times New Roman"/>
-          <w:color w:val="auto"/>
-        </w:rPr>
-      </w:pPr>
-    </w:p>
-    <w:p>
-      <w:pPr>
-        <w:pStyle w:val="Quote"/>
-        <w:ind w:left="0" w:firstLine="720"/>
-        <w:jc w:val="left"/>
-        <w:rPr>
-          <w:rFonts w:ascii="Times New Roman" w:hAnsi="Times New Roman" w:cs="Times New Roman"/>
-          <w:b/>
-          <w:bCs/>
-          <w:i w:val="0"/>
-          <w:iCs w:val="0"/>
-          <w:color w:val="auto"/>
-          <w:sz w:val="36"/>
-          <w:szCs w:val="36"/>
-          <w:u w:val="single"/>
-        </w:rPr>
-      </w:pPr>
-    </w:p>
-    <w:p>
-      <w:pPr>
-        <w:pStyle w:val="Quote"/>
-        <w:ind w:left="0" w:firstLine="720"/>
-        <w:jc w:val="left"/>
-        <w:rPr>
-          <w:rFonts w:ascii="Times New Roman" w:hAnsi="Times New Roman" w:cs="Times New Roman"/>
-          <w:b/>
-          <w:bCs/>
-          <w:i w:val="0"/>
-          <w:iCs w:val="0"/>
-          <w:color w:val="auto"/>
-          <w:sz w:val="36"/>
-          <w:szCs w:val="36"/>
-          <w:u w:val="single"/>
-        </w:rPr>
-      </w:pPr>
-    </w:p>
-    <w:p>
-      <w:pPr>
-        <w:pStyle w:val="Heading1"/>
-        <w:ind w:left="0" w:firstLine="0"/>
+        <w:spacing w:after="298" w:line="276" w:lineRule="auto"/>
         <w:rPr>
           <w:rFonts w:ascii="Times New Roman" w:hAnsi="Times New Roman" w:cs="Times New Roman"/>
           <w:color w:val="3B3838" w:themeColor="background2" w:themeShade="40"/>
-          <w:sz w:val="32"/>
-          <w:szCs w:val="32"/>
+          <w:sz w:val="20"/>
+          <w:szCs w:val="20"/>
         </w:rPr>
       </w:pPr>
       <w:r>
         <w:rPr>
           <w:rFonts w:ascii="Times New Roman" w:hAnsi="Times New Roman" w:cs="Times New Roman"/>
           <w:color w:val="3B3838" w:themeColor="background2" w:themeShade="40"/>
-          <w:sz w:val="32"/>
-          <w:szCs w:val="32"/>
-        </w:rPr>
-        <w:lastRenderedPageBreak/>
-        <w:t xml:space="preserve">References </w:t>
-      </w:r>
-    </w:p>
-    <w:p>
-      <w:pPr>
-        <w:spacing w:after="298"/>
-        <w:rPr>
-          <w:rFonts w:ascii="Times New Roman" w:hAnsi="Times New Roman" w:cs="Times New Roman"/>
-          <w:color w:val="3B3838" w:themeColor="background2" w:themeShade="40"/>
-          <w:sz w:val="20"/>
-          <w:szCs w:val="20"/>
-        </w:rPr>
-      </w:pPr>
-      <w:r>
-        <w:rPr>
-          <w:rFonts w:ascii="Times New Roman" w:hAnsi="Times New Roman" w:cs="Times New Roman"/>
-          <w:color w:val="3B3838" w:themeColor="background2" w:themeShade="40"/>
-          <w:sz w:val="20"/>
-          <w:szCs w:val="20"/>
-        </w:rPr>
-        <w:t xml:space="preserve">Available upon request. </w:t>
+          <w:sz w:val="20"/>
+          <w:szCs w:val="20"/>
+        </w:rPr>
+        <w:t xml:space="preserve"> </w:t>
       </w:r>
     </w:p>
     <w:sectPr>
@@ -2949,6 +2906,119 @@
 <file path=word/numbering.xml><?xml version="1.0" encoding="utf-8"?>
 <w:numbering xmlns:wpc="http://schemas.microsoft.com/office/word/2010/wordprocessingCanvas" xmlns:cx="http://schemas.microsoft.com/office/drawing/2014/chartex" xmlns:cx1="http://schemas.microsoft.com/office/drawing/2015/9/8/chartex" xmlns:cx2="http://schemas.microsoft.com/office/drawing/2015/10/21/chartex" xmlns:cx3="http://schemas.microsoft.com/office/drawing/2016/5/9/chartex" xmlns:cx4="http://schemas.microsoft.com/office/drawing/2016/5/10/chartex" xmlns:cx5="http://schemas.microsoft.com/office/drawing/2016/5/11/chartex" xmlns:cx6="http://schemas.microsoft.com/office/drawing/2016/5/12/chartex" xmlns:cx7="http://schemas.microsoft.com/office/drawing/2016/5/13/chartex" xmlns:cx8="http://schemas.microsoft.com/office/drawing/2016/5/14/chartex" xmlns:mc="http://schemas.openxmlformats.org/markup-compatibility/2006" xmlns:aink="http://schemas.microsoft.com/office/drawing/2016/ink" xmlns:am3d="http://schemas.microsoft.com/office/drawing/2017/model3d" xmlns:o="urn:schemas-microsoft-com:office:office" xmlns:oel="http://schemas.microsoft.com/office/2019/extlst" xmlns:r="http://schemas.openxmlformats.org/officeDocument/2006/relationships" xmlns:m="http://schemas.openxmlformats.org/officeDocument/2006/math" xmlns:v="urn:schemas-microsoft-com:vml" xmlns:wp14="http://schemas.microsoft.com/office/word/2010/wordprocessingDrawing" xmlns:wp="http://schemas.openxmlformats.org/drawingml/2006/wordprocessingDrawing" xmlns:w10="urn:schemas-microsoft-com:office:word" xmlns:w="http://schemas.openxmlformats.org/wordprocessingml/2006/main" xmlns:w14="http://schemas.microsoft.com/office/word/2010/wordml" xmlns:w15="http://schemas.microsoft.com/office/word/2012/wordml" xmlns:w16cex="http://schemas.microsoft.com/office/word/2018/wordml/cex" xmlns:w16cid="http://schemas.microsoft.com/office/word/2016/wordml/cid" xmlns:w16="http://schemas.microsoft.com/office/word/2018/wordml" xmlns:w16du="http://schemas.microsoft.com/office/word/2023/wordml/word16du" xmlns:w16sdtdh="http://schemas.microsoft.com/office/word/2020/wordml/sdtdatahash" xmlns:w16sdtfl="http://schemas.microsoft.com/office/word/2024/wordml/sdtformatlock" xmlns:w16se="http://schemas.microsoft.com/office/word/2015/wordml/symex" xmlns:wpg="http://schemas.microsoft.com/office/word/2010/wordprocessingGroup" xmlns:wpi="http://schemas.microsoft.com/office/word/2010/wordprocessingInk" xmlns:wne="http://schemas.microsoft.com/office/word/2006/wordml" xmlns:wps="http://schemas.microsoft.com/office/word/2010/wordprocessingShape" mc:Ignorable="w14 w15 w16se w16cid w16 w16cex w16sdtdh w16sdtfl w16du wp14">
   <w:abstractNum w:abstractNumId="0" w15:restartNumberingAfterBreak="0">
+    <w:nsid w:val="00C52CDF"/>
+    <w:multiLevelType w:val="hybridMultilevel"/>
+    <w:tmpl w:val="1FDCC0EC"/>
+    <w:lvl w:ilvl="0" w:tplc="04090001">
+      <w:start w:val="1"/>
+      <w:numFmt w:val="bullet"/>
+      <w:lvlText w:val=""/>
+      <w:lvlJc w:val="left"/>
+      <w:pPr>
+        <w:ind w:left="690" w:hanging="360"/>
+      </w:pPr>
+      <w:rPr>
+        <w:rFonts w:ascii="Symbol" w:hAnsi="Symbol" w:hint="default"/>
+      </w:rPr>
+    </w:lvl>
+    <w:lvl w:ilvl="1" w:tplc="04090003" w:tentative="1">
+      <w:start w:val="1"/>
+      <w:numFmt w:val="bullet"/>
+      <w:lvlText w:val="o"/>
+      <w:lvlJc w:val="left"/>
+      <w:pPr>
+        <w:ind w:left="1410" w:hanging="360"/>
+      </w:pPr>
+      <w:rPr>
+        <w:rFonts w:ascii="Courier New" w:hAnsi="Courier New" w:cs="Courier New" w:hint="default"/>
+      </w:rPr>
+    </w:lvl>
+    <w:lvl w:ilvl="2" w:tplc="04090005" w:tentative="1">
+      <w:start w:val="1"/>
+      <w:numFmt w:val="bullet"/>
+      <w:lvlText w:val=""/>
+      <w:lvlJc w:val="left"/>
+      <w:pPr>
+        <w:ind w:left="2130" w:hanging="360"/>
+      </w:pPr>
+      <w:rPr>
+        <w:rFonts w:ascii="Wingdings" w:hAnsi="Wingdings" w:hint="default"/>
+      </w:rPr>
+    </w:lvl>
+    <w:lvl w:ilvl="3" w:tplc="04090001" w:tentative="1">
+      <w:start w:val="1"/>
+      <w:numFmt w:val="bullet"/>
+      <w:lvlText w:val=""/>
+      <w:lvlJc w:val="left"/>
+      <w:pPr>
+        <w:ind w:left="2850" w:hanging="360"/>
+      </w:pPr>
+      <w:rPr>
+        <w:rFonts w:ascii="Symbol" w:hAnsi="Symbol" w:hint="default"/>
+      </w:rPr>
+    </w:lvl>
+    <w:lvl w:ilvl="4" w:tplc="04090003" w:tentative="1">
+      <w:start w:val="1"/>
+      <w:numFmt w:val="bullet"/>
+      <w:lvlText w:val="o"/>
+      <w:lvlJc w:val="left"/>
+      <w:pPr>
+        <w:ind w:left="3570" w:hanging="360"/>
+      </w:pPr>
+      <w:rPr>
+        <w:rFonts w:ascii="Courier New" w:hAnsi="Courier New" w:cs="Courier New" w:hint="default"/>
+      </w:rPr>
+    </w:lvl>
+    <w:lvl w:ilvl="5" w:tplc="04090005" w:tentative="1">
+      <w:start w:val="1"/>
+      <w:numFmt w:val="bullet"/>
+      <w:lvlText w:val=""/>
+      <w:lvlJc w:val="left"/>
+      <w:pPr>
+        <w:ind w:left="4290" w:hanging="360"/>
+      </w:pPr>
+      <w:rPr>
+        <w:rFonts w:ascii="Wingdings" w:hAnsi="Wingdings" w:hint="default"/>
+      </w:rPr>
+    </w:lvl>
+    <w:lvl w:ilvl="6" w:tplc="04090001" w:tentative="1">
+      <w:start w:val="1"/>
+      <w:numFmt w:val="bullet"/>
+      <w:lvlText w:val=""/>
+      <w:lvlJc w:val="left"/>
+      <w:pPr>
+        <w:ind w:left="5010" w:hanging="360"/>
+      </w:pPr>
+      <w:rPr>
+        <w:rFonts w:ascii="Symbol" w:hAnsi="Symbol" w:hint="default"/>
+      </w:rPr>
+    </w:lvl>
+    <w:lvl w:ilvl="7" w:tplc="04090003" w:tentative="1">
+      <w:start w:val="1"/>
+      <w:numFmt w:val="bullet"/>
+      <w:lvlText w:val="o"/>
+      <w:lvlJc w:val="left"/>
+      <w:pPr>
+        <w:ind w:left="5730" w:hanging="360"/>
+      </w:pPr>
+      <w:rPr>
+        <w:rFonts w:ascii="Courier New" w:hAnsi="Courier New" w:cs="Courier New" w:hint="default"/>
+      </w:rPr>
+    </w:lvl>
+    <w:lvl w:ilvl="8" w:tplc="04090005" w:tentative="1">
+      <w:start w:val="1"/>
+      <w:numFmt w:val="bullet"/>
+      <w:lvlText w:val=""/>
+      <w:lvlJc w:val="left"/>
+      <w:pPr>
+        <w:ind w:left="6450" w:hanging="360"/>
+      </w:pPr>
+      <w:rPr>
+        <w:rFonts w:ascii="Wingdings" w:hAnsi="Wingdings" w:hint="default"/>
+      </w:rPr>
+    </w:lvl>
+  </w:abstractNum>
+  <w:abstractNum w:abstractNumId="1" w15:restartNumberingAfterBreak="0">
     <w:nsid w:val="08E20093"/>
     <w:multiLevelType w:val="hybridMultilevel"/>
     <w:tmpl w:val="5C8A7414"/>
@@ -3063,7 +3133,7 @@
       </w:rPr>
     </w:lvl>
   </w:abstractNum>
-  <w:abstractNum w:abstractNumId="1" w15:restartNumberingAfterBreak="0">
+  <w:abstractNum w:abstractNumId="2" w15:restartNumberingAfterBreak="0">
     <w:nsid w:val="0D0E7D60"/>
     <w:multiLevelType w:val="hybridMultilevel"/>
     <w:tmpl w:val="3AC89CCE"/>
@@ -3175,7 +3245,7 @@
       </w:rPr>
     </w:lvl>
   </w:abstractNum>
-  <w:abstractNum w:abstractNumId="2" w15:restartNumberingAfterBreak="0">
+  <w:abstractNum w:abstractNumId="3" w15:restartNumberingAfterBreak="0">
     <w:nsid w:val="14163AE1"/>
     <w:multiLevelType w:val="hybridMultilevel"/>
     <w:tmpl w:val="FAC4DFD8"/>
@@ -3288,7 +3358,7 @@
       </w:rPr>
     </w:lvl>
   </w:abstractNum>
-  <w:abstractNum w:abstractNumId="3" w15:restartNumberingAfterBreak="0">
+  <w:abstractNum w:abstractNumId="4" w15:restartNumberingAfterBreak="0">
     <w:nsid w:val="14C75898"/>
     <w:multiLevelType w:val="hybridMultilevel"/>
     <w:tmpl w:val="2E142AE0"/>
@@ -3401,7 +3471,7 @@
       </w:rPr>
     </w:lvl>
   </w:abstractNum>
-  <w:abstractNum w:abstractNumId="4" w15:restartNumberingAfterBreak="0">
+  <w:abstractNum w:abstractNumId="5" w15:restartNumberingAfterBreak="0">
     <w:nsid w:val="16370024"/>
     <w:multiLevelType w:val="hybridMultilevel"/>
     <w:tmpl w:val="0786E518"/>
@@ -3514,7 +3584,7 @@
       </w:rPr>
     </w:lvl>
   </w:abstractNum>
-  <w:abstractNum w:abstractNumId="5" w15:restartNumberingAfterBreak="0">
+  <w:abstractNum w:abstractNumId="6" w15:restartNumberingAfterBreak="0">
     <w:nsid w:val="176240C8"/>
     <w:multiLevelType w:val="hybridMultilevel"/>
     <w:tmpl w:val="E752DEEE"/>
@@ -3627,7 +3697,7 @@
       </w:rPr>
     </w:lvl>
   </w:abstractNum>
-  <w:abstractNum w:abstractNumId="6" w15:restartNumberingAfterBreak="0">
+  <w:abstractNum w:abstractNumId="7" w15:restartNumberingAfterBreak="0">
     <w:nsid w:val="1BA07947"/>
     <w:multiLevelType w:val="hybridMultilevel"/>
     <w:tmpl w:val="DB2A751E"/>
@@ -3742,7 +3812,7 @@
       </w:rPr>
     </w:lvl>
   </w:abstractNum>
-  <w:abstractNum w:abstractNumId="7" w15:restartNumberingAfterBreak="0">
+  <w:abstractNum w:abstractNumId="8" w15:restartNumberingAfterBreak="0">
     <w:nsid w:val="1D0C7BF4"/>
     <w:multiLevelType w:val="hybridMultilevel"/>
     <w:tmpl w:val="25FEDEC2"/>
@@ -3854,7 +3924,7 @@
       </w:rPr>
     </w:lvl>
   </w:abstractNum>
-  <w:abstractNum w:abstractNumId="8" w15:restartNumberingAfterBreak="0">
+  <w:abstractNum w:abstractNumId="9" w15:restartNumberingAfterBreak="0">
     <w:nsid w:val="2164421C"/>
     <w:multiLevelType w:val="hybridMultilevel"/>
     <w:tmpl w:val="FBB288E6"/>
@@ -3966,7 +4036,7 @@
       </w:rPr>
     </w:lvl>
   </w:abstractNum>
-  <w:abstractNum w:abstractNumId="9" w15:restartNumberingAfterBreak="0">
+  <w:abstractNum w:abstractNumId="10" w15:restartNumberingAfterBreak="0">
     <w:nsid w:val="28F85F63"/>
     <w:multiLevelType w:val="hybridMultilevel"/>
     <w:tmpl w:val="2D9E94AA"/>
@@ -4079,7 +4149,7 @@
       </w:rPr>
     </w:lvl>
   </w:abstractNum>
-  <w:abstractNum w:abstractNumId="10" w15:restartNumberingAfterBreak="0">
+  <w:abstractNum w:abstractNumId="11" w15:restartNumberingAfterBreak="0">
     <w:nsid w:val="2BF8008D"/>
     <w:multiLevelType w:val="hybridMultilevel"/>
     <w:tmpl w:val="BDFE6B16"/>
@@ -4165,7 +4235,7 @@
       </w:pPr>
     </w:lvl>
   </w:abstractNum>
-  <w:abstractNum w:abstractNumId="11" w15:restartNumberingAfterBreak="0">
+  <w:abstractNum w:abstractNumId="12" w15:restartNumberingAfterBreak="0">
     <w:nsid w:val="2D6F447A"/>
     <w:multiLevelType w:val="hybridMultilevel"/>
     <w:tmpl w:val="6898FE10"/>
@@ -4278,7 +4348,7 @@
       </w:rPr>
     </w:lvl>
   </w:abstractNum>
-  <w:abstractNum w:abstractNumId="12" w15:restartNumberingAfterBreak="0">
+  <w:abstractNum w:abstractNumId="13" w15:restartNumberingAfterBreak="0">
     <w:nsid w:val="32B7568D"/>
     <w:multiLevelType w:val="hybridMultilevel"/>
     <w:tmpl w:val="36862204"/>
@@ -4391,7 +4461,7 @@
       </w:rPr>
     </w:lvl>
   </w:abstractNum>
-  <w:abstractNum w:abstractNumId="13" w15:restartNumberingAfterBreak="0">
+  <w:abstractNum w:abstractNumId="14" w15:restartNumberingAfterBreak="0">
     <w:nsid w:val="33365EA6"/>
     <w:multiLevelType w:val="hybridMultilevel"/>
     <w:tmpl w:val="90CA208A"/>
@@ -4504,7 +4574,120 @@
       </w:rPr>
     </w:lvl>
   </w:abstractNum>
-  <w:abstractNum w:abstractNumId="14" w15:restartNumberingAfterBreak="0">
+  <w:abstractNum w:abstractNumId="15" w15:restartNumberingAfterBreak="0">
+    <w:nsid w:val="334A599D"/>
+    <w:multiLevelType w:val="hybridMultilevel"/>
+    <w:tmpl w:val="71E03DA0"/>
+    <w:lvl w:ilvl="0" w:tplc="04090003">
+      <w:start w:val="1"/>
+      <w:numFmt w:val="bullet"/>
+      <w:lvlText w:val="o"/>
+      <w:lvlJc w:val="left"/>
+      <w:pPr>
+        <w:ind w:left="1184" w:hanging="360"/>
+      </w:pPr>
+      <w:rPr>
+        <w:rFonts w:ascii="Courier New" w:hAnsi="Courier New" w:cs="Courier New" w:hint="default"/>
+      </w:rPr>
+    </w:lvl>
+    <w:lvl w:ilvl="1" w:tplc="FFFFFFFF" w:tentative="1">
+      <w:start w:val="1"/>
+      <w:numFmt w:val="bullet"/>
+      <w:lvlText w:val="o"/>
+      <w:lvlJc w:val="left"/>
+      <w:pPr>
+        <w:ind w:left="2294" w:hanging="360"/>
+      </w:pPr>
+      <w:rPr>
+        <w:rFonts w:ascii="Courier New" w:hAnsi="Courier New" w:cs="Courier New" w:hint="default"/>
+      </w:rPr>
+    </w:lvl>
+    <w:lvl w:ilvl="2" w:tplc="FFFFFFFF" w:tentative="1">
+      <w:start w:val="1"/>
+      <w:numFmt w:val="bullet"/>
+      <w:lvlText w:val=""/>
+      <w:lvlJc w:val="left"/>
+      <w:pPr>
+        <w:ind w:left="3014" w:hanging="360"/>
+      </w:pPr>
+      <w:rPr>
+        <w:rFonts w:ascii="Wingdings" w:hAnsi="Wingdings" w:hint="default"/>
+      </w:rPr>
+    </w:lvl>
+    <w:lvl w:ilvl="3" w:tplc="FFFFFFFF" w:tentative="1">
+      <w:start w:val="1"/>
+      <w:numFmt w:val="bullet"/>
+      <w:lvlText w:val=""/>
+      <w:lvlJc w:val="left"/>
+      <w:pPr>
+        <w:ind w:left="3734" w:hanging="360"/>
+      </w:pPr>
+      <w:rPr>
+        <w:rFonts w:ascii="Symbol" w:hAnsi="Symbol" w:hint="default"/>
+      </w:rPr>
+    </w:lvl>
+    <w:lvl w:ilvl="4" w:tplc="FFFFFFFF" w:tentative="1">
+      <w:start w:val="1"/>
+      <w:numFmt w:val="bullet"/>
+      <w:lvlText w:val="o"/>
+      <w:lvlJc w:val="left"/>
+      <w:pPr>
+        <w:ind w:left="4454" w:hanging="360"/>
+      </w:pPr>
+      <w:rPr>
+        <w:rFonts w:ascii="Courier New" w:hAnsi="Courier New" w:cs="Courier New" w:hint="default"/>
+      </w:rPr>
+    </w:lvl>
+    <w:lvl w:ilvl="5" w:tplc="FFFFFFFF" w:tentative="1">
+      <w:start w:val="1"/>
+      <w:numFmt w:val="bullet"/>
+      <w:lvlText w:val=""/>
+      <w:lvlJc w:val="left"/>
+      <w:pPr>
+        <w:ind w:left="5174" w:hanging="360"/>
+      </w:pPr>
+      <w:rPr>
+        <w:rFonts w:ascii="Wingdings" w:hAnsi="Wingdings" w:hint="default"/>
+      </w:rPr>
+    </w:lvl>
+    <w:lvl w:ilvl="6" w:tplc="FFFFFFFF" w:tentative="1">
+      <w:start w:val="1"/>
+      <w:numFmt w:val="bullet"/>
+      <w:lvlText w:val=""/>
+      <w:lvlJc w:val="left"/>
+      <w:pPr>
+        <w:ind w:left="5894" w:hanging="360"/>
+      </w:pPr>
+      <w:rPr>
+        <w:rFonts w:ascii="Symbol" w:hAnsi="Symbol" w:hint="default"/>
+      </w:rPr>
+    </w:lvl>
+    <w:lvl w:ilvl="7" w:tplc="FFFFFFFF" w:tentative="1">
+      <w:start w:val="1"/>
+      <w:numFmt w:val="bullet"/>
+      <w:lvlText w:val="o"/>
+      <w:lvlJc w:val="left"/>
+      <w:pPr>
+        <w:ind w:left="6614" w:hanging="360"/>
+      </w:pPr>
+      <w:rPr>
+        <w:rFonts w:ascii="Courier New" w:hAnsi="Courier New" w:cs="Courier New" w:hint="default"/>
+      </w:rPr>
+    </w:lvl>
+    <w:lvl w:ilvl="8" w:tplc="FFFFFFFF" w:tentative="1">
+      <w:start w:val="1"/>
+      <w:numFmt w:val="bullet"/>
+      <w:lvlText w:val=""/>
+      <w:lvlJc w:val="left"/>
+      <w:pPr>
+        <w:ind w:left="7334" w:hanging="360"/>
+      </w:pPr>
+      <w:rPr>
+        <w:rFonts w:ascii="Wingdings" w:hAnsi="Wingdings" w:hint="default"/>
+      </w:rPr>
+    </w:lvl>
+  </w:abstractNum>
+  <w:abstractNum w:abstractNumId="16" w15:restartNumberingAfterBreak="0">
     <w:nsid w:val="353E5A24"/>
     <w:multiLevelType w:val="hybridMultilevel"/>
     <w:tmpl w:val="53289028"/>
@@ -4616,7 +4799,7 @@
       </w:rPr>
     </w:lvl>
   </w:abstractNum>
-  <w:abstractNum w:abstractNumId="15" w15:restartNumberingAfterBreak="0">
+  <w:abstractNum w:abstractNumId="17" w15:restartNumberingAfterBreak="0">
     <w:nsid w:val="3561154B"/>
     <w:multiLevelType w:val="hybridMultilevel"/>
     <w:tmpl w:val="287C8E26"/>
@@ -4729,7 +4912,7 @@
       </w:rPr>
     </w:lvl>
   </w:abstractNum>
-  <w:abstractNum w:abstractNumId="16" w15:restartNumberingAfterBreak="0">
+  <w:abstractNum w:abstractNumId="18" w15:restartNumberingAfterBreak="0">
     <w:nsid w:val="35B5281F"/>
     <w:multiLevelType w:val="hybridMultilevel"/>
     <w:tmpl w:val="E6F4D1B4"/>
@@ -4842,7 +5025,7 @@
       </w:rPr>
     </w:lvl>
   </w:abstractNum>
-  <w:abstractNum w:abstractNumId="17" w15:restartNumberingAfterBreak="0">
+  <w:abstractNum w:abstractNumId="19" w15:restartNumberingAfterBreak="0">
     <w:nsid w:val="36010305"/>
     <w:multiLevelType w:val="hybridMultilevel"/>
     <w:tmpl w:val="072460EE"/>
@@ -4955,7 +5138,7 @@
       </w:rPr>
     </w:lvl>
   </w:abstractNum>
-  <w:abstractNum w:abstractNumId="18" w15:restartNumberingAfterBreak="0">
+  <w:abstractNum w:abstractNumId="20" w15:restartNumberingAfterBreak="0">
     <w:nsid w:val="3D150C74"/>
     <w:multiLevelType w:val="hybridMultilevel"/>
     <w:tmpl w:val="BF5CD666"/>
@@ -5067,7 +5250,7 @@
       </w:rPr>
     </w:lvl>
   </w:abstractNum>
-  <w:abstractNum w:abstractNumId="19" w15:restartNumberingAfterBreak="0">
+  <w:abstractNum w:abstractNumId="21" w15:restartNumberingAfterBreak="0">
     <w:nsid w:val="3D7F6F6B"/>
     <w:multiLevelType w:val="hybridMultilevel"/>
     <w:tmpl w:val="7CFC3888"/>
@@ -5179,7 +5362,7 @@
       </w:rPr>
     </w:lvl>
   </w:abstractNum>
-  <w:abstractNum w:abstractNumId="20" w15:restartNumberingAfterBreak="0">
+  <w:abstractNum w:abstractNumId="22" w15:restartNumberingAfterBreak="0">
     <w:nsid w:val="40F1189D"/>
     <w:multiLevelType w:val="hybridMultilevel"/>
     <w:tmpl w:val="72D824A8"/>
@@ -5291,7 +5474,7 @@
       </w:rPr>
     </w:lvl>
   </w:abstractNum>
-  <w:abstractNum w:abstractNumId="21" w15:restartNumberingAfterBreak="0">
+  <w:abstractNum w:abstractNumId="23" w15:restartNumberingAfterBreak="0">
     <w:nsid w:val="43B233EC"/>
     <w:multiLevelType w:val="hybridMultilevel"/>
     <w:tmpl w:val="43EE85EC"/>
@@ -5403,7 +5586,7 @@
       </w:rPr>
     </w:lvl>
   </w:abstractNum>
-  <w:abstractNum w:abstractNumId="22" w15:restartNumberingAfterBreak="0">
+  <w:abstractNum w:abstractNumId="24" w15:restartNumberingAfterBreak="0">
     <w:nsid w:val="49225F24"/>
     <w:multiLevelType w:val="hybridMultilevel"/>
     <w:tmpl w:val="FA3A29BE"/>
@@ -5516,7 +5699,7 @@
       </w:rPr>
     </w:lvl>
   </w:abstractNum>
-  <w:abstractNum w:abstractNumId="23" w15:restartNumberingAfterBreak="0">
+  <w:abstractNum w:abstractNumId="25" w15:restartNumberingAfterBreak="0">
     <w:nsid w:val="4A321232"/>
     <w:multiLevelType w:val="hybridMultilevel"/>
     <w:tmpl w:val="B1BC1DC6"/>
@@ -5631,7 +5814,7 @@
       </w:rPr>
     </w:lvl>
   </w:abstractNum>
-  <w:abstractNum w:abstractNumId="24" w15:restartNumberingAfterBreak="0">
+  <w:abstractNum w:abstractNumId="26" w15:restartNumberingAfterBreak="0">
     <w:nsid w:val="4A5F6AD0"/>
     <w:multiLevelType w:val="hybridMultilevel"/>
     <w:tmpl w:val="1A847D84"/>
@@ -5744,7 +5927,7 @@
       </w:rPr>
     </w:lvl>
   </w:abstractNum>
-  <w:abstractNum w:abstractNumId="25" w15:restartNumberingAfterBreak="0">
+  <w:abstractNum w:abstractNumId="27" w15:restartNumberingAfterBreak="0">
     <w:nsid w:val="4DF03032"/>
     <w:multiLevelType w:val="hybridMultilevel"/>
     <w:tmpl w:val="66F8AD0C"/>
@@ -5857,7 +6040,269 @@
       </w:rPr>
     </w:lvl>
   </w:abstractNum>
-  <w:abstractNum w:abstractNumId="26" w15:restartNumberingAfterBreak="0">
+  <w:abstractNum w:abstractNumId="28" w15:restartNumberingAfterBreak="0">
+    <w:nsid w:val="4F577AA7"/>
+    <w:multiLevelType w:val="multilevel"/>
+    <w:tmpl w:val="66C4E12A"/>
+    <w:lvl w:ilvl="0">
+      <w:start w:val="1"/>
+      <w:numFmt w:val="bullet"/>
+      <w:lvlText w:val=""/>
+      <w:lvlJc w:val="left"/>
+      <w:pPr>
+        <w:tabs>
+          <w:tab w:val="num" w:pos="720"/>
+        </w:tabs>
+        <w:ind w:left="720" w:hanging="360"/>
+      </w:pPr>
+      <w:rPr>
+        <w:rFonts w:ascii="Symbol" w:hAnsi="Symbol" w:hint="default"/>
+        <w:sz w:val="20"/>
+      </w:rPr>
+    </w:lvl>
+    <w:lvl w:ilvl="1" w:tentative="1">
+      <w:start w:val="1"/>
+      <w:numFmt w:val="bullet"/>
+      <w:lvlText w:val="o"/>
+      <w:lvlJc w:val="left"/>
+      <w:pPr>
+        <w:tabs>
+          <w:tab w:val="num" w:pos="1440"/>
+        </w:tabs>
+        <w:ind w:left="1440" w:hanging="360"/>
+      </w:pPr>
+      <w:rPr>
+        <w:rFonts w:ascii="Courier New" w:hAnsi="Courier New" w:hint="default"/>
+        <w:sz w:val="20"/>
+      </w:rPr>
+    </w:lvl>
+    <w:lvl w:ilvl="2" w:tentative="1">
+      <w:start w:val="1"/>
+      <w:numFmt w:val="bullet"/>
+      <w:lvlText w:val=""/>
+      <w:lvlJc w:val="left"/>
+      <w:pPr>
+        <w:tabs>
+          <w:tab w:val="num" w:pos="2160"/>
+        </w:tabs>
+        <w:ind w:left="2160" w:hanging="360"/>
+      </w:pPr>
+      <w:rPr>
+        <w:rFonts w:ascii="Wingdings" w:hAnsi="Wingdings" w:hint="default"/>
+        <w:sz w:val="20"/>
+      </w:rPr>
+    </w:lvl>
+    <w:lvl w:ilvl="3" w:tentative="1">
+      <w:start w:val="1"/>
+      <w:numFmt w:val="bullet"/>
+      <w:lvlText w:val=""/>
+      <w:lvlJc w:val="left"/>
+      <w:pPr>
+        <w:tabs>
+          <w:tab w:val="num" w:pos="2880"/>
+        </w:tabs>
+        <w:ind w:left="2880" w:hanging="360"/>
+      </w:pPr>
+      <w:rPr>
+        <w:rFonts w:ascii="Wingdings" w:hAnsi="Wingdings" w:hint="default"/>
+        <w:sz w:val="20"/>
+      </w:rPr>
+    </w:lvl>
+    <w:lvl w:ilvl="4" w:tentative="1">
+      <w:start w:val="1"/>
+      <w:numFmt w:val="bullet"/>
+      <w:lvlText w:val=""/>
+      <w:lvlJc w:val="left"/>
+      <w:pPr>
+        <w:tabs>
+          <w:tab w:val="num" w:pos="3600"/>
+        </w:tabs>
+        <w:ind w:left="3600" w:hanging="360"/>
+      </w:pPr>
+      <w:rPr>
+        <w:rFonts w:ascii="Wingdings" w:hAnsi="Wingdings" w:hint="default"/>
+        <w:sz w:val="20"/>
+      </w:rPr>
+    </w:lvl>
+    <w:lvl w:ilvl="5" w:tentative="1">
+      <w:start w:val="1"/>
+      <w:numFmt w:val="bullet"/>
+      <w:lvlText w:val=""/>
+      <w:lvlJc w:val="left"/>
+      <w:pPr>
+        <w:tabs>
+          <w:tab w:val="num" w:pos="4320"/>
+        </w:tabs>
+        <w:ind w:left="4320" w:hanging="360"/>
+      </w:pPr>
+      <w:rPr>
+        <w:rFonts w:ascii="Wingdings" w:hAnsi="Wingdings" w:hint="default"/>
+        <w:sz w:val="20"/>
+      </w:rPr>
+    </w:lvl>
+    <w:lvl w:ilvl="6" w:tentative="1">
+      <w:start w:val="1"/>
+      <w:numFmt w:val="bullet"/>
+      <w:lvlText w:val=""/>
+      <w:lvlJc w:val="left"/>
+      <w:pPr>
+        <w:tabs>
+          <w:tab w:val="num" w:pos="5040"/>
+        </w:tabs>
+        <w:ind w:left="5040" w:hanging="360"/>
+      </w:pPr>
+      <w:rPr>
+        <w:rFonts w:ascii="Wingdings" w:hAnsi="Wingdings" w:hint="default"/>
+        <w:sz w:val="20"/>
+      </w:rPr>
+    </w:lvl>
+    <w:lvl w:ilvl="7" w:tentative="1">
+      <w:start w:val="1"/>
+      <w:numFmt w:val="bullet"/>
+      <w:lvlText w:val=""/>
+      <w:lvlJc w:val="left"/>
+      <w:pPr>
+        <w:tabs>
+          <w:tab w:val="num" w:pos="5760"/>
+        </w:tabs>
+        <w:ind w:left="5760" w:hanging="360"/>
+      </w:pPr>
+      <w:rPr>
+        <w:rFonts w:ascii="Wingdings" w:hAnsi="Wingdings" w:hint="default"/>
+        <w:sz w:val="20"/>
+      </w:rPr>
+    </w:lvl>
+    <w:lvl w:ilvl="8" w:tentative="1">
+      <w:start w:val="1"/>
+      <w:numFmt w:val="bullet"/>
+      <w:lvlText w:val=""/>
+      <w:lvlJc w:val="left"/>
+      <w:pPr>
+        <w:tabs>
+          <w:tab w:val="num" w:pos="6480"/>
+        </w:tabs>
+        <w:ind w:left="6480" w:hanging="360"/>
+      </w:pPr>
+      <w:rPr>
+        <w:rFonts w:ascii="Wingdings" w:hAnsi="Wingdings" w:hint="default"/>
+        <w:sz w:val="20"/>
+      </w:rPr>
+    </w:lvl>
+  </w:abstractNum>
+  <w:abstractNum w:abstractNumId="29" w15:restartNumberingAfterBreak="0">
+    <w:nsid w:val="51060D0A"/>
+    <w:multiLevelType w:val="hybridMultilevel"/>
+    <w:tmpl w:val="FB5A409A"/>
+    <w:lvl w:ilvl="0" w:tplc="04090001">
+      <w:start w:val="1"/>
+      <w:numFmt w:val="bullet"/>
+      <w:lvlText w:val=""/>
+      <w:lvlJc w:val="left"/>
+      <w:pPr>
+        <w:ind w:left="705" w:hanging="360"/>
+      </w:pPr>
+      <w:rPr>
+        <w:rFonts w:ascii="Symbol" w:hAnsi="Symbol" w:hint="default"/>
+      </w:rPr>
+    </w:lvl>
+    <w:lvl w:ilvl="1" w:tplc="04090003" w:tentative="1">
+      <w:start w:val="1"/>
+      <w:numFmt w:val="bullet"/>
+      <w:lvlText w:val="o"/>
+      <w:lvlJc w:val="left"/>
+      <w:pPr>
+        <w:ind w:left="1425" w:hanging="360"/>
+      </w:pPr>
+      <w:rPr>
+        <w:rFonts w:ascii="Courier New" w:hAnsi="Courier New" w:cs="Courier New" w:hint="default"/>
+      </w:rPr>
+    </w:lvl>
+    <w:lvl w:ilvl="2" w:tplc="04090005" w:tentative="1">
+      <w:start w:val="1"/>
+      <w:numFmt w:val="bullet"/>
+      <w:lvlText w:val=""/>
+      <w:lvlJc w:val="left"/>
+      <w:pPr>
+        <w:ind w:left="2145" w:hanging="360"/>
+      </w:pPr>
+      <w:rPr>
+        <w:rFonts w:ascii="Wingdings" w:hAnsi="Wingdings" w:hint="default"/>
+      </w:rPr>
+    </w:lvl>
+    <w:lvl w:ilvl="3" w:tplc="04090001" w:tentative="1">
+      <w:start w:val="1"/>
+      <w:numFmt w:val="bullet"/>
+      <w:lvlText w:val=""/>
+      <w:lvlJc w:val="left"/>
+      <w:pPr>
+        <w:ind w:left="2865" w:hanging="360"/>
+      </w:pPr>
+      <w:rPr>
+        <w:rFonts w:ascii="Symbol" w:hAnsi="Symbol" w:hint="default"/>
+      </w:rPr>
+    </w:lvl>
+    <w:lvl w:ilvl="4" w:tplc="04090003" w:tentative="1">
+      <w:start w:val="1"/>
+      <w:numFmt w:val="bullet"/>
+      <w:lvlText w:val="o"/>
+      <w:lvlJc w:val="left"/>
+      <w:pPr>
+        <w:ind w:left="3585" w:hanging="360"/>
+      </w:pPr>
+      <w:rPr>
+        <w:rFonts w:ascii="Courier New" w:hAnsi="Courier New" w:cs="Courier New" w:hint="default"/>
+      </w:rPr>
+    </w:lvl>
+    <w:lvl w:ilvl="5" w:tplc="04090005" w:tentative="1">
+      <w:start w:val="1"/>
+      <w:numFmt w:val="bullet"/>
+      <w:lvlText w:val=""/>
+      <w:lvlJc w:val="left"/>
+      <w:pPr>
+        <w:ind w:left="4305" w:hanging="360"/>
+      </w:pPr>
+      <w:rPr>
+        <w:rFonts w:ascii="Wingdings" w:hAnsi="Wingdings" w:hint="default"/>
+      </w:rPr>
+    </w:lvl>
+    <w:lvl w:ilvl="6" w:tplc="04090001" w:tentative="1">
+      <w:start w:val="1"/>
+      <w:numFmt w:val="bullet"/>
+      <w:lvlText w:val=""/>
+      <w:lvlJc w:val="left"/>
+      <w:pPr>
+        <w:ind w:left="5025" w:hanging="360"/>
+      </w:pPr>
+      <w:rPr>
+        <w:rFonts w:ascii="Symbol" w:hAnsi="Symbol" w:hint="default"/>
+      </w:rPr>
+    </w:lvl>
+    <w:lvl w:ilvl="7" w:tplc="04090003" w:tentative="1">
+      <w:start w:val="1"/>
+      <w:numFmt w:val="bullet"/>
+      <w:lvlText w:val="o"/>
+      <w:lvlJc w:val="left"/>
+      <w:pPr>
+        <w:ind w:left="5745" w:hanging="360"/>
+      </w:pPr>
+      <w:rPr>
+        <w:rFonts w:ascii="Courier New" w:hAnsi="Courier New" w:cs="Courier New" w:hint="default"/>
+      </w:rPr>
+    </w:lvl>
+    <w:lvl w:ilvl="8" w:tplc="04090005" w:tentative="1">
+      <w:start w:val="1"/>
+      <w:numFmt w:val="bullet"/>
+      <w:lvlText w:val=""/>
+      <w:lvlJc w:val="left"/>
+      <w:pPr>
+        <w:ind w:left="6465" w:hanging="360"/>
+      </w:pPr>
+      <w:rPr>
+        <w:rFonts w:ascii="Wingdings" w:hAnsi="Wingdings" w:hint="default"/>
+      </w:rPr>
+    </w:lvl>
+  </w:abstractNum>
+  <w:abstractNum w:abstractNumId="30" w15:restartNumberingAfterBreak="0">
     <w:nsid w:val="53120EA6"/>
     <w:multiLevelType w:val="hybridMultilevel"/>
     <w:tmpl w:val="495A522A"/>
@@ -5972,7 +6417,7 @@
       </w:rPr>
     </w:lvl>
   </w:abstractNum>
-  <w:abstractNum w:abstractNumId="27" w15:restartNumberingAfterBreak="0">
+  <w:abstractNum w:abstractNumId="31" w15:restartNumberingAfterBreak="0">
     <w:nsid w:val="534C61DF"/>
     <w:multiLevelType w:val="hybridMultilevel"/>
     <w:tmpl w:val="F25A27C2"/>
@@ -6085,7 +6530,7 @@
       </w:rPr>
     </w:lvl>
   </w:abstractNum>
-  <w:abstractNum w:abstractNumId="28" w15:restartNumberingAfterBreak="0">
+  <w:abstractNum w:abstractNumId="32" w15:restartNumberingAfterBreak="0">
     <w:nsid w:val="5E9367B6"/>
     <w:multiLevelType w:val="hybridMultilevel"/>
     <w:tmpl w:val="0A62B83E"/>
@@ -6197,7 +6642,7 @@
       </w:rPr>
     </w:lvl>
   </w:abstractNum>
-  <w:abstractNum w:abstractNumId="29" w15:restartNumberingAfterBreak="0">
+  <w:abstractNum w:abstractNumId="33" w15:restartNumberingAfterBreak="0">
     <w:nsid w:val="615D0794"/>
     <w:multiLevelType w:val="hybridMultilevel"/>
     <w:tmpl w:val="C27CB5B4"/>
@@ -6310,7 +6755,7 @@
       </w:rPr>
     </w:lvl>
   </w:abstractNum>
-  <w:abstractNum w:abstractNumId="30" w15:restartNumberingAfterBreak="0">
+  <w:abstractNum w:abstractNumId="34" w15:restartNumberingAfterBreak="0">
     <w:nsid w:val="6402629D"/>
     <w:multiLevelType w:val="multilevel"/>
     <w:tmpl w:val="B510DB4E"/>
@@ -6459,7 +6904,233 @@
       </w:rPr>
     </w:lvl>
   </w:abstractNum>
-  <w:abstractNum w:abstractNumId="31" w15:restartNumberingAfterBreak="0">
+  <w:abstractNum w:abstractNumId="35" w15:restartNumberingAfterBreak="0">
+    <w:nsid w:val="65A24CD3"/>
+    <w:multiLevelType w:val="hybridMultilevel"/>
+    <w:tmpl w:val="1E1EB160"/>
+    <w:lvl w:ilvl="0" w:tplc="04090003">
+      <w:start w:val="1"/>
+      <w:numFmt w:val="bullet"/>
+      <w:lvlText w:val="o"/>
+      <w:lvlJc w:val="left"/>
+      <w:pPr>
+        <w:ind w:left="1184" w:hanging="360"/>
+      </w:pPr>
+      <w:rPr>
+        <w:rFonts w:ascii="Courier New" w:hAnsi="Courier New" w:cs="Courier New" w:hint="default"/>
+      </w:rPr>
+    </w:lvl>
+    <w:lvl w:ilvl="1" w:tplc="FFFFFFFF" w:tentative="1">
+      <w:start w:val="1"/>
+      <w:numFmt w:val="bullet"/>
+      <w:lvlText w:val="o"/>
+      <w:lvlJc w:val="left"/>
+      <w:pPr>
+        <w:ind w:left="2294" w:hanging="360"/>
+      </w:pPr>
+      <w:rPr>
+        <w:rFonts w:ascii="Courier New" w:hAnsi="Courier New" w:cs="Courier New" w:hint="default"/>
+      </w:rPr>
+    </w:lvl>
+    <w:lvl w:ilvl="2" w:tplc="FFFFFFFF" w:tentative="1">
+      <w:start w:val="1"/>
+      <w:numFmt w:val="bullet"/>
+      <w:lvlText w:val=""/>
+      <w:lvlJc w:val="left"/>
+      <w:pPr>
+        <w:ind w:left="3014" w:hanging="360"/>
+      </w:pPr>
+      <w:rPr>
+        <w:rFonts w:ascii="Wingdings" w:hAnsi="Wingdings" w:hint="default"/>
+      </w:rPr>
+    </w:lvl>
+    <w:lvl w:ilvl="3" w:tplc="FFFFFFFF" w:tentative="1">
+      <w:start w:val="1"/>
+      <w:numFmt w:val="bullet"/>
+      <w:lvlText w:val=""/>
+      <w:lvlJc w:val="left"/>
+      <w:pPr>
+        <w:ind w:left="3734" w:hanging="360"/>
+      </w:pPr>
+      <w:rPr>
+        <w:rFonts w:ascii="Symbol" w:hAnsi="Symbol" w:hint="default"/>
+      </w:rPr>
+    </w:lvl>
+    <w:lvl w:ilvl="4" w:tplc="FFFFFFFF" w:tentative="1">
+      <w:start w:val="1"/>
+      <w:numFmt w:val="bullet"/>
+      <w:lvlText w:val="o"/>
+      <w:lvlJc w:val="left"/>
+      <w:pPr>
+        <w:ind w:left="4454" w:hanging="360"/>
+      </w:pPr>
+      <w:rPr>
+        <w:rFonts w:ascii="Courier New" w:hAnsi="Courier New" w:cs="Courier New" w:hint="default"/>
+      </w:rPr>
+    </w:lvl>
+    <w:lvl w:ilvl="5" w:tplc="FFFFFFFF" w:tentative="1">
+      <w:start w:val="1"/>
+      <w:numFmt w:val="bullet"/>
+      <w:lvlText w:val=""/>
+      <w:lvlJc w:val="left"/>
+      <w:pPr>
+        <w:ind w:left="5174" w:hanging="360"/>
+      </w:pPr>
+      <w:rPr>
+        <w:rFonts w:ascii="Wingdings" w:hAnsi="Wingdings" w:hint="default"/>
+      </w:rPr>
+    </w:lvl>
+    <w:lvl w:ilvl="6" w:tplc="FFFFFFFF" w:tentative="1">
+      <w:start w:val="1"/>
+      <w:numFmt w:val="bullet"/>
+      <w:lvlText w:val=""/>
+      <w:lvlJc w:val="left"/>
+      <w:pPr>
+        <w:ind w:left="5894" w:hanging="360"/>
+      </w:pPr>
+      <w:rPr>
+        <w:rFonts w:ascii="Symbol" w:hAnsi="Symbol" w:hint="default"/>
+      </w:rPr>
+    </w:lvl>
+    <w:lvl w:ilvl="7" w:tplc="FFFFFFFF" w:tentative="1">
+      <w:start w:val="1"/>
+      <w:numFmt w:val="bullet"/>
+      <w:lvlText w:val="o"/>
+      <w:lvlJc w:val="left"/>
+      <w:pPr>
+        <w:ind w:left="6614" w:hanging="360"/>
+      </w:pPr>
+      <w:rPr>
+        <w:rFonts w:ascii="Courier New" w:hAnsi="Courier New" w:cs="Courier New" w:hint="default"/>
+      </w:rPr>
+    </w:lvl>
+    <w:lvl w:ilvl="8" w:tplc="FFFFFFFF" w:tentative="1">
+      <w:start w:val="1"/>
+      <w:numFmt w:val="bullet"/>
+      <w:lvlText w:val=""/>
+      <w:lvlJc w:val="left"/>
+      <w:pPr>
+        <w:ind w:left="7334" w:hanging="360"/>
+      </w:pPr>
+      <w:rPr>
+        <w:rFonts w:ascii="Wingdings" w:hAnsi="Wingdings" w:hint="default"/>
+      </w:rPr>
+    </w:lvl>
+  </w:abstractNum>
+  <w:abstractNum w:abstractNumId="36" w15:restartNumberingAfterBreak="0">
+    <w:nsid w:val="6BCC2F17"/>
+    <w:multiLevelType w:val="hybridMultilevel"/>
+    <w:tmpl w:val="3334D108"/>
+    <w:lvl w:ilvl="0" w:tplc="04090009">
+      <w:start w:val="1"/>
+      <w:numFmt w:val="bullet"/>
+      <w:lvlText w:val=""/>
+      <w:lvlJc w:val="left"/>
+      <w:pPr>
+        <w:ind w:left="720" w:hanging="360"/>
+      </w:pPr>
+      <w:rPr>
+        <w:rFonts w:ascii="Wingdings" w:hAnsi="Wingdings" w:hint="default"/>
+      </w:rPr>
+    </w:lvl>
+    <w:lvl w:ilvl="1" w:tplc="04090003">
+      <w:start w:val="1"/>
+      <w:numFmt w:val="bullet"/>
+      <w:lvlText w:val="o"/>
+      <w:lvlJc w:val="left"/>
+      <w:pPr>
+        <w:ind w:left="1440" w:hanging="360"/>
+      </w:pPr>
+      <w:rPr>
+        <w:rFonts w:ascii="Courier New" w:hAnsi="Courier New" w:cs="Courier New" w:hint="default"/>
+      </w:rPr>
+    </w:lvl>
+    <w:lvl w:ilvl="2" w:tplc="04090005" w:tentative="1">
+      <w:start w:val="1"/>
+      <w:numFmt w:val="bullet"/>
+      <w:lvlText w:val=""/>
+      <w:lvlJc w:val="left"/>
+      <w:pPr>
+        <w:ind w:left="2160" w:hanging="360"/>
+      </w:pPr>
+      <w:rPr>
+        <w:rFonts w:ascii="Wingdings" w:hAnsi="Wingdings" w:hint="default"/>
+      </w:rPr>
+    </w:lvl>
+    <w:lvl w:ilvl="3" w:tplc="04090001" w:tentative="1">
+      <w:start w:val="1"/>
+      <w:numFmt w:val="bullet"/>
+      <w:lvlText w:val=""/>
+      <w:lvlJc w:val="left"/>
+      <w:pPr>
+        <w:ind w:left="2880" w:hanging="360"/>
+      </w:pPr>
+      <w:rPr>
+        <w:rFonts w:ascii="Symbol" w:hAnsi="Symbol" w:hint="default"/>
+      </w:rPr>
+    </w:lvl>
+    <w:lvl w:ilvl="4" w:tplc="04090003" w:tentative="1">
+      <w:start w:val="1"/>
+      <w:numFmt w:val="bullet"/>
+      <w:lvlText w:val="o"/>
+      <w:lvlJc w:val="left"/>
+      <w:pPr>
+        <w:ind w:left="3600" w:hanging="360"/>
+      </w:pPr>
+      <w:rPr>
+        <w:rFonts w:ascii="Courier New" w:hAnsi="Courier New" w:cs="Courier New" w:hint="default"/>
+      </w:rPr>
+    </w:lvl>
+    <w:lvl w:ilvl="5" w:tplc="04090005" w:tentative="1">
+      <w:start w:val="1"/>
+      <w:numFmt w:val="bullet"/>
+      <w:lvlText w:val=""/>
+      <w:lvlJc w:val="left"/>
+      <w:pPr>
+        <w:ind w:left="4320" w:hanging="360"/>
+      </w:pPr>
+      <w:rPr>
+        <w:rFonts w:ascii="Wingdings" w:hAnsi="Wingdings" w:hint="default"/>
+      </w:rPr>
+    </w:lvl>
+    <w:lvl w:ilvl="6" w:tplc="04090001" w:tentative="1">
+      <w:start w:val="1"/>
+      <w:numFmt w:val="bullet"/>
+      <w:lvlText w:val=""/>
+      <w:lvlJc w:val="left"/>
+      <w:pPr>
+        <w:ind w:left="5040" w:hanging="360"/>
+      </w:pPr>
+      <w:rPr>
+        <w:rFonts w:ascii="Symbol" w:hAnsi="Symbol" w:hint="default"/>
+      </w:rPr>
+    </w:lvl>
+    <w:lvl w:ilvl="7" w:tplc="04090003" w:tentative="1">
+      <w:start w:val="1"/>
+      <w:numFmt w:val="bullet"/>
+      <w:lvlText w:val="o"/>
+      <w:lvlJc w:val="left"/>
+      <w:pPr>
+        <w:ind w:left="5760" w:hanging="360"/>
+      </w:pPr>
+      <w:rPr>
+        <w:rFonts w:ascii="Courier New" w:hAnsi="Courier New" w:cs="Courier New" w:hint="default"/>
+      </w:rPr>
+    </w:lvl>
+    <w:lvl w:ilvl="8" w:tplc="04090005" w:tentative="1">
+      <w:start w:val="1"/>
+      <w:numFmt w:val="bullet"/>
+      <w:lvlText w:val=""/>
+      <w:lvlJc w:val="left"/>
+      <w:pPr>
+        <w:ind w:left="6480" w:hanging="360"/>
+      </w:pPr>
+      <w:rPr>
+        <w:rFonts w:ascii="Wingdings" w:hAnsi="Wingdings" w:hint="default"/>
+      </w:rPr>
+    </w:lvl>
+  </w:abstractNum>
+  <w:abstractNum w:abstractNumId="37" w15:restartNumberingAfterBreak="0">
     <w:nsid w:val="6EFF7C31"/>
     <w:multiLevelType w:val="hybridMultilevel"/>
     <w:tmpl w:val="91F6375A"/>
@@ -6572,7 +7243,7 @@
       </w:rPr>
     </w:lvl>
   </w:abstractNum>
-  <w:abstractNum w:abstractNumId="32" w15:restartNumberingAfterBreak="0">
+  <w:abstractNum w:abstractNumId="38" w15:restartNumberingAfterBreak="0">
     <w:nsid w:val="73D04306"/>
     <w:multiLevelType w:val="hybridMultilevel"/>
     <w:tmpl w:val="FD6482E2"/>
@@ -6684,7 +7355,7 @@
       </w:rPr>
     </w:lvl>
   </w:abstractNum>
-  <w:abstractNum w:abstractNumId="33" w15:restartNumberingAfterBreak="0">
+  <w:abstractNum w:abstractNumId="39" w15:restartNumberingAfterBreak="0">
     <w:nsid w:val="7958088F"/>
     <w:multiLevelType w:val="hybridMultilevel"/>
     <w:tmpl w:val="FEE06BE0"/>
@@ -6797,7 +7468,120 @@
       </w:rPr>
     </w:lvl>
   </w:abstractNum>
-  <w:abstractNum w:abstractNumId="34" w15:restartNumberingAfterBreak="0">
+  <w:abstractNum w:abstractNumId="40" w15:restartNumberingAfterBreak="0">
+    <w:nsid w:val="7C175FB2"/>
+    <w:multiLevelType w:val="hybridMultilevel"/>
+    <w:tmpl w:val="F28C9478"/>
+    <w:lvl w:ilvl="0" w:tplc="04090001">
+      <w:start w:val="1"/>
+      <w:numFmt w:val="bullet"/>
+      <w:lvlText w:val=""/>
+      <w:lvlJc w:val="left"/>
+      <w:pPr>
+        <w:ind w:left="720" w:hanging="360"/>
+      </w:pPr>
+      <w:rPr>
+        <w:rFonts w:ascii="Symbol" w:hAnsi="Symbol" w:hint="default"/>
+      </w:rPr>
+    </w:lvl>
+    <w:lvl w:ilvl="1" w:tplc="04090003">
+      <w:start w:val="1"/>
+      <w:numFmt w:val="bullet"/>
+      <w:lvlText w:val="o"/>
+      <w:lvlJc w:val="left"/>
+      <w:pPr>
+        <w:ind w:left="1440" w:hanging="360"/>
+      </w:pPr>
+      <w:rPr>
+        <w:rFonts w:ascii="Courier New" w:hAnsi="Courier New" w:cs="Courier New" w:hint="default"/>
+      </w:rPr>
+    </w:lvl>
+    <w:lvl w:ilvl="2" w:tplc="04090005" w:tentative="1">
+      <w:start w:val="1"/>
+      <w:numFmt w:val="bullet"/>
+      <w:lvlText w:val=""/>
+      <w:lvlJc w:val="left"/>
+      <w:pPr>
+        <w:ind w:left="2160" w:hanging="360"/>
+      </w:pPr>
+      <w:rPr>
+        <w:rFonts w:ascii="Wingdings" w:hAnsi="Wingdings" w:hint="default"/>
+      </w:rPr>
+    </w:lvl>
+    <w:lvl w:ilvl="3" w:tplc="04090001" w:tentative="1">
+      <w:start w:val="1"/>
+      <w:numFmt w:val="bullet"/>
+      <w:lvlText w:val=""/>
+      <w:lvlJc w:val="left"/>
+      <w:pPr>
+        <w:ind w:left="2880" w:hanging="360"/>
+      </w:pPr>
+      <w:rPr>
+        <w:rFonts w:ascii="Symbol" w:hAnsi="Symbol" w:hint="default"/>
+      </w:rPr>
+    </w:lvl>
+    <w:lvl w:ilvl="4" w:tplc="04090003" w:tentative="1">
+      <w:start w:val="1"/>
+      <w:numFmt w:val="bullet"/>
+      <w:lvlText w:val="o"/>
+      <w:lvlJc w:val="left"/>
+      <w:pPr>
+        <w:ind w:left="3600" w:hanging="360"/>
+      </w:pPr>
+      <w:rPr>
+        <w:rFonts w:ascii="Courier New" w:hAnsi="Courier New" w:cs="Courier New" w:hint="default"/>
+      </w:rPr>
+    </w:lvl>
+    <w:lvl w:ilvl="5" w:tplc="04090005" w:tentative="1">
+      <w:start w:val="1"/>
+      <w:numFmt w:val="bullet"/>
+      <w:lvlText w:val=""/>
+      <w:lvlJc w:val="left"/>
+      <w:pPr>
+        <w:ind w:left="4320" w:hanging="360"/>
+      </w:pPr>
+      <w:rPr>
+        <w:rFonts w:ascii="Wingdings" w:hAnsi="Wingdings" w:hint="default"/>
+      </w:rPr>
+    </w:lvl>
+    <w:lvl w:ilvl="6" w:tplc="04090001" w:tentative="1">
+      <w:start w:val="1"/>
+      <w:numFmt w:val="bullet"/>
+      <w:lvlText w:val=""/>
+      <w:lvlJc w:val="left"/>
+      <w:pPr>
+        <w:ind w:left="5040" w:hanging="360"/>
+      </w:pPr>
+      <w:rPr>
+        <w:rFonts w:ascii="Symbol" w:hAnsi="Symbol" w:hint="default"/>
+      </w:rPr>
+    </w:lvl>
+    <w:lvl w:ilvl="7" w:tplc="04090003" w:tentative="1">
+      <w:start w:val="1"/>
+      <w:numFmt w:val="bullet"/>
+      <w:lvlText w:val="o"/>
+      <w:lvlJc w:val="left"/>
+      <w:pPr>
+        <w:ind w:left="5760" w:hanging="360"/>
+      </w:pPr>
+      <w:rPr>
+        <w:rFonts w:ascii="Courier New" w:hAnsi="Courier New" w:cs="Courier New" w:hint="default"/>
+      </w:rPr>
+    </w:lvl>
+    <w:lvl w:ilvl="8" w:tplc="04090005" w:tentative="1">
+      <w:start w:val="1"/>
+      <w:numFmt w:val="bullet"/>
+      <w:lvlText w:val=""/>
+      <w:lvlJc w:val="left"/>
+      <w:pPr>
+        <w:ind w:left="6480" w:hanging="360"/>
+      </w:pPr>
+      <w:rPr>
+        <w:rFonts w:ascii="Wingdings" w:hAnsi="Wingdings" w:hint="default"/>
+      </w:rPr>
+    </w:lvl>
+  </w:abstractNum>
+  <w:abstractNum w:abstractNumId="41" w15:restartNumberingAfterBreak="0">
     <w:nsid w:val="7C552837"/>
     <w:multiLevelType w:val="hybridMultilevel"/>
     <w:tmpl w:val="F42028EA"/>
@@ -6912,7 +7696,7 @@
       </w:rPr>
     </w:lvl>
   </w:abstractNum>
-  <w:abstractNum w:abstractNumId="35" w15:restartNumberingAfterBreak="0">
+  <w:abstractNum w:abstractNumId="42" w15:restartNumberingAfterBreak="0">
     <w:nsid w:val="7EF83BD3"/>
     <w:multiLevelType w:val="hybridMultilevel"/>
     <w:tmpl w:val="B03C8D7A"/>
@@ -7025,112 +7809,133 @@
     </w:lvl>
   </w:abstractNum>
   <w:num w:numId="1" w16cid:durableId="4526927">
-    <w:abstractNumId w:val="15"/>
+    <w:abstractNumId w:val="17"/>
   </w:num>
   <w:num w:numId="2" w16cid:durableId="1233393452">
+    <w:abstractNumId w:val="18"/>
+  </w:num>
+  <w:num w:numId="3" w16cid:durableId="1487086635">
+    <w:abstractNumId w:val="39"/>
+  </w:num>
+  <w:num w:numId="4" w16cid:durableId="1914386943">
+    <w:abstractNumId w:val="31"/>
+  </w:num>
+  <w:num w:numId="5" w16cid:durableId="1344698546">
+    <w:abstractNumId w:val="41"/>
+  </w:num>
+  <w:num w:numId="6" w16cid:durableId="1403215826">
+    <w:abstractNumId w:val="13"/>
+  </w:num>
+  <w:num w:numId="7" w16cid:durableId="282225079">
+    <w:abstractNumId w:val="24"/>
+  </w:num>
+  <w:num w:numId="8" w16cid:durableId="1750419559">
+    <w:abstractNumId w:val="5"/>
+  </w:num>
+  <w:num w:numId="9" w16cid:durableId="488252705">
+    <w:abstractNumId w:val="33"/>
+  </w:num>
+  <w:num w:numId="10" w16cid:durableId="457334325">
+    <w:abstractNumId w:val="1"/>
+  </w:num>
+  <w:num w:numId="11" w16cid:durableId="717247394">
+    <w:abstractNumId w:val="7"/>
+  </w:num>
+  <w:num w:numId="12" w16cid:durableId="483736572">
+    <w:abstractNumId w:val="30"/>
+  </w:num>
+  <w:num w:numId="13" w16cid:durableId="1942764033">
+    <w:abstractNumId w:val="11"/>
+  </w:num>
+  <w:num w:numId="14" w16cid:durableId="579676042">
+    <w:abstractNumId w:val="25"/>
+  </w:num>
+  <w:num w:numId="15" w16cid:durableId="1961108698">
+    <w:abstractNumId w:val="3"/>
+  </w:num>
+  <w:num w:numId="16" w16cid:durableId="190535984">
+    <w:abstractNumId w:val="14"/>
+  </w:num>
+  <w:num w:numId="17" w16cid:durableId="79638893">
+    <w:abstractNumId w:val="22"/>
+  </w:num>
+  <w:num w:numId="18" w16cid:durableId="1859077424">
+    <w:abstractNumId w:val="9"/>
+  </w:num>
+  <w:num w:numId="19" w16cid:durableId="1595237714">
+    <w:abstractNumId w:val="8"/>
+  </w:num>
+  <w:num w:numId="20" w16cid:durableId="1875073808">
+    <w:abstractNumId w:val="12"/>
+  </w:num>
+  <w:num w:numId="21" w16cid:durableId="2112702054">
+    <w:abstractNumId w:val="19"/>
+  </w:num>
+  <w:num w:numId="22" w16cid:durableId="1528791000">
+    <w:abstractNumId w:val="26"/>
+  </w:num>
+  <w:num w:numId="23" w16cid:durableId="1416516987">
+    <w:abstractNumId w:val="4"/>
+  </w:num>
+  <w:num w:numId="24" w16cid:durableId="1431659158">
+    <w:abstractNumId w:val="37"/>
+  </w:num>
+  <w:num w:numId="25" w16cid:durableId="1567497019">
+    <w:abstractNumId w:val="27"/>
+  </w:num>
+  <w:num w:numId="26" w16cid:durableId="154809731">
+    <w:abstractNumId w:val="6"/>
+  </w:num>
+  <w:num w:numId="27" w16cid:durableId="1081561274">
+    <w:abstractNumId w:val="23"/>
+  </w:num>
+  <w:num w:numId="28" w16cid:durableId="1839037156">
+    <w:abstractNumId w:val="20"/>
+  </w:num>
+  <w:num w:numId="29" w16cid:durableId="1459104711">
     <w:abstractNumId w:val="16"/>
   </w:num>
-  <w:num w:numId="3" w16cid:durableId="1487086635">
-    <w:abstractNumId w:val="33"/>
-  </w:num>
-  <w:num w:numId="4" w16cid:durableId="1914386943">
-    <w:abstractNumId w:val="27"/>
-  </w:num>
-  <w:num w:numId="5" w16cid:durableId="1344698546">
+  <w:num w:numId="30" w16cid:durableId="1781219718">
     <w:abstractNumId w:val="34"/>
   </w:num>
-  <w:num w:numId="6" w16cid:durableId="1403215826">
-    <w:abstractNumId w:val="12"/>
+  <w:num w:numId="31" w16cid:durableId="396439575">
+    <w:abstractNumId w:val="2"/>
   </w:num>
-  <w:num w:numId="7" w16cid:durableId="282225079">
-    <w:abstractNumId w:val="22"/>
+  <w:num w:numId="32" w16cid:durableId="1743405650">
+    <w:abstractNumId w:val="42"/>
   </w:num>
-  <w:num w:numId="8" w16cid:durableId="1750419559">
-    <w:abstractNumId w:val="4"/>
+  <w:num w:numId="33" w16cid:durableId="540896262">
+    <w:abstractNumId w:val="38"/>
   </w:num>
-  <w:num w:numId="9" w16cid:durableId="488252705">
+  <w:num w:numId="34" w16cid:durableId="439303030">
+    <w:abstractNumId w:val="32"/>
+  </w:num>
+  <w:num w:numId="35" w16cid:durableId="628976641">
+    <w:abstractNumId w:val="21"/>
+  </w:num>
+  <w:num w:numId="36" w16cid:durableId="1942909660">
+    <w:abstractNumId w:val="10"/>
+  </w:num>
+  <w:num w:numId="37" w16cid:durableId="15933383">
     <w:abstractNumId w:val="29"/>
   </w:num>
-  <w:num w:numId="10" w16cid:durableId="457334325">
+  <w:num w:numId="38" w16cid:durableId="1697267441">
+    <w:abstractNumId w:val="28"/>
+  </w:num>
+  <w:num w:numId="39" w16cid:durableId="1410034514">
     <w:abstractNumId w:val="0"/>
   </w:num>
-  <w:num w:numId="11" w16cid:durableId="717247394">
-    <w:abstractNumId w:val="6"/>
+  <w:num w:numId="40" w16cid:durableId="2123307636">
+    <w:abstractNumId w:val="40"/>
   </w:num>
-  <w:num w:numId="12" w16cid:durableId="483736572">
-    <w:abstractNumId w:val="26"/>
+  <w:num w:numId="41" w16cid:durableId="714080925">
+    <w:abstractNumId w:val="36"/>
   </w:num>
-  <w:num w:numId="13" w16cid:durableId="1942764033">
-    <w:abstractNumId w:val="10"/>
-  </w:num>
-  <w:num w:numId="14" w16cid:durableId="579676042">
-    <w:abstractNumId w:val="23"/>
-  </w:num>
-  <w:num w:numId="15" w16cid:durableId="1961108698">
-    <w:abstractNumId w:val="2"/>
-  </w:num>
-  <w:num w:numId="16" w16cid:durableId="190535984">
-    <w:abstractNumId w:val="13"/>
-  </w:num>
-  <w:num w:numId="17" w16cid:durableId="79638893">
-    <w:abstractNumId w:val="20"/>
-  </w:num>
-  <w:num w:numId="18" w16cid:durableId="1859077424">
-    <w:abstractNumId w:val="8"/>
-  </w:num>
-  <w:num w:numId="19" w16cid:durableId="1595237714">
-    <w:abstractNumId w:val="7"/>
-  </w:num>
-  <w:num w:numId="20" w16cid:durableId="1875073808">
-    <w:abstractNumId w:val="11"/>
-  </w:num>
-  <w:num w:numId="21" w16cid:durableId="2112702054">
-    <w:abstractNumId w:val="17"/>
-  </w:num>
-  <w:num w:numId="22" w16cid:durableId="1528791000">
-    <w:abstractNumId w:val="24"/>
-  </w:num>
-  <w:num w:numId="23" w16cid:durableId="1416516987">
-    <w:abstractNumId w:val="3"/>
-  </w:num>
-  <w:num w:numId="24" w16cid:durableId="1431659158">
-    <w:abstractNumId w:val="31"/>
-  </w:num>
-  <w:num w:numId="25" w16cid:durableId="1567497019">
-    <w:abstractNumId w:val="25"/>
-  </w:num>
-  <w:num w:numId="26" w16cid:durableId="154809731">
-    <w:abstractNumId w:val="5"/>
-  </w:num>
-  <w:num w:numId="27" w16cid:durableId="1081561274">
-    <w:abstractNumId w:val="21"/>
-  </w:num>
-  <w:num w:numId="28" w16cid:durableId="1839037156">
-    <w:abstractNumId w:val="18"/>
-  </w:num>
-  <w:num w:numId="29" w16cid:durableId="1459104711">
-    <w:abstractNumId w:val="14"/>
-  </w:num>
-  <w:num w:numId="30" w16cid:durableId="1781219718">
-    <w:abstractNumId w:val="30"/>
-  </w:num>
-  <w:num w:numId="31" w16cid:durableId="396439575">
-    <w:abstractNumId w:val="1"/>
-  </w:num>
-  <w:num w:numId="32" w16cid:durableId="1743405650">
+  <w:num w:numId="42" w16cid:durableId="147091687">
     <w:abstractNumId w:val="35"/>
   </w:num>
-  <w:num w:numId="33" w16cid:durableId="540896262">
-    <w:abstractNumId w:val="32"/>
-  </w:num>
-  <w:num w:numId="34" w16cid:durableId="439303030">
-    <w:abstractNumId w:val="28"/>
-  </w:num>
-  <w:num w:numId="35" w16cid:durableId="628976641">
-    <w:abstractNumId w:val="19"/>
-  </w:num>
-  <w:num w:numId="36" w16cid:durableId="1942909660">
-    <w:abstractNumId w:val="9"/>
+  <w:num w:numId="43" w16cid:durableId="460615593">
+    <w:abstractNumId w:val="15"/>
   </w:num>
 </w:numbering>
 </file>

--- a/CV_Pradhan_Prashid.docx
+++ b/CV_Pradhan_Prashid.docx
@@ -251,6 +251,8 @@
         <w:ind w:left="0"/>
         <w:rPr>
           <w:rFonts w:ascii="Times New Roman" w:hAnsi="Times New Roman" w:cs="Times New Roman"/>
+          <w:sz w:val="28"/>
+          <w:szCs w:val="28"/>
         </w:rPr>
       </w:pPr>
     </w:p>
@@ -263,8 +265,8 @@
           <w:b/>
           <w:bCs/>
           <w:color w:val="auto"/>
-          <w:sz w:val="24"/>
-          <w:szCs w:val="24"/>
+          <w:sz w:val="28"/>
+          <w:szCs w:val="28"/>
           <w:u w:val="single"/>
         </w:rPr>
       </w:pPr>
@@ -274,8 +276,8 @@
           <w:b/>
           <w:bCs/>
           <w:color w:val="auto"/>
-          <w:sz w:val="24"/>
-          <w:szCs w:val="24"/>
+          <w:sz w:val="28"/>
+          <w:szCs w:val="28"/>
           <w:u w:val="single"/>
         </w:rPr>
         <w:t>Technical Qualifications</w:t>
@@ -797,27 +799,27 @@
         <w:ind w:left="0" w:firstLine="0"/>
         <w:jc w:val="left"/>
         <w:rPr>
-          <w:rFonts w:ascii="Times New Roman" w:hAnsi="Times New Roman" w:cs="Times New Roman"/>
+          <w:rFonts w:asciiTheme="minorHAnsi" w:hAnsiTheme="minorHAnsi" w:cstheme="minorHAnsi"/>
           <w:b/>
           <w:bCs/>
           <w:i w:val="0"/>
           <w:iCs w:val="0"/>
           <w:color w:val="auto"/>
-          <w:sz w:val="36"/>
-          <w:szCs w:val="36"/>
+          <w:sz w:val="32"/>
+          <w:szCs w:val="32"/>
           <w:u w:val="single"/>
         </w:rPr>
       </w:pPr>
       <w:r>
         <w:rPr>
-          <w:rFonts w:ascii="Times New Roman" w:hAnsi="Times New Roman" w:cs="Times New Roman"/>
+          <w:rFonts w:asciiTheme="minorHAnsi" w:hAnsiTheme="minorHAnsi" w:cstheme="minorHAnsi"/>
           <w:b/>
           <w:bCs/>
           <w:i w:val="0"/>
           <w:iCs w:val="0"/>
           <w:color w:val="auto"/>
-          <w:sz w:val="36"/>
-          <w:szCs w:val="36"/>
+          <w:sz w:val="32"/>
+          <w:szCs w:val="32"/>
           <w:u w:val="single"/>
         </w:rPr>
         <w:t>Work Experience</w:t>
@@ -975,18 +977,7 @@
           <w:szCs w:val="28"/>
           <w:u w:val="single"/>
         </w:rPr>
-        <w:t>[Freelance</w:t>
-      </w:r>
-      <w:r>
-        <w:rPr>
-          <w:rStyle w:val="SubtleReference"/>
-          <w:rFonts w:asciiTheme="minorHAnsi" w:hAnsiTheme="minorHAnsi" w:cstheme="minorHAnsi"/>
-          <w:color w:val="auto"/>
-          <w:sz w:val="28"/>
-          <w:szCs w:val="28"/>
-          <w:u w:val="single"/>
-        </w:rPr>
-        <w:t>]</w:t>
+        <w:t>[Freelance]</w:t>
       </w:r>
       <w:r>
         <w:rPr>
@@ -1323,8 +1314,8 @@
           <w:i w:val="0"/>
           <w:iCs w:val="0"/>
           <w:color w:val="auto"/>
-          <w:sz w:val="28"/>
-          <w:szCs w:val="28"/>
+          <w:sz w:val="32"/>
+          <w:szCs w:val="32"/>
           <w:u w:val="single"/>
         </w:rPr>
       </w:pPr>
@@ -1336,8 +1327,8 @@
           <w:i w:val="0"/>
           <w:iCs w:val="0"/>
           <w:color w:val="auto"/>
-          <w:sz w:val="28"/>
-          <w:szCs w:val="28"/>
+          <w:sz w:val="32"/>
+          <w:szCs w:val="32"/>
           <w:u w:val="single"/>
         </w:rPr>
         <w:t>Education</w:t>
@@ -1583,28 +1574,32 @@
     </w:p>
     <w:p>
       <w:pPr>
-        <w:pStyle w:val="Heading2"/>
+        <w:pStyle w:val="Quote"/>
         <w:spacing w:line="276" w:lineRule="auto"/>
-        <w:rPr>
-          <w:rStyle w:val="SubtleEmphasis"/>
+        <w:ind w:left="0" w:firstLine="0"/>
+        <w:jc w:val="left"/>
+        <w:rPr>
           <w:rFonts w:asciiTheme="minorHAnsi" w:hAnsiTheme="minorHAnsi" w:cstheme="minorHAnsi"/>
+          <w:b/>
+          <w:bCs/>
           <w:i w:val="0"/>
           <w:iCs w:val="0"/>
           <w:color w:val="auto"/>
-          <w:sz w:val="28"/>
-          <w:szCs w:val="28"/>
+          <w:sz w:val="32"/>
+          <w:szCs w:val="32"/>
           <w:u w:val="single"/>
         </w:rPr>
       </w:pPr>
       <w:r>
         <w:rPr>
-          <w:rStyle w:val="SubtleEmphasis"/>
           <w:rFonts w:asciiTheme="minorHAnsi" w:hAnsiTheme="minorHAnsi" w:cstheme="minorHAnsi"/>
+          <w:b/>
+          <w:bCs/>
           <w:i w:val="0"/>
           <w:iCs w:val="0"/>
           <w:color w:val="auto"/>
-          <w:sz w:val="28"/>
-          <w:szCs w:val="28"/>
+          <w:sz w:val="32"/>
+          <w:szCs w:val="32"/>
           <w:u w:val="single"/>
         </w:rPr>
         <w:t>CERTIFICATIONS / TRAINING</w:t>
@@ -1723,28 +1718,27 @@
     <w:p/>
     <w:p>
       <w:pPr>
-        <w:pStyle w:val="Heading2"/>
+        <w:pStyle w:val="Quote"/>
         <w:spacing w:line="276" w:lineRule="auto"/>
-        <w:rPr>
-          <w:rStyle w:val="SubtleEmphasis"/>
+        <w:ind w:left="0" w:firstLine="0"/>
+        <w:jc w:val="left"/>
+        <w:rPr>
+          <w:b/>
+          <w:bCs/>
+          <w:sz w:val="32"/>
+          <w:szCs w:val="32"/>
+        </w:rPr>
+      </w:pPr>
+      <w:r>
+        <w:rPr>
           <w:rFonts w:asciiTheme="minorHAnsi" w:hAnsiTheme="minorHAnsi" w:cstheme="minorHAnsi"/>
+          <w:b/>
+          <w:bCs/>
           <w:i w:val="0"/>
           <w:iCs w:val="0"/>
           <w:color w:val="auto"/>
-          <w:sz w:val="28"/>
-          <w:szCs w:val="28"/>
-          <w:u w:val="single"/>
-        </w:rPr>
-      </w:pPr>
-      <w:r>
-        <w:rPr>
-          <w:rStyle w:val="SubtleEmphasis"/>
-          <w:rFonts w:asciiTheme="minorHAnsi" w:hAnsiTheme="minorHAnsi" w:cstheme="minorHAnsi"/>
-          <w:i w:val="0"/>
-          <w:iCs w:val="0"/>
-          <w:color w:val="auto"/>
-          <w:sz w:val="28"/>
-          <w:szCs w:val="28"/>
+          <w:sz w:val="32"/>
+          <w:szCs w:val="32"/>
           <w:u w:val="single"/>
         </w:rPr>
         <w:t xml:space="preserve">SKILLS </w:t>
@@ -1975,29 +1969,29 @@
         <w:pStyle w:val="Quote"/>
         <w:spacing w:line="276" w:lineRule="auto"/>
         <w:ind w:left="0" w:firstLine="0"/>
-        <w:jc w:val="both"/>
-        <w:rPr>
-          <w:rFonts w:ascii="Times New Roman" w:hAnsi="Times New Roman" w:cs="Times New Roman"/>
+        <w:jc w:val="left"/>
+        <w:rPr>
+          <w:rFonts w:asciiTheme="minorHAnsi" w:hAnsiTheme="minorHAnsi" w:cstheme="minorHAnsi"/>
           <w:b/>
           <w:bCs/>
           <w:i w:val="0"/>
           <w:iCs w:val="0"/>
           <w:color w:val="auto"/>
-          <w:sz w:val="36"/>
-          <w:szCs w:val="36"/>
+          <w:sz w:val="32"/>
+          <w:szCs w:val="32"/>
           <w:u w:val="single"/>
         </w:rPr>
       </w:pPr>
       <w:r>
         <w:rPr>
-          <w:rFonts w:ascii="Times New Roman" w:hAnsi="Times New Roman" w:cs="Times New Roman"/>
+          <w:rFonts w:asciiTheme="minorHAnsi" w:hAnsiTheme="minorHAnsi" w:cstheme="minorHAnsi"/>
           <w:b/>
           <w:bCs/>
           <w:i w:val="0"/>
           <w:iCs w:val="0"/>
           <w:color w:val="auto"/>
-          <w:sz w:val="36"/>
-          <w:szCs w:val="36"/>
+          <w:sz w:val="32"/>
+          <w:szCs w:val="32"/>
           <w:u w:val="single"/>
         </w:rPr>
         <w:lastRenderedPageBreak/>
@@ -2015,8 +2009,8 @@
           <w:rStyle w:val="BookTitle"/>
           <w:rFonts w:asciiTheme="minorHAnsi" w:hAnsiTheme="minorHAnsi" w:cstheme="minorHAnsi"/>
           <w:color w:val="auto"/>
-          <w:sz w:val="21"/>
-          <w:szCs w:val="21"/>
+          <w:sz w:val="24"/>
+          <w:szCs w:val="24"/>
         </w:rPr>
       </w:pPr>
       <w:r>
@@ -2024,8 +2018,8 @@
           <w:rStyle w:val="BookTitle"/>
           <w:rFonts w:asciiTheme="minorHAnsi" w:hAnsiTheme="minorHAnsi" w:cstheme="minorHAnsi"/>
           <w:color w:val="auto"/>
-          <w:sz w:val="21"/>
-          <w:szCs w:val="21"/>
+          <w:sz w:val="24"/>
+          <w:szCs w:val="24"/>
         </w:rPr>
         <w:t xml:space="preserve">E-commerce website </w:t>
       </w:r>
@@ -2034,8 +2028,8 @@
           <w:rStyle w:val="BookTitle"/>
           <w:rFonts w:asciiTheme="minorHAnsi" w:hAnsiTheme="minorHAnsi" w:cstheme="minorHAnsi"/>
           <w:color w:val="auto"/>
-          <w:sz w:val="21"/>
-          <w:szCs w:val="21"/>
+          <w:sz w:val="24"/>
+          <w:szCs w:val="24"/>
         </w:rPr>
         <w:t xml:space="preserve">| </w:t>
       </w:r>
@@ -2044,8 +2038,8 @@
           <w:rStyle w:val="BookTitle"/>
           <w:rFonts w:asciiTheme="minorHAnsi" w:hAnsiTheme="minorHAnsi" w:cstheme="minorHAnsi"/>
           <w:color w:val="auto"/>
-          <w:sz w:val="21"/>
-          <w:szCs w:val="21"/>
+          <w:sz w:val="24"/>
+          <w:szCs w:val="24"/>
         </w:rPr>
         <w:t>PHP</w:t>
       </w:r>
@@ -2054,8 +2048,8 @@
           <w:rStyle w:val="BookTitle"/>
           <w:rFonts w:asciiTheme="minorHAnsi" w:hAnsiTheme="minorHAnsi" w:cstheme="minorHAnsi"/>
           <w:color w:val="auto"/>
-          <w:sz w:val="21"/>
-          <w:szCs w:val="21"/>
+          <w:sz w:val="24"/>
+          <w:szCs w:val="24"/>
         </w:rPr>
         <w:t xml:space="preserve"> </w:t>
       </w:r>
@@ -2064,8 +2058,8 @@
           <w:rStyle w:val="BookTitle"/>
           <w:rFonts w:asciiTheme="minorHAnsi" w:hAnsiTheme="minorHAnsi" w:cstheme="minorHAnsi"/>
           <w:color w:val="auto"/>
-          <w:sz w:val="21"/>
-          <w:szCs w:val="21"/>
+          <w:sz w:val="24"/>
+          <w:szCs w:val="24"/>
         </w:rPr>
         <w:t>| 3</w:t>
       </w:r>
@@ -2074,40 +2068,31 @@
           <w:rStyle w:val="BookTitle"/>
           <w:rFonts w:asciiTheme="minorHAnsi" w:hAnsiTheme="minorHAnsi" w:cstheme="minorHAnsi"/>
           <w:color w:val="auto"/>
-          <w:sz w:val="21"/>
-          <w:szCs w:val="21"/>
-        </w:rPr>
-        <w:t>rd YEAR</w:t>
+          <w:sz w:val="24"/>
+          <w:szCs w:val="24"/>
+          <w:vertAlign w:val="superscript"/>
+        </w:rPr>
+        <w:t>rd</w:t>
       </w:r>
       <w:r>
         <w:rPr>
           <w:rStyle w:val="BookTitle"/>
           <w:rFonts w:asciiTheme="minorHAnsi" w:hAnsiTheme="minorHAnsi" w:cstheme="minorHAnsi"/>
           <w:color w:val="auto"/>
-          <w:sz w:val="21"/>
-          <w:szCs w:val="21"/>
-        </w:rPr>
-        <w:t xml:space="preserve"> </w:t>
+          <w:sz w:val="24"/>
+          <w:szCs w:val="24"/>
+        </w:rPr>
+        <w:t xml:space="preserve"> YEAR</w:t>
       </w:r>
       <w:r>
         <w:rPr>
           <w:rStyle w:val="BookTitle"/>
           <w:rFonts w:asciiTheme="minorHAnsi" w:hAnsiTheme="minorHAnsi" w:cstheme="minorHAnsi"/>
           <w:color w:val="auto"/>
-          <w:sz w:val="21"/>
-          <w:szCs w:val="21"/>
-        </w:rPr>
-        <w:t>2</w:t>
-      </w:r>
-      <w:r>
-        <w:rPr>
-          <w:rStyle w:val="BookTitle"/>
-          <w:rFonts w:asciiTheme="minorHAnsi" w:hAnsiTheme="minorHAnsi" w:cstheme="minorHAnsi"/>
-          <w:color w:val="auto"/>
-          <w:sz w:val="21"/>
-          <w:szCs w:val="21"/>
-        </w:rPr>
-        <w:t>ND SEMESTER PROJECT</w:t>
+          <w:sz w:val="24"/>
+          <w:szCs w:val="24"/>
+        </w:rPr>
+        <w:t xml:space="preserve"> PROJECT</w:t>
       </w:r>
     </w:p>
     <w:p>
@@ -2258,8 +2243,8 @@
           <w:rStyle w:val="BookTitle"/>
           <w:rFonts w:asciiTheme="minorHAnsi" w:hAnsiTheme="minorHAnsi" w:cstheme="minorHAnsi"/>
           <w:color w:val="auto"/>
-          <w:sz w:val="21"/>
-          <w:szCs w:val="21"/>
+          <w:sz w:val="24"/>
+          <w:szCs w:val="24"/>
         </w:rPr>
       </w:pPr>
       <w:r>
@@ -2267,30 +2252,51 @@
           <w:rStyle w:val="BookTitle"/>
           <w:rFonts w:asciiTheme="minorHAnsi" w:hAnsiTheme="minorHAnsi" w:cstheme="minorHAnsi"/>
           <w:color w:val="auto"/>
-          <w:sz w:val="21"/>
-          <w:szCs w:val="21"/>
-        </w:rPr>
-        <w:t>Data Warehouse Design | Apex Oracle | 4TH YEAR 1</w:t>
+          <w:sz w:val="24"/>
+          <w:szCs w:val="24"/>
+        </w:rPr>
+        <w:t xml:space="preserve">Data Warehouse Design | Apex Oracle | </w:t>
       </w:r>
       <w:r>
         <w:rPr>
           <w:rStyle w:val="BookTitle"/>
           <w:rFonts w:asciiTheme="minorHAnsi" w:hAnsiTheme="minorHAnsi" w:cstheme="minorHAnsi"/>
           <w:color w:val="auto"/>
-          <w:sz w:val="21"/>
-          <w:szCs w:val="21"/>
-        </w:rPr>
-        <w:t>st</w:t>
+          <w:sz w:val="24"/>
+          <w:szCs w:val="24"/>
+        </w:rPr>
+        <w:t>4</w:t>
       </w:r>
       <w:r>
         <w:rPr>
           <w:rStyle w:val="BookTitle"/>
           <w:rFonts w:asciiTheme="minorHAnsi" w:hAnsiTheme="minorHAnsi" w:cstheme="minorHAnsi"/>
           <w:color w:val="auto"/>
-          <w:sz w:val="21"/>
-          <w:szCs w:val="21"/>
-        </w:rPr>
-        <w:t xml:space="preserve"> SEMESTER PROJECT </w:t>
+          <w:sz w:val="24"/>
+          <w:szCs w:val="24"/>
+          <w:vertAlign w:val="superscript"/>
+        </w:rPr>
+        <w:t>TH</w:t>
+      </w:r>
+      <w:r>
+        <w:rPr>
+          <w:rStyle w:val="BookTitle"/>
+          <w:rFonts w:asciiTheme="minorHAnsi" w:hAnsiTheme="minorHAnsi" w:cstheme="minorHAnsi"/>
+          <w:color w:val="auto"/>
+          <w:sz w:val="24"/>
+          <w:szCs w:val="24"/>
+        </w:rPr>
+        <w:t xml:space="preserve"> YEAR </w:t>
+      </w:r>
+      <w:r>
+        <w:rPr>
+          <w:rStyle w:val="BookTitle"/>
+          <w:rFonts w:asciiTheme="minorHAnsi" w:hAnsiTheme="minorHAnsi" w:cstheme="minorHAnsi"/>
+          <w:color w:val="auto"/>
+          <w:sz w:val="24"/>
+          <w:szCs w:val="24"/>
+        </w:rPr>
+        <w:t xml:space="preserve">PROJECT </w:t>
       </w:r>
     </w:p>
     <w:p>
@@ -2405,7 +2411,14 @@
         <w:t xml:space="preserve"> (Oracle)</w:t>
       </w:r>
     </w:p>
-    <w:p/>
+    <w:p>
+      <w:pPr>
+        <w:rPr>
+          <w:sz w:val="24"/>
+          <w:szCs w:val="24"/>
+        </w:rPr>
+      </w:pPr>
+    </w:p>
     <w:p>
       <w:pPr>
         <w:pStyle w:val="Quote"/>
@@ -2416,8 +2429,8 @@
           <w:rStyle w:val="BookTitle"/>
           <w:rFonts w:asciiTheme="minorHAnsi" w:hAnsiTheme="minorHAnsi" w:cstheme="minorHAnsi"/>
           <w:color w:val="auto"/>
-          <w:sz w:val="21"/>
-          <w:szCs w:val="21"/>
+          <w:sz w:val="24"/>
+          <w:szCs w:val="24"/>
         </w:rPr>
       </w:pPr>
       <w:r>
@@ -2425,8 +2438,8 @@
           <w:rStyle w:val="BookTitle"/>
           <w:rFonts w:asciiTheme="minorHAnsi" w:hAnsiTheme="minorHAnsi" w:cstheme="minorHAnsi"/>
           <w:color w:val="auto"/>
-          <w:sz w:val="21"/>
-          <w:szCs w:val="21"/>
+          <w:sz w:val="24"/>
+          <w:szCs w:val="24"/>
         </w:rPr>
         <w:t>Bug Tracking App</w:t>
       </w:r>
@@ -2435,8 +2448,8 @@
           <w:rStyle w:val="BookTitle"/>
           <w:rFonts w:asciiTheme="minorHAnsi" w:hAnsiTheme="minorHAnsi" w:cstheme="minorHAnsi"/>
           <w:color w:val="auto"/>
-          <w:sz w:val="21"/>
-          <w:szCs w:val="21"/>
+          <w:sz w:val="24"/>
+          <w:szCs w:val="24"/>
         </w:rPr>
         <w:t xml:space="preserve"> | </w:t>
       </w:r>
@@ -2445,30 +2458,41 @@
           <w:rStyle w:val="BookTitle"/>
           <w:rFonts w:asciiTheme="minorHAnsi" w:hAnsiTheme="minorHAnsi" w:cstheme="minorHAnsi"/>
           <w:color w:val="auto"/>
-          <w:sz w:val="21"/>
-          <w:szCs w:val="21"/>
-        </w:rPr>
-        <w:t>Windows Form APPLICATION | 4TH YEAR 1</w:t>
+          <w:sz w:val="24"/>
+          <w:szCs w:val="24"/>
+        </w:rPr>
+        <w:t>Windows Form APPLICATION | 4</w:t>
       </w:r>
       <w:r>
         <w:rPr>
           <w:rStyle w:val="BookTitle"/>
           <w:rFonts w:asciiTheme="minorHAnsi" w:hAnsiTheme="minorHAnsi" w:cstheme="minorHAnsi"/>
           <w:color w:val="auto"/>
-          <w:sz w:val="21"/>
-          <w:szCs w:val="21"/>
-        </w:rPr>
-        <w:t>st</w:t>
+          <w:sz w:val="24"/>
+          <w:szCs w:val="24"/>
+          <w:vertAlign w:val="superscript"/>
+        </w:rPr>
+        <w:t>TH</w:t>
       </w:r>
       <w:r>
         <w:rPr>
           <w:rStyle w:val="BookTitle"/>
           <w:rFonts w:asciiTheme="minorHAnsi" w:hAnsiTheme="minorHAnsi" w:cstheme="minorHAnsi"/>
           <w:color w:val="auto"/>
-          <w:sz w:val="21"/>
-          <w:szCs w:val="21"/>
-        </w:rPr>
-        <w:t xml:space="preserve"> SEMESTER PROJECT </w:t>
+          <w:sz w:val="24"/>
+          <w:szCs w:val="24"/>
+        </w:rPr>
+        <w:t xml:space="preserve"> YEAR </w:t>
+      </w:r>
+      <w:r>
+        <w:rPr>
+          <w:rStyle w:val="BookTitle"/>
+          <w:rFonts w:asciiTheme="minorHAnsi" w:hAnsiTheme="minorHAnsi" w:cstheme="minorHAnsi"/>
+          <w:color w:val="auto"/>
+          <w:sz w:val="24"/>
+          <w:szCs w:val="24"/>
+        </w:rPr>
+        <w:t xml:space="preserve">PROJECT </w:t>
       </w:r>
     </w:p>
     <w:p>
@@ -2617,8 +2641,8 @@
           <w:rStyle w:val="BookTitle"/>
           <w:rFonts w:asciiTheme="minorHAnsi" w:hAnsiTheme="minorHAnsi" w:cstheme="minorHAnsi"/>
           <w:color w:val="auto"/>
-          <w:sz w:val="21"/>
-          <w:szCs w:val="21"/>
+          <w:sz w:val="24"/>
+          <w:szCs w:val="24"/>
         </w:rPr>
       </w:pPr>
     </w:p>
@@ -2632,8 +2656,8 @@
           <w:rStyle w:val="BookTitle"/>
           <w:rFonts w:asciiTheme="minorHAnsi" w:hAnsiTheme="minorHAnsi" w:cstheme="minorHAnsi"/>
           <w:color w:val="auto"/>
-          <w:sz w:val="21"/>
-          <w:szCs w:val="21"/>
+          <w:sz w:val="24"/>
+          <w:szCs w:val="24"/>
         </w:rPr>
       </w:pPr>
       <w:r>
@@ -2641,8 +2665,8 @@
           <w:rStyle w:val="BookTitle"/>
           <w:rFonts w:asciiTheme="minorHAnsi" w:hAnsiTheme="minorHAnsi" w:cstheme="minorHAnsi"/>
           <w:color w:val="auto"/>
-          <w:sz w:val="21"/>
-          <w:szCs w:val="21"/>
+          <w:sz w:val="24"/>
+          <w:szCs w:val="24"/>
         </w:rPr>
         <w:t>Blood Bank Web Application | ASP.NET</w:t>
       </w:r>
@@ -2651,8 +2675,8 @@
           <w:rStyle w:val="BookTitle"/>
           <w:rFonts w:asciiTheme="minorHAnsi" w:hAnsiTheme="minorHAnsi" w:cstheme="minorHAnsi"/>
           <w:color w:val="auto"/>
-          <w:sz w:val="21"/>
-          <w:szCs w:val="21"/>
+          <w:sz w:val="24"/>
+          <w:szCs w:val="24"/>
         </w:rPr>
         <w:t xml:space="preserve"> MVC</w:t>
       </w:r>
@@ -2661,10 +2685,51 @@
           <w:rStyle w:val="BookTitle"/>
           <w:rFonts w:asciiTheme="minorHAnsi" w:hAnsiTheme="minorHAnsi" w:cstheme="minorHAnsi"/>
           <w:color w:val="auto"/>
-          <w:sz w:val="21"/>
-          <w:szCs w:val="21"/>
-        </w:rPr>
-        <w:t xml:space="preserve">| 4TH YEAR 2ND SEMESTER PROJECT </w:t>
+          <w:sz w:val="24"/>
+          <w:szCs w:val="24"/>
+        </w:rPr>
+        <w:t xml:space="preserve">| </w:t>
+      </w:r>
+      <w:r>
+        <w:rPr>
+          <w:rStyle w:val="BookTitle"/>
+          <w:rFonts w:asciiTheme="minorHAnsi" w:hAnsiTheme="minorHAnsi" w:cstheme="minorHAnsi"/>
+          <w:color w:val="auto"/>
+          <w:sz w:val="24"/>
+          <w:szCs w:val="24"/>
+        </w:rPr>
+        <w:t>4</w:t>
+      </w:r>
+      <w:r>
+        <w:rPr>
+          <w:rStyle w:val="BookTitle"/>
+          <w:rFonts w:asciiTheme="minorHAnsi" w:hAnsiTheme="minorHAnsi" w:cstheme="minorHAnsi"/>
+          <w:color w:val="auto"/>
+          <w:sz w:val="24"/>
+          <w:szCs w:val="24"/>
+          <w:vertAlign w:val="superscript"/>
+        </w:rPr>
+        <w:t>TH</w:t>
+      </w:r>
+      <w:r>
+        <w:rPr>
+          <w:rStyle w:val="BookTitle"/>
+          <w:rFonts w:asciiTheme="minorHAnsi" w:hAnsiTheme="minorHAnsi" w:cstheme="minorHAnsi"/>
+          <w:color w:val="auto"/>
+          <w:sz w:val="24"/>
+          <w:szCs w:val="24"/>
+        </w:rPr>
+        <w:t xml:space="preserve"> YEAR </w:t>
+      </w:r>
+      <w:r>
+        <w:rPr>
+          <w:rStyle w:val="BookTitle"/>
+          <w:rFonts w:asciiTheme="minorHAnsi" w:hAnsiTheme="minorHAnsi" w:cstheme="minorHAnsi"/>
+          <w:color w:val="auto"/>
+          <w:sz w:val="24"/>
+          <w:szCs w:val="24"/>
+        </w:rPr>
+        <w:t xml:space="preserve">PROJECT </w:t>
       </w:r>
     </w:p>
     <w:p>
@@ -8415,6 +8480,7 @@
   <w:style w:type="character" w:default="1" w:styleId="DefaultParagraphFont">
     <w:name w:val="Default Paragraph Font"/>
     <w:uiPriority w:val="1"/>
+    <w:semiHidden/>
     <w:unhideWhenUsed/>
   </w:style>
   <w:style w:type="table" w:default="1" w:styleId="TableNormal">

--- a/CV_Pradhan_Prashid.docx
+++ b/CV_Pradhan_Prashid.docx
@@ -285,30 +285,23 @@
     </w:p>
     <w:p>
       <w:pPr>
-        <w:spacing w:line="276" w:lineRule="auto"/>
-        <w:ind w:left="-15" w:firstLine="0"/>
-        <w:rPr>
-          <w:rFonts w:ascii="Segoe UI" w:hAnsi="Segoe UI" w:cs="Segoe UI"/>
-          <w:color w:val="auto"/>
-          <w:sz w:val="20"/>
-          <w:szCs w:val="20"/>
-        </w:rPr>
-      </w:pPr>
-      <w:r>
-        <w:rPr>
-          <w:rFonts w:ascii="Segoe UI" w:hAnsi="Segoe UI" w:cs="Segoe UI"/>
-          <w:color w:val="auto"/>
-          <w:sz w:val="20"/>
-          <w:szCs w:val="20"/>
-        </w:rPr>
-        <w:t xml:space="preserve">· </w:t>
-      </w:r>
+        <w:pStyle w:val="ListParagraph"/>
+        <w:numPr>
+          <w:ilvl w:val="0"/>
+          <w:numId w:val="47"/>
+        </w:numPr>
+        <w:ind w:left="180" w:hanging="210"/>
+        <w:rPr>
+          <w:rFonts w:ascii="Segoe UI" w:hAnsi="Segoe UI" w:cs="Segoe UI"/>
+          <w:sz w:val="20"/>
+          <w:szCs w:val="20"/>
+        </w:rPr>
+      </w:pPr>
       <w:r>
         <w:rPr>
           <w:rFonts w:ascii="Segoe UI" w:hAnsi="Segoe UI" w:cs="Segoe UI"/>
           <w:b/>
           <w:bCs/>
-          <w:color w:val="auto"/>
           <w:sz w:val="20"/>
           <w:szCs w:val="20"/>
         </w:rPr>
@@ -317,7 +310,6 @@
       <w:r>
         <w:rPr>
           <w:rFonts w:ascii="Segoe UI" w:hAnsi="Segoe UI" w:cs="Segoe UI"/>
-          <w:color w:val="auto"/>
           <w:sz w:val="20"/>
           <w:szCs w:val="20"/>
         </w:rPr>
@@ -326,7 +318,6 @@
       <w:r>
         <w:rPr>
           <w:rFonts w:ascii="Segoe UI" w:hAnsi="Segoe UI" w:cs="Segoe UI"/>
-          <w:color w:val="auto"/>
           <w:sz w:val="20"/>
           <w:szCs w:val="20"/>
         </w:rPr>
@@ -335,7 +326,6 @@
       <w:r>
         <w:rPr>
           <w:rFonts w:ascii="Segoe UI" w:hAnsi="Segoe UI" w:cs="Segoe UI"/>
-          <w:color w:val="auto"/>
           <w:sz w:val="20"/>
           <w:szCs w:val="20"/>
         </w:rPr>
@@ -344,7 +334,6 @@
       <w:r>
         <w:rPr>
           <w:rFonts w:ascii="Segoe UI" w:hAnsi="Segoe UI" w:cs="Segoe UI"/>
-          <w:color w:val="auto"/>
           <w:sz w:val="20"/>
           <w:szCs w:val="20"/>
         </w:rPr>
@@ -353,30 +342,23 @@
     </w:p>
     <w:p>
       <w:pPr>
-        <w:spacing w:line="276" w:lineRule="auto"/>
-        <w:ind w:left="-15" w:firstLine="0"/>
-        <w:rPr>
-          <w:rFonts w:ascii="Segoe UI" w:hAnsi="Segoe UI" w:cs="Segoe UI"/>
-          <w:color w:val="auto"/>
-          <w:sz w:val="20"/>
-          <w:szCs w:val="20"/>
-        </w:rPr>
-      </w:pPr>
-      <w:r>
-        <w:rPr>
-          <w:rFonts w:ascii="Segoe UI" w:hAnsi="Segoe UI" w:cs="Segoe UI"/>
-          <w:color w:val="auto"/>
-          <w:sz w:val="20"/>
-          <w:szCs w:val="20"/>
-        </w:rPr>
-        <w:t xml:space="preserve">· </w:t>
-      </w:r>
+        <w:pStyle w:val="ListParagraph"/>
+        <w:numPr>
+          <w:ilvl w:val="0"/>
+          <w:numId w:val="47"/>
+        </w:numPr>
+        <w:ind w:left="180" w:hanging="210"/>
+        <w:rPr>
+          <w:rFonts w:ascii="Segoe UI" w:hAnsi="Segoe UI" w:cs="Segoe UI"/>
+          <w:sz w:val="20"/>
+          <w:szCs w:val="20"/>
+        </w:rPr>
+      </w:pPr>
       <w:r>
         <w:rPr>
           <w:rFonts w:ascii="Segoe UI" w:hAnsi="Segoe UI" w:cs="Segoe UI"/>
           <w:b/>
           <w:bCs/>
-          <w:color w:val="auto"/>
           <w:sz w:val="20"/>
           <w:szCs w:val="20"/>
         </w:rPr>
@@ -385,7 +367,6 @@
       <w:r>
         <w:rPr>
           <w:rFonts w:ascii="Segoe UI" w:hAnsi="Segoe UI" w:cs="Segoe UI"/>
-          <w:color w:val="auto"/>
           <w:sz w:val="20"/>
           <w:szCs w:val="20"/>
         </w:rPr>
@@ -394,45 +375,22 @@
       <w:r>
         <w:rPr>
           <w:rFonts w:ascii="Segoe UI" w:hAnsi="Segoe UI" w:cs="Segoe UI"/>
-          <w:color w:val="auto"/>
           <w:sz w:val="20"/>
           <w:szCs w:val="20"/>
         </w:rPr>
         <w:t xml:space="preserve">CSS, </w:t>
       </w:r>
-      <w:proofErr w:type="gramStart"/>
-      <w:r>
-        <w:rPr>
-          <w:rFonts w:ascii="Segoe UI" w:hAnsi="Segoe UI" w:cs="Segoe UI"/>
-          <w:color w:val="auto"/>
-          <w:sz w:val="20"/>
-          <w:szCs w:val="20"/>
-        </w:rPr>
-        <w:t>JavaScript</w:t>
-      </w:r>
-      <w:r>
-        <w:rPr>
-          <w:rFonts w:ascii="Segoe UI" w:hAnsi="Segoe UI" w:cs="Segoe UI"/>
-          <w:color w:val="auto"/>
-          <w:sz w:val="20"/>
-          <w:szCs w:val="20"/>
-        </w:rPr>
-        <w:t xml:space="preserve"> ,</w:t>
-      </w:r>
-      <w:r>
-        <w:rPr>
-          <w:rFonts w:ascii="Segoe UI" w:hAnsi="Segoe UI" w:cs="Segoe UI"/>
-          <w:color w:val="auto"/>
-          <w:sz w:val="20"/>
-          <w:szCs w:val="20"/>
-        </w:rPr>
-        <w:t>PHP</w:t>
-      </w:r>
-      <w:proofErr w:type="gramEnd"/>
-      <w:r>
-        <w:rPr>
-          <w:rFonts w:ascii="Segoe UI" w:hAnsi="Segoe UI" w:cs="Segoe UI"/>
-          <w:color w:val="auto"/>
+      <w:r>
+        <w:rPr>
+          <w:rFonts w:ascii="Segoe UI" w:hAnsi="Segoe UI" w:cs="Segoe UI"/>
+          <w:sz w:val="20"/>
+          <w:szCs w:val="20"/>
+        </w:rPr>
+        <w:t>JavaScript, PHP</w:t>
+      </w:r>
+      <w:r>
+        <w:rPr>
+          <w:rFonts w:ascii="Segoe UI" w:hAnsi="Segoe UI" w:cs="Segoe UI"/>
           <w:sz w:val="20"/>
           <w:szCs w:val="20"/>
         </w:rPr>
@@ -441,7 +399,6 @@
       <w:r>
         <w:rPr>
           <w:rFonts w:ascii="Segoe UI" w:hAnsi="Segoe UI" w:cs="Segoe UI"/>
-          <w:color w:val="auto"/>
           <w:sz w:val="20"/>
           <w:szCs w:val="20"/>
         </w:rPr>
@@ -450,7 +407,6 @@
       <w:r>
         <w:rPr>
           <w:rFonts w:ascii="Segoe UI" w:hAnsi="Segoe UI" w:cs="Segoe UI"/>
-          <w:color w:val="auto"/>
           <w:sz w:val="20"/>
           <w:szCs w:val="20"/>
         </w:rPr>
@@ -459,7 +415,6 @@
       <w:r>
         <w:rPr>
           <w:rFonts w:ascii="Segoe UI" w:hAnsi="Segoe UI" w:cs="Segoe UI"/>
-          <w:color w:val="auto"/>
           <w:sz w:val="20"/>
           <w:szCs w:val="20"/>
         </w:rPr>
@@ -468,39 +423,31 @@
     </w:p>
     <w:p>
       <w:pPr>
-        <w:spacing w:line="276" w:lineRule="auto"/>
-        <w:ind w:left="-15" w:firstLine="0"/>
-        <w:rPr>
-          <w:rFonts w:ascii="Segoe UI" w:hAnsi="Segoe UI" w:cs="Segoe UI"/>
-          <w:color w:val="auto"/>
-          <w:sz w:val="20"/>
-          <w:szCs w:val="20"/>
-        </w:rPr>
-      </w:pPr>
-      <w:r>
-        <w:rPr>
-          <w:rFonts w:ascii="Segoe UI" w:hAnsi="Segoe UI" w:cs="Segoe UI"/>
-          <w:color w:val="auto"/>
-          <w:sz w:val="20"/>
-          <w:szCs w:val="20"/>
-        </w:rPr>
-        <w:t>·</w:t>
-      </w:r>
+        <w:pStyle w:val="ListParagraph"/>
+        <w:numPr>
+          <w:ilvl w:val="0"/>
+          <w:numId w:val="47"/>
+        </w:numPr>
+        <w:ind w:left="180" w:hanging="210"/>
+        <w:rPr>
+          <w:rFonts w:ascii="Segoe UI" w:hAnsi="Segoe UI" w:cs="Segoe UI"/>
+          <w:sz w:val="20"/>
+          <w:szCs w:val="20"/>
+        </w:rPr>
+      </w:pPr>
       <w:r>
         <w:rPr>
           <w:rFonts w:ascii="Segoe UI" w:hAnsi="Segoe UI" w:cs="Segoe UI"/>
           <w:b/>
           <w:bCs/>
-          <w:color w:val="auto"/>
-          <w:sz w:val="20"/>
-          <w:szCs w:val="20"/>
-        </w:rPr>
-        <w:t xml:space="preserve"> Database</w:t>
-      </w:r>
-      <w:r>
-        <w:rPr>
-          <w:rFonts w:ascii="Segoe UI" w:hAnsi="Segoe UI" w:cs="Segoe UI"/>
-          <w:color w:val="auto"/>
+          <w:sz w:val="20"/>
+          <w:szCs w:val="20"/>
+        </w:rPr>
+        <w:t>Database</w:t>
+      </w:r>
+      <w:r>
+        <w:rPr>
+          <w:rFonts w:ascii="Segoe UI" w:hAnsi="Segoe UI" w:cs="Segoe UI"/>
           <w:sz w:val="20"/>
           <w:szCs w:val="20"/>
         </w:rPr>
@@ -509,7 +456,6 @@
       <w:r>
         <w:rPr>
           <w:rFonts w:ascii="Segoe UI" w:hAnsi="Segoe UI" w:cs="Segoe UI"/>
-          <w:color w:val="auto"/>
           <w:sz w:val="20"/>
           <w:szCs w:val="20"/>
         </w:rPr>
@@ -518,7 +464,6 @@
       <w:r>
         <w:rPr>
           <w:rFonts w:ascii="Segoe UI" w:hAnsi="Segoe UI" w:cs="Segoe UI"/>
-          <w:color w:val="auto"/>
           <w:sz w:val="20"/>
           <w:szCs w:val="20"/>
         </w:rPr>
@@ -527,7 +472,6 @@
       <w:r>
         <w:rPr>
           <w:rFonts w:ascii="Segoe UI" w:hAnsi="Segoe UI" w:cs="Segoe UI"/>
-          <w:color w:val="auto"/>
           <w:sz w:val="20"/>
           <w:szCs w:val="20"/>
         </w:rPr>
@@ -536,7 +480,6 @@
       <w:r>
         <w:rPr>
           <w:rFonts w:ascii="Segoe UI" w:hAnsi="Segoe UI" w:cs="Segoe UI"/>
-          <w:color w:val="auto"/>
           <w:sz w:val="20"/>
           <w:szCs w:val="20"/>
         </w:rPr>
@@ -545,30 +488,23 @@
     </w:p>
     <w:p>
       <w:pPr>
-        <w:spacing w:line="276" w:lineRule="auto"/>
-        <w:ind w:left="-15" w:firstLine="0"/>
-        <w:rPr>
-          <w:rFonts w:ascii="Segoe UI" w:hAnsi="Segoe UI" w:cs="Segoe UI"/>
-          <w:color w:val="auto"/>
-          <w:sz w:val="20"/>
-          <w:szCs w:val="20"/>
-        </w:rPr>
-      </w:pPr>
-      <w:r>
-        <w:rPr>
-          <w:rFonts w:ascii="Segoe UI" w:hAnsi="Segoe UI" w:cs="Segoe UI"/>
-          <w:color w:val="auto"/>
-          <w:sz w:val="20"/>
-          <w:szCs w:val="20"/>
-        </w:rPr>
-        <w:t xml:space="preserve">· </w:t>
-      </w:r>
+        <w:pStyle w:val="ListParagraph"/>
+        <w:numPr>
+          <w:ilvl w:val="0"/>
+          <w:numId w:val="47"/>
+        </w:numPr>
+        <w:ind w:left="180" w:hanging="210"/>
+        <w:rPr>
+          <w:rFonts w:ascii="Segoe UI" w:hAnsi="Segoe UI" w:cs="Segoe UI"/>
+          <w:sz w:val="20"/>
+          <w:szCs w:val="20"/>
+        </w:rPr>
+      </w:pPr>
       <w:r>
         <w:rPr>
           <w:rFonts w:ascii="Segoe UI" w:hAnsi="Segoe UI" w:cs="Segoe UI"/>
           <w:b/>
           <w:bCs/>
-          <w:color w:val="auto"/>
           <w:sz w:val="20"/>
           <w:szCs w:val="20"/>
         </w:rPr>
@@ -577,7 +513,6 @@
       <w:r>
         <w:rPr>
           <w:rFonts w:ascii="Segoe UI" w:hAnsi="Segoe UI" w:cs="Segoe UI"/>
-          <w:color w:val="auto"/>
           <w:sz w:val="20"/>
           <w:szCs w:val="20"/>
         </w:rPr>
@@ -586,7 +521,6 @@
       <w:r>
         <w:rPr>
           <w:rFonts w:ascii="Segoe UI" w:hAnsi="Segoe UI" w:cs="Segoe UI"/>
-          <w:color w:val="auto"/>
           <w:sz w:val="20"/>
           <w:szCs w:val="20"/>
         </w:rPr>
@@ -595,7 +529,6 @@
       <w:r>
         <w:rPr>
           <w:rFonts w:ascii="Segoe UI" w:hAnsi="Segoe UI" w:cs="Segoe UI"/>
-          <w:color w:val="auto"/>
           <w:sz w:val="20"/>
           <w:szCs w:val="20"/>
         </w:rPr>
@@ -604,30 +537,23 @@
     </w:p>
     <w:p>
       <w:pPr>
-        <w:spacing w:line="276" w:lineRule="auto"/>
-        <w:ind w:left="-15" w:firstLine="0"/>
-        <w:rPr>
-          <w:rFonts w:ascii="Segoe UI" w:hAnsi="Segoe UI" w:cs="Segoe UI"/>
-          <w:color w:val="auto"/>
-          <w:sz w:val="20"/>
-          <w:szCs w:val="20"/>
-        </w:rPr>
-      </w:pPr>
-      <w:r>
-        <w:rPr>
-          <w:rFonts w:ascii="Segoe UI" w:hAnsi="Segoe UI" w:cs="Segoe UI"/>
-          <w:color w:val="auto"/>
-          <w:sz w:val="20"/>
-          <w:szCs w:val="20"/>
-        </w:rPr>
-        <w:t xml:space="preserve">· </w:t>
-      </w:r>
+        <w:pStyle w:val="ListParagraph"/>
+        <w:numPr>
+          <w:ilvl w:val="0"/>
+          <w:numId w:val="47"/>
+        </w:numPr>
+        <w:ind w:left="180" w:hanging="210"/>
+        <w:rPr>
+          <w:rFonts w:ascii="Segoe UI" w:hAnsi="Segoe UI" w:cs="Segoe UI"/>
+          <w:sz w:val="20"/>
+          <w:szCs w:val="20"/>
+        </w:rPr>
+      </w:pPr>
       <w:r>
         <w:rPr>
           <w:rFonts w:ascii="Segoe UI" w:hAnsi="Segoe UI" w:cs="Segoe UI"/>
           <w:b/>
           <w:bCs/>
-          <w:color w:val="auto"/>
           <w:sz w:val="20"/>
           <w:szCs w:val="20"/>
         </w:rPr>
@@ -636,7 +562,6 @@
       <w:r>
         <w:rPr>
           <w:rFonts w:ascii="Segoe UI" w:hAnsi="Segoe UI" w:cs="Segoe UI"/>
-          <w:color w:val="auto"/>
           <w:sz w:val="20"/>
           <w:szCs w:val="20"/>
         </w:rPr>
@@ -645,7 +570,6 @@
       <w:r>
         <w:rPr>
           <w:rFonts w:ascii="Segoe UI" w:hAnsi="Segoe UI" w:cs="Segoe UI"/>
-          <w:color w:val="auto"/>
           <w:sz w:val="20"/>
           <w:szCs w:val="20"/>
         </w:rPr>
@@ -654,7 +578,6 @@
       <w:r>
         <w:rPr>
           <w:rFonts w:ascii="Segoe UI" w:hAnsi="Segoe UI" w:cs="Segoe UI"/>
-          <w:color w:val="auto"/>
           <w:sz w:val="20"/>
           <w:szCs w:val="20"/>
         </w:rPr>
@@ -663,7 +586,6 @@
       <w:r>
         <w:rPr>
           <w:rFonts w:ascii="Segoe UI" w:hAnsi="Segoe UI" w:cs="Segoe UI"/>
-          <w:color w:val="auto"/>
           <w:sz w:val="20"/>
           <w:szCs w:val="20"/>
         </w:rPr>
@@ -672,7 +594,6 @@
       <w:r>
         <w:rPr>
           <w:rFonts w:ascii="Segoe UI" w:hAnsi="Segoe UI" w:cs="Segoe UI"/>
-          <w:color w:val="auto"/>
           <w:sz w:val="20"/>
           <w:szCs w:val="20"/>
         </w:rPr>
@@ -681,7 +602,6 @@
       <w:r>
         <w:rPr>
           <w:rFonts w:ascii="Segoe UI" w:hAnsi="Segoe UI" w:cs="Segoe UI"/>
-          <w:color w:val="auto"/>
           <w:sz w:val="20"/>
           <w:szCs w:val="20"/>
         </w:rPr>
@@ -691,7 +611,6 @@
       <w:r>
         <w:rPr>
           <w:rFonts w:ascii="Segoe UI" w:hAnsi="Segoe UI" w:cs="Segoe UI"/>
-          <w:color w:val="auto"/>
           <w:sz w:val="20"/>
           <w:szCs w:val="20"/>
         </w:rPr>
@@ -701,7 +620,6 @@
       <w:r>
         <w:rPr>
           <w:rFonts w:ascii="Segoe UI" w:hAnsi="Segoe UI" w:cs="Segoe UI"/>
-          <w:color w:val="auto"/>
           <w:sz w:val="20"/>
           <w:szCs w:val="20"/>
         </w:rPr>
@@ -710,7 +628,6 @@
       <w:r>
         <w:rPr>
           <w:rFonts w:ascii="Segoe UI" w:hAnsi="Segoe UI" w:cs="Segoe UI"/>
-          <w:color w:val="auto"/>
           <w:sz w:val="20"/>
           <w:szCs w:val="20"/>
         </w:rPr>
@@ -719,7 +636,6 @@
       <w:r>
         <w:rPr>
           <w:rFonts w:ascii="Segoe UI" w:hAnsi="Segoe UI" w:cs="Segoe UI"/>
-          <w:color w:val="auto"/>
           <w:sz w:val="20"/>
           <w:szCs w:val="20"/>
         </w:rPr>
@@ -728,7 +644,6 @@
       <w:r>
         <w:rPr>
           <w:rFonts w:ascii="Segoe UI" w:hAnsi="Segoe UI" w:cs="Segoe UI"/>
-          <w:color w:val="auto"/>
           <w:sz w:val="20"/>
           <w:szCs w:val="20"/>
         </w:rPr>
@@ -737,7 +652,6 @@
       <w:r>
         <w:rPr>
           <w:rFonts w:ascii="Segoe UI" w:hAnsi="Segoe UI" w:cs="Segoe UI"/>
-          <w:color w:val="auto"/>
           <w:sz w:val="20"/>
           <w:szCs w:val="20"/>
         </w:rPr>
@@ -746,7 +660,6 @@
       <w:r>
         <w:rPr>
           <w:rFonts w:ascii="Segoe UI" w:hAnsi="Segoe UI" w:cs="Segoe UI"/>
-          <w:color w:val="auto"/>
           <w:sz w:val="20"/>
           <w:szCs w:val="20"/>
         </w:rPr>
@@ -755,7 +668,6 @@
       <w:r>
         <w:rPr>
           <w:rFonts w:ascii="Segoe UI" w:hAnsi="Segoe UI" w:cs="Segoe UI"/>
-          <w:color w:val="auto"/>
           <w:sz w:val="20"/>
           <w:szCs w:val="20"/>
         </w:rPr>
@@ -764,7 +676,6 @@
       <w:r>
         <w:rPr>
           <w:rFonts w:ascii="Segoe UI" w:hAnsi="Segoe UI" w:cs="Segoe UI"/>
-          <w:color w:val="auto"/>
           <w:sz w:val="20"/>
           <w:szCs w:val="20"/>
         </w:rPr>
@@ -773,7 +684,6 @@
       <w:r>
         <w:rPr>
           <w:rFonts w:ascii="Segoe UI" w:hAnsi="Segoe UI" w:cs="Segoe UI"/>
-          <w:color w:val="auto"/>
           <w:sz w:val="20"/>
           <w:szCs w:val="20"/>
         </w:rPr>
@@ -831,7 +741,9 @@
         <w:ind w:left="0"/>
         <w:rPr>
           <w:rStyle w:val="SubtleReference"/>
-          <w:rFonts w:asciiTheme="minorHAnsi" w:hAnsiTheme="minorHAnsi" w:cstheme="minorHAnsi"/>
+          <w:rFonts w:asciiTheme="majorHAnsi" w:hAnsiTheme="majorHAnsi" w:cstheme="majorHAnsi"/>
+          <w:b/>
+          <w:bCs/>
           <w:color w:val="auto"/>
           <w:sz w:val="28"/>
           <w:szCs w:val="28"/>
@@ -841,7 +753,9 @@
       <w:r>
         <w:rPr>
           <w:rStyle w:val="SubtleReference"/>
-          <w:rFonts w:asciiTheme="minorHAnsi" w:hAnsiTheme="minorHAnsi" w:cstheme="minorHAnsi"/>
+          <w:rFonts w:asciiTheme="majorHAnsi" w:hAnsiTheme="majorHAnsi" w:cstheme="majorHAnsi"/>
+          <w:b/>
+          <w:bCs/>
           <w:color w:val="auto"/>
           <w:sz w:val="28"/>
           <w:szCs w:val="28"/>
@@ -852,7 +766,9 @@
       <w:r>
         <w:rPr>
           <w:rStyle w:val="SubtleReference"/>
-          <w:rFonts w:asciiTheme="minorHAnsi" w:hAnsiTheme="minorHAnsi" w:cstheme="minorHAnsi"/>
+          <w:rFonts w:asciiTheme="majorHAnsi" w:hAnsiTheme="majorHAnsi" w:cstheme="majorHAnsi"/>
+          <w:b/>
+          <w:bCs/>
           <w:color w:val="auto"/>
           <w:sz w:val="28"/>
           <w:szCs w:val="28"/>
@@ -863,7 +779,9 @@
       <w:r>
         <w:rPr>
           <w:rStyle w:val="SubtleReference"/>
-          <w:rFonts w:asciiTheme="minorHAnsi" w:hAnsiTheme="minorHAnsi" w:cstheme="minorHAnsi"/>
+          <w:rFonts w:asciiTheme="majorHAnsi" w:hAnsiTheme="majorHAnsi" w:cstheme="majorHAnsi"/>
+          <w:b/>
+          <w:bCs/>
           <w:color w:val="auto"/>
           <w:sz w:val="28"/>
           <w:szCs w:val="28"/>
@@ -950,7 +868,9 @@
         <w:ind w:left="0"/>
         <w:rPr>
           <w:rStyle w:val="SubtleReference"/>
-          <w:rFonts w:asciiTheme="minorHAnsi" w:hAnsiTheme="minorHAnsi" w:cstheme="minorHAnsi"/>
+          <w:rFonts w:asciiTheme="majorHAnsi" w:hAnsiTheme="majorHAnsi" w:cstheme="majorHAnsi"/>
+          <w:b/>
+          <w:bCs/>
           <w:color w:val="auto"/>
           <w:sz w:val="28"/>
           <w:szCs w:val="28"/>
@@ -960,7 +880,9 @@
       <w:r>
         <w:rPr>
           <w:rStyle w:val="SubtleReference"/>
-          <w:rFonts w:asciiTheme="minorHAnsi" w:hAnsiTheme="minorHAnsi" w:cstheme="minorHAnsi"/>
+          <w:rFonts w:asciiTheme="majorHAnsi" w:hAnsiTheme="majorHAnsi" w:cstheme="majorHAnsi"/>
+          <w:b/>
+          <w:bCs/>
           <w:color w:val="auto"/>
           <w:sz w:val="28"/>
           <w:szCs w:val="28"/>
@@ -971,7 +893,9 @@
       <w:r>
         <w:rPr>
           <w:rStyle w:val="SubtleReference"/>
-          <w:rFonts w:asciiTheme="minorHAnsi" w:hAnsiTheme="minorHAnsi" w:cstheme="minorHAnsi"/>
+          <w:rFonts w:asciiTheme="majorHAnsi" w:hAnsiTheme="majorHAnsi" w:cstheme="majorHAnsi"/>
+          <w:b/>
+          <w:bCs/>
           <w:color w:val="auto"/>
           <w:sz w:val="28"/>
           <w:szCs w:val="28"/>
@@ -982,7 +906,9 @@
       <w:r>
         <w:rPr>
           <w:rStyle w:val="SubtleReference"/>
-          <w:rFonts w:asciiTheme="minorHAnsi" w:hAnsiTheme="minorHAnsi" w:cstheme="minorHAnsi"/>
+          <w:rFonts w:asciiTheme="majorHAnsi" w:hAnsiTheme="majorHAnsi" w:cstheme="majorHAnsi"/>
+          <w:b/>
+          <w:bCs/>
           <w:color w:val="auto"/>
           <w:sz w:val="28"/>
           <w:szCs w:val="28"/>
@@ -1041,7 +967,9 @@
         <w:ind w:left="0"/>
         <w:rPr>
           <w:rStyle w:val="SubtleReference"/>
-          <w:rFonts w:ascii="Segoe UI" w:hAnsi="Segoe UI" w:cs="Segoe UI"/>
+          <w:rFonts w:asciiTheme="majorHAnsi" w:hAnsiTheme="majorHAnsi" w:cstheme="majorHAnsi"/>
+          <w:b/>
+          <w:bCs/>
           <w:color w:val="auto"/>
           <w:sz w:val="28"/>
           <w:szCs w:val="28"/>
@@ -1051,24 +979,15 @@
       <w:r>
         <w:rPr>
           <w:rStyle w:val="SubtleReference"/>
-          <w:rFonts w:asciiTheme="minorHAnsi" w:hAnsiTheme="minorHAnsi" w:cstheme="minorHAnsi"/>
+          <w:rFonts w:asciiTheme="majorHAnsi" w:hAnsiTheme="majorHAnsi" w:cstheme="majorHAnsi"/>
+          <w:b/>
+          <w:bCs/>
           <w:color w:val="auto"/>
           <w:sz w:val="28"/>
           <w:szCs w:val="28"/>
           <w:u w:val="single"/>
         </w:rPr>
-        <w:t xml:space="preserve">Cloud </w:t>
-      </w:r>
-      <w:r>
-        <w:rPr>
-          <w:rStyle w:val="SubtleReference"/>
-          <w:rFonts w:ascii="Segoe UI" w:hAnsi="Segoe UI" w:cs="Segoe UI"/>
-          <w:color w:val="auto"/>
-          <w:sz w:val="28"/>
-          <w:szCs w:val="28"/>
-          <w:u w:val="single"/>
-        </w:rPr>
-        <w:t>Worker at Cloud factory (2019-Present)</w:t>
+        <w:t>Cloud Worker at Cloud factory (2019-Present)</w:t>
       </w:r>
     </w:p>
     <w:p>
@@ -1331,6 +1250,7 @@
           <w:szCs w:val="32"/>
           <w:u w:val="single"/>
         </w:rPr>
+        <w:lastRenderedPageBreak/>
         <w:t>Education</w:t>
       </w:r>
     </w:p>
@@ -2007,69 +1927,69 @@
         <w:jc w:val="left"/>
         <w:rPr>
           <w:rStyle w:val="BookTitle"/>
-          <w:rFonts w:asciiTheme="minorHAnsi" w:hAnsiTheme="minorHAnsi" w:cstheme="minorHAnsi"/>
-          <w:color w:val="auto"/>
-          <w:sz w:val="24"/>
-          <w:szCs w:val="24"/>
+          <w:rFonts w:asciiTheme="majorHAnsi" w:hAnsiTheme="majorHAnsi" w:cstheme="majorHAnsi"/>
+          <w:color w:val="auto"/>
+          <w:sz w:val="28"/>
+          <w:szCs w:val="28"/>
         </w:rPr>
       </w:pPr>
       <w:r>
         <w:rPr>
           <w:rStyle w:val="BookTitle"/>
-          <w:rFonts w:asciiTheme="minorHAnsi" w:hAnsiTheme="minorHAnsi" w:cstheme="minorHAnsi"/>
-          <w:color w:val="auto"/>
-          <w:sz w:val="24"/>
-          <w:szCs w:val="24"/>
+          <w:rFonts w:asciiTheme="majorHAnsi" w:hAnsiTheme="majorHAnsi" w:cstheme="majorHAnsi"/>
+          <w:color w:val="auto"/>
+          <w:sz w:val="28"/>
+          <w:szCs w:val="28"/>
         </w:rPr>
         <w:t xml:space="preserve">E-commerce website </w:t>
       </w:r>
       <w:r>
         <w:rPr>
           <w:rStyle w:val="BookTitle"/>
-          <w:rFonts w:asciiTheme="minorHAnsi" w:hAnsiTheme="minorHAnsi" w:cstheme="minorHAnsi"/>
-          <w:color w:val="auto"/>
-          <w:sz w:val="24"/>
-          <w:szCs w:val="24"/>
+          <w:rFonts w:asciiTheme="majorHAnsi" w:hAnsiTheme="majorHAnsi" w:cstheme="majorHAnsi"/>
+          <w:color w:val="auto"/>
+          <w:sz w:val="28"/>
+          <w:szCs w:val="28"/>
         </w:rPr>
         <w:t xml:space="preserve">| </w:t>
       </w:r>
       <w:r>
         <w:rPr>
           <w:rStyle w:val="BookTitle"/>
-          <w:rFonts w:asciiTheme="minorHAnsi" w:hAnsiTheme="minorHAnsi" w:cstheme="minorHAnsi"/>
-          <w:color w:val="auto"/>
-          <w:sz w:val="24"/>
-          <w:szCs w:val="24"/>
+          <w:rFonts w:asciiTheme="majorHAnsi" w:hAnsiTheme="majorHAnsi" w:cstheme="majorHAnsi"/>
+          <w:color w:val="auto"/>
+          <w:sz w:val="28"/>
+          <w:szCs w:val="28"/>
         </w:rPr>
         <w:t>PHP</w:t>
       </w:r>
       <w:r>
         <w:rPr>
           <w:rStyle w:val="BookTitle"/>
-          <w:rFonts w:asciiTheme="minorHAnsi" w:hAnsiTheme="minorHAnsi" w:cstheme="minorHAnsi"/>
-          <w:color w:val="auto"/>
-          <w:sz w:val="24"/>
-          <w:szCs w:val="24"/>
+          <w:rFonts w:asciiTheme="majorHAnsi" w:hAnsiTheme="majorHAnsi" w:cstheme="majorHAnsi"/>
+          <w:color w:val="auto"/>
+          <w:sz w:val="28"/>
+          <w:szCs w:val="28"/>
         </w:rPr>
         <w:t xml:space="preserve"> </w:t>
       </w:r>
       <w:r>
         <w:rPr>
           <w:rStyle w:val="BookTitle"/>
-          <w:rFonts w:asciiTheme="minorHAnsi" w:hAnsiTheme="minorHAnsi" w:cstheme="minorHAnsi"/>
-          <w:color w:val="auto"/>
-          <w:sz w:val="24"/>
-          <w:szCs w:val="24"/>
+          <w:rFonts w:asciiTheme="majorHAnsi" w:hAnsiTheme="majorHAnsi" w:cstheme="majorHAnsi"/>
+          <w:color w:val="auto"/>
+          <w:sz w:val="28"/>
+          <w:szCs w:val="28"/>
         </w:rPr>
         <w:t>| 3</w:t>
       </w:r>
       <w:r>
         <w:rPr>
           <w:rStyle w:val="BookTitle"/>
-          <w:rFonts w:asciiTheme="minorHAnsi" w:hAnsiTheme="minorHAnsi" w:cstheme="minorHAnsi"/>
-          <w:color w:val="auto"/>
-          <w:sz w:val="24"/>
-          <w:szCs w:val="24"/>
+          <w:rFonts w:asciiTheme="majorHAnsi" w:hAnsiTheme="majorHAnsi" w:cstheme="majorHAnsi"/>
+          <w:color w:val="auto"/>
+          <w:sz w:val="28"/>
+          <w:szCs w:val="28"/>
           <w:vertAlign w:val="superscript"/>
         </w:rPr>
         <w:t>rd</w:t>
@@ -2077,20 +1997,20 @@
       <w:r>
         <w:rPr>
           <w:rStyle w:val="BookTitle"/>
-          <w:rFonts w:asciiTheme="minorHAnsi" w:hAnsiTheme="minorHAnsi" w:cstheme="minorHAnsi"/>
-          <w:color w:val="auto"/>
-          <w:sz w:val="24"/>
-          <w:szCs w:val="24"/>
+          <w:rFonts w:asciiTheme="majorHAnsi" w:hAnsiTheme="majorHAnsi" w:cstheme="majorHAnsi"/>
+          <w:color w:val="auto"/>
+          <w:sz w:val="28"/>
+          <w:szCs w:val="28"/>
         </w:rPr>
         <w:t xml:space="preserve"> YEAR</w:t>
       </w:r>
       <w:r>
         <w:rPr>
           <w:rStyle w:val="BookTitle"/>
-          <w:rFonts w:asciiTheme="minorHAnsi" w:hAnsiTheme="minorHAnsi" w:cstheme="minorHAnsi"/>
-          <w:color w:val="auto"/>
-          <w:sz w:val="24"/>
-          <w:szCs w:val="24"/>
+          <w:rFonts w:asciiTheme="majorHAnsi" w:hAnsiTheme="majorHAnsi" w:cstheme="majorHAnsi"/>
+          <w:color w:val="auto"/>
+          <w:sz w:val="28"/>
+          <w:szCs w:val="28"/>
         </w:rPr>
         <w:t xml:space="preserve"> PROJECT</w:t>
       </w:r>
@@ -2241,60 +2161,39 @@
         <w:jc w:val="left"/>
         <w:rPr>
           <w:rStyle w:val="BookTitle"/>
-          <w:rFonts w:asciiTheme="minorHAnsi" w:hAnsiTheme="minorHAnsi" w:cstheme="minorHAnsi"/>
-          <w:color w:val="auto"/>
-          <w:sz w:val="24"/>
-          <w:szCs w:val="24"/>
+          <w:rFonts w:asciiTheme="majorHAnsi" w:hAnsiTheme="majorHAnsi" w:cstheme="majorHAnsi"/>
+          <w:color w:val="auto"/>
+          <w:sz w:val="28"/>
+          <w:szCs w:val="28"/>
         </w:rPr>
       </w:pPr>
       <w:r>
         <w:rPr>
           <w:rStyle w:val="BookTitle"/>
-          <w:rFonts w:asciiTheme="minorHAnsi" w:hAnsiTheme="minorHAnsi" w:cstheme="minorHAnsi"/>
-          <w:color w:val="auto"/>
-          <w:sz w:val="24"/>
-          <w:szCs w:val="24"/>
+          <w:rFonts w:asciiTheme="majorHAnsi" w:hAnsiTheme="majorHAnsi" w:cstheme="majorHAnsi"/>
+          <w:color w:val="auto"/>
+          <w:sz w:val="28"/>
+          <w:szCs w:val="28"/>
         </w:rPr>
         <w:t xml:space="preserve">Data Warehouse Design | Apex Oracle | </w:t>
       </w:r>
       <w:r>
         <w:rPr>
           <w:rStyle w:val="BookTitle"/>
-          <w:rFonts w:asciiTheme="minorHAnsi" w:hAnsiTheme="minorHAnsi" w:cstheme="minorHAnsi"/>
-          <w:color w:val="auto"/>
-          <w:sz w:val="24"/>
-          <w:szCs w:val="24"/>
-        </w:rPr>
-        <w:t>4</w:t>
+          <w:rFonts w:asciiTheme="majorHAnsi" w:hAnsiTheme="majorHAnsi" w:cstheme="majorHAnsi"/>
+          <w:color w:val="auto"/>
+          <w:sz w:val="28"/>
+          <w:szCs w:val="28"/>
+        </w:rPr>
+        <w:t xml:space="preserve">4TH YEAR </w:t>
       </w:r>
       <w:r>
         <w:rPr>
           <w:rStyle w:val="BookTitle"/>
-          <w:rFonts w:asciiTheme="minorHAnsi" w:hAnsiTheme="minorHAnsi" w:cstheme="minorHAnsi"/>
-          <w:color w:val="auto"/>
-          <w:sz w:val="24"/>
-          <w:szCs w:val="24"/>
-          <w:vertAlign w:val="superscript"/>
-        </w:rPr>
-        <w:t>TH</w:t>
-      </w:r>
-      <w:r>
-        <w:rPr>
-          <w:rStyle w:val="BookTitle"/>
-          <w:rFonts w:asciiTheme="minorHAnsi" w:hAnsiTheme="minorHAnsi" w:cstheme="minorHAnsi"/>
-          <w:color w:val="auto"/>
-          <w:sz w:val="24"/>
-          <w:szCs w:val="24"/>
-        </w:rPr>
-        <w:t xml:space="preserve"> YEAR </w:t>
-      </w:r>
-      <w:r>
-        <w:rPr>
-          <w:rStyle w:val="BookTitle"/>
-          <w:rFonts w:asciiTheme="minorHAnsi" w:hAnsiTheme="minorHAnsi" w:cstheme="minorHAnsi"/>
-          <w:color w:val="auto"/>
-          <w:sz w:val="24"/>
-          <w:szCs w:val="24"/>
+          <w:rFonts w:asciiTheme="majorHAnsi" w:hAnsiTheme="majorHAnsi" w:cstheme="majorHAnsi"/>
+          <w:color w:val="auto"/>
+          <w:sz w:val="28"/>
+          <w:szCs w:val="28"/>
         </w:rPr>
         <w:t xml:space="preserve">PROJECT </w:t>
       </w:r>
@@ -2427,70 +2326,49 @@
         <w:jc w:val="left"/>
         <w:rPr>
           <w:rStyle w:val="BookTitle"/>
-          <w:rFonts w:asciiTheme="minorHAnsi" w:hAnsiTheme="minorHAnsi" w:cstheme="minorHAnsi"/>
-          <w:color w:val="auto"/>
-          <w:sz w:val="24"/>
-          <w:szCs w:val="24"/>
+          <w:rFonts w:asciiTheme="majorHAnsi" w:hAnsiTheme="majorHAnsi" w:cstheme="majorHAnsi"/>
+          <w:color w:val="auto"/>
+          <w:sz w:val="26"/>
+          <w:szCs w:val="26"/>
         </w:rPr>
       </w:pPr>
       <w:r>
         <w:rPr>
           <w:rStyle w:val="BookTitle"/>
-          <w:rFonts w:asciiTheme="minorHAnsi" w:hAnsiTheme="minorHAnsi" w:cstheme="minorHAnsi"/>
-          <w:color w:val="auto"/>
-          <w:sz w:val="24"/>
-          <w:szCs w:val="24"/>
+          <w:rFonts w:asciiTheme="majorHAnsi" w:hAnsiTheme="majorHAnsi" w:cstheme="majorHAnsi"/>
+          <w:color w:val="auto"/>
+          <w:sz w:val="26"/>
+          <w:szCs w:val="26"/>
         </w:rPr>
         <w:t>Bug Tracking App</w:t>
       </w:r>
       <w:r>
         <w:rPr>
           <w:rStyle w:val="BookTitle"/>
-          <w:rFonts w:asciiTheme="minorHAnsi" w:hAnsiTheme="minorHAnsi" w:cstheme="minorHAnsi"/>
-          <w:color w:val="auto"/>
-          <w:sz w:val="24"/>
-          <w:szCs w:val="24"/>
+          <w:rFonts w:asciiTheme="majorHAnsi" w:hAnsiTheme="majorHAnsi" w:cstheme="majorHAnsi"/>
+          <w:color w:val="auto"/>
+          <w:sz w:val="26"/>
+          <w:szCs w:val="26"/>
         </w:rPr>
         <w:t xml:space="preserve"> | </w:t>
       </w:r>
       <w:r>
         <w:rPr>
           <w:rStyle w:val="BookTitle"/>
-          <w:rFonts w:asciiTheme="minorHAnsi" w:hAnsiTheme="minorHAnsi" w:cstheme="minorHAnsi"/>
-          <w:color w:val="auto"/>
-          <w:sz w:val="24"/>
-          <w:szCs w:val="24"/>
-        </w:rPr>
-        <w:t>Windows Form APPLICATION | 4</w:t>
+          <w:rFonts w:asciiTheme="majorHAnsi" w:hAnsiTheme="majorHAnsi" w:cstheme="majorHAnsi"/>
+          <w:color w:val="auto"/>
+          <w:sz w:val="26"/>
+          <w:szCs w:val="26"/>
+        </w:rPr>
+        <w:t xml:space="preserve">Windows Form APPLICATION | 4TH YEAR </w:t>
       </w:r>
       <w:r>
         <w:rPr>
           <w:rStyle w:val="BookTitle"/>
-          <w:rFonts w:asciiTheme="minorHAnsi" w:hAnsiTheme="minorHAnsi" w:cstheme="minorHAnsi"/>
-          <w:color w:val="auto"/>
-          <w:sz w:val="24"/>
-          <w:szCs w:val="24"/>
-          <w:vertAlign w:val="superscript"/>
-        </w:rPr>
-        <w:t>TH</w:t>
-      </w:r>
-      <w:r>
-        <w:rPr>
-          <w:rStyle w:val="BookTitle"/>
-          <w:rFonts w:asciiTheme="minorHAnsi" w:hAnsiTheme="minorHAnsi" w:cstheme="minorHAnsi"/>
-          <w:color w:val="auto"/>
-          <w:sz w:val="24"/>
-          <w:szCs w:val="24"/>
-        </w:rPr>
-        <w:t xml:space="preserve"> YEAR </w:t>
-      </w:r>
-      <w:r>
-        <w:rPr>
-          <w:rStyle w:val="BookTitle"/>
-          <w:rFonts w:asciiTheme="minorHAnsi" w:hAnsiTheme="minorHAnsi" w:cstheme="minorHAnsi"/>
-          <w:color w:val="auto"/>
-          <w:sz w:val="24"/>
-          <w:szCs w:val="24"/>
+          <w:rFonts w:asciiTheme="majorHAnsi" w:hAnsiTheme="majorHAnsi" w:cstheme="majorHAnsi"/>
+          <w:color w:val="auto"/>
+          <w:sz w:val="26"/>
+          <w:szCs w:val="26"/>
         </w:rPr>
         <w:t xml:space="preserve">PROJECT </w:t>
       </w:r>
@@ -2654,80 +2532,59 @@
         <w:jc w:val="left"/>
         <w:rPr>
           <w:rStyle w:val="BookTitle"/>
-          <w:rFonts w:asciiTheme="minorHAnsi" w:hAnsiTheme="minorHAnsi" w:cstheme="minorHAnsi"/>
-          <w:color w:val="auto"/>
-          <w:sz w:val="24"/>
-          <w:szCs w:val="24"/>
+          <w:rFonts w:asciiTheme="majorHAnsi" w:hAnsiTheme="majorHAnsi" w:cstheme="majorHAnsi"/>
+          <w:color w:val="auto"/>
+          <w:sz w:val="28"/>
+          <w:szCs w:val="28"/>
         </w:rPr>
       </w:pPr>
       <w:r>
         <w:rPr>
           <w:rStyle w:val="BookTitle"/>
-          <w:rFonts w:asciiTheme="minorHAnsi" w:hAnsiTheme="minorHAnsi" w:cstheme="minorHAnsi"/>
-          <w:color w:val="auto"/>
-          <w:sz w:val="24"/>
-          <w:szCs w:val="24"/>
+          <w:rFonts w:asciiTheme="majorHAnsi" w:hAnsiTheme="majorHAnsi" w:cstheme="majorHAnsi"/>
+          <w:color w:val="auto"/>
+          <w:sz w:val="28"/>
+          <w:szCs w:val="28"/>
         </w:rPr>
         <w:t>Blood Bank Web Application | ASP.NET</w:t>
       </w:r>
       <w:r>
         <w:rPr>
           <w:rStyle w:val="BookTitle"/>
-          <w:rFonts w:asciiTheme="minorHAnsi" w:hAnsiTheme="minorHAnsi" w:cstheme="minorHAnsi"/>
-          <w:color w:val="auto"/>
-          <w:sz w:val="24"/>
-          <w:szCs w:val="24"/>
+          <w:rFonts w:asciiTheme="majorHAnsi" w:hAnsiTheme="majorHAnsi" w:cstheme="majorHAnsi"/>
+          <w:color w:val="auto"/>
+          <w:sz w:val="28"/>
+          <w:szCs w:val="28"/>
         </w:rPr>
         <w:t xml:space="preserve"> MVC</w:t>
       </w:r>
       <w:r>
         <w:rPr>
           <w:rStyle w:val="BookTitle"/>
-          <w:rFonts w:asciiTheme="minorHAnsi" w:hAnsiTheme="minorHAnsi" w:cstheme="minorHAnsi"/>
-          <w:color w:val="auto"/>
-          <w:sz w:val="24"/>
-          <w:szCs w:val="24"/>
+          <w:rFonts w:asciiTheme="majorHAnsi" w:hAnsiTheme="majorHAnsi" w:cstheme="majorHAnsi"/>
+          <w:color w:val="auto"/>
+          <w:sz w:val="28"/>
+          <w:szCs w:val="28"/>
         </w:rPr>
         <w:t xml:space="preserve">| </w:t>
       </w:r>
       <w:r>
         <w:rPr>
           <w:rStyle w:val="BookTitle"/>
-          <w:rFonts w:asciiTheme="minorHAnsi" w:hAnsiTheme="minorHAnsi" w:cstheme="minorHAnsi"/>
-          <w:color w:val="auto"/>
-          <w:sz w:val="24"/>
-          <w:szCs w:val="24"/>
-        </w:rPr>
-        <w:t>4</w:t>
+          <w:rFonts w:asciiTheme="majorHAnsi" w:hAnsiTheme="majorHAnsi" w:cstheme="majorHAnsi"/>
+          <w:color w:val="auto"/>
+          <w:sz w:val="28"/>
+          <w:szCs w:val="28"/>
+        </w:rPr>
+        <w:t xml:space="preserve">4TH YEAR </w:t>
       </w:r>
       <w:r>
         <w:rPr>
           <w:rStyle w:val="BookTitle"/>
-          <w:rFonts w:asciiTheme="minorHAnsi" w:hAnsiTheme="minorHAnsi" w:cstheme="minorHAnsi"/>
-          <w:color w:val="auto"/>
-          <w:sz w:val="24"/>
-          <w:szCs w:val="24"/>
-          <w:vertAlign w:val="superscript"/>
-        </w:rPr>
-        <w:t>TH</w:t>
-      </w:r>
-      <w:r>
-        <w:rPr>
-          <w:rStyle w:val="BookTitle"/>
-          <w:rFonts w:asciiTheme="minorHAnsi" w:hAnsiTheme="minorHAnsi" w:cstheme="minorHAnsi"/>
-          <w:color w:val="auto"/>
-          <w:sz w:val="24"/>
-          <w:szCs w:val="24"/>
-        </w:rPr>
-        <w:t xml:space="preserve"> YEAR </w:t>
-      </w:r>
-      <w:r>
-        <w:rPr>
-          <w:rStyle w:val="BookTitle"/>
-          <w:rFonts w:asciiTheme="minorHAnsi" w:hAnsiTheme="minorHAnsi" w:cstheme="minorHAnsi"/>
-          <w:color w:val="auto"/>
-          <w:sz w:val="24"/>
-          <w:szCs w:val="24"/>
+          <w:rFonts w:asciiTheme="majorHAnsi" w:hAnsiTheme="majorHAnsi" w:cstheme="majorHAnsi"/>
+          <w:color w:val="auto"/>
+          <w:sz w:val="28"/>
+          <w:szCs w:val="28"/>
         </w:rPr>
         <w:t xml:space="preserve">PROJECT </w:t>
       </w:r>
@@ -5428,6 +5285,118 @@
     </w:lvl>
   </w:abstractNum>
   <w:abstractNum w:abstractNumId="22" w15:restartNumberingAfterBreak="0">
+    <w:nsid w:val="40CE53B1"/>
+    <w:multiLevelType w:val="hybridMultilevel"/>
+    <w:tmpl w:val="07B281C8"/>
+    <w:lvl w:ilvl="0" w:tplc="5FB04648">
+      <w:numFmt w:val="bullet"/>
+      <w:lvlText w:val="·"/>
+      <w:lvlJc w:val="left"/>
+      <w:pPr>
+        <w:ind w:left="330" w:hanging="360"/>
+      </w:pPr>
+      <w:rPr>
+        <w:rFonts w:ascii="Segoe UI" w:eastAsia="Cambria" w:hAnsi="Segoe UI" w:cs="Segoe UI" w:hint="default"/>
+      </w:rPr>
+    </w:lvl>
+    <w:lvl w:ilvl="1" w:tplc="04090003" w:tentative="1">
+      <w:start w:val="1"/>
+      <w:numFmt w:val="bullet"/>
+      <w:lvlText w:val="o"/>
+      <w:lvlJc w:val="left"/>
+      <w:pPr>
+        <w:ind w:left="1425" w:hanging="360"/>
+      </w:pPr>
+      <w:rPr>
+        <w:rFonts w:ascii="Courier New" w:hAnsi="Courier New" w:cs="Courier New" w:hint="default"/>
+      </w:rPr>
+    </w:lvl>
+    <w:lvl w:ilvl="2" w:tplc="04090005" w:tentative="1">
+      <w:start w:val="1"/>
+      <w:numFmt w:val="bullet"/>
+      <w:lvlText w:val=""/>
+      <w:lvlJc w:val="left"/>
+      <w:pPr>
+        <w:ind w:left="2145" w:hanging="360"/>
+      </w:pPr>
+      <w:rPr>
+        <w:rFonts w:ascii="Wingdings" w:hAnsi="Wingdings" w:hint="default"/>
+      </w:rPr>
+    </w:lvl>
+    <w:lvl w:ilvl="3" w:tplc="04090001" w:tentative="1">
+      <w:start w:val="1"/>
+      <w:numFmt w:val="bullet"/>
+      <w:lvlText w:val=""/>
+      <w:lvlJc w:val="left"/>
+      <w:pPr>
+        <w:ind w:left="2865" w:hanging="360"/>
+      </w:pPr>
+      <w:rPr>
+        <w:rFonts w:ascii="Symbol" w:hAnsi="Symbol" w:hint="default"/>
+      </w:rPr>
+    </w:lvl>
+    <w:lvl w:ilvl="4" w:tplc="04090003" w:tentative="1">
+      <w:start w:val="1"/>
+      <w:numFmt w:val="bullet"/>
+      <w:lvlText w:val="o"/>
+      <w:lvlJc w:val="left"/>
+      <w:pPr>
+        <w:ind w:left="3585" w:hanging="360"/>
+      </w:pPr>
+      <w:rPr>
+        <w:rFonts w:ascii="Courier New" w:hAnsi="Courier New" w:cs="Courier New" w:hint="default"/>
+      </w:rPr>
+    </w:lvl>
+    <w:lvl w:ilvl="5" w:tplc="04090005" w:tentative="1">
+      <w:start w:val="1"/>
+      <w:numFmt w:val="bullet"/>
+      <w:lvlText w:val=""/>
+      <w:lvlJc w:val="left"/>
+      <w:pPr>
+        <w:ind w:left="4305" w:hanging="360"/>
+      </w:pPr>
+      <w:rPr>
+        <w:rFonts w:ascii="Wingdings" w:hAnsi="Wingdings" w:hint="default"/>
+      </w:rPr>
+    </w:lvl>
+    <w:lvl w:ilvl="6" w:tplc="04090001" w:tentative="1">
+      <w:start w:val="1"/>
+      <w:numFmt w:val="bullet"/>
+      <w:lvlText w:val=""/>
+      <w:lvlJc w:val="left"/>
+      <w:pPr>
+        <w:ind w:left="5025" w:hanging="360"/>
+      </w:pPr>
+      <w:rPr>
+        <w:rFonts w:ascii="Symbol" w:hAnsi="Symbol" w:hint="default"/>
+      </w:rPr>
+    </w:lvl>
+    <w:lvl w:ilvl="7" w:tplc="04090003" w:tentative="1">
+      <w:start w:val="1"/>
+      <w:numFmt w:val="bullet"/>
+      <w:lvlText w:val="o"/>
+      <w:lvlJc w:val="left"/>
+      <w:pPr>
+        <w:ind w:left="5745" w:hanging="360"/>
+      </w:pPr>
+      <w:rPr>
+        <w:rFonts w:ascii="Courier New" w:hAnsi="Courier New" w:cs="Courier New" w:hint="default"/>
+      </w:rPr>
+    </w:lvl>
+    <w:lvl w:ilvl="8" w:tplc="04090005" w:tentative="1">
+      <w:start w:val="1"/>
+      <w:numFmt w:val="bullet"/>
+      <w:lvlText w:val=""/>
+      <w:lvlJc w:val="left"/>
+      <w:pPr>
+        <w:ind w:left="6465" w:hanging="360"/>
+      </w:pPr>
+      <w:rPr>
+        <w:rFonts w:ascii="Wingdings" w:hAnsi="Wingdings" w:hint="default"/>
+      </w:rPr>
+    </w:lvl>
+  </w:abstractNum>
+  <w:abstractNum w:abstractNumId="23" w15:restartNumberingAfterBreak="0">
     <w:nsid w:val="40F1189D"/>
     <w:multiLevelType w:val="hybridMultilevel"/>
     <w:tmpl w:val="72D824A8"/>
@@ -5539,7 +5508,7 @@
       </w:rPr>
     </w:lvl>
   </w:abstractNum>
-  <w:abstractNum w:abstractNumId="23" w15:restartNumberingAfterBreak="0">
+  <w:abstractNum w:abstractNumId="24" w15:restartNumberingAfterBreak="0">
     <w:nsid w:val="43B233EC"/>
     <w:multiLevelType w:val="hybridMultilevel"/>
     <w:tmpl w:val="43EE85EC"/>
@@ -5651,7 +5620,7 @@
       </w:rPr>
     </w:lvl>
   </w:abstractNum>
-  <w:abstractNum w:abstractNumId="24" w15:restartNumberingAfterBreak="0">
+  <w:abstractNum w:abstractNumId="25" w15:restartNumberingAfterBreak="0">
     <w:nsid w:val="49225F24"/>
     <w:multiLevelType w:val="hybridMultilevel"/>
     <w:tmpl w:val="FA3A29BE"/>
@@ -5764,7 +5733,7 @@
       </w:rPr>
     </w:lvl>
   </w:abstractNum>
-  <w:abstractNum w:abstractNumId="25" w15:restartNumberingAfterBreak="0">
+  <w:abstractNum w:abstractNumId="26" w15:restartNumberingAfterBreak="0">
     <w:nsid w:val="4A321232"/>
     <w:multiLevelType w:val="hybridMultilevel"/>
     <w:tmpl w:val="B1BC1DC6"/>
@@ -5879,7 +5848,7 @@
       </w:rPr>
     </w:lvl>
   </w:abstractNum>
-  <w:abstractNum w:abstractNumId="26" w15:restartNumberingAfterBreak="0">
+  <w:abstractNum w:abstractNumId="27" w15:restartNumberingAfterBreak="0">
     <w:nsid w:val="4A5F6AD0"/>
     <w:multiLevelType w:val="hybridMultilevel"/>
     <w:tmpl w:val="1A847D84"/>
@@ -5992,7 +5961,120 @@
       </w:rPr>
     </w:lvl>
   </w:abstractNum>
-  <w:abstractNum w:abstractNumId="27" w15:restartNumberingAfterBreak="0">
+  <w:abstractNum w:abstractNumId="28" w15:restartNumberingAfterBreak="0">
+    <w:nsid w:val="4CA34EF3"/>
+    <w:multiLevelType w:val="hybridMultilevel"/>
+    <w:tmpl w:val="31A4C830"/>
+    <w:lvl w:ilvl="0" w:tplc="04090001">
+      <w:start w:val="1"/>
+      <w:numFmt w:val="bullet"/>
+      <w:lvlText w:val=""/>
+      <w:lvlJc w:val="left"/>
+      <w:pPr>
+        <w:ind w:left="705" w:hanging="360"/>
+      </w:pPr>
+      <w:rPr>
+        <w:rFonts w:ascii="Symbol" w:hAnsi="Symbol" w:hint="default"/>
+      </w:rPr>
+    </w:lvl>
+    <w:lvl w:ilvl="1" w:tplc="04090003" w:tentative="1">
+      <w:start w:val="1"/>
+      <w:numFmt w:val="bullet"/>
+      <w:lvlText w:val="o"/>
+      <w:lvlJc w:val="left"/>
+      <w:pPr>
+        <w:ind w:left="1425" w:hanging="360"/>
+      </w:pPr>
+      <w:rPr>
+        <w:rFonts w:ascii="Courier New" w:hAnsi="Courier New" w:cs="Courier New" w:hint="default"/>
+      </w:rPr>
+    </w:lvl>
+    <w:lvl w:ilvl="2" w:tplc="04090005" w:tentative="1">
+      <w:start w:val="1"/>
+      <w:numFmt w:val="bullet"/>
+      <w:lvlText w:val=""/>
+      <w:lvlJc w:val="left"/>
+      <w:pPr>
+        <w:ind w:left="2145" w:hanging="360"/>
+      </w:pPr>
+      <w:rPr>
+        <w:rFonts w:ascii="Wingdings" w:hAnsi="Wingdings" w:hint="default"/>
+      </w:rPr>
+    </w:lvl>
+    <w:lvl w:ilvl="3" w:tplc="04090001" w:tentative="1">
+      <w:start w:val="1"/>
+      <w:numFmt w:val="bullet"/>
+      <w:lvlText w:val=""/>
+      <w:lvlJc w:val="left"/>
+      <w:pPr>
+        <w:ind w:left="2865" w:hanging="360"/>
+      </w:pPr>
+      <w:rPr>
+        <w:rFonts w:ascii="Symbol" w:hAnsi="Symbol" w:hint="default"/>
+      </w:rPr>
+    </w:lvl>
+    <w:lvl w:ilvl="4" w:tplc="04090003" w:tentative="1">
+      <w:start w:val="1"/>
+      <w:numFmt w:val="bullet"/>
+      <w:lvlText w:val="o"/>
+      <w:lvlJc w:val="left"/>
+      <w:pPr>
+        <w:ind w:left="3585" w:hanging="360"/>
+      </w:pPr>
+      <w:rPr>
+        <w:rFonts w:ascii="Courier New" w:hAnsi="Courier New" w:cs="Courier New" w:hint="default"/>
+      </w:rPr>
+    </w:lvl>
+    <w:lvl w:ilvl="5" w:tplc="04090005" w:tentative="1">
+      <w:start w:val="1"/>
+      <w:numFmt w:val="bullet"/>
+      <w:lvlText w:val=""/>
+      <w:lvlJc w:val="left"/>
+      <w:pPr>
+        <w:ind w:left="4305" w:hanging="360"/>
+      </w:pPr>
+      <w:rPr>
+        <w:rFonts w:ascii="Wingdings" w:hAnsi="Wingdings" w:hint="default"/>
+      </w:rPr>
+    </w:lvl>
+    <w:lvl w:ilvl="6" w:tplc="04090001" w:tentative="1">
+      <w:start w:val="1"/>
+      <w:numFmt w:val="bullet"/>
+      <w:lvlText w:val=""/>
+      <w:lvlJc w:val="left"/>
+      <w:pPr>
+        <w:ind w:left="5025" w:hanging="360"/>
+      </w:pPr>
+      <w:rPr>
+        <w:rFonts w:ascii="Symbol" w:hAnsi="Symbol" w:hint="default"/>
+      </w:rPr>
+    </w:lvl>
+    <w:lvl w:ilvl="7" w:tplc="04090003" w:tentative="1">
+      <w:start w:val="1"/>
+      <w:numFmt w:val="bullet"/>
+      <w:lvlText w:val="o"/>
+      <w:lvlJc w:val="left"/>
+      <w:pPr>
+        <w:ind w:left="5745" w:hanging="360"/>
+      </w:pPr>
+      <w:rPr>
+        <w:rFonts w:ascii="Courier New" w:hAnsi="Courier New" w:cs="Courier New" w:hint="default"/>
+      </w:rPr>
+    </w:lvl>
+    <w:lvl w:ilvl="8" w:tplc="04090005" w:tentative="1">
+      <w:start w:val="1"/>
+      <w:numFmt w:val="bullet"/>
+      <w:lvlText w:val=""/>
+      <w:lvlJc w:val="left"/>
+      <w:pPr>
+        <w:ind w:left="6465" w:hanging="360"/>
+      </w:pPr>
+      <w:rPr>
+        <w:rFonts w:ascii="Wingdings" w:hAnsi="Wingdings" w:hint="default"/>
+      </w:rPr>
+    </w:lvl>
+  </w:abstractNum>
+  <w:abstractNum w:abstractNumId="29" w15:restartNumberingAfterBreak="0">
     <w:nsid w:val="4DF03032"/>
     <w:multiLevelType w:val="hybridMultilevel"/>
     <w:tmpl w:val="66F8AD0C"/>
@@ -6105,7 +6187,7 @@
       </w:rPr>
     </w:lvl>
   </w:abstractNum>
-  <w:abstractNum w:abstractNumId="28" w15:restartNumberingAfterBreak="0">
+  <w:abstractNum w:abstractNumId="30" w15:restartNumberingAfterBreak="0">
     <w:nsid w:val="4F577AA7"/>
     <w:multiLevelType w:val="multilevel"/>
     <w:tmpl w:val="66C4E12A"/>
@@ -6254,7 +6336,7 @@
       </w:rPr>
     </w:lvl>
   </w:abstractNum>
-  <w:abstractNum w:abstractNumId="29" w15:restartNumberingAfterBreak="0">
+  <w:abstractNum w:abstractNumId="31" w15:restartNumberingAfterBreak="0">
     <w:nsid w:val="51060D0A"/>
     <w:multiLevelType w:val="hybridMultilevel"/>
     <w:tmpl w:val="FB5A409A"/>
@@ -6367,7 +6449,7 @@
       </w:rPr>
     </w:lvl>
   </w:abstractNum>
-  <w:abstractNum w:abstractNumId="30" w15:restartNumberingAfterBreak="0">
+  <w:abstractNum w:abstractNumId="32" w15:restartNumberingAfterBreak="0">
     <w:nsid w:val="53120EA6"/>
     <w:multiLevelType w:val="hybridMultilevel"/>
     <w:tmpl w:val="495A522A"/>
@@ -6482,7 +6564,7 @@
       </w:rPr>
     </w:lvl>
   </w:abstractNum>
-  <w:abstractNum w:abstractNumId="31" w15:restartNumberingAfterBreak="0">
+  <w:abstractNum w:abstractNumId="33" w15:restartNumberingAfterBreak="0">
     <w:nsid w:val="534C61DF"/>
     <w:multiLevelType w:val="hybridMultilevel"/>
     <w:tmpl w:val="F25A27C2"/>
@@ -6595,7 +6677,7 @@
       </w:rPr>
     </w:lvl>
   </w:abstractNum>
-  <w:abstractNum w:abstractNumId="32" w15:restartNumberingAfterBreak="0">
+  <w:abstractNum w:abstractNumId="34" w15:restartNumberingAfterBreak="0">
     <w:nsid w:val="5E9367B6"/>
     <w:multiLevelType w:val="hybridMultilevel"/>
     <w:tmpl w:val="0A62B83E"/>
@@ -6707,7 +6789,7 @@
       </w:rPr>
     </w:lvl>
   </w:abstractNum>
-  <w:abstractNum w:abstractNumId="33" w15:restartNumberingAfterBreak="0">
+  <w:abstractNum w:abstractNumId="35" w15:restartNumberingAfterBreak="0">
     <w:nsid w:val="615D0794"/>
     <w:multiLevelType w:val="hybridMultilevel"/>
     <w:tmpl w:val="C27CB5B4"/>
@@ -6820,7 +6902,119 @@
       </w:rPr>
     </w:lvl>
   </w:abstractNum>
-  <w:abstractNum w:abstractNumId="34" w15:restartNumberingAfterBreak="0">
+  <w:abstractNum w:abstractNumId="36" w15:restartNumberingAfterBreak="0">
+    <w:nsid w:val="620524DC"/>
+    <w:multiLevelType w:val="hybridMultilevel"/>
+    <w:tmpl w:val="87B81168"/>
+    <w:lvl w:ilvl="0" w:tplc="5FB04648">
+      <w:numFmt w:val="bullet"/>
+      <w:lvlText w:val="·"/>
+      <w:lvlJc w:val="left"/>
+      <w:pPr>
+        <w:ind w:left="345" w:hanging="360"/>
+      </w:pPr>
+      <w:rPr>
+        <w:rFonts w:ascii="Segoe UI" w:eastAsia="Cambria" w:hAnsi="Segoe UI" w:cs="Segoe UI" w:hint="default"/>
+      </w:rPr>
+    </w:lvl>
+    <w:lvl w:ilvl="1" w:tplc="04090003" w:tentative="1">
+      <w:start w:val="1"/>
+      <w:numFmt w:val="bullet"/>
+      <w:lvlText w:val="o"/>
+      <w:lvlJc w:val="left"/>
+      <w:pPr>
+        <w:ind w:left="1065" w:hanging="360"/>
+      </w:pPr>
+      <w:rPr>
+        <w:rFonts w:ascii="Courier New" w:hAnsi="Courier New" w:cs="Courier New" w:hint="default"/>
+      </w:rPr>
+    </w:lvl>
+    <w:lvl w:ilvl="2" w:tplc="04090005" w:tentative="1">
+      <w:start w:val="1"/>
+      <w:numFmt w:val="bullet"/>
+      <w:lvlText w:val=""/>
+      <w:lvlJc w:val="left"/>
+      <w:pPr>
+        <w:ind w:left="1785" w:hanging="360"/>
+      </w:pPr>
+      <w:rPr>
+        <w:rFonts w:ascii="Wingdings" w:hAnsi="Wingdings" w:hint="default"/>
+      </w:rPr>
+    </w:lvl>
+    <w:lvl w:ilvl="3" w:tplc="04090001" w:tentative="1">
+      <w:start w:val="1"/>
+      <w:numFmt w:val="bullet"/>
+      <w:lvlText w:val=""/>
+      <w:lvlJc w:val="left"/>
+      <w:pPr>
+        <w:ind w:left="2505" w:hanging="360"/>
+      </w:pPr>
+      <w:rPr>
+        <w:rFonts w:ascii="Symbol" w:hAnsi="Symbol" w:hint="default"/>
+      </w:rPr>
+    </w:lvl>
+    <w:lvl w:ilvl="4" w:tplc="04090003" w:tentative="1">
+      <w:start w:val="1"/>
+      <w:numFmt w:val="bullet"/>
+      <w:lvlText w:val="o"/>
+      <w:lvlJc w:val="left"/>
+      <w:pPr>
+        <w:ind w:left="3225" w:hanging="360"/>
+      </w:pPr>
+      <w:rPr>
+        <w:rFonts w:ascii="Courier New" w:hAnsi="Courier New" w:cs="Courier New" w:hint="default"/>
+      </w:rPr>
+    </w:lvl>
+    <w:lvl w:ilvl="5" w:tplc="04090005" w:tentative="1">
+      <w:start w:val="1"/>
+      <w:numFmt w:val="bullet"/>
+      <w:lvlText w:val=""/>
+      <w:lvlJc w:val="left"/>
+      <w:pPr>
+        <w:ind w:left="3945" w:hanging="360"/>
+      </w:pPr>
+      <w:rPr>
+        <w:rFonts w:ascii="Wingdings" w:hAnsi="Wingdings" w:hint="default"/>
+      </w:rPr>
+    </w:lvl>
+    <w:lvl w:ilvl="6" w:tplc="04090001" w:tentative="1">
+      <w:start w:val="1"/>
+      <w:numFmt w:val="bullet"/>
+      <w:lvlText w:val=""/>
+      <w:lvlJc w:val="left"/>
+      <w:pPr>
+        <w:ind w:left="4665" w:hanging="360"/>
+      </w:pPr>
+      <w:rPr>
+        <w:rFonts w:ascii="Symbol" w:hAnsi="Symbol" w:hint="default"/>
+      </w:rPr>
+    </w:lvl>
+    <w:lvl w:ilvl="7" w:tplc="04090003" w:tentative="1">
+      <w:start w:val="1"/>
+      <w:numFmt w:val="bullet"/>
+      <w:lvlText w:val="o"/>
+      <w:lvlJc w:val="left"/>
+      <w:pPr>
+        <w:ind w:left="5385" w:hanging="360"/>
+      </w:pPr>
+      <w:rPr>
+        <w:rFonts w:ascii="Courier New" w:hAnsi="Courier New" w:cs="Courier New" w:hint="default"/>
+      </w:rPr>
+    </w:lvl>
+    <w:lvl w:ilvl="8" w:tplc="04090005" w:tentative="1">
+      <w:start w:val="1"/>
+      <w:numFmt w:val="bullet"/>
+      <w:lvlText w:val=""/>
+      <w:lvlJc w:val="left"/>
+      <w:pPr>
+        <w:ind w:left="6105" w:hanging="360"/>
+      </w:pPr>
+      <w:rPr>
+        <w:rFonts w:ascii="Wingdings" w:hAnsi="Wingdings" w:hint="default"/>
+      </w:rPr>
+    </w:lvl>
+  </w:abstractNum>
+  <w:abstractNum w:abstractNumId="37" w15:restartNumberingAfterBreak="0">
     <w:nsid w:val="6402629D"/>
     <w:multiLevelType w:val="multilevel"/>
     <w:tmpl w:val="B510DB4E"/>
@@ -6969,7 +7163,7 @@
       </w:rPr>
     </w:lvl>
   </w:abstractNum>
-  <w:abstractNum w:abstractNumId="35" w15:restartNumberingAfterBreak="0">
+  <w:abstractNum w:abstractNumId="38" w15:restartNumberingAfterBreak="0">
     <w:nsid w:val="65A24CD3"/>
     <w:multiLevelType w:val="hybridMultilevel"/>
     <w:tmpl w:val="1E1EB160"/>
@@ -7082,7 +7276,7 @@
       </w:rPr>
     </w:lvl>
   </w:abstractNum>
-  <w:abstractNum w:abstractNumId="36" w15:restartNumberingAfterBreak="0">
+  <w:abstractNum w:abstractNumId="39" w15:restartNumberingAfterBreak="0">
     <w:nsid w:val="6BCC2F17"/>
     <w:multiLevelType w:val="hybridMultilevel"/>
     <w:tmpl w:val="3334D108"/>
@@ -7195,7 +7389,7 @@
       </w:rPr>
     </w:lvl>
   </w:abstractNum>
-  <w:abstractNum w:abstractNumId="37" w15:restartNumberingAfterBreak="0">
+  <w:abstractNum w:abstractNumId="40" w15:restartNumberingAfterBreak="0">
     <w:nsid w:val="6EFF7C31"/>
     <w:multiLevelType w:val="hybridMultilevel"/>
     <w:tmpl w:val="91F6375A"/>
@@ -7308,7 +7502,119 @@
       </w:rPr>
     </w:lvl>
   </w:abstractNum>
-  <w:abstractNum w:abstractNumId="38" w15:restartNumberingAfterBreak="0">
+  <w:abstractNum w:abstractNumId="41" w15:restartNumberingAfterBreak="0">
+    <w:nsid w:val="7352713F"/>
+    <w:multiLevelType w:val="hybridMultilevel"/>
+    <w:tmpl w:val="0620740C"/>
+    <w:lvl w:ilvl="0" w:tplc="7B2A6B30">
+      <w:numFmt w:val="bullet"/>
+      <w:lvlText w:val="·"/>
+      <w:lvlJc w:val="left"/>
+      <w:pPr>
+        <w:ind w:left="330" w:hanging="360"/>
+      </w:pPr>
+      <w:rPr>
+        <w:rFonts w:ascii="Cambria" w:eastAsia="Cambria" w:hAnsi="Cambria" w:cs="Cambria" w:hint="default"/>
+      </w:rPr>
+    </w:lvl>
+    <w:lvl w:ilvl="1" w:tplc="FFFFFFFF" w:tentative="1">
+      <w:start w:val="1"/>
+      <w:numFmt w:val="bullet"/>
+      <w:lvlText w:val="o"/>
+      <w:lvlJc w:val="left"/>
+      <w:pPr>
+        <w:ind w:left="1425" w:hanging="360"/>
+      </w:pPr>
+      <w:rPr>
+        <w:rFonts w:ascii="Courier New" w:hAnsi="Courier New" w:cs="Courier New" w:hint="default"/>
+      </w:rPr>
+    </w:lvl>
+    <w:lvl w:ilvl="2" w:tplc="FFFFFFFF" w:tentative="1">
+      <w:start w:val="1"/>
+      <w:numFmt w:val="bullet"/>
+      <w:lvlText w:val=""/>
+      <w:lvlJc w:val="left"/>
+      <w:pPr>
+        <w:ind w:left="2145" w:hanging="360"/>
+      </w:pPr>
+      <w:rPr>
+        <w:rFonts w:ascii="Wingdings" w:hAnsi="Wingdings" w:hint="default"/>
+      </w:rPr>
+    </w:lvl>
+    <w:lvl w:ilvl="3" w:tplc="FFFFFFFF" w:tentative="1">
+      <w:start w:val="1"/>
+      <w:numFmt w:val="bullet"/>
+      <w:lvlText w:val=""/>
+      <w:lvlJc w:val="left"/>
+      <w:pPr>
+        <w:ind w:left="2865" w:hanging="360"/>
+      </w:pPr>
+      <w:rPr>
+        <w:rFonts w:ascii="Symbol" w:hAnsi="Symbol" w:hint="default"/>
+      </w:rPr>
+    </w:lvl>
+    <w:lvl w:ilvl="4" w:tplc="FFFFFFFF" w:tentative="1">
+      <w:start w:val="1"/>
+      <w:numFmt w:val="bullet"/>
+      <w:lvlText w:val="o"/>
+      <w:lvlJc w:val="left"/>
+      <w:pPr>
+        <w:ind w:left="3585" w:hanging="360"/>
+      </w:pPr>
+      <w:rPr>
+        <w:rFonts w:ascii="Courier New" w:hAnsi="Courier New" w:cs="Courier New" w:hint="default"/>
+      </w:rPr>
+    </w:lvl>
+    <w:lvl w:ilvl="5" w:tplc="FFFFFFFF" w:tentative="1">
+      <w:start w:val="1"/>
+      <w:numFmt w:val="bullet"/>
+      <w:lvlText w:val=""/>
+      <w:lvlJc w:val="left"/>
+      <w:pPr>
+        <w:ind w:left="4305" w:hanging="360"/>
+      </w:pPr>
+      <w:rPr>
+        <w:rFonts w:ascii="Wingdings" w:hAnsi="Wingdings" w:hint="default"/>
+      </w:rPr>
+    </w:lvl>
+    <w:lvl w:ilvl="6" w:tplc="FFFFFFFF" w:tentative="1">
+      <w:start w:val="1"/>
+      <w:numFmt w:val="bullet"/>
+      <w:lvlText w:val=""/>
+      <w:lvlJc w:val="left"/>
+      <w:pPr>
+        <w:ind w:left="5025" w:hanging="360"/>
+      </w:pPr>
+      <w:rPr>
+        <w:rFonts w:ascii="Symbol" w:hAnsi="Symbol" w:hint="default"/>
+      </w:rPr>
+    </w:lvl>
+    <w:lvl w:ilvl="7" w:tplc="FFFFFFFF" w:tentative="1">
+      <w:start w:val="1"/>
+      <w:numFmt w:val="bullet"/>
+      <w:lvlText w:val="o"/>
+      <w:lvlJc w:val="left"/>
+      <w:pPr>
+        <w:ind w:left="5745" w:hanging="360"/>
+      </w:pPr>
+      <w:rPr>
+        <w:rFonts w:ascii="Courier New" w:hAnsi="Courier New" w:cs="Courier New" w:hint="default"/>
+      </w:rPr>
+    </w:lvl>
+    <w:lvl w:ilvl="8" w:tplc="FFFFFFFF" w:tentative="1">
+      <w:start w:val="1"/>
+      <w:numFmt w:val="bullet"/>
+      <w:lvlText w:val=""/>
+      <w:lvlJc w:val="left"/>
+      <w:pPr>
+        <w:ind w:left="6465" w:hanging="360"/>
+      </w:pPr>
+      <w:rPr>
+        <w:rFonts w:ascii="Wingdings" w:hAnsi="Wingdings" w:hint="default"/>
+      </w:rPr>
+    </w:lvl>
+  </w:abstractNum>
+  <w:abstractNum w:abstractNumId="42" w15:restartNumberingAfterBreak="0">
     <w:nsid w:val="73D04306"/>
     <w:multiLevelType w:val="hybridMultilevel"/>
     <w:tmpl w:val="FD6482E2"/>
@@ -7420,7 +7726,7 @@
       </w:rPr>
     </w:lvl>
   </w:abstractNum>
-  <w:abstractNum w:abstractNumId="39" w15:restartNumberingAfterBreak="0">
+  <w:abstractNum w:abstractNumId="43" w15:restartNumberingAfterBreak="0">
     <w:nsid w:val="7958088F"/>
     <w:multiLevelType w:val="hybridMultilevel"/>
     <w:tmpl w:val="FEE06BE0"/>
@@ -7533,7 +7839,7 @@
       </w:rPr>
     </w:lvl>
   </w:abstractNum>
-  <w:abstractNum w:abstractNumId="40" w15:restartNumberingAfterBreak="0">
+  <w:abstractNum w:abstractNumId="44" w15:restartNumberingAfterBreak="0">
     <w:nsid w:val="7C175FB2"/>
     <w:multiLevelType w:val="hybridMultilevel"/>
     <w:tmpl w:val="F28C9478"/>
@@ -7646,7 +7952,7 @@
       </w:rPr>
     </w:lvl>
   </w:abstractNum>
-  <w:abstractNum w:abstractNumId="41" w15:restartNumberingAfterBreak="0">
+  <w:abstractNum w:abstractNumId="45" w15:restartNumberingAfterBreak="0">
     <w:nsid w:val="7C552837"/>
     <w:multiLevelType w:val="hybridMultilevel"/>
     <w:tmpl w:val="F42028EA"/>
@@ -7761,7 +8067,7 @@
       </w:rPr>
     </w:lvl>
   </w:abstractNum>
-  <w:abstractNum w:abstractNumId="42" w15:restartNumberingAfterBreak="0">
+  <w:abstractNum w:abstractNumId="46" w15:restartNumberingAfterBreak="0">
     <w:nsid w:val="7EF83BD3"/>
     <w:multiLevelType w:val="hybridMultilevel"/>
     <w:tmpl w:val="B03C8D7A"/>
@@ -7880,25 +8186,25 @@
     <w:abstractNumId w:val="18"/>
   </w:num>
   <w:num w:numId="3" w16cid:durableId="1487086635">
-    <w:abstractNumId w:val="39"/>
+    <w:abstractNumId w:val="43"/>
   </w:num>
   <w:num w:numId="4" w16cid:durableId="1914386943">
-    <w:abstractNumId w:val="31"/>
+    <w:abstractNumId w:val="33"/>
   </w:num>
   <w:num w:numId="5" w16cid:durableId="1344698546">
-    <w:abstractNumId w:val="41"/>
+    <w:abstractNumId w:val="45"/>
   </w:num>
   <w:num w:numId="6" w16cid:durableId="1403215826">
     <w:abstractNumId w:val="13"/>
   </w:num>
   <w:num w:numId="7" w16cid:durableId="282225079">
-    <w:abstractNumId w:val="24"/>
+    <w:abstractNumId w:val="25"/>
   </w:num>
   <w:num w:numId="8" w16cid:durableId="1750419559">
     <w:abstractNumId w:val="5"/>
   </w:num>
   <w:num w:numId="9" w16cid:durableId="488252705">
-    <w:abstractNumId w:val="33"/>
+    <w:abstractNumId w:val="35"/>
   </w:num>
   <w:num w:numId="10" w16cid:durableId="457334325">
     <w:abstractNumId w:val="1"/>
@@ -7907,13 +8213,13 @@
     <w:abstractNumId w:val="7"/>
   </w:num>
   <w:num w:numId="12" w16cid:durableId="483736572">
-    <w:abstractNumId w:val="30"/>
+    <w:abstractNumId w:val="32"/>
   </w:num>
   <w:num w:numId="13" w16cid:durableId="1942764033">
     <w:abstractNumId w:val="11"/>
   </w:num>
   <w:num w:numId="14" w16cid:durableId="579676042">
-    <w:abstractNumId w:val="25"/>
+    <w:abstractNumId w:val="26"/>
   </w:num>
   <w:num w:numId="15" w16cid:durableId="1961108698">
     <w:abstractNumId w:val="3"/>
@@ -7922,7 +8228,7 @@
     <w:abstractNumId w:val="14"/>
   </w:num>
   <w:num w:numId="17" w16cid:durableId="79638893">
-    <w:abstractNumId w:val="22"/>
+    <w:abstractNumId w:val="23"/>
   </w:num>
   <w:num w:numId="18" w16cid:durableId="1859077424">
     <w:abstractNumId w:val="9"/>
@@ -7937,22 +8243,22 @@
     <w:abstractNumId w:val="19"/>
   </w:num>
   <w:num w:numId="22" w16cid:durableId="1528791000">
-    <w:abstractNumId w:val="26"/>
+    <w:abstractNumId w:val="27"/>
   </w:num>
   <w:num w:numId="23" w16cid:durableId="1416516987">
     <w:abstractNumId w:val="4"/>
   </w:num>
   <w:num w:numId="24" w16cid:durableId="1431659158">
-    <w:abstractNumId w:val="37"/>
+    <w:abstractNumId w:val="40"/>
   </w:num>
   <w:num w:numId="25" w16cid:durableId="1567497019">
-    <w:abstractNumId w:val="27"/>
+    <w:abstractNumId w:val="29"/>
   </w:num>
   <w:num w:numId="26" w16cid:durableId="154809731">
     <w:abstractNumId w:val="6"/>
   </w:num>
   <w:num w:numId="27" w16cid:durableId="1081561274">
-    <w:abstractNumId w:val="23"/>
+    <w:abstractNumId w:val="24"/>
   </w:num>
   <w:num w:numId="28" w16cid:durableId="1839037156">
     <w:abstractNumId w:val="20"/>
@@ -7961,19 +8267,19 @@
     <w:abstractNumId w:val="16"/>
   </w:num>
   <w:num w:numId="30" w16cid:durableId="1781219718">
-    <w:abstractNumId w:val="34"/>
+    <w:abstractNumId w:val="37"/>
   </w:num>
   <w:num w:numId="31" w16cid:durableId="396439575">
     <w:abstractNumId w:val="2"/>
   </w:num>
   <w:num w:numId="32" w16cid:durableId="1743405650">
+    <w:abstractNumId w:val="46"/>
+  </w:num>
+  <w:num w:numId="33" w16cid:durableId="540896262">
     <w:abstractNumId w:val="42"/>
   </w:num>
-  <w:num w:numId="33" w16cid:durableId="540896262">
-    <w:abstractNumId w:val="38"/>
-  </w:num>
   <w:num w:numId="34" w16cid:durableId="439303030">
-    <w:abstractNumId w:val="32"/>
+    <w:abstractNumId w:val="34"/>
   </w:num>
   <w:num w:numId="35" w16cid:durableId="628976641">
     <w:abstractNumId w:val="21"/>
@@ -7982,25 +8288,37 @@
     <w:abstractNumId w:val="10"/>
   </w:num>
   <w:num w:numId="37" w16cid:durableId="15933383">
-    <w:abstractNumId w:val="29"/>
+    <w:abstractNumId w:val="31"/>
   </w:num>
   <w:num w:numId="38" w16cid:durableId="1697267441">
-    <w:abstractNumId w:val="28"/>
+    <w:abstractNumId w:val="30"/>
   </w:num>
   <w:num w:numId="39" w16cid:durableId="1410034514">
     <w:abstractNumId w:val="0"/>
   </w:num>
   <w:num w:numId="40" w16cid:durableId="2123307636">
-    <w:abstractNumId w:val="40"/>
+    <w:abstractNumId w:val="44"/>
   </w:num>
   <w:num w:numId="41" w16cid:durableId="714080925">
-    <w:abstractNumId w:val="36"/>
+    <w:abstractNumId w:val="39"/>
   </w:num>
   <w:num w:numId="42" w16cid:durableId="147091687">
-    <w:abstractNumId w:val="35"/>
+    <w:abstractNumId w:val="38"/>
   </w:num>
   <w:num w:numId="43" w16cid:durableId="460615593">
     <w:abstractNumId w:val="15"/>
+  </w:num>
+  <w:num w:numId="44" w16cid:durableId="1293056797">
+    <w:abstractNumId w:val="28"/>
+  </w:num>
+  <w:num w:numId="45" w16cid:durableId="1574076028">
+    <w:abstractNumId w:val="36"/>
+  </w:num>
+  <w:num w:numId="46" w16cid:durableId="379670334">
+    <w:abstractNumId w:val="22"/>
+  </w:num>
+  <w:num w:numId="47" w16cid:durableId="1595089171">
+    <w:abstractNumId w:val="41"/>
   </w:num>
 </w:numbering>
 </file>
